--- a/docs/tempicoSoftwareUserManual/TausandTempicoSoftware Manual.docx
+++ b/docs/tempicoSoftwareUserManual/TausandTempicoSoftware Manual.docx
@@ -13,7 +13,6 @@
       </w:pPr>
       <w:bookmarkStart w:id="0" w:name="_Hlk535482051"/>
       <w:bookmarkEnd w:id="0"/>
-      <w:proofErr w:type="spellStart"/>
       <w:r>
         <w:rPr>
           <w:color w:val="000000" w:themeColor="text1"/>
@@ -21,7 +20,6 @@
         </w:rPr>
         <w:t>Tausand</w:t>
       </w:r>
-      <w:proofErr w:type="spellEnd"/>
     </w:p>
     <w:p>
       <w:pPr>
@@ -32,28 +30,19 @@
           <w:lang w:val="en-US"/>
         </w:rPr>
       </w:pPr>
-      <w:proofErr w:type="spellStart"/>
       <w:r>
         <w:rPr>
           <w:color w:val="000000" w:themeColor="text1"/>
           <w:lang w:val="en-US"/>
         </w:rPr>
-        <w:t>Tempico</w:t>
-      </w:r>
-      <w:proofErr w:type="spellEnd"/>
+        <w:t>Tempico Software 1.</w:t>
+      </w:r>
       <w:r>
         <w:rPr>
           <w:color w:val="000000" w:themeColor="text1"/>
           <w:lang w:val="en-US"/>
         </w:rPr>
-        <w:t xml:space="preserve"> Software 1.</w:t>
-      </w:r>
-      <w:r>
-        <w:rPr>
-          <w:color w:val="000000" w:themeColor="text1"/>
-          <w:lang w:val="en-US"/>
-        </w:rPr>
-        <w:t>2</w:t>
+        <w:t>3</w:t>
       </w:r>
       <w:r>
         <w:rPr>
@@ -77,23 +66,7 @@
           <w:color w:val="000000" w:themeColor="text1"/>
           <w:lang w:val="en-US"/>
         </w:rPr>
-        <w:t xml:space="preserve">Software for </w:t>
-      </w:r>
-      <w:proofErr w:type="spellStart"/>
-      <w:r>
-        <w:rPr>
-          <w:color w:val="000000" w:themeColor="text1"/>
-          <w:lang w:val="en-US"/>
-        </w:rPr>
-        <w:t>Tempico</w:t>
-      </w:r>
-      <w:proofErr w:type="spellEnd"/>
-      <w:r>
-        <w:rPr>
-          <w:color w:val="000000" w:themeColor="text1"/>
-          <w:lang w:val="en-US"/>
-        </w:rPr>
-        <w:t xml:space="preserve"> TP1004</w:t>
+        <w:t>Software for Tempico TP1004</w:t>
       </w:r>
     </w:p>
     <w:p>
@@ -261,7 +234,7 @@
         <w:rPr>
           <w:lang w:val="en-US"/>
         </w:rPr>
-        <w:t>1</w:t>
+        <w:t>2</w:t>
       </w:r>
     </w:p>
     <w:p>
@@ -276,13 +249,7 @@
         <w:rPr>
           <w:lang w:val="en-US"/>
         </w:rPr>
-        <w:t>J</w:t>
-      </w:r>
-      <w:r>
-        <w:rPr>
-          <w:lang w:val="en-US"/>
-        </w:rPr>
-        <w:t>une</w:t>
+        <w:t>August</w:t>
       </w:r>
       <w:r>
         <w:rPr>
@@ -294,7 +261,13 @@
         <w:rPr>
           <w:lang w:val="en-US"/>
         </w:rPr>
-        <w:t>30</w:t>
+        <w:t>1</w:t>
+      </w:r>
+      <w:r>
+        <w:rPr>
+          <w:lang w:val="en-US"/>
+        </w:rPr>
+        <w:t>8</w:t>
       </w:r>
       <w:r>
         <w:rPr>
@@ -4345,47 +4318,7 @@
           <w:szCs w:val="20"/>
           <w:lang w:val="en-US"/>
         </w:rPr>
-        <w:t xml:space="preserve">The edge type indicates the type of transition that the time-to-digital converter (TDC) must use to start or stop a measurement. There are two main types: rise edge and falling edge. An event arriving at a TDC must be a short-duration pulse that exceeds the device's resolution. Therefore, if the transition goes from a low level (0) to a high level (1), we call it a rise edge. On the other hand, if we want to register an event when the signal transitions from a high level (1) to a low level (0), we call it a falling edge. The </w:t>
-      </w:r>
-      <w:proofErr w:type="spellStart"/>
-      <w:r>
-        <w:rPr>
-          <w:rFonts w:ascii="Arial" w:hAnsi="Arial" w:cs="Arial"/>
-          <w:sz w:val="20"/>
-          <w:szCs w:val="20"/>
-          <w:lang w:val="en-US"/>
-        </w:rPr>
-        <w:t>Tausand</w:t>
-      </w:r>
-      <w:proofErr w:type="spellEnd"/>
-      <w:r>
-        <w:rPr>
-          <w:rFonts w:ascii="Arial" w:hAnsi="Arial" w:cs="Arial"/>
-          <w:sz w:val="20"/>
-          <w:szCs w:val="20"/>
-          <w:lang w:val="en-US"/>
-        </w:rPr>
-        <w:t xml:space="preserve"> </w:t>
-      </w:r>
-      <w:proofErr w:type="spellStart"/>
-      <w:r>
-        <w:rPr>
-          <w:rFonts w:ascii="Arial" w:hAnsi="Arial" w:cs="Arial"/>
-          <w:sz w:val="20"/>
-          <w:szCs w:val="20"/>
-          <w:lang w:val="en-US"/>
-        </w:rPr>
-        <w:t>Tempico</w:t>
-      </w:r>
-      <w:proofErr w:type="spellEnd"/>
-      <w:r>
-        <w:rPr>
-          <w:rFonts w:ascii="Arial" w:hAnsi="Arial" w:cs="Arial"/>
-          <w:sz w:val="20"/>
-          <w:szCs w:val="20"/>
-          <w:lang w:val="en-US"/>
-        </w:rPr>
-        <w:t xml:space="preserve"> device allows for configuring the edge type for both the start signal and the stop signals. Below is a time diagram representation with a rise edge configuration for both the start signal (red) and the stop signal (blue).</w:t>
+        <w:t>The edge type indicates the type of transition that the time-to-digital converter (TDC) must use to start or stop a measurement. There are two main types: rise edge and falling edge. An event arriving at a TDC must be a short-duration pulse that exceeds the device's resolution. Therefore, if the transition goes from a low level (0) to a high level (1), we call it a rise edge. On the other hand, if we want to register an event when the signal transitions from a high level (1) to a low level (0), we call it a falling edge. The Tausand Tempico device allows for configuring the edge type for both the start signal and the stop signals. Below is a time diagram representation with a rise edge configuration for both the start signal (red) and the stop signal (blue).</w:t>
       </w:r>
     </w:p>
     <w:p>
@@ -4567,25 +4500,14 @@
           <w:lang w:val="en-US"/>
         </w:rPr>
       </w:pPr>
-      <w:proofErr w:type="spellStart"/>
-      <w:r>
-        <w:rPr>
-          <w:rFonts w:ascii="Arial" w:hAnsi="Arial" w:cs="Arial"/>
-          <w:sz w:val="20"/>
-          <w:szCs w:val="20"/>
-          <w:lang w:val="en-US"/>
-        </w:rPr>
-        <w:t>Tempico</w:t>
-      </w:r>
-      <w:proofErr w:type="spellEnd"/>
-      <w:r>
-        <w:rPr>
-          <w:rFonts w:ascii="Arial" w:hAnsi="Arial" w:cs="Arial"/>
-          <w:sz w:val="20"/>
-          <w:szCs w:val="20"/>
-          <w:lang w:val="en-US"/>
-        </w:rPr>
-        <w:t xml:space="preserve"> software is capable of capturing data in techniques that involve the emission and detection of pulses, such as in single photon counting. Several lifetime measurement methods can be applied depending on the type of analysis being performed.</w:t>
+      <w:r>
+        <w:rPr>
+          <w:rFonts w:ascii="Arial" w:hAnsi="Arial" w:cs="Arial"/>
+          <w:sz w:val="20"/>
+          <w:szCs w:val="20"/>
+          <w:lang w:val="en-US"/>
+        </w:rPr>
+        <w:t>Tempico software is capable of capturing data in techniques that involve the emission and detection of pulses, such as in single photon counting. Several lifetime measurement methods can be applied depending on the type of analysis being performed.</w:t>
       </w:r>
     </w:p>
     <w:p>
@@ -4668,65 +4590,14 @@
           <w:lang w:val="en-US"/>
         </w:rPr>
       </w:pPr>
-      <w:proofErr w:type="spellStart"/>
-      <w:r>
-        <w:rPr>
-          <w:rFonts w:ascii="Arial" w:hAnsi="Arial" w:cs="Arial"/>
-          <w:sz w:val="20"/>
-          <w:szCs w:val="20"/>
-          <w:lang w:val="en-US"/>
-        </w:rPr>
-        <w:t>Tempico</w:t>
-      </w:r>
-      <w:proofErr w:type="spellEnd"/>
-      <w:r>
-        <w:rPr>
-          <w:rFonts w:ascii="Arial" w:hAnsi="Arial" w:cs="Arial"/>
-          <w:sz w:val="20"/>
-          <w:szCs w:val="20"/>
-          <w:lang w:val="en-US"/>
-        </w:rPr>
-        <w:t xml:space="preserve"> Software is designed to facilitate the use of the </w:t>
-      </w:r>
-      <w:proofErr w:type="spellStart"/>
-      <w:r>
-        <w:rPr>
-          <w:rFonts w:ascii="Arial" w:hAnsi="Arial" w:cs="Arial"/>
-          <w:sz w:val="20"/>
-          <w:szCs w:val="20"/>
-          <w:lang w:val="en-US"/>
-        </w:rPr>
-        <w:t>Tausand</w:t>
-      </w:r>
-      <w:proofErr w:type="spellEnd"/>
-      <w:r>
-        <w:rPr>
-          <w:rFonts w:ascii="Arial" w:hAnsi="Arial" w:cs="Arial"/>
-          <w:sz w:val="20"/>
-          <w:szCs w:val="20"/>
-          <w:lang w:val="en-US"/>
-        </w:rPr>
-        <w:t xml:space="preserve"> </w:t>
-      </w:r>
-      <w:proofErr w:type="spellStart"/>
-      <w:r>
-        <w:rPr>
-          <w:rFonts w:ascii="Arial" w:hAnsi="Arial" w:cs="Arial"/>
-          <w:sz w:val="20"/>
-          <w:szCs w:val="20"/>
-          <w:lang w:val="en-US"/>
-        </w:rPr>
-        <w:t>Tempico</w:t>
-      </w:r>
-      <w:proofErr w:type="spellEnd"/>
-      <w:r>
-        <w:rPr>
-          <w:rFonts w:ascii="Arial" w:hAnsi="Arial" w:cs="Arial"/>
-          <w:sz w:val="20"/>
-          <w:szCs w:val="20"/>
-          <w:lang w:val="en-US"/>
-        </w:rPr>
-        <w:t xml:space="preserve"> TP1004 devices. It is a graphical interface that allows for time histogram measurements and </w:t>
+      <w:r>
+        <w:rPr>
+          <w:rFonts w:ascii="Arial" w:hAnsi="Arial" w:cs="Arial"/>
+          <w:sz w:val="20"/>
+          <w:szCs w:val="20"/>
+          <w:lang w:val="en-US"/>
+        </w:rPr>
+        <w:t xml:space="preserve">Tempico Software is designed to facilitate the use of the Tausand Tempico TP1004 devices. It is a graphical interface that allows for time histogram measurements and </w:t>
       </w:r>
       <w:r>
         <w:rPr>
@@ -4746,27 +4617,7 @@
           <w:szCs w:val="20"/>
           <w:lang w:val="en-US"/>
         </w:rPr>
-        <w:t xml:space="preserve"> measurements. From the software, it is possible to configure the device, as well as save the measurement data and generated graphs in various text and image formats, respectively. Additionally, </w:t>
-      </w:r>
-      <w:proofErr w:type="spellStart"/>
-      <w:r>
-        <w:rPr>
-          <w:rFonts w:ascii="Arial" w:hAnsi="Arial" w:cs="Arial"/>
-          <w:sz w:val="20"/>
-          <w:szCs w:val="20"/>
-          <w:lang w:val="en-US"/>
-        </w:rPr>
-        <w:t>Tempico</w:t>
-      </w:r>
-      <w:proofErr w:type="spellEnd"/>
-      <w:r>
-        <w:rPr>
-          <w:rFonts w:ascii="Arial" w:hAnsi="Arial" w:cs="Arial"/>
-          <w:sz w:val="20"/>
-          <w:szCs w:val="20"/>
-          <w:lang w:val="en-US"/>
-        </w:rPr>
-        <w:t xml:space="preserve"> Software provides extra functions, such as creating custom adjustments for certain graphs, and </w:t>
+        <w:t xml:space="preserve"> measurements. From the software, it is possible to configure the device, as well as save the measurement data and generated graphs in various text and image formats, respectively. Additionally, Tempico Software provides extra functions, such as creating custom adjustments for certain graphs, and </w:t>
       </w:r>
       <w:r>
         <w:rPr>
@@ -4822,45 +4673,14 @@
           <w:lang w:val="en-US"/>
         </w:rPr>
       </w:pPr>
-      <w:proofErr w:type="spellStart"/>
-      <w:r>
-        <w:rPr>
-          <w:rFonts w:ascii="Arial" w:hAnsi="Arial" w:cs="Arial"/>
-          <w:sz w:val="20"/>
-          <w:szCs w:val="20"/>
-          <w:lang w:val="en-US"/>
-        </w:rPr>
-        <w:t>Tempico</w:t>
-      </w:r>
-      <w:proofErr w:type="spellEnd"/>
-      <w:r>
-        <w:rPr>
-          <w:rFonts w:ascii="Arial" w:hAnsi="Arial" w:cs="Arial"/>
-          <w:sz w:val="20"/>
-          <w:szCs w:val="20"/>
-          <w:lang w:val="en-US"/>
-        </w:rPr>
-        <w:t xml:space="preserve"> software is designed to run on devices with low requirements, allowing any laboratory to use it. The minimum requirements for </w:t>
-      </w:r>
-      <w:proofErr w:type="spellStart"/>
-      <w:r>
-        <w:rPr>
-          <w:rFonts w:ascii="Arial" w:hAnsi="Arial" w:cs="Arial"/>
-          <w:sz w:val="20"/>
-          <w:szCs w:val="20"/>
-          <w:lang w:val="en-US"/>
-        </w:rPr>
-        <w:t>Tempico</w:t>
-      </w:r>
-      <w:proofErr w:type="spellEnd"/>
-      <w:r>
-        <w:rPr>
-          <w:rFonts w:ascii="Arial" w:hAnsi="Arial" w:cs="Arial"/>
-          <w:sz w:val="20"/>
-          <w:szCs w:val="20"/>
-          <w:lang w:val="en-US"/>
-        </w:rPr>
-        <w:t xml:space="preserve"> Software to function are as follows:</w:t>
+      <w:r>
+        <w:rPr>
+          <w:rFonts w:ascii="Arial" w:hAnsi="Arial" w:cs="Arial"/>
+          <w:sz w:val="20"/>
+          <w:szCs w:val="20"/>
+          <w:lang w:val="en-US"/>
+        </w:rPr>
+        <w:t>Tempico software is designed to run on devices with low requirements, allowing any laboratory to use it. The minimum requirements for Tempico Software to function are as follows:</w:t>
       </w:r>
     </w:p>
     <w:p>
@@ -5021,27 +4841,7 @@
           <w:szCs w:val="20"/>
           <w:lang w:val="en-US"/>
         </w:rPr>
-        <w:t xml:space="preserve">For measurements with large data sets or long durations (greater than 6 hours), the performance of </w:t>
-      </w:r>
-      <w:proofErr w:type="spellStart"/>
-      <w:r>
-        <w:rPr>
-          <w:rFonts w:ascii="Arial" w:hAnsi="Arial" w:cs="Arial"/>
-          <w:sz w:val="20"/>
-          <w:szCs w:val="20"/>
-          <w:lang w:val="en-US"/>
-        </w:rPr>
-        <w:t>Tempico</w:t>
-      </w:r>
-      <w:proofErr w:type="spellEnd"/>
-      <w:r>
-        <w:rPr>
-          <w:rFonts w:ascii="Arial" w:hAnsi="Arial" w:cs="Arial"/>
-          <w:sz w:val="20"/>
-          <w:szCs w:val="20"/>
-          <w:lang w:val="en-US"/>
-        </w:rPr>
-        <w:t xml:space="preserve"> Software may decrease. However, on higher-performance devices, this issue is mitigated.</w:t>
+        <w:t>For measurements with large data sets or long durations (greater than 6 hours), the performance of Tempico Software may decrease. However, on higher-performance devices, this issue is mitigated.</w:t>
       </w:r>
     </w:p>
     <w:p>
@@ -5112,27 +4912,7 @@
           <w:szCs w:val="20"/>
           <w:lang w:val="en-US"/>
         </w:rPr>
-        <w:t xml:space="preserve">The first step is to download the software from the </w:t>
-      </w:r>
-      <w:proofErr w:type="spellStart"/>
-      <w:r>
-        <w:rPr>
-          <w:rFonts w:ascii="Arial" w:hAnsi="Arial" w:cs="Arial"/>
-          <w:sz w:val="20"/>
-          <w:szCs w:val="20"/>
-          <w:lang w:val="en-US"/>
-        </w:rPr>
-        <w:t>Tausand</w:t>
-      </w:r>
-      <w:proofErr w:type="spellEnd"/>
-      <w:r>
-        <w:rPr>
-          <w:rFonts w:ascii="Arial" w:hAnsi="Arial" w:cs="Arial"/>
-          <w:sz w:val="20"/>
-          <w:szCs w:val="20"/>
-          <w:lang w:val="en-US"/>
-        </w:rPr>
-        <w:t xml:space="preserve"> website: </w:t>
+        <w:t xml:space="preserve">The first step is to download the software from the Tausand website: </w:t>
       </w:r>
       <w:hyperlink r:id="rId11" w:tgtFrame="_new" w:history="1">
         <w:r>
@@ -5480,35 +5260,7 @@
         <w:rPr>
           <w:lang w:val="en-US"/>
         </w:rPr>
-        <w:t xml:space="preserve">On Ubuntu, you only need to download the compressed (.zip) file from the official page. Once downloaded, extract its contents and run the </w:t>
-      </w:r>
-      <w:proofErr w:type="spellStart"/>
-      <w:r>
-        <w:rPr>
-          <w:lang w:val="en-US"/>
-        </w:rPr>
-        <w:t>AppImage</w:t>
-      </w:r>
-      <w:proofErr w:type="spellEnd"/>
-      <w:r>
-        <w:rPr>
-          <w:lang w:val="en-US"/>
-        </w:rPr>
-        <w:t xml:space="preserve"> file found inside. With this process, </w:t>
-      </w:r>
-      <w:proofErr w:type="spellStart"/>
-      <w:r>
-        <w:rPr>
-          <w:lang w:val="en-US"/>
-        </w:rPr>
-        <w:t>Tempico</w:t>
-      </w:r>
-      <w:proofErr w:type="spellEnd"/>
-      <w:r>
-        <w:rPr>
-          <w:lang w:val="en-US"/>
-        </w:rPr>
-        <w:t xml:space="preserve"> Software will be ready to use on your system.</w:t>
+        <w:t>On Ubuntu, you only need to download the compressed (.zip) file from the official page. Once downloaded, extract its contents and run the AppImage file found inside. With this process, Tempico Software will be ready to use on your system.</w:t>
       </w:r>
     </w:p>
     <w:p>
@@ -5638,27 +5390,7 @@
           <w:szCs w:val="20"/>
           <w:lang w:val="en-US"/>
         </w:rPr>
-        <w:t>On macOS, you only need to download the .zip file and extract its contents to your preferred folder. The file named “</w:t>
-      </w:r>
-      <w:proofErr w:type="spellStart"/>
-      <w:r>
-        <w:rPr>
-          <w:rFonts w:ascii="Arial" w:hAnsi="Arial" w:cs="Arial"/>
-          <w:sz w:val="20"/>
-          <w:szCs w:val="20"/>
-          <w:lang w:val="en-US"/>
-        </w:rPr>
-        <w:t>Tempico</w:t>
-      </w:r>
-      <w:proofErr w:type="spellEnd"/>
-      <w:r>
-        <w:rPr>
-          <w:rFonts w:ascii="Arial" w:hAnsi="Arial" w:cs="Arial"/>
-          <w:sz w:val="20"/>
-          <w:szCs w:val="20"/>
-          <w:lang w:val="en-US"/>
-        </w:rPr>
-        <w:t xml:space="preserve"> Software” is the one you need to run to launch the program.</w:t>
+        <w:t>On macOS, you only need to download the .zip file and extract its contents to your preferred folder. The file named “Tempico Software” is the one you need to run to launch the program.</w:t>
       </w:r>
     </w:p>
     <w:p>
@@ -5816,27 +5548,7 @@
           <w:szCs w:val="20"/>
           <w:lang w:val="en-US"/>
         </w:rPr>
-        <w:t xml:space="preserve">To ensure the proper functioning of </w:t>
-      </w:r>
-      <w:proofErr w:type="spellStart"/>
-      <w:r>
-        <w:rPr>
-          <w:rFonts w:ascii="Arial" w:hAnsi="Arial" w:cs="Arial"/>
-          <w:sz w:val="20"/>
-          <w:szCs w:val="20"/>
-          <w:lang w:val="en-US"/>
-        </w:rPr>
-        <w:t>Tempico</w:t>
-      </w:r>
-      <w:proofErr w:type="spellEnd"/>
-      <w:r>
-        <w:rPr>
-          <w:rFonts w:ascii="Arial" w:hAnsi="Arial" w:cs="Arial"/>
-          <w:sz w:val="20"/>
-          <w:szCs w:val="20"/>
-          <w:lang w:val="en-US"/>
-        </w:rPr>
-        <w:t xml:space="preserve"> Software, it is necessary to perform certain validations on the operating system.</w:t>
+        <w:t>To ensure the proper functioning of Tempico Software, it is necessary to perform certain validations on the operating system.</w:t>
       </w:r>
     </w:p>
     <w:p>
@@ -5881,67 +5593,7 @@
           <w:szCs w:val="20"/>
           <w:lang w:val="en-US"/>
         </w:rPr>
-        <w:t xml:space="preserve">You should ensure that the </w:t>
-      </w:r>
-      <w:proofErr w:type="spellStart"/>
-      <w:r>
-        <w:rPr>
-          <w:rFonts w:ascii="Arial" w:hAnsi="Arial" w:cs="Arial"/>
-          <w:sz w:val="20"/>
-          <w:szCs w:val="20"/>
-          <w:lang w:val="en-US"/>
-        </w:rPr>
-        <w:t>Tempico</w:t>
-      </w:r>
-      <w:proofErr w:type="spellEnd"/>
-      <w:r>
-        <w:rPr>
-          <w:rFonts w:ascii="Arial" w:hAnsi="Arial" w:cs="Arial"/>
-          <w:sz w:val="20"/>
-          <w:szCs w:val="20"/>
-          <w:lang w:val="en-US"/>
-        </w:rPr>
-        <w:t xml:space="preserve"> device is recognized by the COM ports. To do this, follow these steps: If, when connecting and turning on the device for the first time, a window appears indicating that the </w:t>
-      </w:r>
-      <w:proofErr w:type="spellStart"/>
-      <w:r>
-        <w:rPr>
-          <w:rFonts w:ascii="Arial" w:hAnsi="Arial" w:cs="Arial"/>
-          <w:sz w:val="20"/>
-          <w:szCs w:val="20"/>
-          <w:lang w:val="en-US"/>
-        </w:rPr>
-        <w:t>Tempico</w:t>
-      </w:r>
-      <w:proofErr w:type="spellEnd"/>
-      <w:r>
-        <w:rPr>
-          <w:rFonts w:ascii="Arial" w:hAnsi="Arial" w:cs="Arial"/>
-          <w:sz w:val="20"/>
-          <w:szCs w:val="20"/>
-          <w:lang w:val="en-US"/>
-        </w:rPr>
-        <w:t xml:space="preserve"> device is being configured, it means that Windows has recognized it correctly. If this does not happen, you can access the Device Manager without having the device connected and navigate it to the COM and LPT ports section. Then, connect and turn on the device. The port table should be updated; if it does not, close and reopen the window. When doing so, a new COM device should appear, indicating that the </w:t>
-      </w:r>
-      <w:proofErr w:type="spellStart"/>
-      <w:r>
-        <w:rPr>
-          <w:rFonts w:ascii="Arial" w:hAnsi="Arial" w:cs="Arial"/>
-          <w:sz w:val="20"/>
-          <w:szCs w:val="20"/>
-          <w:lang w:val="en-US"/>
-        </w:rPr>
-        <w:t>Tempico</w:t>
-      </w:r>
-      <w:proofErr w:type="spellEnd"/>
-      <w:r>
-        <w:rPr>
-          <w:rFonts w:ascii="Arial" w:hAnsi="Arial" w:cs="Arial"/>
-          <w:sz w:val="20"/>
-          <w:szCs w:val="20"/>
-          <w:lang w:val="en-US"/>
-        </w:rPr>
-        <w:t xml:space="preserve"> has been correctly detected.</w:t>
+        <w:t>You should ensure that the Tempico device is recognized by the COM ports. To do this, follow these steps: If, when connecting and turning on the device for the first time, a window appears indicating that the Tempico device is being configured, it means that Windows has recognized it correctly. If this does not happen, you can access the Device Manager without having the device connected and navigate it to the COM and LPT ports section. Then, connect and turn on the device. The port table should be updated; if it does not, close and reopen the window. When doing so, a new COM device should appear, indicating that the Tempico has been correctly detected.</w:t>
       </w:r>
     </w:p>
     <w:p>
@@ -5991,10 +5643,31 @@
           <w:szCs w:val="20"/>
           <w:lang w:val="en-US"/>
         </w:rPr>
-        <w:t>ls /dev/</w:t>
-      </w:r>
-      <w:proofErr w:type="spellStart"/>
-      <w:r>
+        <w:t>ls /dev/tty*</w:t>
+      </w:r>
+    </w:p>
+    <w:p>
+      <w:pPr>
+        <w:rPr>
+          <w:rFonts w:ascii="Arial" w:hAnsi="Arial" w:cs="Arial"/>
+          <w:sz w:val="20"/>
+          <w:szCs w:val="20"/>
+          <w:lang w:val="en-US"/>
+        </w:rPr>
+      </w:pPr>
+      <w:r>
+        <w:rPr>
+          <w:rFonts w:ascii="Arial" w:hAnsi="Arial" w:cs="Arial"/>
+          <w:sz w:val="20"/>
+          <w:szCs w:val="20"/>
+          <w:lang w:val="en-US"/>
+        </w:rPr>
+        <w:t>In this case, it is also necessary to verify that the ports are correctly detecting the device. To do this, we will use the command above, which lists the devices connected to the serial ports. First, we will run this command without the Tempico device connected and then run it again with the device connected. We will observe which new device has been detected</w:t>
+      </w:r>
+    </w:p>
+    <w:p>
+      <w:pPr>
+        <w:jc w:val="center"/>
         <w:rPr>
           <w:rFonts w:ascii="Arial" w:hAnsi="Arial" w:cs="Arial"/>
           <w:b/>
@@ -6003,9 +5676,7 @@
           <w:szCs w:val="20"/>
           <w:lang w:val="en-US"/>
         </w:rPr>
-        <w:t>tty</w:t>
-      </w:r>
-      <w:proofErr w:type="spellEnd"/>
+      </w:pPr>
       <w:r>
         <w:rPr>
           <w:rFonts w:ascii="Arial" w:hAnsi="Arial" w:cs="Arial"/>
@@ -6015,46 +5686,52 @@
           <w:szCs w:val="20"/>
           <w:lang w:val="en-US"/>
         </w:rPr>
-        <w:t>*</w:t>
-      </w:r>
-    </w:p>
-    <w:p>
-      <w:pPr>
-        <w:rPr>
-          <w:rFonts w:ascii="Arial" w:hAnsi="Arial" w:cs="Arial"/>
-          <w:sz w:val="20"/>
-          <w:szCs w:val="20"/>
-          <w:lang w:val="en-US"/>
-        </w:rPr>
-      </w:pPr>
-      <w:r>
-        <w:rPr>
-          <w:rFonts w:ascii="Arial" w:hAnsi="Arial" w:cs="Arial"/>
-          <w:sz w:val="20"/>
-          <w:szCs w:val="20"/>
-          <w:lang w:val="en-US"/>
-        </w:rPr>
-        <w:t xml:space="preserve">In this case, it is also necessary to verify that the ports are correctly detecting the device. To do this, we will use the command above, which lists the devices connected to the serial ports. First, we will run this command without the </w:t>
-      </w:r>
-      <w:proofErr w:type="spellStart"/>
-      <w:r>
-        <w:rPr>
-          <w:rFonts w:ascii="Arial" w:hAnsi="Arial" w:cs="Arial"/>
-          <w:sz w:val="20"/>
-          <w:szCs w:val="20"/>
-          <w:lang w:val="en-US"/>
-        </w:rPr>
-        <w:t>Tempico</w:t>
-      </w:r>
-      <w:proofErr w:type="spellEnd"/>
-      <w:r>
-        <w:rPr>
-          <w:rFonts w:ascii="Arial" w:hAnsi="Arial" w:cs="Arial"/>
-          <w:sz w:val="20"/>
-          <w:szCs w:val="20"/>
-          <w:lang w:val="en-US"/>
-        </w:rPr>
-        <w:t xml:space="preserve"> device connected and then run it again with the device connected. We will observe which new device has been detected</w:t>
+        <w:t>sudo adduser "username" dialout</w:t>
+      </w:r>
+    </w:p>
+    <w:p>
+      <w:pPr>
+        <w:rPr>
+          <w:rFonts w:ascii="Arial" w:hAnsi="Arial" w:cs="Arial"/>
+          <w:sz w:val="20"/>
+          <w:szCs w:val="20"/>
+          <w:lang w:val="en-US"/>
+        </w:rPr>
+      </w:pPr>
+      <w:r>
+        <w:rPr>
+          <w:rFonts w:ascii="Arial" w:hAnsi="Arial" w:cs="Arial"/>
+          <w:sz w:val="20"/>
+          <w:szCs w:val="20"/>
+          <w:lang w:val="en-US"/>
+        </w:rPr>
+        <w:t>If an error occurs indicating that the serial port could not be opened, it is possible that the user does not belong to the dialout group. To resolve this, we will execute the command above. This will allow us to access the system's serial ports.</w:t>
+      </w:r>
+    </w:p>
+    <w:p>
+      <w:pPr>
+        <w:rPr>
+          <w:rFonts w:ascii="Arial" w:hAnsi="Arial" w:cs="Arial"/>
+          <w:sz w:val="20"/>
+          <w:szCs w:val="20"/>
+        </w:rPr>
+      </w:pPr>
+      <w:r>
+        <w:rPr>
+          <w:rFonts w:ascii="Arial" w:hAnsi="Arial" w:cs="Arial"/>
+          <w:sz w:val="20"/>
+          <w:szCs w:val="20"/>
+        </w:rPr>
+        <w:lastRenderedPageBreak/>
+        <w:t>Si el comando no e</w:t>
+      </w:r>
+      <w:r>
+        <w:rPr>
+          <w:rFonts w:ascii="Arial" w:hAnsi="Arial" w:cs="Arial"/>
+          <w:sz w:val="20"/>
+          <w:szCs w:val="20"/>
+        </w:rPr>
+        <w:t>s suficiente y el software sigue lanzando errores debe verificarse cual es el puerto tty que se esta usando y debe ejecutarse lo siguiente:</w:t>
       </w:r>
     </w:p>
     <w:p>
@@ -6069,7 +5746,6 @@
           <w:lang w:val="en-US"/>
         </w:rPr>
       </w:pPr>
-      <w:proofErr w:type="spellStart"/>
       <w:r>
         <w:rPr>
           <w:rFonts w:ascii="Arial" w:hAnsi="Arial" w:cs="Arial"/>
@@ -6079,9 +5755,8 @@
           <w:szCs w:val="20"/>
           <w:lang w:val="en-US"/>
         </w:rPr>
-        <w:t>sudo</w:t>
-      </w:r>
-      <w:proofErr w:type="spellEnd"/>
+        <w:t xml:space="preserve">sudo </w:t>
+      </w:r>
       <w:r>
         <w:rPr>
           <w:rFonts w:ascii="Arial" w:hAnsi="Arial" w:cs="Arial"/>
@@ -6091,9 +5766,8 @@
           <w:szCs w:val="20"/>
           <w:lang w:val="en-US"/>
         </w:rPr>
-        <w:t xml:space="preserve"> </w:t>
-      </w:r>
-      <w:proofErr w:type="spellStart"/>
+        <w:t>ch mod 666 /dev/tty</w:t>
+      </w:r>
       <w:r>
         <w:rPr>
           <w:rFonts w:ascii="Arial" w:hAnsi="Arial" w:cs="Arial"/>
@@ -6103,9 +5777,8 @@
           <w:szCs w:val="20"/>
           <w:lang w:val="en-US"/>
         </w:rPr>
-        <w:t>adduser</w:t>
-      </w:r>
-      <w:proofErr w:type="spellEnd"/>
+        <w:t>"</w:t>
+      </w:r>
       <w:r>
         <w:rPr>
           <w:rFonts w:ascii="Arial" w:hAnsi="Arial" w:cs="Arial"/>
@@ -6115,236 +5788,8 @@
           <w:szCs w:val="20"/>
           <w:lang w:val="en-US"/>
         </w:rPr>
-        <w:t xml:space="preserve"> "username" </w:t>
-      </w:r>
-      <w:proofErr w:type="spellStart"/>
-      <w:r>
-        <w:rPr>
-          <w:rFonts w:ascii="Arial" w:hAnsi="Arial" w:cs="Arial"/>
-          <w:b/>
-          <w:bCs/>
-          <w:sz w:val="20"/>
-          <w:szCs w:val="20"/>
-          <w:lang w:val="en-US"/>
-        </w:rPr>
-        <w:t>dialout</w:t>
-      </w:r>
-      <w:proofErr w:type="spellEnd"/>
-    </w:p>
-    <w:p>
-      <w:pPr>
-        <w:rPr>
-          <w:rFonts w:ascii="Arial" w:hAnsi="Arial" w:cs="Arial"/>
-          <w:sz w:val="20"/>
-          <w:szCs w:val="20"/>
-          <w:lang w:val="en-US"/>
-        </w:rPr>
-      </w:pPr>
-      <w:r>
-        <w:rPr>
-          <w:rFonts w:ascii="Arial" w:hAnsi="Arial" w:cs="Arial"/>
-          <w:sz w:val="20"/>
-          <w:szCs w:val="20"/>
-          <w:lang w:val="en-US"/>
-        </w:rPr>
-        <w:t xml:space="preserve">If an error occurs indicating that the serial port could not be opened, it is possible that the user does not belong to the </w:t>
-      </w:r>
-      <w:proofErr w:type="spellStart"/>
-      <w:r>
-        <w:rPr>
-          <w:rFonts w:ascii="Arial" w:hAnsi="Arial" w:cs="Arial"/>
-          <w:sz w:val="20"/>
-          <w:szCs w:val="20"/>
-          <w:lang w:val="en-US"/>
-        </w:rPr>
-        <w:t>dialout</w:t>
-      </w:r>
-      <w:proofErr w:type="spellEnd"/>
-      <w:r>
-        <w:rPr>
-          <w:rFonts w:ascii="Arial" w:hAnsi="Arial" w:cs="Arial"/>
-          <w:sz w:val="20"/>
-          <w:szCs w:val="20"/>
-          <w:lang w:val="en-US"/>
-        </w:rPr>
-        <w:t xml:space="preserve"> group. To resolve this, we will execute the command above. This will allow us to access the system's serial ports.</w:t>
-      </w:r>
-    </w:p>
-    <w:p>
-      <w:pPr>
-        <w:rPr>
-          <w:rFonts w:ascii="Arial" w:hAnsi="Arial" w:cs="Arial"/>
-          <w:sz w:val="20"/>
-          <w:szCs w:val="20"/>
-        </w:rPr>
-      </w:pPr>
-      <w:r>
-        <w:rPr>
-          <w:rFonts w:ascii="Arial" w:hAnsi="Arial" w:cs="Arial"/>
-          <w:sz w:val="20"/>
-          <w:szCs w:val="20"/>
-        </w:rPr>
-        <w:lastRenderedPageBreak/>
-        <w:t>Si el comando no e</w:t>
-      </w:r>
-      <w:r>
-        <w:rPr>
-          <w:rFonts w:ascii="Arial" w:hAnsi="Arial" w:cs="Arial"/>
-          <w:sz w:val="20"/>
-          <w:szCs w:val="20"/>
-        </w:rPr>
-        <w:t xml:space="preserve">s suficiente y el software sigue lanzando errores debe verificarse </w:t>
-      </w:r>
-      <w:proofErr w:type="spellStart"/>
-      <w:r>
-        <w:rPr>
-          <w:rFonts w:ascii="Arial" w:hAnsi="Arial" w:cs="Arial"/>
-          <w:sz w:val="20"/>
-          <w:szCs w:val="20"/>
-        </w:rPr>
-        <w:t>cual</w:t>
-      </w:r>
-      <w:proofErr w:type="spellEnd"/>
-      <w:r>
-        <w:rPr>
-          <w:rFonts w:ascii="Arial" w:hAnsi="Arial" w:cs="Arial"/>
-          <w:sz w:val="20"/>
-          <w:szCs w:val="20"/>
-        </w:rPr>
-        <w:t xml:space="preserve"> es el puerto </w:t>
-      </w:r>
-      <w:proofErr w:type="spellStart"/>
-      <w:r>
-        <w:rPr>
-          <w:rFonts w:ascii="Arial" w:hAnsi="Arial" w:cs="Arial"/>
-          <w:sz w:val="20"/>
-          <w:szCs w:val="20"/>
-        </w:rPr>
-        <w:t>tty</w:t>
-      </w:r>
-      <w:proofErr w:type="spellEnd"/>
-      <w:r>
-        <w:rPr>
-          <w:rFonts w:ascii="Arial" w:hAnsi="Arial" w:cs="Arial"/>
-          <w:sz w:val="20"/>
-          <w:szCs w:val="20"/>
-        </w:rPr>
-        <w:t xml:space="preserve"> que se </w:t>
-      </w:r>
-      <w:proofErr w:type="spellStart"/>
-      <w:r>
-        <w:rPr>
-          <w:rFonts w:ascii="Arial" w:hAnsi="Arial" w:cs="Arial"/>
-          <w:sz w:val="20"/>
-          <w:szCs w:val="20"/>
-        </w:rPr>
-        <w:t>esta</w:t>
-      </w:r>
-      <w:proofErr w:type="spellEnd"/>
-      <w:r>
-        <w:rPr>
-          <w:rFonts w:ascii="Arial" w:hAnsi="Arial" w:cs="Arial"/>
-          <w:sz w:val="20"/>
-          <w:szCs w:val="20"/>
-        </w:rPr>
-        <w:t xml:space="preserve"> usando y debe ejecutarse lo siguiente:</w:t>
-      </w:r>
-    </w:p>
-    <w:p>
-      <w:pPr>
-        <w:jc w:val="center"/>
-        <w:rPr>
-          <w:rFonts w:ascii="Arial" w:hAnsi="Arial" w:cs="Arial"/>
-          <w:b/>
-          <w:bCs/>
-          <w:sz w:val="20"/>
-          <w:szCs w:val="20"/>
-          <w:lang w:val="en-US"/>
-        </w:rPr>
-      </w:pPr>
-      <w:proofErr w:type="spellStart"/>
-      <w:r>
-        <w:rPr>
-          <w:rFonts w:ascii="Arial" w:hAnsi="Arial" w:cs="Arial"/>
-          <w:b/>
-          <w:bCs/>
-          <w:sz w:val="20"/>
-          <w:szCs w:val="20"/>
-          <w:lang w:val="en-US"/>
-        </w:rPr>
-        <w:t>sudo</w:t>
-      </w:r>
-      <w:proofErr w:type="spellEnd"/>
-      <w:r>
-        <w:rPr>
-          <w:rFonts w:ascii="Arial" w:hAnsi="Arial" w:cs="Arial"/>
-          <w:b/>
-          <w:bCs/>
-          <w:sz w:val="20"/>
-          <w:szCs w:val="20"/>
-          <w:lang w:val="en-US"/>
-        </w:rPr>
-        <w:t xml:space="preserve"> </w:t>
-      </w:r>
-      <w:proofErr w:type="spellStart"/>
-      <w:r>
-        <w:rPr>
-          <w:rFonts w:ascii="Arial" w:hAnsi="Arial" w:cs="Arial"/>
-          <w:b/>
-          <w:bCs/>
-          <w:sz w:val="20"/>
-          <w:szCs w:val="20"/>
-          <w:lang w:val="en-US"/>
-        </w:rPr>
-        <w:t>ch</w:t>
-      </w:r>
-      <w:proofErr w:type="spellEnd"/>
-      <w:r>
-        <w:rPr>
-          <w:rFonts w:ascii="Arial" w:hAnsi="Arial" w:cs="Arial"/>
-          <w:b/>
-          <w:bCs/>
-          <w:sz w:val="20"/>
-          <w:szCs w:val="20"/>
-          <w:lang w:val="en-US"/>
-        </w:rPr>
-        <w:t xml:space="preserve"> mod 666 /dev/</w:t>
-      </w:r>
-      <w:proofErr w:type="spellStart"/>
-      <w:r>
-        <w:rPr>
-          <w:rFonts w:ascii="Arial" w:hAnsi="Arial" w:cs="Arial"/>
-          <w:b/>
-          <w:bCs/>
-          <w:sz w:val="20"/>
-          <w:szCs w:val="20"/>
-          <w:lang w:val="en-US"/>
-        </w:rPr>
-        <w:t>tty</w:t>
-      </w:r>
-      <w:r>
-        <w:rPr>
-          <w:rFonts w:ascii="Arial" w:hAnsi="Arial" w:cs="Arial"/>
-          <w:b/>
-          <w:bCs/>
-          <w:sz w:val="20"/>
-          <w:szCs w:val="20"/>
-          <w:lang w:val="en-US"/>
-        </w:rPr>
-        <w:t>"</w:t>
-      </w:r>
-      <w:r>
-        <w:rPr>
-          <w:rFonts w:ascii="Arial" w:hAnsi="Arial" w:cs="Arial"/>
-          <w:b/>
-          <w:bCs/>
-          <w:sz w:val="20"/>
-          <w:szCs w:val="20"/>
-          <w:lang w:val="en-US"/>
-        </w:rPr>
         <w:t>port</w:t>
       </w:r>
-      <w:proofErr w:type="spellEnd"/>
       <w:r>
         <w:rPr>
           <w:rFonts w:ascii="Arial" w:hAnsi="Arial" w:cs="Arial"/>
@@ -6433,86 +5878,26 @@
           <w:szCs w:val="20"/>
           <w:lang w:val="en-US"/>
         </w:rPr>
-        <w:t xml:space="preserve">To verify that the device is correctly connected to Mac, we must, with the </w:t>
-      </w:r>
-      <w:proofErr w:type="spellStart"/>
-      <w:r>
-        <w:rPr>
-          <w:rFonts w:ascii="Arial" w:hAnsi="Arial" w:cs="Arial"/>
-          <w:sz w:val="20"/>
-          <w:szCs w:val="20"/>
-          <w:lang w:val="en-US"/>
-        </w:rPr>
-        <w:t>Tempico</w:t>
-      </w:r>
-      <w:proofErr w:type="spellEnd"/>
-      <w:r>
-        <w:rPr>
-          <w:rFonts w:ascii="Arial" w:hAnsi="Arial" w:cs="Arial"/>
-          <w:sz w:val="20"/>
-          <w:szCs w:val="20"/>
-          <w:lang w:val="en-US"/>
-        </w:rPr>
-        <w:t xml:space="preserve"> turned off, execute the command above. This will provide a list of connected devices. Then, we run the command again with the </w:t>
-      </w:r>
-      <w:proofErr w:type="spellStart"/>
-      <w:r>
-        <w:rPr>
-          <w:rFonts w:ascii="Arial" w:hAnsi="Arial" w:cs="Arial"/>
-          <w:sz w:val="20"/>
-          <w:szCs w:val="20"/>
-          <w:lang w:val="en-US"/>
-        </w:rPr>
-        <w:t>Tempico</w:t>
-      </w:r>
-      <w:proofErr w:type="spellEnd"/>
-      <w:r>
-        <w:rPr>
-          <w:rFonts w:ascii="Arial" w:hAnsi="Arial" w:cs="Arial"/>
-          <w:sz w:val="20"/>
-          <w:szCs w:val="20"/>
-          <w:lang w:val="en-US"/>
-        </w:rPr>
-        <w:t xml:space="preserve"> turned on and observe which new port appears in the list.</w:t>
-      </w:r>
-    </w:p>
-    <w:p>
-      <w:pPr>
-        <w:rPr>
-          <w:rFonts w:ascii="Arial" w:hAnsi="Arial" w:cs="Arial"/>
-          <w:sz w:val="20"/>
-          <w:szCs w:val="20"/>
-          <w:lang w:val="en-US"/>
-        </w:rPr>
-      </w:pPr>
-      <w:r>
-        <w:rPr>
-          <w:rFonts w:ascii="Arial" w:hAnsi="Arial" w:cs="Arial"/>
-          <w:sz w:val="20"/>
-          <w:szCs w:val="20"/>
-          <w:lang w:val="en-US"/>
-        </w:rPr>
-        <w:t xml:space="preserve">If the device is not detected, the software will not recognize the connection, making it impossible to use the software. In this case, please contact </w:t>
-      </w:r>
-      <w:proofErr w:type="spellStart"/>
-      <w:r>
-        <w:rPr>
-          <w:rFonts w:ascii="Arial" w:hAnsi="Arial" w:cs="Arial"/>
-          <w:sz w:val="20"/>
-          <w:szCs w:val="20"/>
-          <w:lang w:val="en-US"/>
-        </w:rPr>
-        <w:t>Tausand</w:t>
-      </w:r>
-      <w:proofErr w:type="spellEnd"/>
-      <w:r>
-        <w:rPr>
-          <w:rFonts w:ascii="Arial" w:hAnsi="Arial" w:cs="Arial"/>
-          <w:sz w:val="20"/>
-          <w:szCs w:val="20"/>
-          <w:lang w:val="en-US"/>
-        </w:rPr>
-        <w:t xml:space="preserve"> support at: support@tausand.com.</w:t>
+        <w:t>To verify that the device is correctly connected to Mac, we must, with the Tempico turned off, execute the command above. This will provide a list of connected devices. Then, we run the command again with the Tempico turned on and observe which new port appears in the list.</w:t>
+      </w:r>
+    </w:p>
+    <w:p>
+      <w:pPr>
+        <w:rPr>
+          <w:rFonts w:ascii="Arial" w:hAnsi="Arial" w:cs="Arial"/>
+          <w:sz w:val="20"/>
+          <w:szCs w:val="20"/>
+          <w:lang w:val="en-US"/>
+        </w:rPr>
+      </w:pPr>
+      <w:r>
+        <w:rPr>
+          <w:rFonts w:ascii="Arial" w:hAnsi="Arial" w:cs="Arial"/>
+          <w:sz w:val="20"/>
+          <w:szCs w:val="20"/>
+          <w:lang w:val="en-US"/>
+        </w:rPr>
+        <w:t>If the device is not detected, the software will not recognize the connection, making it impossible to use the software. In this case, please contact Tausand support at: support@tausand.com.</w:t>
       </w:r>
     </w:p>
     <w:p>
@@ -6537,27 +5922,7 @@
           <w:szCs w:val="28"/>
           <w:lang w:val="en-US"/>
         </w:rPr>
-        <w:t xml:space="preserve">Open the software and select a </w:t>
-      </w:r>
-      <w:proofErr w:type="spellStart"/>
-      <w:r>
-        <w:rPr>
-          <w:rFonts w:ascii="Arial" w:hAnsi="Arial" w:cs="Arial"/>
-          <w:sz w:val="28"/>
-          <w:szCs w:val="28"/>
-          <w:lang w:val="en-US"/>
-        </w:rPr>
-        <w:t>Tempico</w:t>
-      </w:r>
-      <w:proofErr w:type="spellEnd"/>
-      <w:r>
-        <w:rPr>
-          <w:rFonts w:ascii="Arial" w:hAnsi="Arial" w:cs="Arial"/>
-          <w:sz w:val="28"/>
-          <w:szCs w:val="28"/>
-          <w:lang w:val="en-US"/>
-        </w:rPr>
-        <w:t xml:space="preserve"> device</w:t>
+        <w:t>Open the software and select a Tempico device</w:t>
       </w:r>
       <w:bookmarkEnd w:id="21"/>
     </w:p>
@@ -6593,7 +5958,7 @@
           <w:lang w:val="en-US"/>
         </w:rPr>
         <w:drawing>
-          <wp:inline distT="0" distB="0" distL="0" distR="0" wp14:anchorId="525FDEF1" wp14:editId="6283A82E">
+          <wp:inline distT="0" distB="0" distL="0" distR="0" wp14:anchorId="525FDEF1" wp14:editId="375EABCD">
             <wp:extent cx="3013544" cy="1349241"/>
             <wp:effectExtent l="0" t="0" r="0" b="0"/>
             <wp:docPr id="358429826" name="Imagen 1" descr="Logotipo&#10;&#10;Descripción generada automáticamente"/>
@@ -6700,27 +6065,7 @@
           <w:szCs w:val="20"/>
           <w:lang w:val="en-US"/>
         </w:rPr>
-        <w:t xml:space="preserve">If the software is opened and the device is not turned on, the window will not recognize the connection. Therefore, it is necessary to click the "Refresh" button to update the list of ports with a </w:t>
-      </w:r>
-      <w:proofErr w:type="spellStart"/>
-      <w:r>
-        <w:rPr>
-          <w:rFonts w:ascii="Arial" w:hAnsi="Arial" w:cs="Arial"/>
-          <w:sz w:val="20"/>
-          <w:szCs w:val="20"/>
-          <w:lang w:val="en-US"/>
-        </w:rPr>
-        <w:t>Tempico</w:t>
-      </w:r>
-      <w:proofErr w:type="spellEnd"/>
-      <w:r>
-        <w:rPr>
-          <w:rFonts w:ascii="Arial" w:hAnsi="Arial" w:cs="Arial"/>
-          <w:sz w:val="20"/>
-          <w:szCs w:val="20"/>
-          <w:lang w:val="en-US"/>
-        </w:rPr>
-        <w:t xml:space="preserve"> device.</w:t>
+        <w:t>If the software is opened and the device is not turned on, the window will not recognize the connection. Therefore, it is necessary to click the "Refresh" button to update the list of ports with a Tempico device.</w:t>
       </w:r>
     </w:p>
     <w:p>
@@ -6950,25 +6295,7 @@
           <w:szCs w:val="20"/>
           <w:lang w:val="en-US"/>
         </w:rPr>
-        <w:t xml:space="preserve">It is also possible to disconnect the device if we want to use another </w:t>
-      </w:r>
-      <w:proofErr w:type="spellStart"/>
-      <w:r>
-        <w:rPr>
-          <w:sz w:val="20"/>
-          <w:szCs w:val="20"/>
-          <w:lang w:val="en-US"/>
-        </w:rPr>
-        <w:t>Tempico</w:t>
-      </w:r>
-      <w:proofErr w:type="spellEnd"/>
-      <w:r>
-        <w:rPr>
-          <w:sz w:val="20"/>
-          <w:szCs w:val="20"/>
-          <w:lang w:val="en-US"/>
-        </w:rPr>
-        <w:t>. To do so, click the "Disconnect" button. If an error occurs while connecting to the device, the following error window will be displayed:</w:t>
+        <w:t>It is also possible to disconnect the device if we want to use another Tempico. To do so, click the "Disconnect" button. If an error occurs while connecting to the device, the following error window will be displayed:</w:t>
       </w:r>
     </w:p>
     <w:p>
@@ -7036,27 +6363,7 @@
           <w:szCs w:val="20"/>
           <w:lang w:val="en-US"/>
         </w:rPr>
-        <w:t xml:space="preserve">If this happens, it should be verified that no other program has established communication with the </w:t>
-      </w:r>
-      <w:proofErr w:type="spellStart"/>
-      <w:r>
-        <w:rPr>
-          <w:rFonts w:ascii="Arial" w:hAnsi="Arial" w:cs="Arial"/>
-          <w:sz w:val="20"/>
-          <w:szCs w:val="20"/>
-          <w:lang w:val="en-US"/>
-        </w:rPr>
-        <w:t>Tempico</w:t>
-      </w:r>
-      <w:proofErr w:type="spellEnd"/>
-      <w:r>
-        <w:rPr>
-          <w:rFonts w:ascii="Arial" w:hAnsi="Arial" w:cs="Arial"/>
-          <w:sz w:val="20"/>
-          <w:szCs w:val="20"/>
-          <w:lang w:val="en-US"/>
-        </w:rPr>
-        <w:t>, and ensure that the USB connection, whether the cable or the physical port, is in good condition. If no issues are found after verifying this, support should be contacted to find a solution to the problem.</w:t>
+        <w:t>If this happens, it should be verified that no other program has established communication with the Tempico, and ensure that the USB connection, whether the cable or the physical port, is in good condition. If no issues are found after verifying this, support should be contacted to find a solution to the problem.</w:t>
       </w:r>
     </w:p>
     <w:p>
@@ -7170,47 +6477,7 @@
           <w:szCs w:val="20"/>
           <w:lang w:val="en-US"/>
         </w:rPr>
-        <w:t xml:space="preserve">For each channel, you can modify the number of average cycles, the mode that defines the time range for measurements, the number of stops, the edge type and the stop mask. All these options provide a dropdown menu with the options allowed by the device (refer to the </w:t>
-      </w:r>
-      <w:proofErr w:type="spellStart"/>
-      <w:r>
-        <w:rPr>
-          <w:rFonts w:ascii="Arial" w:hAnsi="Arial" w:cs="Arial"/>
-          <w:sz w:val="20"/>
-          <w:szCs w:val="20"/>
-          <w:lang w:val="en-US"/>
-        </w:rPr>
-        <w:t>Tausand</w:t>
-      </w:r>
-      <w:proofErr w:type="spellEnd"/>
-      <w:r>
-        <w:rPr>
-          <w:rFonts w:ascii="Arial" w:hAnsi="Arial" w:cs="Arial"/>
-          <w:sz w:val="20"/>
-          <w:szCs w:val="20"/>
-          <w:lang w:val="en-US"/>
-        </w:rPr>
-        <w:t xml:space="preserve"> </w:t>
-      </w:r>
-      <w:proofErr w:type="spellStart"/>
-      <w:r>
-        <w:rPr>
-          <w:rFonts w:ascii="Arial" w:hAnsi="Arial" w:cs="Arial"/>
-          <w:sz w:val="20"/>
-          <w:szCs w:val="20"/>
-          <w:lang w:val="en-US"/>
-        </w:rPr>
-        <w:t>Tempico</w:t>
-      </w:r>
-      <w:proofErr w:type="spellEnd"/>
-      <w:r>
-        <w:rPr>
-          <w:rFonts w:ascii="Arial" w:hAnsi="Arial" w:cs="Arial"/>
-          <w:sz w:val="20"/>
-          <w:szCs w:val="20"/>
-          <w:lang w:val="en-US"/>
-        </w:rPr>
-        <w:t xml:space="preserve"> manual for more information), except for the stop mask.</w:t>
+        <w:t>For each channel, you can modify the number of average cycles, the mode that defines the time range for measurements, the number of stops, the edge type and the stop mask. All these options provide a dropdown menu with the options allowed by the device (refer to the Tausand Tempico manual for more information), except for the stop mask.</w:t>
       </w:r>
     </w:p>
     <w:p>
@@ -7624,7 +6891,6 @@
           <w:lang w:val="en-US"/>
         </w:rPr>
       </w:pPr>
-      <w:bookmarkStart w:id="24" w:name="_Toc200188551"/>
       <w:r>
         <w:rPr>
           <w:rFonts w:ascii="Arial" w:hAnsi="Arial" w:cs="Arial"/>
@@ -7632,6 +6898,291 @@
           <w:szCs w:val="28"/>
           <w:lang w:val="en-US"/>
         </w:rPr>
+        <w:t>File path settings</w:t>
+      </w:r>
+    </w:p>
+    <w:p>
+      <w:pPr>
+        <w:rPr>
+          <w:rFonts w:ascii="Arial" w:hAnsi="Arial" w:cs="Arial"/>
+          <w:sz w:val="20"/>
+          <w:szCs w:val="20"/>
+          <w:lang w:val="en-US"/>
+        </w:rPr>
+      </w:pPr>
+      <w:r>
+        <w:rPr>
+          <w:rFonts w:ascii="Arial" w:hAnsi="Arial" w:cs="Arial"/>
+          <w:sz w:val="20"/>
+          <w:szCs w:val="20"/>
+          <w:lang w:val="en-US"/>
+        </w:rPr>
+        <w:t>In this dialog window, it is possible to modify the path where the data is stored, as well as the prefixes used to save the files from each tab. Each file is saved with the defined prefix followed by the date it was generated, ensuring an organized and easily traceable naming scheme. Within this window, three options are available: Apply Changes(</w:t>
+      </w:r>
+      <w:r>
+        <w:rPr>
+          <w:rFonts w:ascii="Arial" w:hAnsi="Arial" w:cs="Arial"/>
+          <w:sz w:val="20"/>
+          <w:szCs w:val="20"/>
+          <w:lang w:val="en-US"/>
+        </w:rPr>
+        <w:drawing>
+          <wp:inline distT="0" distB="0" distL="0" distR="0" wp14:anchorId="1D74A804" wp14:editId="63297885">
+            <wp:extent cx="998855" cy="118746"/>
+            <wp:effectExtent l="0" t="0" r="0" b="0"/>
+            <wp:docPr id="1908292896" name="Imagen 1"/>
+            <wp:cNvGraphicFramePr>
+              <a:graphicFrameLocks xmlns:a="http://schemas.openxmlformats.org/drawingml/2006/main" noChangeAspect="1"/>
+            </wp:cNvGraphicFramePr>
+            <a:graphic xmlns:a="http://schemas.openxmlformats.org/drawingml/2006/main">
+              <a:graphicData uri="http://schemas.openxmlformats.org/drawingml/2006/picture">
+                <pic:pic xmlns:pic="http://schemas.openxmlformats.org/drawingml/2006/picture">
+                  <pic:nvPicPr>
+                    <pic:cNvPr id="1908292896" name=""/>
+                    <pic:cNvPicPr/>
+                  </pic:nvPicPr>
+                  <pic:blipFill>
+                    <a:blip r:embed="rId32"/>
+                    <a:stretch>
+                      <a:fillRect/>
+                    </a:stretch>
+                  </pic:blipFill>
+                  <pic:spPr>
+                    <a:xfrm>
+                      <a:off x="0" y="0"/>
+                      <a:ext cx="1044262" cy="124144"/>
+                    </a:xfrm>
+                    <a:prstGeom prst="rect">
+                      <a:avLst/>
+                    </a:prstGeom>
+                  </pic:spPr>
+                </pic:pic>
+              </a:graphicData>
+            </a:graphic>
+          </wp:inline>
+        </w:drawing>
+      </w:r>
+      <w:r>
+        <w:rPr>
+          <w:rFonts w:ascii="Arial" w:hAnsi="Arial" w:cs="Arial"/>
+          <w:sz w:val="20"/>
+          <w:szCs w:val="20"/>
+          <w:lang w:val="en-US"/>
+        </w:rPr>
+        <w:t>), which updates the configuration according to the entered values; Cancel(</w:t>
+      </w:r>
+      <w:r>
+        <w:rPr>
+          <w:rFonts w:ascii="Arial" w:hAnsi="Arial" w:cs="Arial"/>
+          <w:sz w:val="20"/>
+          <w:szCs w:val="20"/>
+          <w:lang w:val="en-US"/>
+        </w:rPr>
+        <w:drawing>
+          <wp:inline distT="0" distB="0" distL="0" distR="0" wp14:anchorId="40E27986" wp14:editId="3E47EBC1">
+            <wp:extent cx="838200" cy="123959"/>
+            <wp:effectExtent l="0" t="0" r="0" b="9525"/>
+            <wp:docPr id="796191585" name="Imagen 1"/>
+            <wp:cNvGraphicFramePr>
+              <a:graphicFrameLocks xmlns:a="http://schemas.openxmlformats.org/drawingml/2006/main" noChangeAspect="1"/>
+            </wp:cNvGraphicFramePr>
+            <a:graphic xmlns:a="http://schemas.openxmlformats.org/drawingml/2006/main">
+              <a:graphicData uri="http://schemas.openxmlformats.org/drawingml/2006/picture">
+                <pic:pic xmlns:pic="http://schemas.openxmlformats.org/drawingml/2006/picture">
+                  <pic:nvPicPr>
+                    <pic:cNvPr id="796191585" name=""/>
+                    <pic:cNvPicPr/>
+                  </pic:nvPicPr>
+                  <pic:blipFill>
+                    <a:blip r:embed="rId33"/>
+                    <a:stretch>
+                      <a:fillRect/>
+                    </a:stretch>
+                  </pic:blipFill>
+                  <pic:spPr>
+                    <a:xfrm>
+                      <a:off x="0" y="0"/>
+                      <a:ext cx="905527" cy="133916"/>
+                    </a:xfrm>
+                    <a:prstGeom prst="rect">
+                      <a:avLst/>
+                    </a:prstGeom>
+                  </pic:spPr>
+                </pic:pic>
+              </a:graphicData>
+            </a:graphic>
+          </wp:inline>
+        </w:drawing>
+      </w:r>
+      <w:r>
+        <w:rPr>
+          <w:rFonts w:ascii="Arial" w:hAnsi="Arial" w:cs="Arial"/>
+          <w:sz w:val="20"/>
+          <w:szCs w:val="20"/>
+          <w:lang w:val="en-US"/>
+        </w:rPr>
+        <w:t>), which closes the window without applying any changes; and Default Settings(</w:t>
+      </w:r>
+      <w:r>
+        <w:rPr>
+          <w:rFonts w:ascii="Arial" w:hAnsi="Arial" w:cs="Arial"/>
+          <w:sz w:val="20"/>
+          <w:szCs w:val="20"/>
+          <w:lang w:val="en-US"/>
+        </w:rPr>
+        <w:drawing>
+          <wp:inline distT="0" distB="0" distL="0" distR="0" wp14:anchorId="10BA2F71" wp14:editId="7BAD15E2">
+            <wp:extent cx="990599" cy="126460"/>
+            <wp:effectExtent l="0" t="0" r="635" b="6985"/>
+            <wp:docPr id="578855314" name="Imagen 1"/>
+            <wp:cNvGraphicFramePr>
+              <a:graphicFrameLocks xmlns:a="http://schemas.openxmlformats.org/drawingml/2006/main" noChangeAspect="1"/>
+            </wp:cNvGraphicFramePr>
+            <a:graphic xmlns:a="http://schemas.openxmlformats.org/drawingml/2006/main">
+              <a:graphicData uri="http://schemas.openxmlformats.org/drawingml/2006/picture">
+                <pic:pic xmlns:pic="http://schemas.openxmlformats.org/drawingml/2006/picture">
+                  <pic:nvPicPr>
+                    <pic:cNvPr id="578855314" name=""/>
+                    <pic:cNvPicPr/>
+                  </pic:nvPicPr>
+                  <pic:blipFill>
+                    <a:blip r:embed="rId34"/>
+                    <a:stretch>
+                      <a:fillRect/>
+                    </a:stretch>
+                  </pic:blipFill>
+                  <pic:spPr>
+                    <a:xfrm>
+                      <a:off x="0" y="0"/>
+                      <a:ext cx="1049032" cy="133920"/>
+                    </a:xfrm>
+                    <a:prstGeom prst="rect">
+                      <a:avLst/>
+                    </a:prstGeom>
+                  </pic:spPr>
+                </pic:pic>
+              </a:graphicData>
+            </a:graphic>
+          </wp:inline>
+        </w:drawing>
+      </w:r>
+      <w:r>
+        <w:rPr>
+          <w:rFonts w:ascii="Arial" w:hAnsi="Arial" w:cs="Arial"/>
+          <w:sz w:val="20"/>
+          <w:szCs w:val="20"/>
+          <w:lang w:val="en-US"/>
+        </w:rPr>
+        <w:t xml:space="preserve">), which restores the default values. It is important to note that this last option will not take effect immediately, since the values will only be applied once the user presses </w:t>
+      </w:r>
+      <w:r>
+        <w:rPr>
+          <w:rFonts w:ascii="Arial" w:hAnsi="Arial" w:cs="Arial"/>
+          <w:sz w:val="20"/>
+          <w:szCs w:val="20"/>
+          <w:lang w:val="en-US"/>
+        </w:rPr>
+        <w:t>a</w:t>
+      </w:r>
+      <w:r>
+        <w:rPr>
+          <w:rFonts w:ascii="Arial" w:hAnsi="Arial" w:cs="Arial"/>
+          <w:sz w:val="20"/>
+          <w:szCs w:val="20"/>
+          <w:lang w:val="en-US"/>
+        </w:rPr>
+        <w:t xml:space="preserve">pply </w:t>
+      </w:r>
+      <w:r>
+        <w:rPr>
+          <w:rFonts w:ascii="Arial" w:hAnsi="Arial" w:cs="Arial"/>
+          <w:sz w:val="20"/>
+          <w:szCs w:val="20"/>
+          <w:lang w:val="en-US"/>
+        </w:rPr>
+        <w:t>c</w:t>
+      </w:r>
+      <w:r>
+        <w:rPr>
+          <w:rFonts w:ascii="Arial" w:hAnsi="Arial" w:cs="Arial"/>
+          <w:sz w:val="20"/>
+          <w:szCs w:val="20"/>
+          <w:lang w:val="en-US"/>
+        </w:rPr>
+        <w:t>hanges again.</w:t>
+      </w:r>
+    </w:p>
+    <w:p>
+      <w:pPr>
+        <w:jc w:val="center"/>
+        <w:rPr>
+          <w:lang w:val="en-US"/>
+        </w:rPr>
+      </w:pPr>
+      <w:r>
+        <w:rPr>
+          <w:lang w:val="en-US"/>
+        </w:rPr>
+        <w:lastRenderedPageBreak/>
+        <w:drawing>
+          <wp:inline distT="0" distB="0" distL="0" distR="0" wp14:anchorId="33A60B2B" wp14:editId="4AF2C062">
+            <wp:extent cx="3637915" cy="2686007"/>
+            <wp:effectExtent l="0" t="0" r="635" b="635"/>
+            <wp:docPr id="439679772" name="Imagen 1"/>
+            <wp:cNvGraphicFramePr>
+              <a:graphicFrameLocks xmlns:a="http://schemas.openxmlformats.org/drawingml/2006/main" noChangeAspect="1"/>
+            </wp:cNvGraphicFramePr>
+            <a:graphic xmlns:a="http://schemas.openxmlformats.org/drawingml/2006/main">
+              <a:graphicData uri="http://schemas.openxmlformats.org/drawingml/2006/picture">
+                <pic:pic xmlns:pic="http://schemas.openxmlformats.org/drawingml/2006/picture">
+                  <pic:nvPicPr>
+                    <pic:cNvPr id="439679772" name=""/>
+                    <pic:cNvPicPr/>
+                  </pic:nvPicPr>
+                  <pic:blipFill>
+                    <a:blip r:embed="rId35"/>
+                    <a:stretch>
+                      <a:fillRect/>
+                    </a:stretch>
+                  </pic:blipFill>
+                  <pic:spPr>
+                    <a:xfrm>
+                      <a:off x="0" y="0"/>
+                      <a:ext cx="3656148" cy="2699469"/>
+                    </a:xfrm>
+                    <a:prstGeom prst="rect">
+                      <a:avLst/>
+                    </a:prstGeom>
+                  </pic:spPr>
+                </pic:pic>
+              </a:graphicData>
+            </a:graphic>
+          </wp:inline>
+        </w:drawing>
+      </w:r>
+    </w:p>
+    <w:p>
+      <w:pPr>
+        <w:pStyle w:val="Ttulo2"/>
+        <w:numPr>
+          <w:ilvl w:val="1"/>
+          <w:numId w:val="1"/>
+        </w:numPr>
+        <w:rPr>
+          <w:rFonts w:ascii="Arial" w:hAnsi="Arial" w:cs="Arial"/>
+          <w:sz w:val="28"/>
+          <w:szCs w:val="28"/>
+          <w:lang w:val="en-US"/>
+        </w:rPr>
+      </w:pPr>
+      <w:bookmarkStart w:id="24" w:name="_Toc200188551"/>
+      <w:r>
+        <w:rPr>
+          <w:rFonts w:ascii="Arial" w:hAnsi="Arial" w:cs="Arial"/>
+          <w:sz w:val="28"/>
+          <w:szCs w:val="28"/>
+          <w:lang w:val="en-US"/>
+        </w:rPr>
         <w:t>Start-Stop Histogram measurements</w:t>
       </w:r>
       <w:bookmarkEnd w:id="24"/>
@@ -7652,27 +7203,7 @@
           <w:szCs w:val="20"/>
           <w:lang w:val="en-US"/>
         </w:rPr>
-        <w:t xml:space="preserve">"Start-stop" measurements are those that capture data from the basic functionality of the </w:t>
-      </w:r>
-      <w:proofErr w:type="spellStart"/>
-      <w:r>
-        <w:rPr>
-          <w:rFonts w:ascii="Arial" w:hAnsi="Arial" w:cs="Arial"/>
-          <w:sz w:val="20"/>
-          <w:szCs w:val="20"/>
-          <w:lang w:val="en-US"/>
-        </w:rPr>
-        <w:t>Tempico</w:t>
-      </w:r>
-      <w:proofErr w:type="spellEnd"/>
-      <w:r>
-        <w:rPr>
-          <w:rFonts w:ascii="Arial" w:hAnsi="Arial" w:cs="Arial"/>
-          <w:sz w:val="20"/>
-          <w:szCs w:val="20"/>
-          <w:lang w:val="en-US"/>
-        </w:rPr>
-        <w:t xml:space="preserve"> device. When a start pulse is received and, subsequently, a stop pulse arrives, the temporal difference between the two pulses is obtained. This point is plotted on a frequency histogram.</w:t>
+        <w:t>"Start-stop" measurements are those that capture data from the basic functionality of the Tempico device. When a start pulse is received and, subsequently, a stop pulse arrives, the temporal difference between the two pulses is obtained. This point is plotted on a frequency histogram.</w:t>
       </w:r>
     </w:p>
     <w:p>
@@ -7729,11 +7260,10 @@
           <w:noProof/>
           <w:lang w:val="en-US"/>
         </w:rPr>
-        <w:lastRenderedPageBreak/>
         <w:drawing>
-          <wp:inline distT="0" distB="0" distL="0" distR="0" wp14:anchorId="45034534" wp14:editId="4292B2AB">
-            <wp:extent cx="2675934" cy="4245997"/>
-            <wp:effectExtent l="0" t="0" r="0" b="2540"/>
+          <wp:inline distT="0" distB="0" distL="0" distR="0" wp14:anchorId="45034534" wp14:editId="55AAD9DB">
+            <wp:extent cx="2431173" cy="3857625"/>
+            <wp:effectExtent l="0" t="0" r="7620" b="0"/>
             <wp:docPr id="1283779122" name="Imagen 1" descr="Interfaz de usuario gráfica, Aplicación&#10;&#10;Descripción generada automáticamente"/>
             <wp:cNvGraphicFramePr>
               <a:graphicFrameLocks xmlns:a="http://schemas.openxmlformats.org/drawingml/2006/main" noChangeAspect="1"/>
@@ -7746,7 +7276,7 @@
                     <pic:cNvPicPr/>
                   </pic:nvPicPr>
                   <pic:blipFill>
-                    <a:blip r:embed="rId32"/>
+                    <a:blip r:embed="rId36"/>
                     <a:stretch>
                       <a:fillRect/>
                     </a:stretch>
@@ -7754,7 +7284,7 @@
                   <pic:spPr>
                     <a:xfrm>
                       <a:off x="0" y="0"/>
-                      <a:ext cx="2679164" cy="4251121"/>
+                      <a:ext cx="2450454" cy="3888219"/>
                     </a:xfrm>
                     <a:prstGeom prst="rect">
                       <a:avLst/>
@@ -7783,6 +7313,7 @@
           <w:szCs w:val="20"/>
           <w:lang w:val="en-US"/>
         </w:rPr>
+        <w:lastRenderedPageBreak/>
         <w:t xml:space="preserve">Afterward, click on "Begin Measurement" </w:t>
       </w:r>
       <w:r>
@@ -7818,7 +7349,7 @@
                     <pic:cNvPicPr/>
                   </pic:nvPicPr>
                   <pic:blipFill>
-                    <a:blip r:embed="rId33"/>
+                    <a:blip r:embed="rId37"/>
                     <a:stretch>
                       <a:fillRect/>
                     </a:stretch>
@@ -7883,7 +7414,6 @@
           <w:noProof/>
           <w:lang w:val="en-US"/>
         </w:rPr>
-        <w:lastRenderedPageBreak/>
         <w:drawing>
           <wp:inline distT="0" distB="0" distL="0" distR="0" wp14:anchorId="26770FFF" wp14:editId="3DFE6B60">
             <wp:extent cx="5612130" cy="4068445"/>
@@ -7900,7 +7430,7 @@
                     <pic:cNvPicPr/>
                   </pic:nvPicPr>
                   <pic:blipFill>
-                    <a:blip r:embed="rId34"/>
+                    <a:blip r:embed="rId38"/>
                     <a:stretch>
                       <a:fillRect/>
                     </a:stretch>
@@ -7952,6 +7482,7 @@
           <w:noProof/>
           <w:lang w:val="en-US"/>
         </w:rPr>
+        <w:lastRenderedPageBreak/>
         <w:drawing>
           <wp:inline distT="0" distB="0" distL="0" distR="0" wp14:anchorId="21B4B49A" wp14:editId="47756D93">
             <wp:extent cx="3126768" cy="2647784"/>
@@ -7968,7 +7499,7 @@
                     <pic:cNvPicPr/>
                   </pic:nvPicPr>
                   <pic:blipFill rotWithShape="1">
-                    <a:blip r:embed="rId35"/>
+                    <a:blip r:embed="rId39"/>
                     <a:srcRect l="40925" t="16622" r="1" b="14523"/>
                     <a:stretch/>
                   </pic:blipFill>
@@ -8034,7 +7565,6 @@
           <w:noProof/>
           <w:lang w:val="en-US"/>
         </w:rPr>
-        <w:lastRenderedPageBreak/>
         <w:drawing>
           <wp:inline distT="0" distB="0" distL="0" distR="0" wp14:anchorId="42825068" wp14:editId="61223168">
             <wp:extent cx="3377614" cy="3070010"/>
@@ -8051,7 +7581,7 @@
                     <pic:cNvPicPr/>
                   </pic:nvPicPr>
                   <pic:blipFill>
-                    <a:blip r:embed="rId36"/>
+                    <a:blip r:embed="rId40"/>
                     <a:stretch>
                       <a:fillRect/>
                     </a:stretch>
@@ -8104,6 +7634,7 @@
           <w:noProof/>
           <w:lang w:val="en-US"/>
         </w:rPr>
+        <w:lastRenderedPageBreak/>
         <w:drawing>
           <wp:inline distT="0" distB="0" distL="0" distR="0" wp14:anchorId="7E51E284" wp14:editId="57673A4D">
             <wp:extent cx="2614239" cy="2438196"/>
@@ -8120,7 +7651,7 @@
                     <pic:cNvPicPr/>
                   </pic:nvPicPr>
                   <pic:blipFill>
-                    <a:blip r:embed="rId37"/>
+                    <a:blip r:embed="rId41"/>
                     <a:stretch>
                       <a:fillRect/>
                     </a:stretch>
@@ -8188,7 +7719,7 @@
                     <pic:cNvPicPr/>
                   </pic:nvPicPr>
                   <pic:blipFill>
-                    <a:blip r:embed="rId38"/>
+                    <a:blip r:embed="rId42"/>
                     <a:stretch>
                       <a:fillRect/>
                     </a:stretch>
@@ -8240,7 +7771,6 @@
           <w:noProof/>
           <w:lang w:val="en-US"/>
         </w:rPr>
-        <w:lastRenderedPageBreak/>
         <w:drawing>
           <wp:inline distT="0" distB="0" distL="0" distR="0" wp14:anchorId="670BAB27" wp14:editId="74325D2C">
             <wp:extent cx="4486523" cy="690860"/>
@@ -8257,7 +7787,7 @@
                     <pic:cNvPicPr/>
                   </pic:nvPicPr>
                   <pic:blipFill>
-                    <a:blip r:embed="rId39"/>
+                    <a:blip r:embed="rId43"/>
                     <a:stretch>
                       <a:fillRect/>
                     </a:stretch>
@@ -8294,27 +7824,7 @@
           <w:szCs w:val="20"/>
           <w:lang w:val="en-US"/>
         </w:rPr>
-        <w:t xml:space="preserve">A possible solution to this issue is configuring the threshold voltage. It is recommended to set it to 1.6 V and check if the measurement is performed correctly. If the error persists, try different values for this parameter. If the issue continues and it is determined that it is not a fault in the setup or the input signal, </w:t>
-      </w:r>
-      <w:proofErr w:type="spellStart"/>
-      <w:r>
-        <w:rPr>
-          <w:rFonts w:ascii="Arial" w:hAnsi="Arial" w:cs="Arial"/>
-          <w:sz w:val="20"/>
-          <w:szCs w:val="20"/>
-          <w:lang w:val="en-US"/>
-        </w:rPr>
-        <w:t>Tausand</w:t>
-      </w:r>
-      <w:proofErr w:type="spellEnd"/>
-      <w:r>
-        <w:rPr>
-          <w:rFonts w:ascii="Arial" w:hAnsi="Arial" w:cs="Arial"/>
-          <w:sz w:val="20"/>
-          <w:szCs w:val="20"/>
-          <w:lang w:val="en-US"/>
-        </w:rPr>
-        <w:t xml:space="preserve"> support should be contacted.</w:t>
+        <w:t>A possible solution to this issue is configuring the threshold voltage. It is recommended to set it to 1.6 V and check if the measurement is performed correctly. If the error persists, try different values for this parameter. If the issue continues and it is determined that it is not a fault in the setup or the input signal, Tausand support should be contacted.</w:t>
       </w:r>
     </w:p>
     <w:p>
@@ -8359,7 +7869,7 @@
                     <pic:cNvPicPr/>
                   </pic:nvPicPr>
                   <pic:blipFill>
-                    <a:blip r:embed="rId40"/>
+                    <a:blip r:embed="rId44"/>
                     <a:stretch>
                       <a:fillRect/>
                     </a:stretch>
@@ -8412,7 +7922,7 @@
                     <pic:cNvPicPr/>
                   </pic:nvPicPr>
                   <pic:blipFill>
-                    <a:blip r:embed="rId41"/>
+                    <a:blip r:embed="rId45"/>
                     <a:stretch>
                       <a:fillRect/>
                     </a:stretch>
@@ -8465,7 +7975,7 @@
                     <pic:cNvPicPr/>
                   </pic:nvPicPr>
                   <pic:blipFill>
-                    <a:blip r:embed="rId42"/>
+                    <a:blip r:embed="rId46"/>
                     <a:stretch>
                       <a:fillRect/>
                     </a:stretch>
@@ -8518,7 +8028,7 @@
                     <pic:cNvPicPr/>
                   </pic:nvPicPr>
                   <pic:blipFill>
-                    <a:blip r:embed="rId43"/>
+                    <a:blip r:embed="rId47"/>
                     <a:stretch>
                       <a:fillRect/>
                     </a:stretch>
@@ -8571,7 +8081,7 @@
                     <pic:cNvPicPr/>
                   </pic:nvPicPr>
                   <pic:blipFill>
-                    <a:blip r:embed="rId44"/>
+                    <a:blip r:embed="rId48"/>
                     <a:stretch>
                       <a:fillRect/>
                     </a:stretch>
@@ -8666,7 +8176,7 @@
                     <pic:cNvPicPr/>
                   </pic:nvPicPr>
                   <pic:blipFill>
-                    <a:blip r:embed="rId45"/>
+                    <a:blip r:embed="rId49"/>
                     <a:stretch>
                       <a:fillRect/>
                     </a:stretch>
@@ -8708,6 +8218,7 @@
           <w:noProof/>
           <w:lang w:val="en-US"/>
         </w:rPr>
+        <w:lastRenderedPageBreak/>
         <w:drawing>
           <wp:inline distT="0" distB="0" distL="0" distR="0" wp14:anchorId="77CD9257" wp14:editId="260D92ED">
             <wp:extent cx="2743583" cy="1381318"/>
@@ -8724,7 +8235,7 @@
                     <pic:cNvPicPr/>
                   </pic:nvPicPr>
                   <pic:blipFill>
-                    <a:blip r:embed="rId46"/>
+                    <a:blip r:embed="rId50"/>
                     <a:stretch>
                       <a:fillRect/>
                     </a:stretch>
@@ -8787,7 +8298,7 @@
                     <pic:cNvPicPr/>
                   </pic:nvPicPr>
                   <pic:blipFill>
-                    <a:blip r:embed="rId47"/>
+                    <a:blip r:embed="rId51"/>
                     <a:stretch>
                       <a:fillRect/>
                     </a:stretch>
@@ -8845,7 +8356,7 @@
                     <pic:cNvPicPr/>
                   </pic:nvPicPr>
                   <pic:blipFill>
-                    <a:blip r:embed="rId48"/>
+                    <a:blip r:embed="rId52"/>
                     <a:stretch>
                       <a:fillRect/>
                     </a:stretch>
@@ -8882,27 +8393,7 @@
           <w:szCs w:val="20"/>
           <w:lang w:val="en-US"/>
         </w:rPr>
-        <w:t>Files are saved in all operating systems in the "</w:t>
-      </w:r>
-      <w:proofErr w:type="spellStart"/>
-      <w:r>
-        <w:rPr>
-          <w:rFonts w:ascii="Arial" w:hAnsi="Arial" w:cs="Arial"/>
-          <w:sz w:val="20"/>
-          <w:szCs w:val="20"/>
-          <w:lang w:val="en-US"/>
-        </w:rPr>
-        <w:t>TempicoSoftwareData</w:t>
-      </w:r>
-      <w:proofErr w:type="spellEnd"/>
-      <w:r>
-        <w:rPr>
-          <w:rFonts w:ascii="Arial" w:hAnsi="Arial" w:cs="Arial"/>
-          <w:sz w:val="20"/>
-          <w:szCs w:val="20"/>
-          <w:lang w:val="en-US"/>
-        </w:rPr>
-        <w:t>" folder within "Documents." By default, this folder is automatically created when the program is opened for the first time.</w:t>
+        <w:t>Files are saved in all operating systems in the "TempicoSoftwareData" folder within "Documents." By default, this folder is automatically created when the program is opened for the first time.</w:t>
       </w:r>
     </w:p>
     <w:p>
@@ -8936,7 +8427,6 @@
           <w:noProof/>
           <w:lang w:val="en-US"/>
         </w:rPr>
-        <w:lastRenderedPageBreak/>
         <w:drawing>
           <wp:inline distT="0" distB="0" distL="0" distR="0" wp14:anchorId="3C971126" wp14:editId="49DBA55A">
             <wp:extent cx="1862484" cy="3530380"/>
@@ -8953,7 +8443,7 @@
                     <pic:cNvPicPr/>
                   </pic:nvPicPr>
                   <pic:blipFill>
-                    <a:blip r:embed="rId49"/>
+                    <a:blip r:embed="rId53"/>
                     <a:stretch>
                       <a:fillRect/>
                     </a:stretch>
@@ -8990,6 +8480,7 @@
           <w:szCs w:val="20"/>
           <w:lang w:val="en-US"/>
         </w:rPr>
+        <w:lastRenderedPageBreak/>
         <w:t>If the user wishes to save the graphs generated by the software during the measurement, they must click on the "Save Plots" button (</w:t>
       </w:r>
       <w:r>
@@ -9016,7 +8507,7 @@
                     <pic:cNvPicPr/>
                   </pic:nvPicPr>
                   <pic:blipFill>
-                    <a:blip r:embed="rId50"/>
+                    <a:blip r:embed="rId54"/>
                     <a:stretch>
                       <a:fillRect/>
                     </a:stretch>
@@ -9074,7 +8565,7 @@
                     <pic:cNvPicPr/>
                   </pic:nvPicPr>
                   <pic:blipFill>
-                    <a:blip r:embed="rId51"/>
+                    <a:blip r:embed="rId55"/>
                     <a:stretch>
                       <a:fillRect/>
                     </a:stretch>
@@ -9137,7 +8628,7 @@
                     <pic:cNvPicPr/>
                   </pic:nvPicPr>
                   <pic:blipFill>
-                    <a:blip r:embed="rId47"/>
+                    <a:blip r:embed="rId51"/>
                     <a:stretch>
                       <a:fillRect/>
                     </a:stretch>
@@ -9195,7 +8686,7 @@
                     <pic:cNvPicPr/>
                   </pic:nvPicPr>
                   <pic:blipFill>
-                    <a:blip r:embed="rId52"/>
+                    <a:blip r:embed="rId56"/>
                     <a:stretch>
                       <a:fillRect/>
                     </a:stretch>
@@ -9232,28 +8723,7 @@
           <w:szCs w:val="20"/>
           <w:lang w:val="en-US"/>
         </w:rPr>
-        <w:lastRenderedPageBreak/>
-        <w:t xml:space="preserve">The saved image is the one displayed in the software </w:t>
-      </w:r>
-      <w:proofErr w:type="gramStart"/>
-      <w:r>
-        <w:rPr>
-          <w:rFonts w:ascii="Arial" w:hAnsi="Arial" w:cs="Arial"/>
-          <w:sz w:val="20"/>
-          <w:szCs w:val="20"/>
-          <w:lang w:val="en-US"/>
-        </w:rPr>
-        <w:t>at the moment</w:t>
-      </w:r>
-      <w:proofErr w:type="gramEnd"/>
-      <w:r>
-        <w:rPr>
-          <w:rFonts w:ascii="Arial" w:hAnsi="Arial" w:cs="Arial"/>
-          <w:sz w:val="20"/>
-          <w:szCs w:val="20"/>
-          <w:lang w:val="en-US"/>
-        </w:rPr>
-        <w:t xml:space="preserve"> of clicking "Accept." Therefore, the zoom applied to the graph will also be reflected when saving the image. If multiple channels are selected for measurement, the 4 images will be saved separately.</w:t>
+        <w:t>The saved image is the one displayed in the software at the moment of clicking "Accept." Therefore, the zoom applied to the graph will also be reflected when saving the image. If multiple channels are selected for measurement, the 4 images will be saved separately.</w:t>
       </w:r>
     </w:p>
     <w:p>
@@ -9284,7 +8754,7 @@
                     <pic:cNvPicPr/>
                   </pic:nvPicPr>
                   <pic:blipFill>
-                    <a:blip r:embed="rId53"/>
+                    <a:blip r:embed="rId57"/>
                     <a:stretch>
                       <a:fillRect/>
                     </a:stretch>
@@ -9347,27 +8817,7 @@
           <w:szCs w:val="20"/>
           <w:lang w:val="en-US"/>
         </w:rPr>
-        <w:t xml:space="preserve">To record lifetime measurements based on the time difference between input pulses and emitted excitation pulses, </w:t>
-      </w:r>
-      <w:proofErr w:type="spellStart"/>
-      <w:r>
-        <w:rPr>
-          <w:rFonts w:ascii="Arial" w:hAnsi="Arial" w:cs="Arial"/>
-          <w:sz w:val="20"/>
-          <w:szCs w:val="20"/>
-          <w:lang w:val="en-US"/>
-        </w:rPr>
-        <w:t>Tempico</w:t>
-      </w:r>
-      <w:proofErr w:type="spellEnd"/>
-      <w:r>
-        <w:rPr>
-          <w:rFonts w:ascii="Arial" w:hAnsi="Arial" w:cs="Arial"/>
-          <w:sz w:val="20"/>
-          <w:szCs w:val="20"/>
-          <w:lang w:val="en-US"/>
-        </w:rPr>
-        <w:t xml:space="preserve"> Software provides multiple tools to fulfill this functionality.</w:t>
+        <w:t>To record lifetime measurements based on the time difference between input pulses and emitted excitation pulses, Tempico Software provides multiple tools to fulfill this functionality.</w:t>
       </w:r>
     </w:p>
     <w:p>
@@ -9431,86 +8881,27 @@
           <w:szCs w:val="20"/>
           <w:lang w:val="en-US"/>
         </w:rPr>
-        <w:t xml:space="preserve">If a channel other than start is selected to initiate the measurement, a periodic electrical signal must be added to the start channel, as </w:t>
-      </w:r>
-      <w:proofErr w:type="spellStart"/>
-      <w:r>
-        <w:rPr>
-          <w:rFonts w:ascii="Arial" w:hAnsi="Arial" w:cs="Arial"/>
-          <w:sz w:val="20"/>
-          <w:szCs w:val="20"/>
-          <w:lang w:val="en-US"/>
-        </w:rPr>
-        <w:t>Tempico</w:t>
-      </w:r>
-      <w:proofErr w:type="spellEnd"/>
-      <w:r>
-        <w:rPr>
-          <w:rFonts w:ascii="Arial" w:hAnsi="Arial" w:cs="Arial"/>
-          <w:sz w:val="20"/>
-          <w:szCs w:val="20"/>
-          <w:lang w:val="en-US"/>
-        </w:rPr>
-        <w:t xml:space="preserve"> cannot measure signals on stop channels without a registered start event. This configuration risks losing data that arrives before the periodic signal is emitted. The pulse period must be short enough to reduce data loss. </w:t>
-      </w:r>
-      <w:proofErr w:type="spellStart"/>
-      <w:r>
-        <w:rPr>
-          <w:rFonts w:ascii="Arial" w:hAnsi="Arial" w:cs="Arial"/>
-          <w:sz w:val="20"/>
-          <w:szCs w:val="20"/>
-          <w:lang w:val="en-US"/>
-        </w:rPr>
-        <w:t>Tempico</w:t>
-      </w:r>
-      <w:proofErr w:type="spellEnd"/>
-      <w:r>
-        <w:rPr>
-          <w:rFonts w:ascii="Arial" w:hAnsi="Arial" w:cs="Arial"/>
-          <w:sz w:val="20"/>
-          <w:szCs w:val="20"/>
-          <w:lang w:val="en-US"/>
-        </w:rPr>
-        <w:t xml:space="preserve"> does not register stops occurring within less than 12 ns, making this setup useful for mitigating such effects. </w:t>
-      </w:r>
-    </w:p>
-    <w:p>
-      <w:pPr>
-        <w:rPr>
-          <w:rFonts w:ascii="Arial" w:hAnsi="Arial" w:cs="Arial"/>
-          <w:sz w:val="20"/>
-          <w:szCs w:val="20"/>
-          <w:lang w:val="en-US"/>
-        </w:rPr>
-      </w:pPr>
-      <w:r>
-        <w:rPr>
-          <w:rFonts w:ascii="Arial" w:hAnsi="Arial" w:cs="Arial"/>
-          <w:sz w:val="20"/>
-          <w:szCs w:val="20"/>
-          <w:lang w:val="en-US"/>
-        </w:rPr>
-        <w:t xml:space="preserve">After selecting the channel, the bin width must be chosen, representing the histogram's bar width. For example, with a bin width of 12 ns, if there are two measurements at 1 ns and 5 ns, both will contribute to the same histogram bar's frequency. The number of bins prevents histogram saturation and usually limits the time axis range. For instance, selecting a bin width of 480 </w:t>
-      </w:r>
-      <w:proofErr w:type="spellStart"/>
-      <w:r>
-        <w:rPr>
-          <w:rFonts w:ascii="Arial" w:hAnsi="Arial" w:cs="Arial"/>
-          <w:sz w:val="20"/>
-          <w:szCs w:val="20"/>
-          <w:lang w:val="en-US"/>
-        </w:rPr>
-        <w:t>ps</w:t>
-      </w:r>
-      <w:proofErr w:type="spellEnd"/>
-      <w:r>
-        <w:rPr>
-          <w:rFonts w:ascii="Arial" w:hAnsi="Arial" w:cs="Arial"/>
-          <w:sz w:val="20"/>
-          <w:szCs w:val="20"/>
-          <w:lang w:val="en-US"/>
-        </w:rPr>
-        <w:t xml:space="preserve"> and 50 bins results in a 24 ns range. Unlike start-stop histograms, lifetime measurements are designed with a limit, allowing the number of measurements to be specified. A measurement is counted when both start and stop channels record a value.</w:t>
+        <w:lastRenderedPageBreak/>
+        <w:t xml:space="preserve">If a channel other than start is selected to initiate the measurement, a periodic electrical signal must be added to the start channel, as Tempico cannot measure signals on stop channels without a registered start event. This configuration risks losing data that arrives before the periodic signal is emitted. The pulse period must be short enough to reduce data loss. Tempico does not register stops occurring within less than 12 ns, making this setup useful for mitigating such effects. </w:t>
+      </w:r>
+    </w:p>
+    <w:p>
+      <w:pPr>
+        <w:rPr>
+          <w:rFonts w:ascii="Arial" w:hAnsi="Arial" w:cs="Arial"/>
+          <w:sz w:val="20"/>
+          <w:szCs w:val="20"/>
+          <w:lang w:val="en-US"/>
+        </w:rPr>
+      </w:pPr>
+      <w:r>
+        <w:rPr>
+          <w:rFonts w:ascii="Arial" w:hAnsi="Arial" w:cs="Arial"/>
+          <w:sz w:val="20"/>
+          <w:szCs w:val="20"/>
+          <w:lang w:val="en-US"/>
+        </w:rPr>
+        <w:t>After selecting the channel, the bin width must be chosen, representing the histogram's bar width. For example, with a bin width of 12 ns, if there are two measurements at 1 ns and 5 ns, both will contribute to the same histogram bar's frequency. The number of bins prevents histogram saturation and usually limits the time axis range. For instance, selecting a bin width of 480 ps and 50 bins results in a 24 ns range. Unlike start-stop histograms, lifetime measurements are designed with a limit, allowing the number of measurements to be specified. A measurement is counted when both start and stop channels record a value.</w:t>
       </w:r>
     </w:p>
     <w:p>
@@ -9539,7 +8930,6 @@
           <w:noProof/>
           <w:lang w:val="en-US"/>
         </w:rPr>
-        <w:lastRenderedPageBreak/>
         <w:drawing>
           <wp:inline distT="0" distB="0" distL="0" distR="0" wp14:anchorId="7DD77BA7" wp14:editId="5C716423">
             <wp:extent cx="2826937" cy="3584310"/>
@@ -9556,7 +8946,7 @@
                     <pic:cNvPicPr/>
                   </pic:nvPicPr>
                   <pic:blipFill>
-                    <a:blip r:embed="rId54"/>
+                    <a:blip r:embed="rId58"/>
                     <a:stretch>
                       <a:fillRect/>
                     </a:stretch>
@@ -9598,14 +8988,6 @@
     </w:p>
     <w:p>
       <w:pPr>
-        <w:jc w:val="center"/>
-        <w:rPr>
-          <w:lang w:val="en-US"/>
-        </w:rPr>
-      </w:pPr>
-    </w:p>
-    <w:p>
-      <w:pPr>
         <w:pStyle w:val="Ttulo2"/>
         <w:numPr>
           <w:ilvl w:val="2"/>
@@ -9672,7 +9054,7 @@
                     <pic:cNvPicPr/>
                   </pic:nvPicPr>
                   <pic:blipFill>
-                    <a:blip r:embed="rId55"/>
+                    <a:blip r:embed="rId59"/>
                     <a:stretch>
                       <a:fillRect/>
                     </a:stretch>
@@ -9699,7 +9081,17 @@
           <w:szCs w:val="20"/>
           <w:lang w:val="en-US"/>
         </w:rPr>
-        <w:t>) to begin the measurement. Like start-stop histograms, the program displays a status bar indicating the measurement's progress. If any channel is not recording, it will be shown. In this case, the percentage of the measurement is also displayed, as the number of desired measurements can be specified.</w:t>
+        <w:t xml:space="preserve">) to begin the measurement. Like start-stop histograms, the program displays a status bar indicating the measurement's progress. If any channel is not recording, it will be shown. In this case, the </w:t>
+      </w:r>
+      <w:r>
+        <w:rPr>
+          <w:rFonts w:ascii="Arial" w:hAnsi="Arial" w:cs="Arial"/>
+          <w:sz w:val="20"/>
+          <w:szCs w:val="20"/>
+          <w:lang w:val="en-US"/>
+        </w:rPr>
+        <w:lastRenderedPageBreak/>
+        <w:t>percentage of the measurement is also displayed, as the number of desired measurements can be specified.</w:t>
       </w:r>
     </w:p>
     <w:p>
@@ -9720,7 +9112,6 @@
           <w:noProof/>
           <w:lang w:val="en-US"/>
         </w:rPr>
-        <w:lastRenderedPageBreak/>
         <w:drawing>
           <wp:inline distT="0" distB="0" distL="0" distR="0" wp14:anchorId="1CD8390E" wp14:editId="382E0EB0">
             <wp:extent cx="5612130" cy="2466340"/>
@@ -9737,7 +9128,7 @@
                     <pic:cNvPicPr/>
                   </pic:nvPicPr>
                   <pic:blipFill>
-                    <a:blip r:embed="rId56"/>
+                    <a:blip r:embed="rId60"/>
                     <a:stretch>
                       <a:fillRect/>
                     </a:stretch>
@@ -9792,7 +9183,7 @@
                     <pic:cNvPicPr/>
                   </pic:nvPicPr>
                   <pic:blipFill>
-                    <a:blip r:embed="rId57"/>
+                    <a:blip r:embed="rId61"/>
                     <a:stretch>
                       <a:fillRect/>
                     </a:stretch>
@@ -9860,7 +9251,7 @@
                     <pic:cNvPicPr/>
                   </pic:nvPicPr>
                   <pic:blipFill>
-                    <a:blip r:embed="rId58"/>
+                    <a:blip r:embed="rId62"/>
                     <a:stretch>
                       <a:fillRect/>
                     </a:stretch>
@@ -9921,43 +9312,7 @@
           <w:sz w:val="20"/>
           <w:szCs w:val="20"/>
         </w:rPr>
-        <w:t xml:space="preserve">Con el fin de obtener más información acerca de una medición, el usuario puede realizar un </w:t>
-      </w:r>
-      <w:proofErr w:type="spellStart"/>
-      <w:r>
-        <w:rPr>
-          <w:rFonts w:ascii="Arial" w:hAnsi="Arial" w:cs="Arial"/>
-          <w:sz w:val="20"/>
-          <w:szCs w:val="20"/>
-        </w:rPr>
-        <w:t>fit</w:t>
-      </w:r>
-      <w:proofErr w:type="spellEnd"/>
-      <w:r>
-        <w:rPr>
-          <w:rFonts w:ascii="Arial" w:hAnsi="Arial" w:cs="Arial"/>
-          <w:sz w:val="20"/>
-          <w:szCs w:val="20"/>
-        </w:rPr>
-        <w:t xml:space="preserve"> sobre la gráfica. Al realizar el </w:t>
-      </w:r>
-      <w:proofErr w:type="spellStart"/>
-      <w:r>
-        <w:rPr>
-          <w:rFonts w:ascii="Arial" w:hAnsi="Arial" w:cs="Arial"/>
-          <w:sz w:val="20"/>
-          <w:szCs w:val="20"/>
-        </w:rPr>
-        <w:t>fit</w:t>
-      </w:r>
-      <w:proofErr w:type="spellEnd"/>
-      <w:r>
-        <w:rPr>
-          <w:rFonts w:ascii="Arial" w:hAnsi="Arial" w:cs="Arial"/>
-          <w:sz w:val="20"/>
-          <w:szCs w:val="20"/>
-        </w:rPr>
-        <w:t xml:space="preserve"> obtiene en la tabla de la esquina superior derecha información más detallada acerca de los parametros de la ecuación a ajustar. Obtiene sus valores, su desviación estándar y sus respectivas unidades. </w:t>
+        <w:t xml:space="preserve">Con el fin de obtener más información acerca de una medición, el usuario puede realizar un fit sobre la gráfica. Al realizar el fit obtiene en la tabla de la esquina superior derecha información más detallada acerca de los parametros de la ecuación a ajustar. Obtiene sus valores, su desviación estándar y sus respectivas unidades. </w:t>
       </w:r>
     </w:p>
     <w:p/>
@@ -9974,7 +9329,6 @@
           <w:noProof/>
           <w:lang w:val="en-US"/>
         </w:rPr>
-        <w:lastRenderedPageBreak/>
         <w:drawing>
           <wp:inline distT="0" distB="0" distL="0" distR="0" wp14:anchorId="6EEEF805" wp14:editId="781E4732">
             <wp:extent cx="5612130" cy="2166620"/>
@@ -9991,7 +9345,7 @@
                     <pic:cNvPicPr/>
                   </pic:nvPicPr>
                   <pic:blipFill>
-                    <a:blip r:embed="rId59"/>
+                    <a:blip r:embed="rId63"/>
                     <a:stretch>
                       <a:fillRect/>
                     </a:stretch>
@@ -10047,7 +9401,7 @@
                     <pic:cNvPicPr/>
                   </pic:nvPicPr>
                   <pic:blipFill>
-                    <a:blip r:embed="rId60"/>
+                    <a:blip r:embed="rId64"/>
                     <a:stretch>
                       <a:fillRect/>
                     </a:stretch>
@@ -10115,7 +9469,7 @@
                     <pic:cNvPicPr/>
                   </pic:nvPicPr>
                   <pic:blipFill>
-                    <a:blip r:embed="rId61"/>
+                    <a:blip r:embed="rId65"/>
                     <a:stretch>
                       <a:fillRect/>
                     </a:stretch>
@@ -10168,6 +9522,7 @@
           <w:szCs w:val="20"/>
           <w:lang w:val="en-US"/>
         </w:rPr>
+        <w:lastRenderedPageBreak/>
         <w:t>The software offers various types of adjustments:</w:t>
       </w:r>
     </w:p>
@@ -10193,7 +9548,6 @@
           <w:szCs w:val="28"/>
           <w:lang w:val="en-US"/>
         </w:rPr>
-        <w:lastRenderedPageBreak/>
         <w:t>Exponential</w:t>
       </w:r>
       <w:bookmarkEnd w:id="31"/>
@@ -11694,7 +11048,7 @@
                     <pic:cNvPicPr/>
                   </pic:nvPicPr>
                   <pic:blipFill>
-                    <a:blip r:embed="rId62"/>
+                    <a:blip r:embed="rId66"/>
                     <a:stretch>
                       <a:fillRect/>
                     </a:stretch>
@@ -11721,27 +11075,7 @@
           <w:szCs w:val="20"/>
           <w:lang w:val="en-US"/>
         </w:rPr>
-        <w:t xml:space="preserve">), a window will appear to select the desired format for saving the data. The user can choose between txt, csv, or </w:t>
-      </w:r>
-      <w:proofErr w:type="spellStart"/>
-      <w:r>
-        <w:rPr>
-          <w:rFonts w:ascii="Arial" w:hAnsi="Arial" w:cs="Arial"/>
-          <w:sz w:val="20"/>
-          <w:szCs w:val="20"/>
-          <w:lang w:val="en-US"/>
-        </w:rPr>
-        <w:t>dat</w:t>
-      </w:r>
-      <w:proofErr w:type="spellEnd"/>
-      <w:r>
-        <w:rPr>
-          <w:rFonts w:ascii="Arial" w:hAnsi="Arial" w:cs="Arial"/>
-          <w:sz w:val="20"/>
-          <w:szCs w:val="20"/>
-          <w:lang w:val="en-US"/>
-        </w:rPr>
-        <w:t xml:space="preserve"> formats.</w:t>
+        <w:t>), a window will appear to select the desired format for saving the data. The user can choose between txt, csv, or dat formats.</w:t>
       </w:r>
     </w:p>
     <w:p>
@@ -11772,7 +11106,7 @@
                     <pic:cNvPicPr/>
                   </pic:nvPicPr>
                   <pic:blipFill rotWithShape="1">
-                    <a:blip r:embed="rId63"/>
+                    <a:blip r:embed="rId67"/>
                     <a:srcRect t="1869" b="1"/>
                     <a:stretch/>
                   </pic:blipFill>
@@ -11816,6 +11150,7 @@
           <w:szCs w:val="20"/>
           <w:lang w:val="en-US"/>
         </w:rPr>
+        <w:lastRenderedPageBreak/>
         <w:t xml:space="preserve">If the user clicks the </w:t>
       </w:r>
       <w:r>
@@ -11862,7 +11197,7 @@
                     <pic:cNvPicPr/>
                   </pic:nvPicPr>
                   <pic:blipFill>
-                    <a:blip r:embed="rId64"/>
+                    <a:blip r:embed="rId68"/>
                     <a:stretch>
                       <a:fillRect/>
                     </a:stretch>
@@ -11904,7 +11239,6 @@
           <w:noProof/>
           <w:lang w:val="en-US"/>
         </w:rPr>
-        <w:lastRenderedPageBreak/>
         <w:drawing>
           <wp:inline distT="0" distB="0" distL="0" distR="0" wp14:anchorId="5086A767" wp14:editId="6178722E">
             <wp:extent cx="3248478" cy="1476581"/>
@@ -11921,7 +11255,7 @@
                     <pic:cNvPicPr/>
                   </pic:nvPicPr>
                   <pic:blipFill>
-                    <a:blip r:embed="rId65"/>
+                    <a:blip r:embed="rId69"/>
                     <a:stretch>
                       <a:fillRect/>
                     </a:stretch>
@@ -12011,7 +11345,7 @@
                     <pic:cNvPicPr/>
                   </pic:nvPicPr>
                   <pic:blipFill>
-                    <a:blip r:embed="rId66"/>
+                    <a:blip r:embed="rId70"/>
                     <a:stretch>
                       <a:fillRect/>
                     </a:stretch>
@@ -12089,7 +11423,7 @@
                     <pic:cNvPicPr/>
                   </pic:nvPicPr>
                   <pic:blipFill>
-                    <a:blip r:embed="rId67"/>
+                    <a:blip r:embed="rId71"/>
                     <a:stretch>
                       <a:fillRect/>
                     </a:stretch>
@@ -12141,6 +11475,7 @@
           <w:noProof/>
           <w:lang w:val="en-US"/>
         </w:rPr>
+        <w:lastRenderedPageBreak/>
         <w:drawing>
           <wp:inline distT="0" distB="0" distL="0" distR="0" wp14:anchorId="62BD0BDB" wp14:editId="35B77850">
             <wp:extent cx="2465816" cy="3365202"/>
@@ -12157,7 +11492,7 @@
                     <pic:cNvPicPr/>
                   </pic:nvPicPr>
                   <pic:blipFill>
-                    <a:blip r:embed="rId68"/>
+                    <a:blip r:embed="rId72"/>
                     <a:stretch>
                       <a:fillRect/>
                     </a:stretch>
@@ -12190,7 +11525,6 @@
           <w:noProof/>
           <w:lang w:val="en-US"/>
         </w:rPr>
-        <w:lastRenderedPageBreak/>
         <w:drawing>
           <wp:inline distT="0" distB="0" distL="0" distR="0" wp14:anchorId="1AD842D0" wp14:editId="474F49F7">
             <wp:extent cx="4872658" cy="3661385"/>
@@ -12207,7 +11541,7 @@
                     <pic:cNvPicPr/>
                   </pic:nvPicPr>
                   <pic:blipFill>
-                    <a:blip r:embed="rId69"/>
+                    <a:blip r:embed="rId73"/>
                     <a:stretch>
                       <a:fillRect/>
                     </a:stretch>
@@ -12256,33 +11590,18 @@
           <w:lang w:val="en-US"/>
         </w:rPr>
       </w:pPr>
-      <w:proofErr w:type="spellStart"/>
-      <w:r>
-        <w:rPr>
-          <w:lang w:val="en-US"/>
-        </w:rPr>
-        <w:t>Tempico</w:t>
-      </w:r>
-      <w:proofErr w:type="spellEnd"/>
-      <w:r>
-        <w:rPr>
-          <w:lang w:val="en-US"/>
-        </w:rPr>
-        <w:t xml:space="preserve"> Software does not directly provide the exact count of pulses received on each channel, since the </w:t>
-      </w:r>
-      <w:proofErr w:type="spellStart"/>
-      <w:r>
-        <w:rPr>
-          <w:lang w:val="en-US"/>
-        </w:rPr>
-        <w:t>Tempico</w:t>
-      </w:r>
-      <w:proofErr w:type="spellEnd"/>
-      <w:r>
-        <w:rPr>
-          <w:lang w:val="en-US"/>
-        </w:rPr>
-        <w:t xml:space="preserve"> device accepts a maximum of five incoming pulses after a start pulse. However, the software offers a feature that enables reliable count estimation by analyzing the time intervals between pulses.</w:t>
+      <w:r>
+        <w:rPr>
+          <w:lang w:val="en-US"/>
+        </w:rPr>
+        <w:t xml:space="preserve">Tempico Software does not directly provide the exact count of pulses received on each channel, since the Tempico device accepts a maximum of five incoming pulses after a start </w:t>
+      </w:r>
+      <w:r>
+        <w:rPr>
+          <w:lang w:val="en-US"/>
+        </w:rPr>
+        <w:lastRenderedPageBreak/>
+        <w:t>pulse. However, the software offers a feature that enables reliable count estimation by analyzing the time intervals between pulses.</w:t>
       </w:r>
     </w:p>
     <w:p>
@@ -12321,21 +11640,7 @@
         <w:rPr>
           <w:lang w:val="en-US"/>
         </w:rPr>
-        <w:t xml:space="preserve">To estimate pulse counts in </w:t>
-      </w:r>
-      <w:proofErr w:type="spellStart"/>
-      <w:r>
-        <w:rPr>
-          <w:lang w:val="en-US"/>
-        </w:rPr>
-        <w:t>Tempico</w:t>
-      </w:r>
-      <w:proofErr w:type="spellEnd"/>
-      <w:r>
-        <w:rPr>
-          <w:lang w:val="en-US"/>
-        </w:rPr>
-        <w:t xml:space="preserve"> Software, it is essential that the measurement includes a periodic start pulse of very short duration, and that the source to be measured is connected to one of the available channels (A, B, C, or D). In this process, software settings such as average cycles, mode, number of stops, and stop mask have no effect, as the system automatically configures these parameters during the measurement. The software calculates the </w:t>
+        <w:t xml:space="preserve">To estimate pulse counts in Tempico Software, it is essential that the measurement includes a periodic start pulse of very short duration, and that the source to be measured is connected to one of the available channels (A, B, C, or D). In this process, software settings such as average cycles, mode, number of stops, and stop mask have no effect, as the system automatically configures these parameters during the measurement. The software calculates the </w:t>
       </w:r>
       <w:r>
         <w:rPr>
@@ -12361,7 +11666,6 @@
           <w:noProof/>
           <w:lang w:val="en-US"/>
         </w:rPr>
-        <w:lastRenderedPageBreak/>
         <w:drawing>
           <wp:inline distT="0" distB="0" distL="0" distR="0" wp14:anchorId="75D5B727" wp14:editId="64484E08">
             <wp:extent cx="5659497" cy="1381125"/>
@@ -12378,7 +11682,7 @@
                     <pic:cNvPicPr/>
                   </pic:nvPicPr>
                   <pic:blipFill rotWithShape="1">
-                    <a:blip r:embed="rId70"/>
+                    <a:blip r:embed="rId74"/>
                     <a:srcRect l="1697" t="-752" r="5804" b="752"/>
                     <a:stretch>
                       <a:fillRect/>
@@ -12431,21 +11735,7 @@
         <w:rPr>
           <w:lang w:val="en-US"/>
         </w:rPr>
-        <w:t xml:space="preserve">The </w:t>
-      </w:r>
-      <w:proofErr w:type="spellStart"/>
-      <w:r>
-        <w:rPr>
-          <w:lang w:val="en-US"/>
-        </w:rPr>
-        <w:t>Tempico</w:t>
-      </w:r>
-      <w:proofErr w:type="spellEnd"/>
-      <w:r>
-        <w:rPr>
-          <w:lang w:val="en-US"/>
-        </w:rPr>
-        <w:t xml:space="preserve"> device has a 4-millisecond window to receive a stop pulse after a start pulse is received. Additionally, it is essential that at least two pulses are detected after the start pulse during the measurement process, as otherwise it will not be possible to calculate the time differences between pulses. Therefore, the input signal must have a minimum frequency of 500 pulses per second </w:t>
+        <w:t xml:space="preserve">The Tempico device has a 4-millisecond window to receive a stop pulse after a start pulse is received. Additionally, it is essential that at least two pulses are detected after the start pulse during the measurement process, as otherwise it will not be possible to calculate the time differences between pulses. Therefore, the input signal must have a minimum frequency of 500 pulses per second </w:t>
       </w:r>
       <w:r>
         <w:rPr>
@@ -12505,7 +11795,14 @@
         <w:rPr>
           <w:lang w:val="en-US"/>
         </w:rPr>
-        <w:t>For this functionality, users can configure the channels on which the count estimation will be performed, as well as choose from different types of graphical displays. The merge option overlays the curves of all channels on a single graph; separated creates an individual graph for each channel; and detached opens each graph in a separate, resizable dialog window. Additionally, the detached table option displays the temporal count history in an independent dialog. The time range parameter allows users to define the time intervals over which the measurement graph will be displayed.</w:t>
+        <w:t xml:space="preserve">For this functionality, users can configure the channels on which the count estimation will be performed, as well as choose from different types of graphical displays. The merge option overlays the curves of all channels on a single graph; separated creates an individual graph for each channel; and detached opens each graph in a separate, resizable dialog window. Additionally, the detached table option displays the temporal count history in an independent </w:t>
+      </w:r>
+      <w:r>
+        <w:rPr>
+          <w:lang w:val="en-US"/>
+        </w:rPr>
+        <w:lastRenderedPageBreak/>
+        <w:t>dialog. The time range parameter allows users to define the time intervals over which the measurement graph will be displayed.</w:t>
       </w:r>
     </w:p>
     <w:p>
@@ -12533,7 +11830,6 @@
           <w:noProof/>
           <w:lang w:val="en-US"/>
         </w:rPr>
-        <w:lastRenderedPageBreak/>
         <w:drawing>
           <wp:inline distT="0" distB="0" distL="0" distR="0" wp14:anchorId="14F90585" wp14:editId="219BA58D">
             <wp:extent cx="3705742" cy="4505954"/>
@@ -12550,7 +11846,7 @@
                     <pic:cNvPicPr/>
                   </pic:nvPicPr>
                   <pic:blipFill>
-                    <a:blip r:embed="rId71"/>
+                    <a:blip r:embed="rId75"/>
                     <a:stretch>
                       <a:fillRect/>
                     </a:stretch>
@@ -12581,21 +11877,7 @@
         <w:rPr>
           <w:lang w:val="en-US"/>
         </w:rPr>
-        <w:t xml:space="preserve">Once the user starts the measurement, the system automatically determines the number of stops required to begin count estimation. This step is critical, as configuring the </w:t>
-      </w:r>
-      <w:proofErr w:type="spellStart"/>
-      <w:r>
-        <w:rPr>
-          <w:lang w:val="en-US"/>
-        </w:rPr>
-        <w:t>Tempico</w:t>
-      </w:r>
-      <w:proofErr w:type="spellEnd"/>
-      <w:r>
-        <w:rPr>
-          <w:lang w:val="en-US"/>
-        </w:rPr>
-        <w:t xml:space="preserve"> device with several stops greater than the actual number of pulses received after a start pulse would result in no valid measurements being detected. To prevent this issue, the software analyzes the incoming signal behavior and automatically adjusts the appropriate number of stops before starting the counting process</w:t>
+        <w:t>Once the user starts the measurement, the system automatically determines the number of stops required to begin count estimation. This step is critical, as configuring the Tempico device with several stops greater than the actual number of pulses received after a start pulse would result in no valid measurements being detected. To prevent this issue, the software analyzes the incoming signal behavior and automatically adjusts the appropriate number of stops before starting the counting process</w:t>
       </w:r>
       <w:r>
         <w:rPr>
@@ -12625,7 +11907,7 @@
                     <pic:cNvPicPr/>
                   </pic:nvPicPr>
                   <pic:blipFill>
-                    <a:blip r:embed="rId72"/>
+                    <a:blip r:embed="rId76"/>
                     <a:stretch>
                       <a:fillRect/>
                     </a:stretch>
@@ -12656,16 +11938,9 @@
         <w:rPr>
           <w:lang w:val="en-US"/>
         </w:rPr>
-        <w:t xml:space="preserve">If the software detects that a channel is unable to register more than 2 stops, it will notify the user and prompt whether to stop the measurement or continue with the remaining active channels. This mechanism ensures user control over the process and helps prevent unreliable results from channels with insufficient </w:t>
-      </w:r>
-      <w:proofErr w:type="gramStart"/>
-      <w:r>
-        <w:rPr>
-          <w:lang w:val="en-US"/>
-        </w:rPr>
-        <w:t>signal</w:t>
-      </w:r>
-      <w:proofErr w:type="gramEnd"/>
+        <w:lastRenderedPageBreak/>
+        <w:t>If the software detects that a channel is unable to register more than 2 stops, it will notify the user and prompt whether to stop the measurement or continue with the remaining active channels. This mechanism ensures user control over the process and helps prevent unreliable results from channels with insufficient signal</w:t>
+      </w:r>
       <w:r>
         <w:rPr>
           <w:lang w:val="en-US"/>
@@ -12681,7 +11956,6 @@
         <w:rPr>
           <w:noProof/>
         </w:rPr>
-        <w:lastRenderedPageBreak/>
         <w:drawing>
           <wp:inline distT="0" distB="0" distL="0" distR="0" wp14:anchorId="12A9BFB5" wp14:editId="3626DA66">
             <wp:extent cx="5612130" cy="2604135"/>
@@ -12698,7 +11972,7 @@
                     <pic:cNvPicPr/>
                   </pic:nvPicPr>
                   <pic:blipFill>
-                    <a:blip r:embed="rId73"/>
+                    <a:blip r:embed="rId77"/>
                     <a:stretch>
                       <a:fillRect/>
                     </a:stretch>
@@ -12747,6 +12021,7 @@
         <w:rPr>
           <w:noProof/>
         </w:rPr>
+        <w:lastRenderedPageBreak/>
         <w:drawing>
           <wp:inline distT="0" distB="0" distL="0" distR="0" wp14:anchorId="5C363A45" wp14:editId="355C6493">
             <wp:extent cx="3156903" cy="3752850"/>
@@ -12763,7 +12038,7 @@
                     <pic:cNvPicPr/>
                   </pic:nvPicPr>
                   <pic:blipFill>
-                    <a:blip r:embed="rId74"/>
+                    <a:blip r:embed="rId78"/>
                     <a:stretch>
                       <a:fillRect/>
                     </a:stretch>
@@ -12795,7 +12070,6 @@
         <w:rPr>
           <w:lang w:val="en-US"/>
         </w:rPr>
-        <w:lastRenderedPageBreak/>
         <w:t>If the user chooses not to continue, the software will automatically terminate the measurement, ensuring that no channels without valid signals are processed.</w:t>
       </w:r>
     </w:p>
@@ -12865,7 +12139,7 @@
                     <pic:cNvPicPr/>
                   </pic:nvPicPr>
                   <pic:blipFill>
-                    <a:blip r:embed="rId75"/>
+                    <a:blip r:embed="rId79"/>
                     <a:stretch>
                       <a:fillRect/>
                     </a:stretch>
@@ -12924,7 +12198,7 @@
                     <pic:cNvPicPr/>
                   </pic:nvPicPr>
                   <pic:blipFill>
-                    <a:blip r:embed="rId76"/>
+                    <a:blip r:embed="rId80"/>
                     <a:stretch>
                       <a:fillRect/>
                     </a:stretch>
@@ -12956,6 +12230,7 @@
         <w:rPr>
           <w:noProof/>
         </w:rPr>
+        <w:lastRenderedPageBreak/>
         <w:drawing>
           <wp:inline distT="0" distB="0" distL="0" distR="0" wp14:anchorId="35F290D0" wp14:editId="77D3D53F">
             <wp:extent cx="5612130" cy="2571750"/>
@@ -12972,7 +12247,7 @@
                     <pic:cNvPicPr/>
                   </pic:nvPicPr>
                   <pic:blipFill>
-                    <a:blip r:embed="rId77"/>
+                    <a:blip r:embed="rId81"/>
                     <a:stretch>
                       <a:fillRect/>
                     </a:stretch>
@@ -13025,7 +12300,7 @@
                     <pic:cNvPicPr/>
                   </pic:nvPicPr>
                   <pic:blipFill>
-                    <a:blip r:embed="rId78"/>
+                    <a:blip r:embed="rId82"/>
                     <a:stretch>
                       <a:fillRect/>
                     </a:stretch>
@@ -13077,7 +12352,6 @@
           <w:noProof/>
           <w:lang w:val="en-US"/>
         </w:rPr>
-        <w:lastRenderedPageBreak/>
         <w:drawing>
           <wp:inline distT="0" distB="0" distL="0" distR="0" wp14:anchorId="7D12E4C3" wp14:editId="37003F34">
             <wp:extent cx="5612130" cy="2611755"/>
@@ -13094,7 +12368,7 @@
                     <pic:cNvPicPr/>
                   </pic:nvPicPr>
                   <pic:blipFill>
-                    <a:blip r:embed="rId79"/>
+                    <a:blip r:embed="rId83"/>
                     <a:stretch>
                       <a:fillRect/>
                     </a:stretch>
@@ -13147,7 +12421,7 @@
                     <pic:cNvPicPr/>
                   </pic:nvPicPr>
                   <pic:blipFill>
-                    <a:blip r:embed="rId80"/>
+                    <a:blip r:embed="rId84"/>
                     <a:stretch>
                       <a:fillRect/>
                     </a:stretch>
@@ -13179,6 +12453,7 @@
         <w:rPr>
           <w:noProof/>
         </w:rPr>
+        <w:lastRenderedPageBreak/>
         <w:drawing>
           <wp:inline distT="0" distB="0" distL="0" distR="0" wp14:anchorId="0BBE8B25" wp14:editId="120F49C7">
             <wp:extent cx="5612130" cy="2250440"/>
@@ -13195,7 +12470,7 @@
                     <pic:cNvPicPr/>
                   </pic:nvPicPr>
                   <pic:blipFill>
-                    <a:blip r:embed="rId81"/>
+                    <a:blip r:embed="rId85"/>
                     <a:stretch>
                       <a:fillRect/>
                     </a:stretch>
@@ -13226,14 +12501,7 @@
         <w:rPr>
           <w:lang w:val="en-US"/>
         </w:rPr>
-        <w:t xml:space="preserve">Time filters can be applied to the graphs using the Time Range dropdown menu. This allows you to adjust the time range on the X-axis to view the measurement history in detail. For example, if you select 50 seconds, all graphs will display the last 50 seconds of the recorded </w:t>
-      </w:r>
-      <w:proofErr w:type="spellStart"/>
-      <w:r>
-        <w:rPr>
-          <w:lang w:val="en-US"/>
-        </w:rPr>
-        <w:t>data.</w:t>
+        <w:t>Time filters can be applied to the graphs using the Time Range dropdown menu. This allows you to adjust the time range on the X-axis to view the measurement history in detail. For example, if you select 50 seconds, all graphs will display the last 50 seconds of the recorded data.</w:t>
       </w:r>
       <w:r>
         <w:rPr>
@@ -13241,7 +12509,6 @@
         </w:rPr>
         <w:t>S</w:t>
       </w:r>
-      <w:proofErr w:type="spellEnd"/>
     </w:p>
     <w:p>
       <w:pPr>
@@ -13267,7 +12534,7 @@
                     <pic:cNvPicPr/>
                   </pic:nvPicPr>
                   <pic:blipFill rotWithShape="1">
-                    <a:blip r:embed="rId82"/>
+                    <a:blip r:embed="rId86"/>
                     <a:srcRect l="1604"/>
                     <a:stretch>
                       <a:fillRect/>
@@ -13305,7 +12572,6 @@
         <w:rPr>
           <w:noProof/>
         </w:rPr>
-        <w:lastRenderedPageBreak/>
         <w:drawing>
           <wp:inline distT="0" distB="0" distL="0" distR="0" wp14:anchorId="078D6D92" wp14:editId="059B714F">
             <wp:extent cx="5612130" cy="2734310"/>
@@ -13322,7 +12588,7 @@
                     <pic:cNvPicPr/>
                   </pic:nvPicPr>
                   <pic:blipFill>
-                    <a:blip r:embed="rId83"/>
+                    <a:blip r:embed="rId87"/>
                     <a:stretch>
                       <a:fillRect/>
                     </a:stretch>
@@ -13353,28 +12619,7 @@
         <w:rPr>
           <w:lang w:val="en-US"/>
         </w:rPr>
-        <w:t xml:space="preserve">During the measurement, there is also a table section that displays the history of the estimated count values along with the corresponding </w:t>
-      </w:r>
-      <w:proofErr w:type="gramStart"/>
-      <w:r>
-        <w:rPr>
-          <w:lang w:val="en-US"/>
-        </w:rPr>
-        <w:t>hour</w:t>
-      </w:r>
-      <w:proofErr w:type="gramEnd"/>
-      <w:r>
-        <w:rPr>
-          <w:lang w:val="en-US"/>
-        </w:rPr>
-        <w:t xml:space="preserve">, </w:t>
-      </w:r>
-      <w:proofErr w:type="spellStart"/>
-      <w:r>
-        <w:rPr>
-          <w:lang w:val="en-US"/>
-        </w:rPr>
-        <w:t>min</w:t>
+        <w:t>During the measurement, there is also a table section that displays the history of the estimated count values along with the corresponding hour, min</w:t>
       </w:r>
       <w:r>
         <w:rPr>
@@ -13386,14 +12631,7 @@
         <w:rPr>
           <w:lang w:val="en-US"/>
         </w:rPr>
-        <w:t>utes</w:t>
-      </w:r>
-      <w:proofErr w:type="spellEnd"/>
-      <w:r>
-        <w:rPr>
-          <w:lang w:val="en-US"/>
-        </w:rPr>
-        <w:t>, and seconds of registration. This section is located below the graphs displayed on the screen.</w:t>
+        <w:t>utes, and seconds of registration. This section is located below the graphs displayed on the screen.</w:t>
       </w:r>
     </w:p>
     <w:p>
@@ -13401,6 +12639,7 @@
         <w:rPr>
           <w:noProof/>
         </w:rPr>
+        <w:lastRenderedPageBreak/>
         <w:drawing>
           <wp:inline distT="0" distB="0" distL="0" distR="0" wp14:anchorId="349C9D7E" wp14:editId="37844ABB">
             <wp:extent cx="5612130" cy="986155"/>
@@ -13417,7 +12656,7 @@
                     <pic:cNvPicPr/>
                   </pic:nvPicPr>
                   <pic:blipFill>
-                    <a:blip r:embed="rId84"/>
+                    <a:blip r:embed="rId88"/>
                     <a:stretch>
                       <a:fillRect/>
                     </a:stretch>
@@ -13489,7 +12728,7 @@
                     <pic:cNvPicPr/>
                   </pic:nvPicPr>
                   <pic:blipFill>
-                    <a:blip r:embed="rId85"/>
+                    <a:blip r:embed="rId89"/>
                     <a:stretch>
                       <a:fillRect/>
                     </a:stretch>
@@ -13518,7 +12757,6 @@
         <w:rPr>
           <w:noProof/>
         </w:rPr>
-        <w:lastRenderedPageBreak/>
         <w:drawing>
           <wp:inline distT="0" distB="0" distL="0" distR="0" wp14:anchorId="37B03FA0" wp14:editId="6E0E4458">
             <wp:extent cx="3554730" cy="3582885"/>
@@ -13535,7 +12773,7 @@
                     <pic:cNvPicPr/>
                   </pic:nvPicPr>
                   <pic:blipFill>
-                    <a:blip r:embed="rId86"/>
+                    <a:blip r:embed="rId90"/>
                     <a:stretch>
                       <a:fillRect/>
                     </a:stretch>
@@ -13577,6 +12815,7 @@
         <w:rPr>
           <w:noProof/>
         </w:rPr>
+        <w:lastRenderedPageBreak/>
         <w:drawing>
           <wp:inline distT="0" distB="0" distL="0" distR="0" wp14:anchorId="1D3A66E1" wp14:editId="012164CE">
             <wp:extent cx="5612130" cy="2122805"/>
@@ -13593,7 +12832,7 @@
                     <pic:cNvPicPr/>
                   </pic:nvPicPr>
                   <pic:blipFill>
-                    <a:blip r:embed="rId87"/>
+                    <a:blip r:embed="rId91"/>
                     <a:stretch>
                       <a:fillRect/>
                     </a:stretch>
@@ -13646,7 +12885,7 @@
                     <pic:cNvPicPr/>
                   </pic:nvPicPr>
                   <pic:blipFill>
-                    <a:blip r:embed="rId88"/>
+                    <a:blip r:embed="rId92"/>
                     <a:stretch>
                       <a:fillRect/>
                     </a:stretch>
@@ -13684,7 +12923,6 @@
         <w:rPr>
           <w:lang w:val="en-US"/>
         </w:rPr>
-        <w:lastRenderedPageBreak/>
         <w:t>After that, a separate dialog will open displaying the current measurement values.</w:t>
       </w:r>
     </w:p>
@@ -13709,7 +12947,7 @@
                     <pic:cNvPicPr/>
                   </pic:nvPicPr>
                   <pic:blipFill rotWithShape="1">
-                    <a:blip r:embed="rId89"/>
+                    <a:blip r:embed="rId93"/>
                     <a:srcRect t="901" b="-1"/>
                     <a:stretch>
                       <a:fillRect/>
@@ -13757,6 +12995,7 @@
         <w:rPr>
           <w:noProof/>
         </w:rPr>
+        <w:lastRenderedPageBreak/>
         <w:drawing>
           <wp:inline distT="0" distB="0" distL="0" distR="0" wp14:anchorId="1A5F09B1" wp14:editId="26952302">
             <wp:extent cx="5612130" cy="1310640"/>
@@ -13773,7 +13012,7 @@
                     <pic:cNvPicPr/>
                   </pic:nvPicPr>
                   <pic:blipFill>
-                    <a:blip r:embed="rId90"/>
+                    <a:blip r:embed="rId94"/>
                     <a:stretch>
                       <a:fillRect/>
                     </a:stretch>
@@ -13818,7 +13057,7 @@
                     <pic:cNvPicPr/>
                   </pic:nvPicPr>
                   <pic:blipFill>
-                    <a:blip r:embed="rId91"/>
+                    <a:blip r:embed="rId95"/>
                     <a:stretch>
                       <a:fillRect/>
                     </a:stretch>
@@ -13874,7 +13113,6 @@
           <w:szCs w:val="28"/>
           <w:lang w:val="en-US"/>
         </w:rPr>
-        <w:lastRenderedPageBreak/>
         <w:t>Save data</w:t>
       </w:r>
       <w:bookmarkEnd w:id="40"/>
@@ -13911,7 +13149,7 @@
                     <pic:cNvPicPr/>
                   </pic:nvPicPr>
                   <pic:blipFill>
-                    <a:blip r:embed="rId92"/>
+                    <a:blip r:embed="rId96"/>
                     <a:stretch>
                       <a:fillRect/>
                     </a:stretch>
@@ -13969,7 +13207,7 @@
                     <pic:cNvPicPr/>
                   </pic:nvPicPr>
                   <pic:blipFill>
-                    <a:blip r:embed="rId93"/>
+                    <a:blip r:embed="rId97"/>
                     <a:stretch>
                       <a:fillRect/>
                     </a:stretch>
@@ -14020,7 +13258,7 @@
                     <pic:cNvPicPr/>
                   </pic:nvPicPr>
                   <pic:blipFill>
-                    <a:blip r:embed="rId94"/>
+                    <a:blip r:embed="rId98"/>
                     <a:stretch>
                       <a:fillRect/>
                     </a:stretch>
@@ -14051,14 +13289,7 @@
         <w:rPr>
           <w:lang w:val="en-US"/>
         </w:rPr>
-        <w:t xml:space="preserve">Among the available formats for saving the data are .txt, .csv, and .dat. Upon clicking Accept, a window will appear confirming that the values have been successfully saved and displaying the path where the files are </w:t>
-      </w:r>
-      <w:proofErr w:type="spellStart"/>
-      <w:r>
-        <w:rPr>
-          <w:lang w:val="en-US"/>
-        </w:rPr>
-        <w:t>located.</w:t>
+        <w:t>Among the available formats for saving the data are .txt, .csv, and .dat. Upon clicking Accept, a window will appear confirming that the values have been successfully saved and displaying the path where the files are located.</w:t>
       </w:r>
       <w:r>
         <w:rPr>
@@ -14066,7 +13297,6 @@
         </w:rPr>
         <w:t>SS</w:t>
       </w:r>
-      <w:proofErr w:type="spellEnd"/>
     </w:p>
     <w:p>
       <w:pPr>
@@ -14079,6 +13309,7 @@
         <w:rPr>
           <w:noProof/>
         </w:rPr>
+        <w:lastRenderedPageBreak/>
         <w:drawing>
           <wp:inline distT="0" distB="0" distL="0" distR="0" wp14:anchorId="237C6E1A" wp14:editId="6DF725FE">
             <wp:extent cx="3324689" cy="2200582"/>
@@ -14095,7 +13326,7 @@
                     <pic:cNvPicPr/>
                   </pic:nvPicPr>
                   <pic:blipFill>
-                    <a:blip r:embed="rId95"/>
+                    <a:blip r:embed="rId99"/>
                     <a:stretch>
                       <a:fillRect/>
                     </a:stretch>
@@ -14153,7 +13384,7 @@
                     <pic:cNvPicPr/>
                   </pic:nvPicPr>
                   <pic:blipFill>
-                    <a:blip r:embed="rId96"/>
+                    <a:blip r:embed="rId100"/>
                     <a:stretch>
                       <a:fillRect/>
                     </a:stretch>
@@ -14196,7 +13427,6 @@
           <w:szCs w:val="28"/>
           <w:lang w:val="en-US"/>
         </w:rPr>
-        <w:lastRenderedPageBreak/>
         <w:t>Save plot</w:t>
       </w:r>
       <w:bookmarkEnd w:id="41"/>
@@ -14233,7 +13463,7 @@
                     <pic:cNvPicPr/>
                   </pic:nvPicPr>
                   <pic:blipFill>
-                    <a:blip r:embed="rId97"/>
+                    <a:blip r:embed="rId101"/>
                     <a:stretch>
                       <a:fillRect/>
                     </a:stretch>
@@ -14287,7 +13517,7 @@
                     <pic:cNvPicPr/>
                   </pic:nvPicPr>
                   <pic:blipFill>
-                    <a:blip r:embed="rId98"/>
+                    <a:blip r:embed="rId102"/>
                     <a:stretch>
                       <a:fillRect/>
                     </a:stretch>
@@ -14329,6 +13559,7 @@
         <w:rPr>
           <w:noProof/>
         </w:rPr>
+        <w:lastRenderedPageBreak/>
         <w:drawing>
           <wp:inline distT="0" distB="0" distL="0" distR="0" wp14:anchorId="0C1C42DF" wp14:editId="6CD66DC0">
             <wp:extent cx="3248478" cy="1638529"/>
@@ -14345,7 +13576,7 @@
                     <pic:cNvPicPr/>
                   </pic:nvPicPr>
                   <pic:blipFill>
-                    <a:blip r:embed="rId99"/>
+                    <a:blip r:embed="rId103"/>
                     <a:stretch>
                       <a:fillRect/>
                     </a:stretch>
@@ -14403,7 +13634,7 @@
                     <pic:cNvPicPr/>
                   </pic:nvPicPr>
                   <pic:blipFill>
-                    <a:blip r:embed="rId100"/>
+                    <a:blip r:embed="rId104"/>
                     <a:stretch>
                       <a:fillRect/>
                     </a:stretch>
@@ -14429,6 +13660,2832 @@
       <w:pPr>
         <w:pStyle w:val="Ttulo2"/>
         <w:numPr>
+          <w:ilvl w:val="1"/>
+          <w:numId w:val="1"/>
+        </w:numPr>
+        <w:rPr>
+          <w:rFonts w:ascii="Arial" w:hAnsi="Arial" w:cs="Arial"/>
+          <w:sz w:val="28"/>
+          <w:szCs w:val="28"/>
+          <w:lang w:val="en-US"/>
+        </w:rPr>
+      </w:pPr>
+      <w:bookmarkStart w:id="42" w:name="_Toc200188569"/>
+      <w:bookmarkStart w:id="43" w:name="_Toc186930452"/>
+      <w:r>
+        <w:rPr>
+          <w:rFonts w:ascii="Arial" w:hAnsi="Arial" w:cs="Arial"/>
+          <w:sz w:val="28"/>
+          <w:szCs w:val="28"/>
+          <w:lang w:val="en-US"/>
+        </w:rPr>
+        <w:t>Time stamping</w:t>
+      </w:r>
+    </w:p>
+    <w:p>
+      <w:pPr>
+        <w:rPr>
+          <w:rFonts w:ascii="Arial" w:hAnsi="Arial" w:cs="Arial"/>
+          <w:sz w:val="20"/>
+          <w:szCs w:val="20"/>
+          <w:lang w:val="en-US"/>
+        </w:rPr>
+      </w:pPr>
+      <w:r>
+        <w:rPr>
+          <w:rFonts w:ascii="Arial" w:hAnsi="Arial" w:cs="Arial"/>
+          <w:sz w:val="20"/>
+          <w:szCs w:val="20"/>
+          <w:lang w:val="en-US"/>
+        </w:rPr>
+        <w:t>To comprehensively capture every pulse arriving at the start channel, together with its corresponding stop pulses, while recording the precise timestamp of each event, Tempico Software provides a measurement mode optimized for fast and efficient data acquisition. This mode is specifically designed to handle large data volumes</w:t>
+      </w:r>
+      <w:r>
+        <w:rPr>
+          <w:rFonts w:ascii="Arial" w:hAnsi="Arial" w:cs="Arial"/>
+          <w:sz w:val="20"/>
+          <w:szCs w:val="20"/>
+          <w:lang w:val="en-US"/>
+        </w:rPr>
+        <w:t>.</w:t>
+      </w:r>
+    </w:p>
+    <w:p>
+      <w:pPr>
+        <w:pStyle w:val="Ttulo2"/>
+        <w:numPr>
+          <w:ilvl w:val="2"/>
+          <w:numId w:val="1"/>
+        </w:numPr>
+        <w:rPr>
+          <w:rFonts w:ascii="Arial" w:hAnsi="Arial" w:cs="Arial"/>
+          <w:sz w:val="28"/>
+          <w:szCs w:val="28"/>
+          <w:lang w:val="en-US"/>
+        </w:rPr>
+      </w:pPr>
+      <w:r>
+        <w:rPr>
+          <w:rFonts w:ascii="Arial" w:hAnsi="Arial" w:cs="Arial"/>
+          <w:sz w:val="28"/>
+          <w:szCs w:val="28"/>
+          <w:lang w:val="en-US"/>
+        </w:rPr>
+        <w:t xml:space="preserve"> Settings before measurements</w:t>
+      </w:r>
+    </w:p>
+    <w:p>
+      <w:pPr>
+        <w:rPr>
+          <w:rFonts w:ascii="Arial" w:hAnsi="Arial" w:cs="Arial"/>
+          <w:sz w:val="20"/>
+          <w:szCs w:val="20"/>
+          <w:lang w:val="en-US"/>
+        </w:rPr>
+      </w:pPr>
+      <w:r>
+        <w:rPr>
+          <w:rFonts w:ascii="Arial" w:hAnsi="Arial" w:cs="Arial"/>
+          <w:sz w:val="20"/>
+          <w:szCs w:val="20"/>
+          <w:lang w:val="en-US"/>
+        </w:rPr>
+        <w:t>As with start-stop histogram measurements, any adjustment made in this tab—whether through global settings or channel-specific configurations—directly affects the measurement.</w:t>
+      </w:r>
+    </w:p>
+    <w:p>
+      <w:pPr>
+        <w:rPr>
+          <w:rFonts w:ascii="Arial" w:hAnsi="Arial" w:cs="Arial"/>
+          <w:sz w:val="20"/>
+          <w:szCs w:val="20"/>
+          <w:lang w:val="en-US"/>
+        </w:rPr>
+      </w:pPr>
+      <w:r>
+        <w:rPr>
+          <w:rFonts w:ascii="Arial" w:hAnsi="Arial" w:cs="Arial"/>
+          <w:sz w:val="20"/>
+          <w:szCs w:val="20"/>
+          <w:lang w:val="en-US"/>
+        </w:rPr>
+        <w:t>Before starting a measurement, users can select the channels on which data will be recorded—options include channels A, B, C, or D.</w:t>
+      </w:r>
+    </w:p>
+    <w:p>
+      <w:pPr>
+        <w:jc w:val="center"/>
+        <w:rPr>
+          <w:rFonts w:ascii="Arial" w:hAnsi="Arial" w:cs="Arial"/>
+          <w:sz w:val="20"/>
+          <w:szCs w:val="20"/>
+          <w:lang w:val="en-US"/>
+        </w:rPr>
+      </w:pPr>
+      <w:r>
+        <w:rPr>
+          <w:rFonts w:ascii="Arial" w:hAnsi="Arial" w:cs="Arial"/>
+          <w:sz w:val="20"/>
+          <w:szCs w:val="20"/>
+          <w:lang w:val="en-US"/>
+        </w:rPr>
+        <w:lastRenderedPageBreak/>
+        <w:drawing>
+          <wp:inline distT="0" distB="0" distL="0" distR="0" wp14:anchorId="40C21EDD" wp14:editId="57BCC7F4">
+            <wp:extent cx="1181265" cy="1238423"/>
+            <wp:effectExtent l="0" t="0" r="0" b="0"/>
+            <wp:docPr id="940560543" name="Imagen 1" descr="Texto&#10;&#10;El contenido generado por IA puede ser incorrecto."/>
+            <wp:cNvGraphicFramePr>
+              <a:graphicFrameLocks xmlns:a="http://schemas.openxmlformats.org/drawingml/2006/main" noChangeAspect="1"/>
+            </wp:cNvGraphicFramePr>
+            <a:graphic xmlns:a="http://schemas.openxmlformats.org/drawingml/2006/main">
+              <a:graphicData uri="http://schemas.openxmlformats.org/drawingml/2006/picture">
+                <pic:pic xmlns:pic="http://schemas.openxmlformats.org/drawingml/2006/picture">
+                  <pic:nvPicPr>
+                    <pic:cNvPr id="940560543" name="Imagen 1" descr="Texto&#10;&#10;El contenido generado por IA puede ser incorrecto."/>
+                    <pic:cNvPicPr/>
+                  </pic:nvPicPr>
+                  <pic:blipFill>
+                    <a:blip r:embed="rId105"/>
+                    <a:stretch>
+                      <a:fillRect/>
+                    </a:stretch>
+                  </pic:blipFill>
+                  <pic:spPr>
+                    <a:xfrm>
+                      <a:off x="0" y="0"/>
+                      <a:ext cx="1181265" cy="1238423"/>
+                    </a:xfrm>
+                    <a:prstGeom prst="rect">
+                      <a:avLst/>
+                    </a:prstGeom>
+                  </pic:spPr>
+                </pic:pic>
+              </a:graphicData>
+            </a:graphic>
+          </wp:inline>
+        </w:drawing>
+      </w:r>
+    </w:p>
+    <w:p>
+      <w:pPr>
+        <w:rPr>
+          <w:rFonts w:ascii="Arial" w:hAnsi="Arial" w:cs="Arial"/>
+          <w:sz w:val="20"/>
+          <w:szCs w:val="20"/>
+          <w:lang w:val="en-US"/>
+        </w:rPr>
+      </w:pPr>
+      <w:r>
+        <w:rPr>
+          <w:rFonts w:ascii="Arial" w:hAnsi="Arial" w:cs="Arial"/>
+          <w:sz w:val="20"/>
+          <w:szCs w:val="20"/>
+          <w:lang w:val="en-US"/>
+        </w:rPr>
+        <w:t>Users can also choose whether to display the measurement results table, which may help reduce resource consumption. Furthermore, this option can be enabled or disabled even after the measurement has already started.</w:t>
+      </w:r>
+    </w:p>
+    <w:p>
+      <w:pPr>
+        <w:jc w:val="center"/>
+        <w:rPr>
+          <w:lang w:val="en-US"/>
+        </w:rPr>
+      </w:pPr>
+      <w:r>
+        <w:rPr>
+          <w:lang w:val="en-US"/>
+        </w:rPr>
+        <w:drawing>
+          <wp:inline distT="0" distB="0" distL="0" distR="0" wp14:anchorId="6389A420" wp14:editId="326A4647">
+            <wp:extent cx="781159" cy="266737"/>
+            <wp:effectExtent l="0" t="0" r="0" b="0"/>
+            <wp:docPr id="187203995" name="Imagen 1"/>
+            <wp:cNvGraphicFramePr>
+              <a:graphicFrameLocks xmlns:a="http://schemas.openxmlformats.org/drawingml/2006/main" noChangeAspect="1"/>
+            </wp:cNvGraphicFramePr>
+            <a:graphic xmlns:a="http://schemas.openxmlformats.org/drawingml/2006/main">
+              <a:graphicData uri="http://schemas.openxmlformats.org/drawingml/2006/picture">
+                <pic:pic xmlns:pic="http://schemas.openxmlformats.org/drawingml/2006/picture">
+                  <pic:nvPicPr>
+                    <pic:cNvPr id="187203995" name=""/>
+                    <pic:cNvPicPr/>
+                  </pic:nvPicPr>
+                  <pic:blipFill>
+                    <a:blip r:embed="rId106"/>
+                    <a:stretch>
+                      <a:fillRect/>
+                    </a:stretch>
+                  </pic:blipFill>
+                  <pic:spPr>
+                    <a:xfrm>
+                      <a:off x="0" y="0"/>
+                      <a:ext cx="781159" cy="266737"/>
+                    </a:xfrm>
+                    <a:prstGeom prst="rect">
+                      <a:avLst/>
+                    </a:prstGeom>
+                  </pic:spPr>
+                </pic:pic>
+              </a:graphicData>
+            </a:graphic>
+          </wp:inline>
+        </w:drawing>
+      </w:r>
+    </w:p>
+    <w:p>
+      <w:pPr>
+        <w:pStyle w:val="Ttulo2"/>
+        <w:numPr>
+          <w:ilvl w:val="3"/>
+          <w:numId w:val="1"/>
+        </w:numPr>
+        <w:rPr>
+          <w:rFonts w:ascii="Arial" w:hAnsi="Arial" w:cs="Arial"/>
+          <w:sz w:val="28"/>
+          <w:szCs w:val="28"/>
+          <w:lang w:val="en-US"/>
+        </w:rPr>
+      </w:pPr>
+      <w:r>
+        <w:rPr>
+          <w:rFonts w:ascii="Arial" w:hAnsi="Arial" w:cs="Arial"/>
+          <w:sz w:val="28"/>
+          <w:szCs w:val="28"/>
+          <w:lang w:val="en-US"/>
+        </w:rPr>
+        <w:t>T</w:t>
+      </w:r>
+      <w:r>
+        <w:rPr>
+          <w:rFonts w:ascii="Arial" w:hAnsi="Arial" w:cs="Arial"/>
+          <w:sz w:val="28"/>
+          <w:szCs w:val="28"/>
+          <w:lang w:val="en-US"/>
+        </w:rPr>
+        <w:t>ype of measurements</w:t>
+      </w:r>
+    </w:p>
+    <w:p>
+      <w:pPr>
+        <w:pStyle w:val="Ttulo2"/>
+        <w:rPr>
+          <w:rFonts w:ascii="Arial" w:hAnsi="Arial" w:cs="Arial"/>
+          <w:sz w:val="28"/>
+          <w:szCs w:val="28"/>
+          <w:lang w:val="en-US"/>
+        </w:rPr>
+      </w:pPr>
+      <w:r>
+        <w:rPr>
+          <w:rFonts w:ascii="Arial" w:hAnsi="Arial" w:cs="Arial"/>
+          <w:sz w:val="28"/>
+          <w:szCs w:val="28"/>
+          <w:lang w:val="en-US"/>
+        </w:rPr>
+        <w:t>Manual measurement</w:t>
+      </w:r>
+      <w:r>
+        <w:rPr>
+          <w:rFonts w:ascii="Arial" w:hAnsi="Arial" w:cs="Arial"/>
+          <w:sz w:val="28"/>
+          <w:szCs w:val="28"/>
+          <w:lang w:val="en-US"/>
+        </w:rPr>
+        <w:t>:</w:t>
+      </w:r>
+    </w:p>
+    <w:p>
+      <w:pPr>
+        <w:rPr>
+          <w:rFonts w:ascii="Arial" w:hAnsi="Arial" w:cs="Arial"/>
+          <w:sz w:val="20"/>
+          <w:szCs w:val="20"/>
+          <w:lang w:val="en-US"/>
+        </w:rPr>
+      </w:pPr>
+      <w:r>
+        <w:rPr>
+          <w:rFonts w:ascii="Arial" w:hAnsi="Arial" w:cs="Arial"/>
+          <w:sz w:val="20"/>
+          <w:szCs w:val="20"/>
+          <w:lang w:val="en-US"/>
+        </w:rPr>
+        <w:t>For this type of measurement, no prior parameters need to be configured; the user simply clicks the Start Measurement button.</w:t>
+      </w:r>
+    </w:p>
+    <w:p>
+      <w:pPr>
+        <w:jc w:val="center"/>
+        <w:rPr>
+          <w:lang w:val="en-US"/>
+        </w:rPr>
+      </w:pPr>
+      <w:r>
+        <w:rPr>
+          <w:lang w:val="en-US"/>
+        </w:rPr>
+        <w:drawing>
+          <wp:inline distT="0" distB="0" distL="0" distR="0" wp14:anchorId="4E81CB95" wp14:editId="7AFB24D3">
+            <wp:extent cx="3296110" cy="2000529"/>
+            <wp:effectExtent l="0" t="0" r="0" b="0"/>
+            <wp:docPr id="1057761603" name="Imagen 1" descr="Tabla&#10;&#10;El contenido generado por IA puede ser incorrecto."/>
+            <wp:cNvGraphicFramePr>
+              <a:graphicFrameLocks xmlns:a="http://schemas.openxmlformats.org/drawingml/2006/main" noChangeAspect="1"/>
+            </wp:cNvGraphicFramePr>
+            <a:graphic xmlns:a="http://schemas.openxmlformats.org/drawingml/2006/main">
+              <a:graphicData uri="http://schemas.openxmlformats.org/drawingml/2006/picture">
+                <pic:pic xmlns:pic="http://schemas.openxmlformats.org/drawingml/2006/picture">
+                  <pic:nvPicPr>
+                    <pic:cNvPr id="1057761603" name="Imagen 1" descr="Tabla&#10;&#10;El contenido generado por IA puede ser incorrecto."/>
+                    <pic:cNvPicPr/>
+                  </pic:nvPicPr>
+                  <pic:blipFill>
+                    <a:blip r:embed="rId107"/>
+                    <a:stretch>
+                      <a:fillRect/>
+                    </a:stretch>
+                  </pic:blipFill>
+                  <pic:spPr>
+                    <a:xfrm>
+                      <a:off x="0" y="0"/>
+                      <a:ext cx="3296110" cy="2000529"/>
+                    </a:xfrm>
+                    <a:prstGeom prst="rect">
+                      <a:avLst/>
+                    </a:prstGeom>
+                  </pic:spPr>
+                </pic:pic>
+              </a:graphicData>
+            </a:graphic>
+          </wp:inline>
+        </w:drawing>
+      </w:r>
+    </w:p>
+    <w:p>
+      <w:pPr>
+        <w:pStyle w:val="Ttulo2"/>
+        <w:rPr>
+          <w:rFonts w:ascii="Arial" w:hAnsi="Arial" w:cs="Arial"/>
+          <w:sz w:val="28"/>
+          <w:szCs w:val="28"/>
+        </w:rPr>
+      </w:pPr>
+      <w:r>
+        <w:rPr>
+          <w:rFonts w:ascii="Arial" w:hAnsi="Arial" w:cs="Arial"/>
+          <w:sz w:val="28"/>
+          <w:szCs w:val="28"/>
+        </w:rPr>
+        <w:t>Scheduled measurement</w:t>
+      </w:r>
+      <w:r>
+        <w:rPr>
+          <w:rFonts w:ascii="Arial" w:hAnsi="Arial" w:cs="Arial"/>
+          <w:sz w:val="28"/>
+          <w:szCs w:val="28"/>
+        </w:rPr>
+        <w:t>:</w:t>
+      </w:r>
+    </w:p>
+    <w:p>
+      <w:pPr>
+        <w:rPr>
+          <w:rFonts w:ascii="Arial" w:hAnsi="Arial" w:cs="Arial"/>
+          <w:sz w:val="20"/>
+          <w:szCs w:val="20"/>
+          <w:lang w:val="en-US"/>
+        </w:rPr>
+      </w:pPr>
+      <w:r>
+        <w:rPr>
+          <w:rFonts w:ascii="Arial" w:hAnsi="Arial" w:cs="Arial"/>
+          <w:sz w:val="20"/>
+          <w:szCs w:val="20"/>
+          <w:lang w:val="en-US"/>
+        </w:rPr>
+        <w:t>In this mode, the user specifies both the start time and the stop time of the measurement. These values must be consistent with the system’s date and time settings. For instance, if a start date and time are set in the past when the measurement begins, the program will display an alert requesting the user to adjust the values. Similarly, if the stop time is set earlier than the start time, a similar alert will be generated.</w:t>
+      </w:r>
+    </w:p>
+    <w:p>
+      <w:pPr>
+        <w:jc w:val="center"/>
+        <w:rPr>
+          <w:lang w:val="en-US"/>
+        </w:rPr>
+      </w:pPr>
+      <w:r>
+        <w:rPr>
+          <w:lang w:val="en-US"/>
+        </w:rPr>
+        <w:lastRenderedPageBreak/>
+        <w:drawing>
+          <wp:inline distT="0" distB="0" distL="0" distR="0" wp14:anchorId="6252F7BF" wp14:editId="343426C2">
+            <wp:extent cx="3324689" cy="2048161"/>
+            <wp:effectExtent l="0" t="0" r="9525" b="9525"/>
+            <wp:docPr id="830235749" name="Imagen 1" descr="Interfaz de usuario gráfica, Texto, Aplicación, Correo electrónico&#10;&#10;El contenido generado por IA puede ser incorrecto."/>
+            <wp:cNvGraphicFramePr>
+              <a:graphicFrameLocks xmlns:a="http://schemas.openxmlformats.org/drawingml/2006/main" noChangeAspect="1"/>
+            </wp:cNvGraphicFramePr>
+            <a:graphic xmlns:a="http://schemas.openxmlformats.org/drawingml/2006/main">
+              <a:graphicData uri="http://schemas.openxmlformats.org/drawingml/2006/picture">
+                <pic:pic xmlns:pic="http://schemas.openxmlformats.org/drawingml/2006/picture">
+                  <pic:nvPicPr>
+                    <pic:cNvPr id="830235749" name="Imagen 1" descr="Interfaz de usuario gráfica, Texto, Aplicación, Correo electrónico&#10;&#10;El contenido generado por IA puede ser incorrecto."/>
+                    <pic:cNvPicPr/>
+                  </pic:nvPicPr>
+                  <pic:blipFill>
+                    <a:blip r:embed="rId108"/>
+                    <a:stretch>
+                      <a:fillRect/>
+                    </a:stretch>
+                  </pic:blipFill>
+                  <pic:spPr>
+                    <a:xfrm>
+                      <a:off x="0" y="0"/>
+                      <a:ext cx="3324689" cy="2048161"/>
+                    </a:xfrm>
+                    <a:prstGeom prst="rect">
+                      <a:avLst/>
+                    </a:prstGeom>
+                  </pic:spPr>
+                </pic:pic>
+              </a:graphicData>
+            </a:graphic>
+          </wp:inline>
+        </w:drawing>
+      </w:r>
+    </w:p>
+    <w:p>
+      <w:pPr>
+        <w:pStyle w:val="Ttulo2"/>
+        <w:rPr>
+          <w:rFonts w:ascii="Arial" w:hAnsi="Arial" w:cs="Arial"/>
+          <w:sz w:val="28"/>
+          <w:szCs w:val="28"/>
+        </w:rPr>
+      </w:pPr>
+      <w:r>
+        <w:rPr>
+          <w:rFonts w:ascii="Arial" w:hAnsi="Arial" w:cs="Arial"/>
+          <w:sz w:val="28"/>
+          <w:szCs w:val="28"/>
+        </w:rPr>
+        <w:t xml:space="preserve">By </w:t>
+      </w:r>
+      <w:r>
+        <w:rPr>
+          <w:rFonts w:ascii="Arial" w:hAnsi="Arial" w:cs="Arial"/>
+          <w:sz w:val="28"/>
+          <w:szCs w:val="28"/>
+        </w:rPr>
+        <w:t xml:space="preserve">sample </w:t>
+      </w:r>
+      <w:r>
+        <w:rPr>
+          <w:rFonts w:ascii="Arial" w:hAnsi="Arial" w:cs="Arial"/>
+          <w:sz w:val="28"/>
+          <w:szCs w:val="28"/>
+        </w:rPr>
+        <w:t>size measurement</w:t>
+      </w:r>
+      <w:r>
+        <w:rPr>
+          <w:rFonts w:ascii="Arial" w:hAnsi="Arial" w:cs="Arial"/>
+          <w:sz w:val="28"/>
+          <w:szCs w:val="28"/>
+        </w:rPr>
+        <w:t>:</w:t>
+      </w:r>
+    </w:p>
+    <w:p>
+      <w:pPr>
+        <w:rPr>
+          <w:rFonts w:ascii="Arial" w:hAnsi="Arial" w:cs="Arial"/>
+          <w:sz w:val="20"/>
+          <w:szCs w:val="20"/>
+          <w:lang w:val="en-US"/>
+        </w:rPr>
+      </w:pPr>
+      <w:r>
+        <w:rPr>
+          <w:rFonts w:ascii="Arial" w:hAnsi="Arial" w:cs="Arial"/>
+          <w:sz w:val="20"/>
+          <w:szCs w:val="20"/>
+          <w:lang w:val="en-US"/>
+        </w:rPr>
+        <w:t>In this case, the user must define the number of measurements to be recorded. Once this number is reached, data acquisition will automatically stop.</w:t>
+      </w:r>
+    </w:p>
+    <w:p>
+      <w:pPr>
+        <w:jc w:val="center"/>
+        <w:rPr>
+          <w:rFonts w:ascii="Arial" w:hAnsi="Arial" w:cs="Arial"/>
+          <w:sz w:val="20"/>
+          <w:szCs w:val="20"/>
+          <w:lang w:val="en-US"/>
+        </w:rPr>
+      </w:pPr>
+      <w:r>
+        <w:rPr>
+          <w:rFonts w:ascii="Arial" w:hAnsi="Arial" w:cs="Arial"/>
+          <w:sz w:val="20"/>
+          <w:szCs w:val="20"/>
+          <w:lang w:val="en-US"/>
+        </w:rPr>
+        <w:drawing>
+          <wp:inline distT="0" distB="0" distL="0" distR="0" wp14:anchorId="1DEBC8C5" wp14:editId="06E271D4">
+            <wp:extent cx="3324689" cy="2067213"/>
+            <wp:effectExtent l="0" t="0" r="9525" b="0"/>
+            <wp:docPr id="1708441965" name="Imagen 1" descr="Interfaz de usuario gráfica, Texto, Aplicación&#10;&#10;El contenido generado por IA puede ser incorrecto."/>
+            <wp:cNvGraphicFramePr>
+              <a:graphicFrameLocks xmlns:a="http://schemas.openxmlformats.org/drawingml/2006/main" noChangeAspect="1"/>
+            </wp:cNvGraphicFramePr>
+            <a:graphic xmlns:a="http://schemas.openxmlformats.org/drawingml/2006/main">
+              <a:graphicData uri="http://schemas.openxmlformats.org/drawingml/2006/picture">
+                <pic:pic xmlns:pic="http://schemas.openxmlformats.org/drawingml/2006/picture">
+                  <pic:nvPicPr>
+                    <pic:cNvPr id="1708441965" name="Imagen 1" descr="Interfaz de usuario gráfica, Texto, Aplicación&#10;&#10;El contenido generado por IA puede ser incorrecto."/>
+                    <pic:cNvPicPr/>
+                  </pic:nvPicPr>
+                  <pic:blipFill>
+                    <a:blip r:embed="rId109"/>
+                    <a:stretch>
+                      <a:fillRect/>
+                    </a:stretch>
+                  </pic:blipFill>
+                  <pic:spPr>
+                    <a:xfrm>
+                      <a:off x="0" y="0"/>
+                      <a:ext cx="3324689" cy="2067213"/>
+                    </a:xfrm>
+                    <a:prstGeom prst="rect">
+                      <a:avLst/>
+                    </a:prstGeom>
+                  </pic:spPr>
+                </pic:pic>
+              </a:graphicData>
+            </a:graphic>
+          </wp:inline>
+        </w:drawing>
+      </w:r>
+    </w:p>
+    <w:p>
+      <w:pPr>
+        <w:rPr>
+          <w:rFonts w:ascii="Arial" w:hAnsi="Arial" w:cs="Arial"/>
+          <w:i/>
+          <w:iCs/>
+          <w:sz w:val="20"/>
+          <w:szCs w:val="20"/>
+          <w:lang w:val="en-US"/>
+        </w:rPr>
+      </w:pPr>
+      <w:r>
+        <w:rPr>
+          <w:rFonts w:ascii="Arial" w:hAnsi="Arial" w:cs="Arial"/>
+          <w:i/>
+          <w:iCs/>
+          <w:sz w:val="20"/>
+          <w:szCs w:val="20"/>
+          <w:lang w:val="en-US"/>
+        </w:rPr>
+        <w:t>Note: If a start pulse is received without a corresponding stop pulse, the software will still log it as a valid measurement and include it in the dataset.</w:t>
+      </w:r>
+    </w:p>
+    <w:p>
+      <w:pPr>
+        <w:rPr>
+          <w:rFonts w:ascii="Arial" w:hAnsi="Arial" w:cs="Arial"/>
+          <w:i/>
+          <w:iCs/>
+          <w:sz w:val="20"/>
+          <w:szCs w:val="20"/>
+          <w:lang w:val="en-US"/>
+        </w:rPr>
+      </w:pPr>
+    </w:p>
+    <w:p>
+      <w:pPr>
+        <w:pStyle w:val="Ttulo2"/>
+        <w:numPr>
+          <w:ilvl w:val="3"/>
+          <w:numId w:val="1"/>
+        </w:numPr>
+        <w:rPr>
+          <w:rFonts w:ascii="Arial" w:hAnsi="Arial" w:cs="Arial"/>
+          <w:sz w:val="28"/>
+          <w:szCs w:val="28"/>
+          <w:lang w:val="en-US"/>
+        </w:rPr>
+      </w:pPr>
+      <w:r>
+        <w:rPr>
+          <w:rFonts w:ascii="Arial" w:hAnsi="Arial" w:cs="Arial"/>
+          <w:sz w:val="28"/>
+          <w:szCs w:val="28"/>
+          <w:lang w:val="en-US"/>
+        </w:rPr>
+        <w:t>Autosaving measurements</w:t>
+      </w:r>
+    </w:p>
+    <w:p>
+      <w:pPr>
+        <w:rPr>
+          <w:rFonts w:ascii="Arial" w:hAnsi="Arial" w:cs="Arial"/>
+          <w:sz w:val="20"/>
+          <w:szCs w:val="20"/>
+          <w:lang w:val="en-US"/>
+        </w:rPr>
+      </w:pPr>
+      <w:r>
+        <w:rPr>
+          <w:rFonts w:ascii="Arial" w:hAnsi="Arial" w:cs="Arial"/>
+          <w:sz w:val="20"/>
+          <w:szCs w:val="20"/>
+          <w:lang w:val="en-US"/>
+        </w:rPr>
+        <w:t>The tab dedicated to handling large data volumes includes an autosave feature, designed to prevent data loss in the event of system failures or hardware limitations. This functionality allows data to be stored automatically at user-defined intervals, as well as at the end of each measurement.</w:t>
+      </w:r>
+    </w:p>
+    <w:p>
+      <w:pPr>
+        <w:rPr>
+          <w:rFonts w:ascii="Arial" w:hAnsi="Arial" w:cs="Arial"/>
+          <w:sz w:val="20"/>
+          <w:szCs w:val="20"/>
+          <w:lang w:val="en-US"/>
+        </w:rPr>
+      </w:pPr>
+      <w:r>
+        <w:rPr>
+          <w:rFonts w:ascii="Arial" w:hAnsi="Arial" w:cs="Arial"/>
+          <w:sz w:val="20"/>
+          <w:szCs w:val="20"/>
+          <w:lang w:val="en-US"/>
+        </w:rPr>
+        <w:t>The autosave interval can be freely configured. However, during the saving process, acquisition is briefly paused (typically a few seconds for short intervals, depending on the hardware). The available time intervals are shown in the corresponding figure.</w:t>
+      </w:r>
+    </w:p>
+    <w:p>
+      <w:pPr>
+        <w:jc w:val="center"/>
+        <w:rPr>
+          <w:rFonts w:ascii="Arial" w:hAnsi="Arial" w:cs="Arial"/>
+          <w:sz w:val="20"/>
+          <w:szCs w:val="20"/>
+          <w:lang w:val="en-US"/>
+        </w:rPr>
+      </w:pPr>
+      <w:r>
+        <w:rPr>
+          <w:rFonts w:ascii="Arial" w:hAnsi="Arial" w:cs="Arial"/>
+          <w:sz w:val="20"/>
+          <w:szCs w:val="20"/>
+          <w:lang w:val="en-US"/>
+        </w:rPr>
+        <w:lastRenderedPageBreak/>
+        <w:drawing>
+          <wp:inline distT="0" distB="0" distL="0" distR="0" wp14:anchorId="7154002C" wp14:editId="6C50FC6F">
+            <wp:extent cx="1333686" cy="1086002"/>
+            <wp:effectExtent l="0" t="0" r="0" b="0"/>
+            <wp:docPr id="318714956" name="Imagen 1" descr="Interfaz de usuario gráfica, Texto, Aplicación&#10;&#10;El contenido generado por IA puede ser incorrecto."/>
+            <wp:cNvGraphicFramePr>
+              <a:graphicFrameLocks xmlns:a="http://schemas.openxmlformats.org/drawingml/2006/main" noChangeAspect="1"/>
+            </wp:cNvGraphicFramePr>
+            <a:graphic xmlns:a="http://schemas.openxmlformats.org/drawingml/2006/main">
+              <a:graphicData uri="http://schemas.openxmlformats.org/drawingml/2006/picture">
+                <pic:pic xmlns:pic="http://schemas.openxmlformats.org/drawingml/2006/picture">
+                  <pic:nvPicPr>
+                    <pic:cNvPr id="318714956" name="Imagen 1" descr="Interfaz de usuario gráfica, Texto, Aplicación&#10;&#10;El contenido generado por IA puede ser incorrecto."/>
+                    <pic:cNvPicPr/>
+                  </pic:nvPicPr>
+                  <pic:blipFill>
+                    <a:blip r:embed="rId110"/>
+                    <a:stretch>
+                      <a:fillRect/>
+                    </a:stretch>
+                  </pic:blipFill>
+                  <pic:spPr>
+                    <a:xfrm>
+                      <a:off x="0" y="0"/>
+                      <a:ext cx="1333686" cy="1086002"/>
+                    </a:xfrm>
+                    <a:prstGeom prst="rect">
+                      <a:avLst/>
+                    </a:prstGeom>
+                  </pic:spPr>
+                </pic:pic>
+              </a:graphicData>
+            </a:graphic>
+          </wp:inline>
+        </w:drawing>
+      </w:r>
+    </w:p>
+    <w:p>
+      <w:pPr>
+        <w:rPr>
+          <w:rFonts w:ascii="Arial" w:hAnsi="Arial" w:cs="Arial"/>
+          <w:sz w:val="20"/>
+          <w:szCs w:val="20"/>
+          <w:lang w:val="en-US"/>
+        </w:rPr>
+      </w:pPr>
+      <w:r>
+        <w:rPr>
+          <w:rFonts w:ascii="Arial" w:hAnsi="Arial" w:cs="Arial"/>
+          <w:sz w:val="20"/>
+          <w:szCs w:val="20"/>
+          <w:lang w:val="en-US"/>
+        </w:rPr>
+        <w:t>If an unexpected error occurs—such as an operating system failure, hardware malfunction, or sudden shutdown/restart—data can be recovered from the installation root directory of Tempico Software, inside the TempData folder. This directory contains the file AutoSaveData.txt, which stores all data recorded up to the last autosave. Although it is not recommended to open this file directly, it can be used as a recovery resource if necessary.</w:t>
+      </w:r>
+    </w:p>
+    <w:p>
+      <w:pPr>
+        <w:rPr>
+          <w:rFonts w:ascii="Arial" w:hAnsi="Arial" w:cs="Arial"/>
+          <w:sz w:val="20"/>
+          <w:szCs w:val="20"/>
+          <w:lang w:val="en-US"/>
+        </w:rPr>
+      </w:pPr>
+      <w:r>
+        <w:rPr>
+          <w:rFonts w:ascii="Arial" w:hAnsi="Arial" w:cs="Arial"/>
+          <w:sz w:val="20"/>
+          <w:szCs w:val="20"/>
+          <w:lang w:val="en-US"/>
+        </w:rPr>
+        <w:t>If autosave is disabled, users must manually click the Save Data button at the end of the measurement to preserve results. This approach is recommended for short acquisitions where every recorded value is critical.</w:t>
+      </w:r>
+    </w:p>
+    <w:p>
+      <w:pPr>
+        <w:jc w:val="center"/>
+        <w:rPr>
+          <w:rFonts w:ascii="Arial" w:hAnsi="Arial" w:cs="Arial"/>
+          <w:sz w:val="20"/>
+          <w:szCs w:val="20"/>
+          <w:lang w:val="en-US"/>
+        </w:rPr>
+      </w:pPr>
+      <w:r>
+        <w:rPr>
+          <w:rFonts w:ascii="Arial" w:hAnsi="Arial" w:cs="Arial"/>
+          <w:sz w:val="20"/>
+          <w:szCs w:val="20"/>
+          <w:lang w:val="en-US"/>
+        </w:rPr>
+        <w:drawing>
+          <wp:inline distT="0" distB="0" distL="0" distR="0" wp14:anchorId="683605E0" wp14:editId="7B8C4940">
+            <wp:extent cx="1076475" cy="371527"/>
+            <wp:effectExtent l="0" t="0" r="0" b="9525"/>
+            <wp:docPr id="1870854542" name="Imagen 1"/>
+            <wp:cNvGraphicFramePr>
+              <a:graphicFrameLocks xmlns:a="http://schemas.openxmlformats.org/drawingml/2006/main" noChangeAspect="1"/>
+            </wp:cNvGraphicFramePr>
+            <a:graphic xmlns:a="http://schemas.openxmlformats.org/drawingml/2006/main">
+              <a:graphicData uri="http://schemas.openxmlformats.org/drawingml/2006/picture">
+                <pic:pic xmlns:pic="http://schemas.openxmlformats.org/drawingml/2006/picture">
+                  <pic:nvPicPr>
+                    <pic:cNvPr id="1870854542" name=""/>
+                    <pic:cNvPicPr/>
+                  </pic:nvPicPr>
+                  <pic:blipFill>
+                    <a:blip r:embed="rId111"/>
+                    <a:stretch>
+                      <a:fillRect/>
+                    </a:stretch>
+                  </pic:blipFill>
+                  <pic:spPr>
+                    <a:xfrm>
+                      <a:off x="0" y="0"/>
+                      <a:ext cx="1076475" cy="371527"/>
+                    </a:xfrm>
+                    <a:prstGeom prst="rect">
+                      <a:avLst/>
+                    </a:prstGeom>
+                  </pic:spPr>
+                </pic:pic>
+              </a:graphicData>
+            </a:graphic>
+          </wp:inline>
+        </w:drawing>
+      </w:r>
+    </w:p>
+    <w:p>
+      <w:pPr>
+        <w:rPr>
+          <w:rFonts w:ascii="Arial" w:hAnsi="Arial" w:cs="Arial"/>
+          <w:i/>
+          <w:iCs/>
+          <w:sz w:val="20"/>
+          <w:szCs w:val="20"/>
+          <w:lang w:val="en-US"/>
+        </w:rPr>
+      </w:pPr>
+      <w:r>
+        <w:rPr>
+          <w:rFonts w:ascii="Arial" w:hAnsi="Arial" w:cs="Arial"/>
+          <w:i/>
+          <w:iCs/>
+          <w:sz w:val="20"/>
+          <w:szCs w:val="20"/>
+          <w:lang w:val="en-US"/>
+        </w:rPr>
+        <w:t>Technical considerations:</w:t>
+      </w:r>
+    </w:p>
+    <w:p>
+      <w:pPr>
+        <w:rPr>
+          <w:rFonts w:ascii="Arial" w:hAnsi="Arial" w:cs="Arial"/>
+          <w:i/>
+          <w:iCs/>
+          <w:sz w:val="20"/>
+          <w:szCs w:val="20"/>
+          <w:lang w:val="en-US"/>
+        </w:rPr>
+      </w:pPr>
+      <w:r>
+        <w:rPr>
+          <w:rFonts w:ascii="Arial" w:hAnsi="Arial" w:cs="Arial"/>
+          <w:i/>
+          <w:iCs/>
+          <w:sz w:val="20"/>
+          <w:szCs w:val="20"/>
+          <w:lang w:val="en-US"/>
+        </w:rPr>
+        <w:t>When data is not immediately saved, it is temporarily stored in RAM. In the 32-bit version of the software, memory usage is limited to 4 GB per process, regardless of the system’s available resources. In the 64-bit version, the program can access all installed memory. It is strongly recommended to keep autosave enabled, as the software can acquire more than 2000 data points per second. For reference, storing 22 million data points in RAM requires approximately 4 GB of memory.</w:t>
+      </w:r>
+    </w:p>
+    <w:p>
+      <w:pPr>
+        <w:pStyle w:val="Ttulo2"/>
+        <w:numPr>
+          <w:ilvl w:val="2"/>
+          <w:numId w:val="1"/>
+        </w:numPr>
+        <w:rPr>
+          <w:rFonts w:ascii="Arial" w:hAnsi="Arial" w:cs="Arial"/>
+          <w:sz w:val="28"/>
+          <w:szCs w:val="28"/>
+          <w:lang w:val="en-US"/>
+        </w:rPr>
+      </w:pPr>
+      <w:r>
+        <w:rPr>
+          <w:rFonts w:ascii="Arial" w:hAnsi="Arial" w:cs="Arial"/>
+          <w:sz w:val="28"/>
+          <w:szCs w:val="28"/>
+          <w:lang w:val="en-US"/>
+        </w:rPr>
+        <w:t>Perform a measurement</w:t>
+      </w:r>
+    </w:p>
+    <w:p>
+      <w:pPr>
+        <w:jc w:val="both"/>
+        <w:rPr>
+          <w:rFonts w:ascii="Arial" w:hAnsi="Arial" w:cs="Arial"/>
+          <w:bCs/>
+          <w:sz w:val="20"/>
+          <w:szCs w:val="20"/>
+          <w:lang w:val="en-US"/>
+        </w:rPr>
+      </w:pPr>
+      <w:r>
+        <w:rPr>
+          <w:rFonts w:ascii="Arial" w:hAnsi="Arial" w:cs="Arial"/>
+          <w:bCs/>
+          <w:sz w:val="20"/>
+          <w:szCs w:val="20"/>
+          <w:lang w:val="en-US"/>
+        </w:rPr>
+        <w:t>Once the desired configuration has been completed, the measurement can be started by pressing any of the start buttons corresponding to the selected tab (</w:t>
+      </w:r>
+      <w:r>
+        <w:rPr>
+          <w:rFonts w:ascii="Arial" w:hAnsi="Arial" w:cs="Arial"/>
+          <w:bCs/>
+          <w:sz w:val="20"/>
+          <w:szCs w:val="20"/>
+          <w:lang w:val="en-US"/>
+        </w:rPr>
+        <w:drawing>
+          <wp:inline distT="0" distB="0" distL="0" distR="0" wp14:anchorId="09F3BAFC" wp14:editId="097ADD7D">
+            <wp:extent cx="628648" cy="133755"/>
+            <wp:effectExtent l="0" t="0" r="635" b="0"/>
+            <wp:docPr id="1006781419" name="Imagen 1"/>
+            <wp:cNvGraphicFramePr>
+              <a:graphicFrameLocks xmlns:a="http://schemas.openxmlformats.org/drawingml/2006/main" noChangeAspect="1"/>
+            </wp:cNvGraphicFramePr>
+            <a:graphic xmlns:a="http://schemas.openxmlformats.org/drawingml/2006/main">
+              <a:graphicData uri="http://schemas.openxmlformats.org/drawingml/2006/picture">
+                <pic:pic xmlns:pic="http://schemas.openxmlformats.org/drawingml/2006/picture">
+                  <pic:nvPicPr>
+                    <pic:cNvPr id="1006781419" name=""/>
+                    <pic:cNvPicPr/>
+                  </pic:nvPicPr>
+                  <pic:blipFill>
+                    <a:blip r:embed="rId112"/>
+                    <a:stretch>
+                      <a:fillRect/>
+                    </a:stretch>
+                  </pic:blipFill>
+                  <pic:spPr>
+                    <a:xfrm>
+                      <a:off x="0" y="0"/>
+                      <a:ext cx="640080" cy="136187"/>
+                    </a:xfrm>
+                    <a:prstGeom prst="rect">
+                      <a:avLst/>
+                    </a:prstGeom>
+                  </pic:spPr>
+                </pic:pic>
+              </a:graphicData>
+            </a:graphic>
+          </wp:inline>
+        </w:drawing>
+      </w:r>
+      <w:r>
+        <w:rPr>
+          <w:rFonts w:ascii="Arial" w:hAnsi="Arial" w:cs="Arial"/>
+          <w:bCs/>
+          <w:sz w:val="20"/>
+          <w:szCs w:val="20"/>
+          <w:lang w:val="en-US"/>
+        </w:rPr>
+        <w:t>,</w:t>
+      </w:r>
+      <w:r>
+        <w:rPr>
+          <w:rFonts w:ascii="Arial" w:hAnsi="Arial" w:cs="Arial"/>
+          <w:bCs/>
+          <w:sz w:val="20"/>
+          <w:szCs w:val="20"/>
+          <w:lang w:val="en-US"/>
+        </w:rPr>
+        <w:drawing>
+          <wp:inline distT="0" distB="0" distL="0" distR="0" wp14:anchorId="1AF76060" wp14:editId="7ED1DFAA">
+            <wp:extent cx="2196041" cy="121627"/>
+            <wp:effectExtent l="0" t="0" r="0" b="0"/>
+            <wp:docPr id="466608959" name="Imagen 1"/>
+            <wp:cNvGraphicFramePr>
+              <a:graphicFrameLocks xmlns:a="http://schemas.openxmlformats.org/drawingml/2006/main" noChangeAspect="1"/>
+            </wp:cNvGraphicFramePr>
+            <a:graphic xmlns:a="http://schemas.openxmlformats.org/drawingml/2006/main">
+              <a:graphicData uri="http://schemas.openxmlformats.org/drawingml/2006/picture">
+                <pic:pic xmlns:pic="http://schemas.openxmlformats.org/drawingml/2006/picture">
+                  <pic:nvPicPr>
+                    <pic:cNvPr id="466608959" name=""/>
+                    <pic:cNvPicPr/>
+                  </pic:nvPicPr>
+                  <pic:blipFill>
+                    <a:blip r:embed="rId113"/>
+                    <a:stretch>
+                      <a:fillRect/>
+                    </a:stretch>
+                  </pic:blipFill>
+                  <pic:spPr>
+                    <a:xfrm>
+                      <a:off x="0" y="0"/>
+                      <a:ext cx="2458204" cy="136147"/>
+                    </a:xfrm>
+                    <a:prstGeom prst="rect">
+                      <a:avLst/>
+                    </a:prstGeom>
+                  </pic:spPr>
+                </pic:pic>
+              </a:graphicData>
+            </a:graphic>
+          </wp:inline>
+        </w:drawing>
+      </w:r>
+      <w:r>
+        <w:rPr>
+          <w:rFonts w:ascii="Arial" w:hAnsi="Arial" w:cs="Arial"/>
+          <w:bCs/>
+          <w:sz w:val="20"/>
+          <w:szCs w:val="20"/>
+          <w:lang w:val="en-US"/>
+        </w:rPr>
+        <w:t>).</w:t>
+      </w:r>
+    </w:p>
+    <w:p>
+      <w:pPr>
+        <w:jc w:val="both"/>
+        <w:rPr>
+          <w:rFonts w:ascii="Arial" w:hAnsi="Arial" w:cs="Arial"/>
+          <w:bCs/>
+          <w:sz w:val="20"/>
+          <w:szCs w:val="20"/>
+          <w:lang w:val="en-US"/>
+        </w:rPr>
+      </w:pPr>
+      <w:r>
+        <w:rPr>
+          <w:rFonts w:ascii="Arial" w:hAnsi="Arial" w:cs="Arial"/>
+          <w:bCs/>
+          <w:sz w:val="20"/>
+          <w:szCs w:val="20"/>
+          <w:lang w:val="en-US"/>
+        </w:rPr>
+        <w:t>If autosave is enabled, a window will pop up asking the user to select the format in which the data should be saved.</w:t>
+      </w:r>
+    </w:p>
+    <w:p>
+      <w:pPr>
+        <w:jc w:val="center"/>
+        <w:rPr>
+          <w:rFonts w:ascii="Arial" w:hAnsi="Arial" w:cs="Arial"/>
+          <w:bCs/>
+          <w:sz w:val="20"/>
+          <w:szCs w:val="20"/>
+          <w:lang w:val="en-US"/>
+        </w:rPr>
+      </w:pPr>
+      <w:r>
+        <w:rPr>
+          <w:rFonts w:ascii="Arial" w:hAnsi="Arial" w:cs="Arial"/>
+          <w:bCs/>
+          <w:sz w:val="20"/>
+          <w:szCs w:val="20"/>
+          <w:lang w:val="en-US"/>
+        </w:rPr>
+        <w:drawing>
+          <wp:inline distT="0" distB="0" distL="0" distR="0" wp14:anchorId="38541562" wp14:editId="23F8B160">
+            <wp:extent cx="2695951" cy="1305107"/>
+            <wp:effectExtent l="0" t="0" r="9525" b="9525"/>
+            <wp:docPr id="962662859" name="Imagen 1" descr="Interfaz de usuario gráfica&#10;&#10;El contenido generado por IA puede ser incorrecto."/>
+            <wp:cNvGraphicFramePr>
+              <a:graphicFrameLocks xmlns:a="http://schemas.openxmlformats.org/drawingml/2006/main" noChangeAspect="1"/>
+            </wp:cNvGraphicFramePr>
+            <a:graphic xmlns:a="http://schemas.openxmlformats.org/drawingml/2006/main">
+              <a:graphicData uri="http://schemas.openxmlformats.org/drawingml/2006/picture">
+                <pic:pic xmlns:pic="http://schemas.openxmlformats.org/drawingml/2006/picture">
+                  <pic:nvPicPr>
+                    <pic:cNvPr id="962662859" name="Imagen 1" descr="Interfaz de usuario gráfica&#10;&#10;El contenido generado por IA puede ser incorrecto."/>
+                    <pic:cNvPicPr/>
+                  </pic:nvPicPr>
+                  <pic:blipFill>
+                    <a:blip r:embed="rId114"/>
+                    <a:stretch>
+                      <a:fillRect/>
+                    </a:stretch>
+                  </pic:blipFill>
+                  <pic:spPr>
+                    <a:xfrm>
+                      <a:off x="0" y="0"/>
+                      <a:ext cx="2695951" cy="1305107"/>
+                    </a:xfrm>
+                    <a:prstGeom prst="rect">
+                      <a:avLst/>
+                    </a:prstGeom>
+                  </pic:spPr>
+                </pic:pic>
+              </a:graphicData>
+            </a:graphic>
+          </wp:inline>
+        </w:drawing>
+      </w:r>
+    </w:p>
+    <w:p>
+      <w:pPr>
+        <w:jc w:val="both"/>
+        <w:rPr>
+          <w:rFonts w:ascii="Arial" w:hAnsi="Arial" w:cs="Arial"/>
+          <w:bCs/>
+          <w:sz w:val="20"/>
+          <w:szCs w:val="20"/>
+          <w:lang w:val="en-US"/>
+        </w:rPr>
+      </w:pPr>
+      <w:r>
+        <w:rPr>
+          <w:rFonts w:ascii="Arial" w:hAnsi="Arial" w:cs="Arial"/>
+          <w:bCs/>
+          <w:sz w:val="20"/>
+          <w:szCs w:val="20"/>
+          <w:lang w:val="en-US"/>
+        </w:rPr>
+        <w:t xml:space="preserve">After confirming the format </w:t>
+      </w:r>
+      <w:r>
+        <w:rPr>
+          <w:rFonts w:ascii="Arial" w:hAnsi="Arial" w:cs="Arial"/>
+          <w:bCs/>
+          <w:sz w:val="20"/>
+          <w:szCs w:val="20"/>
+          <w:lang w:val="en-US"/>
+        </w:rPr>
+        <w:t>(</w:t>
+      </w:r>
+      <w:r>
+        <w:rPr>
+          <w:rFonts w:ascii="Arial" w:hAnsi="Arial" w:cs="Arial"/>
+          <w:bCs/>
+          <w:sz w:val="20"/>
+          <w:szCs w:val="20"/>
+          <w:lang w:val="en-US"/>
+        </w:rPr>
+        <w:drawing>
+          <wp:inline distT="0" distB="0" distL="0" distR="0" wp14:anchorId="47B492CA" wp14:editId="30CFF8D9">
+            <wp:extent cx="1918227" cy="135404"/>
+            <wp:effectExtent l="0" t="0" r="6350" b="0"/>
+            <wp:docPr id="302100959" name="Imagen 1"/>
+            <wp:cNvGraphicFramePr>
+              <a:graphicFrameLocks xmlns:a="http://schemas.openxmlformats.org/drawingml/2006/main" noChangeAspect="1"/>
+            </wp:cNvGraphicFramePr>
+            <a:graphic xmlns:a="http://schemas.openxmlformats.org/drawingml/2006/main">
+              <a:graphicData uri="http://schemas.openxmlformats.org/drawingml/2006/picture">
+                <pic:pic xmlns:pic="http://schemas.openxmlformats.org/drawingml/2006/picture">
+                  <pic:nvPicPr>
+                    <pic:cNvPr id="302100959" name=""/>
+                    <pic:cNvPicPr/>
+                  </pic:nvPicPr>
+                  <pic:blipFill>
+                    <a:blip r:embed="rId115"/>
+                    <a:stretch>
+                      <a:fillRect/>
+                    </a:stretch>
+                  </pic:blipFill>
+                  <pic:spPr>
+                    <a:xfrm>
+                      <a:off x="0" y="0"/>
+                      <a:ext cx="2017744" cy="142429"/>
+                    </a:xfrm>
+                    <a:prstGeom prst="rect">
+                      <a:avLst/>
+                    </a:prstGeom>
+                  </pic:spPr>
+                </pic:pic>
+              </a:graphicData>
+            </a:graphic>
+          </wp:inline>
+        </w:drawing>
+      </w:r>
+      <w:r>
+        <w:rPr>
+          <w:rFonts w:ascii="Arial" w:hAnsi="Arial" w:cs="Arial"/>
+          <w:bCs/>
+          <w:sz w:val="20"/>
+          <w:szCs w:val="20"/>
+          <w:lang w:val="en-US"/>
+        </w:rPr>
+        <w:t xml:space="preserve">) </w:t>
+      </w:r>
+      <w:r>
+        <w:rPr>
+          <w:rFonts w:ascii="Arial" w:hAnsi="Arial" w:cs="Arial"/>
+          <w:bCs/>
+          <w:sz w:val="20"/>
+          <w:szCs w:val="20"/>
+          <w:lang w:val="en-US"/>
+        </w:rPr>
+        <w:t>in case autosave is enabled, or simply by pressing start if it is not, the measurement will begin. The only exception is the scheduled measurement, where a countdown will appear indicating the remaining time before the measurement starts.</w:t>
+      </w:r>
+    </w:p>
+    <w:p>
+      <w:pPr>
+        <w:jc w:val="center"/>
+        <w:rPr>
+          <w:rFonts w:ascii="Arial" w:hAnsi="Arial" w:cs="Arial"/>
+          <w:bCs/>
+          <w:sz w:val="20"/>
+          <w:szCs w:val="20"/>
+          <w:lang w:val="en-US"/>
+        </w:rPr>
+      </w:pPr>
+      <w:r>
+        <w:rPr>
+          <w:rFonts w:ascii="Arial" w:hAnsi="Arial" w:cs="Arial"/>
+          <w:sz w:val="20"/>
+          <w:szCs w:val="20"/>
+        </w:rPr>
+        <w:lastRenderedPageBreak/>
+        <w:drawing>
+          <wp:inline distT="0" distB="0" distL="0" distR="0" wp14:anchorId="36D42249" wp14:editId="092AE731">
+            <wp:extent cx="5612130" cy="584835"/>
+            <wp:effectExtent l="0" t="0" r="7620" b="5715"/>
+            <wp:docPr id="440144514" name="Imagen 1" descr="Texto&#10;&#10;El contenido generado por IA puede ser incorrecto."/>
+            <wp:cNvGraphicFramePr>
+              <a:graphicFrameLocks xmlns:a="http://schemas.openxmlformats.org/drawingml/2006/main" noChangeAspect="1"/>
+            </wp:cNvGraphicFramePr>
+            <a:graphic xmlns:a="http://schemas.openxmlformats.org/drawingml/2006/main">
+              <a:graphicData uri="http://schemas.openxmlformats.org/drawingml/2006/picture">
+                <pic:pic xmlns:pic="http://schemas.openxmlformats.org/drawingml/2006/picture">
+                  <pic:nvPicPr>
+                    <pic:cNvPr id="440144514" name="Imagen 1" descr="Texto&#10;&#10;El contenido generado por IA puede ser incorrecto."/>
+                    <pic:cNvPicPr/>
+                  </pic:nvPicPr>
+                  <pic:blipFill>
+                    <a:blip r:embed="rId116"/>
+                    <a:stretch>
+                      <a:fillRect/>
+                    </a:stretch>
+                  </pic:blipFill>
+                  <pic:spPr>
+                    <a:xfrm>
+                      <a:off x="0" y="0"/>
+                      <a:ext cx="5612130" cy="584835"/>
+                    </a:xfrm>
+                    <a:prstGeom prst="rect">
+                      <a:avLst/>
+                    </a:prstGeom>
+                  </pic:spPr>
+                </pic:pic>
+              </a:graphicData>
+            </a:graphic>
+          </wp:inline>
+        </w:drawing>
+      </w:r>
+    </w:p>
+    <w:p>
+      <w:pPr>
+        <w:jc w:val="both"/>
+        <w:rPr>
+          <w:rFonts w:ascii="Arial" w:hAnsi="Arial" w:cs="Arial"/>
+          <w:bCs/>
+          <w:sz w:val="20"/>
+          <w:szCs w:val="20"/>
+          <w:lang w:val="en-US"/>
+        </w:rPr>
+      </w:pPr>
+      <w:r>
+        <w:rPr>
+          <w:rFonts w:ascii="Arial" w:hAnsi="Arial" w:cs="Arial"/>
+          <w:bCs/>
+          <w:sz w:val="20"/>
+          <w:szCs w:val="20"/>
+          <w:lang w:val="en-US"/>
+        </w:rPr>
+        <w:t>When this countdown is active, it is as if the software were already running the measurement, since it is not possible to change the tab or device configurations. If the user wishes to cancel the process before it begins, they may do so by pressing the stop button (</w:t>
+      </w:r>
+      <w:r>
+        <w:rPr>
+          <w:rFonts w:ascii="Arial" w:hAnsi="Arial" w:cs="Arial"/>
+          <w:bCs/>
+          <w:sz w:val="20"/>
+          <w:szCs w:val="20"/>
+          <w:lang w:val="en-US"/>
+        </w:rPr>
+        <w:drawing>
+          <wp:inline distT="0" distB="0" distL="0" distR="0" wp14:anchorId="2A42DA5F" wp14:editId="02905E90">
+            <wp:extent cx="685800" cy="132735"/>
+            <wp:effectExtent l="0" t="0" r="0" b="635"/>
+            <wp:docPr id="909881113" name="Imagen 1"/>
+            <wp:cNvGraphicFramePr>
+              <a:graphicFrameLocks xmlns:a="http://schemas.openxmlformats.org/drawingml/2006/main" noChangeAspect="1"/>
+            </wp:cNvGraphicFramePr>
+            <a:graphic xmlns:a="http://schemas.openxmlformats.org/drawingml/2006/main">
+              <a:graphicData uri="http://schemas.openxmlformats.org/drawingml/2006/picture">
+                <pic:pic xmlns:pic="http://schemas.openxmlformats.org/drawingml/2006/picture">
+                  <pic:nvPicPr>
+                    <pic:cNvPr id="909881113" name=""/>
+                    <pic:cNvPicPr/>
+                  </pic:nvPicPr>
+                  <pic:blipFill>
+                    <a:blip r:embed="rId117"/>
+                    <a:stretch>
+                      <a:fillRect/>
+                    </a:stretch>
+                  </pic:blipFill>
+                  <pic:spPr>
+                    <a:xfrm>
+                      <a:off x="0" y="0"/>
+                      <a:ext cx="704176" cy="136292"/>
+                    </a:xfrm>
+                    <a:prstGeom prst="rect">
+                      <a:avLst/>
+                    </a:prstGeom>
+                  </pic:spPr>
+                </pic:pic>
+              </a:graphicData>
+            </a:graphic>
+          </wp:inline>
+        </w:drawing>
+      </w:r>
+      <w:r>
+        <w:rPr>
+          <w:rFonts w:ascii="Arial" w:hAnsi="Arial" w:cs="Arial"/>
+          <w:bCs/>
+          <w:sz w:val="20"/>
+          <w:szCs w:val="20"/>
+          <w:lang w:val="en-US"/>
+        </w:rPr>
+        <w:t>).</w:t>
+      </w:r>
+    </w:p>
+    <w:p>
+      <w:pPr>
+        <w:jc w:val="both"/>
+        <w:rPr>
+          <w:rFonts w:ascii="Arial" w:hAnsi="Arial" w:cs="Arial"/>
+          <w:bCs/>
+          <w:sz w:val="20"/>
+          <w:szCs w:val="20"/>
+          <w:lang w:val="en-US"/>
+        </w:rPr>
+      </w:pPr>
+      <w:r>
+        <w:rPr>
+          <w:rFonts w:ascii="Arial" w:hAnsi="Arial" w:cs="Arial"/>
+          <w:bCs/>
+          <w:sz w:val="20"/>
+          <w:szCs w:val="20"/>
+          <w:lang w:val="en-US"/>
+        </w:rPr>
+        <w:t>Once started, the table will begin recording values. Start pulses will be stored with year, month, day, hour, minute, and second format, with microsecond resolution. Stop pulses will be stored with picosecond resolution, along with the channel information that generated them</w:t>
+      </w:r>
+      <w:r>
+        <w:rPr>
+          <w:rFonts w:ascii="Arial" w:hAnsi="Arial" w:cs="Arial"/>
+          <w:bCs/>
+          <w:sz w:val="20"/>
+          <w:szCs w:val="20"/>
+          <w:lang w:val="en-US"/>
+        </w:rPr>
+        <w:t>, the table will show only the last 50000 start stop and channel values</w:t>
+      </w:r>
+      <w:r>
+        <w:rPr>
+          <w:rFonts w:ascii="Arial" w:hAnsi="Arial" w:cs="Arial"/>
+          <w:bCs/>
+          <w:sz w:val="20"/>
+          <w:szCs w:val="20"/>
+          <w:lang w:val="en-US"/>
+        </w:rPr>
+        <w:t>.</w:t>
+      </w:r>
+    </w:p>
+    <w:p>
+      <w:pPr>
+        <w:jc w:val="center"/>
+        <w:rPr>
+          <w:rFonts w:ascii="Arial" w:hAnsi="Arial" w:cs="Arial"/>
+          <w:bCs/>
+          <w:sz w:val="20"/>
+          <w:szCs w:val="20"/>
+          <w:lang w:val="en-US"/>
+        </w:rPr>
+      </w:pPr>
+      <w:r>
+        <w:rPr>
+          <w:rFonts w:ascii="Arial" w:hAnsi="Arial" w:cs="Arial"/>
+          <w:bCs/>
+          <w:sz w:val="20"/>
+          <w:szCs w:val="20"/>
+          <w:lang w:val="en-US"/>
+        </w:rPr>
+        <w:drawing>
+          <wp:inline distT="0" distB="0" distL="0" distR="0" wp14:anchorId="6887F5EB" wp14:editId="5DBF7B9F">
+            <wp:extent cx="5449060" cy="2476846"/>
+            <wp:effectExtent l="0" t="0" r="0" b="0"/>
+            <wp:docPr id="1395430055" name="Imagen 1" descr="Tabla&#10;&#10;El contenido generado por IA puede ser incorrecto."/>
+            <wp:cNvGraphicFramePr>
+              <a:graphicFrameLocks xmlns:a="http://schemas.openxmlformats.org/drawingml/2006/main" noChangeAspect="1"/>
+            </wp:cNvGraphicFramePr>
+            <a:graphic xmlns:a="http://schemas.openxmlformats.org/drawingml/2006/main">
+              <a:graphicData uri="http://schemas.openxmlformats.org/drawingml/2006/picture">
+                <pic:pic xmlns:pic="http://schemas.openxmlformats.org/drawingml/2006/picture">
+                  <pic:nvPicPr>
+                    <pic:cNvPr id="1395430055" name="Imagen 1" descr="Tabla&#10;&#10;El contenido generado por IA puede ser incorrecto."/>
+                    <pic:cNvPicPr/>
+                  </pic:nvPicPr>
+                  <pic:blipFill>
+                    <a:blip r:embed="rId118"/>
+                    <a:stretch>
+                      <a:fillRect/>
+                    </a:stretch>
+                  </pic:blipFill>
+                  <pic:spPr>
+                    <a:xfrm>
+                      <a:off x="0" y="0"/>
+                      <a:ext cx="5449060" cy="2476846"/>
+                    </a:xfrm>
+                    <a:prstGeom prst="rect">
+                      <a:avLst/>
+                    </a:prstGeom>
+                  </pic:spPr>
+                </pic:pic>
+              </a:graphicData>
+            </a:graphic>
+          </wp:inline>
+        </w:drawing>
+      </w:r>
+    </w:p>
+    <w:p>
+      <w:pPr>
+        <w:jc w:val="both"/>
+        <w:rPr>
+          <w:rFonts w:ascii="Arial" w:hAnsi="Arial" w:cs="Arial"/>
+          <w:bCs/>
+          <w:sz w:val="20"/>
+          <w:szCs w:val="20"/>
+          <w:lang w:val="en-US"/>
+        </w:rPr>
+      </w:pPr>
+      <w:r>
+        <w:rPr>
+          <w:rFonts w:ascii="Arial" w:hAnsi="Arial" w:cs="Arial"/>
+          <w:bCs/>
+          <w:sz w:val="20"/>
+          <w:szCs w:val="20"/>
+          <w:lang w:val="en-US"/>
+        </w:rPr>
+        <w:t>The panel in the lower-left corner will display the total number of measurements recorded per channel, as well as the overall total.</w:t>
+      </w:r>
+    </w:p>
+    <w:p>
+      <w:pPr>
+        <w:jc w:val="both"/>
+        <w:rPr>
+          <w:rFonts w:ascii="Arial" w:hAnsi="Arial" w:cs="Arial"/>
+          <w:bCs/>
+          <w:sz w:val="20"/>
+          <w:szCs w:val="20"/>
+          <w:lang w:val="en-US"/>
+        </w:rPr>
+      </w:pPr>
+    </w:p>
+    <w:p>
+      <w:pPr>
+        <w:jc w:val="center"/>
+        <w:rPr>
+          <w:rFonts w:ascii="Arial" w:hAnsi="Arial" w:cs="Arial"/>
+          <w:bCs/>
+          <w:sz w:val="20"/>
+          <w:szCs w:val="20"/>
+          <w:lang w:val="en-US"/>
+        </w:rPr>
+      </w:pPr>
+      <w:r>
+        <w:rPr>
+          <w:rFonts w:ascii="Arial" w:hAnsi="Arial" w:cs="Arial"/>
+          <w:bCs/>
+          <w:sz w:val="20"/>
+          <w:szCs w:val="20"/>
+          <w:lang w:val="en-US"/>
+        </w:rPr>
+        <w:drawing>
+          <wp:inline distT="0" distB="0" distL="0" distR="0" wp14:anchorId="02F2B558" wp14:editId="3423978F">
+            <wp:extent cx="3686689" cy="1171739"/>
+            <wp:effectExtent l="0" t="0" r="0" b="9525"/>
+            <wp:docPr id="1644912624" name="Imagen 1" descr="Interfaz de usuario gráfica, Texto, Aplicación&#10;&#10;El contenido generado por IA puede ser incorrecto."/>
+            <wp:cNvGraphicFramePr>
+              <a:graphicFrameLocks xmlns:a="http://schemas.openxmlformats.org/drawingml/2006/main" noChangeAspect="1"/>
+            </wp:cNvGraphicFramePr>
+            <a:graphic xmlns:a="http://schemas.openxmlformats.org/drawingml/2006/main">
+              <a:graphicData uri="http://schemas.openxmlformats.org/drawingml/2006/picture">
+                <pic:pic xmlns:pic="http://schemas.openxmlformats.org/drawingml/2006/picture">
+                  <pic:nvPicPr>
+                    <pic:cNvPr id="1644912624" name="Imagen 1" descr="Interfaz de usuario gráfica, Texto, Aplicación&#10;&#10;El contenido generado por IA puede ser incorrecto."/>
+                    <pic:cNvPicPr/>
+                  </pic:nvPicPr>
+                  <pic:blipFill>
+                    <a:blip r:embed="rId119"/>
+                    <a:stretch>
+                      <a:fillRect/>
+                    </a:stretch>
+                  </pic:blipFill>
+                  <pic:spPr>
+                    <a:xfrm>
+                      <a:off x="0" y="0"/>
+                      <a:ext cx="3686689" cy="1171739"/>
+                    </a:xfrm>
+                    <a:prstGeom prst="rect">
+                      <a:avLst/>
+                    </a:prstGeom>
+                  </pic:spPr>
+                </pic:pic>
+              </a:graphicData>
+            </a:graphic>
+          </wp:inline>
+        </w:drawing>
+      </w:r>
+    </w:p>
+    <w:p>
+      <w:pPr>
+        <w:jc w:val="both"/>
+        <w:rPr>
+          <w:rFonts w:ascii="Arial" w:hAnsi="Arial" w:cs="Arial"/>
+          <w:bCs/>
+          <w:sz w:val="20"/>
+          <w:szCs w:val="20"/>
+          <w:lang w:val="en-US"/>
+        </w:rPr>
+      </w:pPr>
+      <w:r>
+        <w:rPr>
+          <w:rFonts w:ascii="Arial" w:hAnsi="Arial" w:cs="Arial"/>
+          <w:bCs/>
+          <w:sz w:val="20"/>
+          <w:szCs w:val="20"/>
+          <w:lang w:val="en-US"/>
+        </w:rPr>
+        <w:t xml:space="preserve">The status bar will indicate whether the measurement is running correctly or if there is an issue with the selected channels. </w:t>
+      </w:r>
+    </w:p>
+    <w:p>
+      <w:pPr>
+        <w:rPr>
+          <w:rFonts w:ascii="Arial" w:hAnsi="Arial" w:cs="Arial"/>
+          <w:bCs/>
+          <w:sz w:val="20"/>
+          <w:szCs w:val="20"/>
+          <w:lang w:val="en-US"/>
+        </w:rPr>
+      </w:pPr>
+      <w:r>
+        <w:rPr>
+          <w:rFonts w:ascii="Arial" w:hAnsi="Arial" w:cs="Arial"/>
+          <w:bCs/>
+          <w:sz w:val="20"/>
+          <w:szCs w:val="20"/>
+          <w:lang w:val="en-US"/>
+        </w:rPr>
+        <w:drawing>
+          <wp:inline distT="0" distB="0" distL="0" distR="0" wp14:anchorId="64682647" wp14:editId="282FCE68">
+            <wp:extent cx="5612130" cy="560070"/>
+            <wp:effectExtent l="0" t="0" r="7620" b="0"/>
+            <wp:docPr id="814327802" name="Imagen 1" descr="Imagen que contiene Texto&#10;&#10;El contenido generado por IA puede ser incorrecto."/>
+            <wp:cNvGraphicFramePr>
+              <a:graphicFrameLocks xmlns:a="http://schemas.openxmlformats.org/drawingml/2006/main" noChangeAspect="1"/>
+            </wp:cNvGraphicFramePr>
+            <a:graphic xmlns:a="http://schemas.openxmlformats.org/drawingml/2006/main">
+              <a:graphicData uri="http://schemas.openxmlformats.org/drawingml/2006/picture">
+                <pic:pic xmlns:pic="http://schemas.openxmlformats.org/drawingml/2006/picture">
+                  <pic:nvPicPr>
+                    <pic:cNvPr id="814327802" name="Imagen 1" descr="Imagen que contiene Texto&#10;&#10;El contenido generado por IA puede ser incorrecto."/>
+                    <pic:cNvPicPr/>
+                  </pic:nvPicPr>
+                  <pic:blipFill>
+                    <a:blip r:embed="rId120"/>
+                    <a:stretch>
+                      <a:fillRect/>
+                    </a:stretch>
+                  </pic:blipFill>
+                  <pic:spPr>
+                    <a:xfrm>
+                      <a:off x="0" y="0"/>
+                      <a:ext cx="5612130" cy="560070"/>
+                    </a:xfrm>
+                    <a:prstGeom prst="rect">
+                      <a:avLst/>
+                    </a:prstGeom>
+                  </pic:spPr>
+                </pic:pic>
+              </a:graphicData>
+            </a:graphic>
+          </wp:inline>
+        </w:drawing>
+      </w:r>
+    </w:p>
+    <w:p>
+      <w:pPr>
+        <w:jc w:val="center"/>
+        <w:rPr>
+          <w:rFonts w:ascii="Arial" w:hAnsi="Arial" w:cs="Arial"/>
+          <w:bCs/>
+          <w:sz w:val="20"/>
+          <w:szCs w:val="20"/>
+          <w:lang w:val="en-US"/>
+        </w:rPr>
+      </w:pPr>
+      <w:r>
+        <w:rPr>
+          <w:rFonts w:ascii="Arial" w:hAnsi="Arial" w:cs="Arial"/>
+          <w:bCs/>
+          <w:sz w:val="20"/>
+          <w:szCs w:val="20"/>
+          <w:lang w:val="en-US"/>
+        </w:rPr>
+        <w:lastRenderedPageBreak/>
+        <w:drawing>
+          <wp:inline distT="0" distB="0" distL="0" distR="0" wp14:anchorId="5CCB7B03" wp14:editId="7207CF24">
+            <wp:extent cx="5612130" cy="584835"/>
+            <wp:effectExtent l="0" t="0" r="7620" b="5715"/>
+            <wp:docPr id="1076483910" name="Imagen 1" descr="Imagen que contiene Logotipo&#10;&#10;El contenido generado por IA puede ser incorrecto."/>
+            <wp:cNvGraphicFramePr>
+              <a:graphicFrameLocks xmlns:a="http://schemas.openxmlformats.org/drawingml/2006/main" noChangeAspect="1"/>
+            </wp:cNvGraphicFramePr>
+            <a:graphic xmlns:a="http://schemas.openxmlformats.org/drawingml/2006/main">
+              <a:graphicData uri="http://schemas.openxmlformats.org/drawingml/2006/picture">
+                <pic:pic xmlns:pic="http://schemas.openxmlformats.org/drawingml/2006/picture">
+                  <pic:nvPicPr>
+                    <pic:cNvPr id="1076483910" name="Imagen 1" descr="Imagen que contiene Logotipo&#10;&#10;El contenido generado por IA puede ser incorrecto."/>
+                    <pic:cNvPicPr/>
+                  </pic:nvPicPr>
+                  <pic:blipFill>
+                    <a:blip r:embed="rId121"/>
+                    <a:stretch>
+                      <a:fillRect/>
+                    </a:stretch>
+                  </pic:blipFill>
+                  <pic:spPr>
+                    <a:xfrm>
+                      <a:off x="0" y="0"/>
+                      <a:ext cx="5612130" cy="584835"/>
+                    </a:xfrm>
+                    <a:prstGeom prst="rect">
+                      <a:avLst/>
+                    </a:prstGeom>
+                  </pic:spPr>
+                </pic:pic>
+              </a:graphicData>
+            </a:graphic>
+          </wp:inline>
+        </w:drawing>
+      </w:r>
+    </w:p>
+    <w:p>
+      <w:pPr>
+        <w:jc w:val="both"/>
+        <w:rPr>
+          <w:rFonts w:ascii="Arial" w:hAnsi="Arial" w:cs="Arial"/>
+          <w:bCs/>
+          <w:sz w:val="20"/>
+          <w:szCs w:val="20"/>
+          <w:lang w:val="en-US"/>
+        </w:rPr>
+      </w:pPr>
+      <w:r>
+        <w:rPr>
+          <w:rFonts w:ascii="Arial" w:hAnsi="Arial" w:cs="Arial"/>
+          <w:bCs/>
+          <w:sz w:val="20"/>
+          <w:szCs w:val="20"/>
+          <w:lang w:val="en-US"/>
+        </w:rPr>
+        <w:t>It will also show progress depending on the measurement type.</w:t>
+      </w:r>
+      <w:r>
+        <w:rPr>
+          <w:rFonts w:ascii="Arial" w:hAnsi="Arial" w:cs="Arial"/>
+          <w:bCs/>
+          <w:sz w:val="20"/>
+          <w:szCs w:val="20"/>
+          <w:lang w:val="en-US"/>
+        </w:rPr>
+        <w:t xml:space="preserve"> </w:t>
+      </w:r>
+      <w:r>
+        <w:rPr>
+          <w:rFonts w:ascii="Arial" w:hAnsi="Arial" w:cs="Arial"/>
+          <w:bCs/>
+          <w:sz w:val="20"/>
+          <w:szCs w:val="20"/>
+          <w:lang w:val="en-US"/>
+        </w:rPr>
+        <w:t>For scheduled measurements, the status bar will display the remaining time until completion.</w:t>
+      </w:r>
+    </w:p>
+    <w:p>
+      <w:pPr>
+        <w:jc w:val="center"/>
+        <w:rPr>
+          <w:rFonts w:ascii="Arial" w:hAnsi="Arial" w:cs="Arial"/>
+          <w:bCs/>
+          <w:sz w:val="20"/>
+          <w:szCs w:val="20"/>
+          <w:lang w:val="en-US"/>
+        </w:rPr>
+      </w:pPr>
+      <w:r>
+        <w:rPr>
+          <w:rFonts w:ascii="Arial" w:hAnsi="Arial" w:cs="Arial"/>
+          <w:bCs/>
+          <w:sz w:val="20"/>
+          <w:szCs w:val="20"/>
+          <w:lang w:val="en-US"/>
+        </w:rPr>
+        <w:drawing>
+          <wp:inline distT="0" distB="0" distL="0" distR="0" wp14:anchorId="0F27BF8B" wp14:editId="60F952E0">
+            <wp:extent cx="5612130" cy="596900"/>
+            <wp:effectExtent l="0" t="0" r="7620" b="0"/>
+            <wp:docPr id="2004860723" name="Imagen 1" descr="Imagen que contiene Texto&#10;&#10;El contenido generado por IA puede ser incorrecto."/>
+            <wp:cNvGraphicFramePr>
+              <a:graphicFrameLocks xmlns:a="http://schemas.openxmlformats.org/drawingml/2006/main" noChangeAspect="1"/>
+            </wp:cNvGraphicFramePr>
+            <a:graphic xmlns:a="http://schemas.openxmlformats.org/drawingml/2006/main">
+              <a:graphicData uri="http://schemas.openxmlformats.org/drawingml/2006/picture">
+                <pic:pic xmlns:pic="http://schemas.openxmlformats.org/drawingml/2006/picture">
+                  <pic:nvPicPr>
+                    <pic:cNvPr id="2004860723" name="Imagen 1" descr="Imagen que contiene Texto&#10;&#10;El contenido generado por IA puede ser incorrecto."/>
+                    <pic:cNvPicPr/>
+                  </pic:nvPicPr>
+                  <pic:blipFill>
+                    <a:blip r:embed="rId122"/>
+                    <a:stretch>
+                      <a:fillRect/>
+                    </a:stretch>
+                  </pic:blipFill>
+                  <pic:spPr>
+                    <a:xfrm>
+                      <a:off x="0" y="0"/>
+                      <a:ext cx="5612130" cy="596900"/>
+                    </a:xfrm>
+                    <a:prstGeom prst="rect">
+                      <a:avLst/>
+                    </a:prstGeom>
+                  </pic:spPr>
+                </pic:pic>
+              </a:graphicData>
+            </a:graphic>
+          </wp:inline>
+        </w:drawing>
+      </w:r>
+    </w:p>
+    <w:p>
+      <w:pPr>
+        <w:jc w:val="both"/>
+        <w:rPr>
+          <w:rFonts w:ascii="Arial" w:hAnsi="Arial" w:cs="Arial"/>
+          <w:bCs/>
+          <w:sz w:val="20"/>
+          <w:szCs w:val="20"/>
+          <w:lang w:val="en-US"/>
+        </w:rPr>
+      </w:pPr>
+      <w:r>
+        <w:rPr>
+          <w:rFonts w:ascii="Arial" w:hAnsi="Arial" w:cs="Arial"/>
+          <w:bCs/>
+          <w:sz w:val="20"/>
+          <w:szCs w:val="20"/>
+          <w:lang w:val="en-US"/>
+        </w:rPr>
+        <w:t>For sample-size-based measurements, it will show the progress percentage according to the number of acquired records compared to the expected amount.</w:t>
+      </w:r>
+    </w:p>
+    <w:p>
+      <w:pPr>
+        <w:jc w:val="center"/>
+        <w:rPr>
+          <w:rFonts w:ascii="Arial" w:hAnsi="Arial" w:cs="Arial"/>
+          <w:bCs/>
+          <w:sz w:val="20"/>
+          <w:szCs w:val="20"/>
+          <w:lang w:val="en-US"/>
+        </w:rPr>
+      </w:pPr>
+      <w:r>
+        <w:rPr>
+          <w:rFonts w:ascii="Arial" w:hAnsi="Arial" w:cs="Arial"/>
+          <w:bCs/>
+          <w:sz w:val="20"/>
+          <w:szCs w:val="20"/>
+          <w:lang w:val="en-US"/>
+        </w:rPr>
+        <w:drawing>
+          <wp:inline distT="0" distB="0" distL="0" distR="0" wp14:anchorId="647016CC" wp14:editId="1E431170">
+            <wp:extent cx="5612130" cy="581660"/>
+            <wp:effectExtent l="0" t="0" r="7620" b="8890"/>
+            <wp:docPr id="1839880999" name="Imagen 1" descr="Imagen que contiene Texto&#10;&#10;El contenido generado por IA puede ser incorrecto."/>
+            <wp:cNvGraphicFramePr>
+              <a:graphicFrameLocks xmlns:a="http://schemas.openxmlformats.org/drawingml/2006/main" noChangeAspect="1"/>
+            </wp:cNvGraphicFramePr>
+            <a:graphic xmlns:a="http://schemas.openxmlformats.org/drawingml/2006/main">
+              <a:graphicData uri="http://schemas.openxmlformats.org/drawingml/2006/picture">
+                <pic:pic xmlns:pic="http://schemas.openxmlformats.org/drawingml/2006/picture">
+                  <pic:nvPicPr>
+                    <pic:cNvPr id="1839880999" name="Imagen 1" descr="Imagen que contiene Texto&#10;&#10;El contenido generado por IA puede ser incorrecto."/>
+                    <pic:cNvPicPr/>
+                  </pic:nvPicPr>
+                  <pic:blipFill>
+                    <a:blip r:embed="rId123"/>
+                    <a:stretch>
+                      <a:fillRect/>
+                    </a:stretch>
+                  </pic:blipFill>
+                  <pic:spPr>
+                    <a:xfrm>
+                      <a:off x="0" y="0"/>
+                      <a:ext cx="5612130" cy="581660"/>
+                    </a:xfrm>
+                    <a:prstGeom prst="rect">
+                      <a:avLst/>
+                    </a:prstGeom>
+                  </pic:spPr>
+                </pic:pic>
+              </a:graphicData>
+            </a:graphic>
+          </wp:inline>
+        </w:drawing>
+      </w:r>
+    </w:p>
+    <w:p>
+      <w:pPr>
+        <w:jc w:val="both"/>
+        <w:rPr>
+          <w:rFonts w:ascii="Arial" w:hAnsi="Arial" w:cs="Arial"/>
+          <w:bCs/>
+          <w:sz w:val="20"/>
+          <w:szCs w:val="20"/>
+          <w:lang w:val="en-US"/>
+        </w:rPr>
+      </w:pPr>
+      <w:r>
+        <w:rPr>
+          <w:rFonts w:ascii="Arial" w:hAnsi="Arial" w:cs="Arial"/>
+          <w:bCs/>
+          <w:sz w:val="20"/>
+          <w:szCs w:val="20"/>
+          <w:lang w:val="en-US"/>
+        </w:rPr>
+        <w:t>When autosave is in process, the status bar will display the message saving data. The duration of this message corresponds to the time during which the software pauses acquisition to save the accumulated data.</w:t>
+      </w:r>
+    </w:p>
+    <w:p>
+      <w:pPr>
+        <w:jc w:val="both"/>
+        <w:rPr>
+          <w:rFonts w:ascii="Arial" w:hAnsi="Arial" w:cs="Arial"/>
+          <w:bCs/>
+          <w:sz w:val="20"/>
+          <w:szCs w:val="20"/>
+          <w:lang w:val="en-US"/>
+        </w:rPr>
+      </w:pPr>
+      <w:r>
+        <w:rPr>
+          <w:rFonts w:ascii="Arial" w:hAnsi="Arial" w:cs="Arial"/>
+          <w:bCs/>
+          <w:sz w:val="20"/>
+          <w:szCs w:val="20"/>
+          <w:lang w:val="en-US"/>
+        </w:rPr>
+        <w:t>The measurement can also be paused by clicking the Pause (</w:t>
+      </w:r>
+      <w:r>
+        <w:rPr>
+          <w:rFonts w:ascii="Arial" w:hAnsi="Arial" w:cs="Arial"/>
+          <w:bCs/>
+          <w:sz w:val="20"/>
+          <w:szCs w:val="20"/>
+          <w:lang w:val="en-US"/>
+        </w:rPr>
+        <w:drawing>
+          <wp:inline distT="0" distB="0" distL="0" distR="0" wp14:anchorId="5D71D370" wp14:editId="703AA5EE">
+            <wp:extent cx="1952625" cy="115217"/>
+            <wp:effectExtent l="0" t="0" r="0" b="0"/>
+            <wp:docPr id="1966855427" name="Imagen 1"/>
+            <wp:cNvGraphicFramePr>
+              <a:graphicFrameLocks xmlns:a="http://schemas.openxmlformats.org/drawingml/2006/main" noChangeAspect="1"/>
+            </wp:cNvGraphicFramePr>
+            <a:graphic xmlns:a="http://schemas.openxmlformats.org/drawingml/2006/main">
+              <a:graphicData uri="http://schemas.openxmlformats.org/drawingml/2006/picture">
+                <pic:pic xmlns:pic="http://schemas.openxmlformats.org/drawingml/2006/picture">
+                  <pic:nvPicPr>
+                    <pic:cNvPr id="1966855427" name=""/>
+                    <pic:cNvPicPr/>
+                  </pic:nvPicPr>
+                  <pic:blipFill>
+                    <a:blip r:embed="rId124"/>
+                    <a:stretch>
+                      <a:fillRect/>
+                    </a:stretch>
+                  </pic:blipFill>
+                  <pic:spPr>
+                    <a:xfrm>
+                      <a:off x="0" y="0"/>
+                      <a:ext cx="2030010" cy="119783"/>
+                    </a:xfrm>
+                    <a:prstGeom prst="rect">
+                      <a:avLst/>
+                    </a:prstGeom>
+                  </pic:spPr>
+                </pic:pic>
+              </a:graphicData>
+            </a:graphic>
+          </wp:inline>
+        </w:drawing>
+      </w:r>
+      <w:r>
+        <w:rPr>
+          <w:rFonts w:ascii="Arial" w:hAnsi="Arial" w:cs="Arial"/>
+          <w:bCs/>
+          <w:sz w:val="20"/>
+          <w:szCs w:val="20"/>
+          <w:lang w:val="en-US"/>
+        </w:rPr>
+        <w:t>,</w:t>
+      </w:r>
+      <w:r>
+        <w:rPr>
+          <w:rFonts w:ascii="Arial" w:hAnsi="Arial" w:cs="Arial"/>
+          <w:bCs/>
+          <w:sz w:val="20"/>
+          <w:szCs w:val="20"/>
+          <w:lang w:val="en-US"/>
+        </w:rPr>
+        <w:drawing>
+          <wp:inline distT="0" distB="0" distL="0" distR="0" wp14:anchorId="025ADBA0" wp14:editId="75118333">
+            <wp:extent cx="696383" cy="133350"/>
+            <wp:effectExtent l="0" t="0" r="8890" b="0"/>
+            <wp:docPr id="1329767021" name="Imagen 1"/>
+            <wp:cNvGraphicFramePr>
+              <a:graphicFrameLocks xmlns:a="http://schemas.openxmlformats.org/drawingml/2006/main" noChangeAspect="1"/>
+            </wp:cNvGraphicFramePr>
+            <a:graphic xmlns:a="http://schemas.openxmlformats.org/drawingml/2006/main">
+              <a:graphicData uri="http://schemas.openxmlformats.org/drawingml/2006/picture">
+                <pic:pic xmlns:pic="http://schemas.openxmlformats.org/drawingml/2006/picture">
+                  <pic:nvPicPr>
+                    <pic:cNvPr id="1329767021" name=""/>
+                    <pic:cNvPicPr/>
+                  </pic:nvPicPr>
+                  <pic:blipFill>
+                    <a:blip r:embed="rId125"/>
+                    <a:stretch>
+                      <a:fillRect/>
+                    </a:stretch>
+                  </pic:blipFill>
+                  <pic:spPr>
+                    <a:xfrm>
+                      <a:off x="0" y="0"/>
+                      <a:ext cx="701461" cy="134322"/>
+                    </a:xfrm>
+                    <a:prstGeom prst="rect">
+                      <a:avLst/>
+                    </a:prstGeom>
+                  </pic:spPr>
+                </pic:pic>
+              </a:graphicData>
+            </a:graphic>
+          </wp:inline>
+        </w:drawing>
+      </w:r>
+      <w:r>
+        <w:rPr>
+          <w:rFonts w:ascii="Arial" w:hAnsi="Arial" w:cs="Arial"/>
+          <w:bCs/>
+          <w:sz w:val="20"/>
+          <w:szCs w:val="20"/>
+          <w:lang w:val="en-US"/>
+        </w:rPr>
+        <w:t>) button. This option allows the user to temporarily stop the measurement without starting a new one or losing the data already recorded. It is particularly useful when a connection needs to be adjusted in the timer without restarting the entire process.</w:t>
+      </w:r>
+    </w:p>
+    <w:p>
+      <w:pPr>
+        <w:jc w:val="center"/>
+        <w:rPr>
+          <w:rFonts w:ascii="Arial" w:hAnsi="Arial" w:cs="Arial"/>
+          <w:bCs/>
+          <w:sz w:val="20"/>
+          <w:szCs w:val="20"/>
+          <w:lang w:val="en-US"/>
+        </w:rPr>
+      </w:pPr>
+      <w:r>
+        <w:rPr>
+          <w:rFonts w:ascii="Arial" w:hAnsi="Arial" w:cs="Arial"/>
+          <w:bCs/>
+          <w:sz w:val="20"/>
+          <w:szCs w:val="20"/>
+          <w:lang w:val="en-US"/>
+        </w:rPr>
+        <w:drawing>
+          <wp:inline distT="0" distB="0" distL="0" distR="0" wp14:anchorId="2B1BD04D" wp14:editId="7B7A2539">
+            <wp:extent cx="5563376" cy="581106"/>
+            <wp:effectExtent l="0" t="0" r="0" b="9525"/>
+            <wp:docPr id="312066423" name="Imagen 1" descr="Imagen que contiene Texto&#10;&#10;El contenido generado por IA puede ser incorrecto."/>
+            <wp:cNvGraphicFramePr>
+              <a:graphicFrameLocks xmlns:a="http://schemas.openxmlformats.org/drawingml/2006/main" noChangeAspect="1"/>
+            </wp:cNvGraphicFramePr>
+            <a:graphic xmlns:a="http://schemas.openxmlformats.org/drawingml/2006/main">
+              <a:graphicData uri="http://schemas.openxmlformats.org/drawingml/2006/picture">
+                <pic:pic xmlns:pic="http://schemas.openxmlformats.org/drawingml/2006/picture">
+                  <pic:nvPicPr>
+                    <pic:cNvPr id="312066423" name="Imagen 1" descr="Imagen que contiene Texto&#10;&#10;El contenido generado por IA puede ser incorrecto."/>
+                    <pic:cNvPicPr/>
+                  </pic:nvPicPr>
+                  <pic:blipFill>
+                    <a:blip r:embed="rId126"/>
+                    <a:stretch>
+                      <a:fillRect/>
+                    </a:stretch>
+                  </pic:blipFill>
+                  <pic:spPr>
+                    <a:xfrm>
+                      <a:off x="0" y="0"/>
+                      <a:ext cx="5563376" cy="581106"/>
+                    </a:xfrm>
+                    <a:prstGeom prst="rect">
+                      <a:avLst/>
+                    </a:prstGeom>
+                  </pic:spPr>
+                </pic:pic>
+              </a:graphicData>
+            </a:graphic>
+          </wp:inline>
+        </w:drawing>
+      </w:r>
+    </w:p>
+    <w:p>
+      <w:pPr>
+        <w:jc w:val="both"/>
+        <w:rPr>
+          <w:rFonts w:ascii="Arial" w:hAnsi="Arial" w:cs="Arial"/>
+          <w:bCs/>
+          <w:sz w:val="20"/>
+          <w:szCs w:val="20"/>
+          <w:lang w:val="en-US"/>
+        </w:rPr>
+      </w:pPr>
+    </w:p>
+    <w:p>
+      <w:pPr>
+        <w:jc w:val="both"/>
+        <w:rPr>
+          <w:rFonts w:ascii="Arial" w:hAnsi="Arial" w:cs="Arial"/>
+          <w:bCs/>
+          <w:sz w:val="20"/>
+          <w:szCs w:val="20"/>
+          <w:lang w:val="en-US"/>
+        </w:rPr>
+      </w:pPr>
+      <w:r>
+        <w:rPr>
+          <w:rFonts w:ascii="Arial" w:hAnsi="Arial" w:cs="Arial"/>
+          <w:bCs/>
+          <w:sz w:val="20"/>
+          <w:szCs w:val="20"/>
+          <w:lang w:val="en-US"/>
+        </w:rPr>
+        <w:t>At the end of the measurement, the status bar will indicate that the data is being processed. During this step, the information is saved in the path selected by the user and the records are organized.</w:t>
+      </w:r>
+    </w:p>
+    <w:p>
+      <w:pPr>
+        <w:jc w:val="center"/>
+        <w:rPr>
+          <w:rFonts w:ascii="Arial" w:hAnsi="Arial" w:cs="Arial"/>
+          <w:bCs/>
+          <w:sz w:val="20"/>
+          <w:szCs w:val="20"/>
+          <w:lang w:val="en-US"/>
+        </w:rPr>
+      </w:pPr>
+      <w:r>
+        <w:rPr>
+          <w:rFonts w:ascii="Arial" w:hAnsi="Arial" w:cs="Arial"/>
+          <w:bCs/>
+          <w:sz w:val="20"/>
+          <w:szCs w:val="20"/>
+          <w:lang w:val="en-US"/>
+        </w:rPr>
+        <w:drawing>
+          <wp:inline distT="0" distB="0" distL="0" distR="0" wp14:anchorId="4AAEB811" wp14:editId="41B72C4D">
+            <wp:extent cx="5612130" cy="596265"/>
+            <wp:effectExtent l="0" t="0" r="7620" b="0"/>
+            <wp:docPr id="1635322221" name="Imagen 1" descr="Imagen que contiene Logotipo&#10;&#10;El contenido generado por IA puede ser incorrecto."/>
+            <wp:cNvGraphicFramePr>
+              <a:graphicFrameLocks xmlns:a="http://schemas.openxmlformats.org/drawingml/2006/main" noChangeAspect="1"/>
+            </wp:cNvGraphicFramePr>
+            <a:graphic xmlns:a="http://schemas.openxmlformats.org/drawingml/2006/main">
+              <a:graphicData uri="http://schemas.openxmlformats.org/drawingml/2006/picture">
+                <pic:pic xmlns:pic="http://schemas.openxmlformats.org/drawingml/2006/picture">
+                  <pic:nvPicPr>
+                    <pic:cNvPr id="1635322221" name="Imagen 1" descr="Imagen que contiene Logotipo&#10;&#10;El contenido generado por IA puede ser incorrecto."/>
+                    <pic:cNvPicPr/>
+                  </pic:nvPicPr>
+                  <pic:blipFill>
+                    <a:blip r:embed="rId127"/>
+                    <a:stretch>
+                      <a:fillRect/>
+                    </a:stretch>
+                  </pic:blipFill>
+                  <pic:spPr>
+                    <a:xfrm>
+                      <a:off x="0" y="0"/>
+                      <a:ext cx="5612130" cy="596265"/>
+                    </a:xfrm>
+                    <a:prstGeom prst="rect">
+                      <a:avLst/>
+                    </a:prstGeom>
+                  </pic:spPr>
+                </pic:pic>
+              </a:graphicData>
+            </a:graphic>
+          </wp:inline>
+        </w:drawing>
+      </w:r>
+    </w:p>
+    <w:p>
+      <w:pPr>
+        <w:jc w:val="both"/>
+        <w:rPr>
+          <w:rFonts w:ascii="Arial" w:hAnsi="Arial" w:cs="Arial"/>
+          <w:bCs/>
+          <w:sz w:val="20"/>
+          <w:szCs w:val="20"/>
+          <w:lang w:val="en-US"/>
+        </w:rPr>
+      </w:pPr>
+      <w:r>
+        <w:rPr>
+          <w:rFonts w:ascii="Arial" w:hAnsi="Arial" w:cs="Arial"/>
+          <w:bCs/>
+          <w:sz w:val="20"/>
+          <w:szCs w:val="20"/>
+          <w:lang w:val="en-US"/>
+        </w:rPr>
+        <w:t>In any type of measurement, it is possible to manually stop the process at any time by pressing the stop button (</w:t>
+      </w:r>
+      <w:r>
+        <w:rPr>
+          <w:rFonts w:ascii="Arial" w:hAnsi="Arial" w:cs="Arial"/>
+          <w:bCs/>
+          <w:sz w:val="20"/>
+          <w:szCs w:val="20"/>
+          <w:lang w:val="en-US"/>
+        </w:rPr>
+        <w:drawing>
+          <wp:inline distT="0" distB="0" distL="0" distR="0" wp14:anchorId="5B590302" wp14:editId="4623CF93">
+            <wp:extent cx="2122069" cy="131398"/>
+            <wp:effectExtent l="0" t="0" r="0" b="2540"/>
+            <wp:docPr id="899281650" name="Imagen 1"/>
+            <wp:cNvGraphicFramePr>
+              <a:graphicFrameLocks xmlns:a="http://schemas.openxmlformats.org/drawingml/2006/main" noChangeAspect="1"/>
+            </wp:cNvGraphicFramePr>
+            <a:graphic xmlns:a="http://schemas.openxmlformats.org/drawingml/2006/main">
+              <a:graphicData uri="http://schemas.openxmlformats.org/drawingml/2006/picture">
+                <pic:pic xmlns:pic="http://schemas.openxmlformats.org/drawingml/2006/picture">
+                  <pic:nvPicPr>
+                    <pic:cNvPr id="899281650" name=""/>
+                    <pic:cNvPicPr/>
+                  </pic:nvPicPr>
+                  <pic:blipFill>
+                    <a:blip r:embed="rId128"/>
+                    <a:stretch>
+                      <a:fillRect/>
+                    </a:stretch>
+                  </pic:blipFill>
+                  <pic:spPr>
+                    <a:xfrm>
+                      <a:off x="0" y="0"/>
+                      <a:ext cx="2312603" cy="143196"/>
+                    </a:xfrm>
+                    <a:prstGeom prst="rect">
+                      <a:avLst/>
+                    </a:prstGeom>
+                  </pic:spPr>
+                </pic:pic>
+              </a:graphicData>
+            </a:graphic>
+          </wp:inline>
+        </w:drawing>
+      </w:r>
+      <w:r>
+        <w:rPr>
+          <w:rFonts w:ascii="Arial" w:hAnsi="Arial" w:cs="Arial"/>
+          <w:bCs/>
+          <w:sz w:val="20"/>
+          <w:szCs w:val="20"/>
+          <w:lang w:val="en-US"/>
+        </w:rPr>
+        <w:t xml:space="preserve">, </w:t>
+      </w:r>
+      <w:r>
+        <w:rPr>
+          <w:rFonts w:ascii="Arial" w:hAnsi="Arial" w:cs="Arial"/>
+          <w:bCs/>
+          <w:sz w:val="20"/>
+          <w:szCs w:val="20"/>
+          <w:lang w:val="en-US"/>
+        </w:rPr>
+        <w:drawing>
+          <wp:inline distT="0" distB="0" distL="0" distR="0" wp14:anchorId="19967502" wp14:editId="3C139BF4">
+            <wp:extent cx="685800" cy="132735"/>
+            <wp:effectExtent l="0" t="0" r="0" b="635"/>
+            <wp:docPr id="1288745860" name="Imagen 1"/>
+            <wp:cNvGraphicFramePr>
+              <a:graphicFrameLocks xmlns:a="http://schemas.openxmlformats.org/drawingml/2006/main" noChangeAspect="1"/>
+            </wp:cNvGraphicFramePr>
+            <a:graphic xmlns:a="http://schemas.openxmlformats.org/drawingml/2006/main">
+              <a:graphicData uri="http://schemas.openxmlformats.org/drawingml/2006/picture">
+                <pic:pic xmlns:pic="http://schemas.openxmlformats.org/drawingml/2006/picture">
+                  <pic:nvPicPr>
+                    <pic:cNvPr id="909881113" name=""/>
+                    <pic:cNvPicPr/>
+                  </pic:nvPicPr>
+                  <pic:blipFill>
+                    <a:blip r:embed="rId117"/>
+                    <a:stretch>
+                      <a:fillRect/>
+                    </a:stretch>
+                  </pic:blipFill>
+                  <pic:spPr>
+                    <a:xfrm>
+                      <a:off x="0" y="0"/>
+                      <a:ext cx="704176" cy="136292"/>
+                    </a:xfrm>
+                    <a:prstGeom prst="rect">
+                      <a:avLst/>
+                    </a:prstGeom>
+                  </pic:spPr>
+                </pic:pic>
+              </a:graphicData>
+            </a:graphic>
+          </wp:inline>
+        </w:drawing>
+      </w:r>
+      <w:r>
+        <w:rPr>
+          <w:rFonts w:ascii="Arial" w:hAnsi="Arial" w:cs="Arial"/>
+          <w:bCs/>
+          <w:sz w:val="20"/>
+          <w:szCs w:val="20"/>
+          <w:lang w:val="en-US"/>
+        </w:rPr>
+        <w:t>).</w:t>
+      </w:r>
+    </w:p>
+    <w:p>
+      <w:pPr>
+        <w:jc w:val="both"/>
+        <w:rPr>
+          <w:rFonts w:ascii="Arial" w:hAnsi="Arial" w:cs="Arial"/>
+          <w:bCs/>
+          <w:sz w:val="20"/>
+          <w:szCs w:val="20"/>
+          <w:lang w:val="en-US"/>
+        </w:rPr>
+      </w:pPr>
+      <w:r>
+        <w:rPr>
+          <w:rFonts w:ascii="Arial" w:hAnsi="Arial" w:cs="Arial"/>
+          <w:bCs/>
+          <w:sz w:val="20"/>
+          <w:szCs w:val="20"/>
+          <w:lang w:val="en-US"/>
+        </w:rPr>
+        <w:t>If autosave was enabled, at the end of the process a window will pop up confirming that the measurement was successfully saved and showing the path where the file was stored.</w:t>
+      </w:r>
+    </w:p>
+    <w:p>
+      <w:pPr>
+        <w:jc w:val="center"/>
+        <w:rPr>
+          <w:bCs/>
+          <w:lang w:val="en-US"/>
+        </w:rPr>
+      </w:pPr>
+      <w:r>
+        <w:rPr>
+          <w:lang w:val="en-US"/>
+        </w:rPr>
+        <w:lastRenderedPageBreak/>
+        <w:drawing>
+          <wp:inline distT="0" distB="0" distL="0" distR="0" wp14:anchorId="31D387FD" wp14:editId="4A172A4B">
+            <wp:extent cx="3012775" cy="1731480"/>
+            <wp:effectExtent l="0" t="0" r="0" b="2540"/>
+            <wp:docPr id="391923903" name="Imagen 1" descr="Interfaz de usuario gráfica, Texto, Aplicación&#10;&#10;El contenido generado por IA puede ser incorrecto."/>
+            <wp:cNvGraphicFramePr>
+              <a:graphicFrameLocks xmlns:a="http://schemas.openxmlformats.org/drawingml/2006/main" noChangeAspect="1"/>
+            </wp:cNvGraphicFramePr>
+            <a:graphic xmlns:a="http://schemas.openxmlformats.org/drawingml/2006/main">
+              <a:graphicData uri="http://schemas.openxmlformats.org/drawingml/2006/picture">
+                <pic:pic xmlns:pic="http://schemas.openxmlformats.org/drawingml/2006/picture">
+                  <pic:nvPicPr>
+                    <pic:cNvPr id="391923903" name="Imagen 1" descr="Interfaz de usuario gráfica, Texto, Aplicación&#10;&#10;El contenido generado por IA puede ser incorrecto."/>
+                    <pic:cNvPicPr/>
+                  </pic:nvPicPr>
+                  <pic:blipFill>
+                    <a:blip r:embed="rId129"/>
+                    <a:stretch>
+                      <a:fillRect/>
+                    </a:stretch>
+                  </pic:blipFill>
+                  <pic:spPr>
+                    <a:xfrm>
+                      <a:off x="0" y="0"/>
+                      <a:ext cx="3023905" cy="1737877"/>
+                    </a:xfrm>
+                    <a:prstGeom prst="rect">
+                      <a:avLst/>
+                    </a:prstGeom>
+                  </pic:spPr>
+                </pic:pic>
+              </a:graphicData>
+            </a:graphic>
+          </wp:inline>
+        </w:drawing>
+      </w:r>
+    </w:p>
+    <w:p>
+      <w:pPr>
+        <w:jc w:val="both"/>
+      </w:pPr>
+    </w:p>
+    <w:p>
+      <w:pPr>
+        <w:pStyle w:val="Ttulo2"/>
+        <w:numPr>
+          <w:ilvl w:val="2"/>
+          <w:numId w:val="1"/>
+        </w:numPr>
+        <w:jc w:val="both"/>
+        <w:rPr>
+          <w:rFonts w:ascii="Arial" w:hAnsi="Arial" w:cs="Arial"/>
+          <w:sz w:val="28"/>
+          <w:szCs w:val="28"/>
+          <w:lang w:val="en-US"/>
+        </w:rPr>
+      </w:pPr>
+      <w:r>
+        <w:rPr>
+          <w:rFonts w:ascii="Arial" w:hAnsi="Arial" w:cs="Arial"/>
+          <w:sz w:val="28"/>
+          <w:szCs w:val="28"/>
+          <w:lang w:val="en-US"/>
+        </w:rPr>
+        <w:t>Save data</w:t>
+      </w:r>
+    </w:p>
+    <w:p>
+      <w:pPr>
+        <w:rPr>
+          <w:rFonts w:ascii="Arial" w:hAnsi="Arial" w:cs="Arial"/>
+          <w:sz w:val="20"/>
+          <w:szCs w:val="20"/>
+          <w:lang w:val="en-US"/>
+        </w:rPr>
+      </w:pPr>
+      <w:r>
+        <w:rPr>
+          <w:rFonts w:ascii="Arial" w:hAnsi="Arial" w:cs="Arial"/>
+          <w:sz w:val="20"/>
+          <w:szCs w:val="20"/>
+          <w:lang w:val="en-US"/>
+        </w:rPr>
+        <w:t>For the time stamping functionality, the user can only save the data generated by the software. This process begins when clicking on the Save Data button, which is only enabled if the Auto Save checkbox is not selected. Once pressed, a dialog window appears, allowing the user to choose the file extension with its corresponding format. The available options are .txt, .csv, or .dat.</w:t>
+      </w:r>
+    </w:p>
+    <w:p>
+      <w:pPr>
+        <w:jc w:val="center"/>
+        <w:rPr>
+          <w:rFonts w:ascii="Arial" w:hAnsi="Arial" w:cs="Arial"/>
+          <w:sz w:val="20"/>
+          <w:szCs w:val="20"/>
+          <w:lang w:val="en-US"/>
+        </w:rPr>
+      </w:pPr>
+      <w:r>
+        <w:rPr>
+          <w:rFonts w:ascii="Arial" w:hAnsi="Arial" w:cs="Arial"/>
+          <w:sz w:val="20"/>
+          <w:szCs w:val="20"/>
+          <w:lang w:val="en-US"/>
+        </w:rPr>
+        <w:drawing>
+          <wp:inline distT="0" distB="0" distL="0" distR="0" wp14:anchorId="63FAB28A" wp14:editId="24366DA1">
+            <wp:extent cx="2657846" cy="1267002"/>
+            <wp:effectExtent l="0" t="0" r="9525" b="9525"/>
+            <wp:docPr id="2106270698" name="Imagen 1" descr="Interfaz de usuario gráfica, Aplicación&#10;&#10;El contenido generado por IA puede ser incorrecto."/>
+            <wp:cNvGraphicFramePr>
+              <a:graphicFrameLocks xmlns:a="http://schemas.openxmlformats.org/drawingml/2006/main" noChangeAspect="1"/>
+            </wp:cNvGraphicFramePr>
+            <a:graphic xmlns:a="http://schemas.openxmlformats.org/drawingml/2006/main">
+              <a:graphicData uri="http://schemas.openxmlformats.org/drawingml/2006/picture">
+                <pic:pic xmlns:pic="http://schemas.openxmlformats.org/drawingml/2006/picture">
+                  <pic:nvPicPr>
+                    <pic:cNvPr id="2106270698" name="Imagen 1" descr="Interfaz de usuario gráfica, Aplicación&#10;&#10;El contenido generado por IA puede ser incorrecto."/>
+                    <pic:cNvPicPr/>
+                  </pic:nvPicPr>
+                  <pic:blipFill>
+                    <a:blip r:embed="rId130"/>
+                    <a:stretch>
+                      <a:fillRect/>
+                    </a:stretch>
+                  </pic:blipFill>
+                  <pic:spPr>
+                    <a:xfrm>
+                      <a:off x="0" y="0"/>
+                      <a:ext cx="2657846" cy="1267002"/>
+                    </a:xfrm>
+                    <a:prstGeom prst="rect">
+                      <a:avLst/>
+                    </a:prstGeom>
+                  </pic:spPr>
+                </pic:pic>
+              </a:graphicData>
+            </a:graphic>
+          </wp:inline>
+        </w:drawing>
+      </w:r>
+    </w:p>
+    <w:p>
+      <w:pPr>
+        <w:rPr>
+          <w:rFonts w:ascii="Arial" w:hAnsi="Arial" w:cs="Arial"/>
+          <w:sz w:val="20"/>
+          <w:szCs w:val="20"/>
+          <w:lang w:val="en-US"/>
+        </w:rPr>
+      </w:pPr>
+      <w:r>
+        <w:rPr>
+          <w:rFonts w:ascii="Arial" w:hAnsi="Arial" w:cs="Arial"/>
+          <w:sz w:val="20"/>
+          <w:szCs w:val="20"/>
+          <w:lang w:val="en-US"/>
+        </w:rPr>
+        <w:t>If the user previously had the Auto Save option enabled and attempts to save the data again using the same format initially selected, the software will display an alert notifying that the data has already been saved.</w:t>
+      </w:r>
+    </w:p>
+    <w:p>
+      <w:pPr>
+        <w:rPr>
+          <w:rFonts w:ascii="Arial" w:hAnsi="Arial" w:cs="Arial"/>
+          <w:sz w:val="20"/>
+          <w:szCs w:val="20"/>
+          <w:lang w:val="en-US"/>
+        </w:rPr>
+      </w:pPr>
+    </w:p>
+    <w:p>
+      <w:pPr>
+        <w:jc w:val="center"/>
+        <w:rPr>
+          <w:rFonts w:ascii="Arial" w:hAnsi="Arial" w:cs="Arial"/>
+          <w:sz w:val="20"/>
+          <w:szCs w:val="20"/>
+          <w:lang w:val="en-US"/>
+        </w:rPr>
+      </w:pPr>
+      <w:r>
+        <w:rPr>
+          <w:rFonts w:ascii="Arial" w:hAnsi="Arial" w:cs="Arial"/>
+          <w:sz w:val="20"/>
+          <w:szCs w:val="20"/>
+          <w:lang w:val="en-US"/>
+        </w:rPr>
+        <w:drawing>
+          <wp:inline distT="0" distB="0" distL="0" distR="0" wp14:anchorId="02160785" wp14:editId="60C7E406">
+            <wp:extent cx="3656522" cy="2114615"/>
+            <wp:effectExtent l="0" t="0" r="1270" b="0"/>
+            <wp:docPr id="1212973304" name="Imagen 1" descr="Interfaz de usuario gráfica, Texto, Aplicación, Correo electrónico&#10;&#10;El contenido generado por IA puede ser incorrecto."/>
+            <wp:cNvGraphicFramePr>
+              <a:graphicFrameLocks xmlns:a="http://schemas.openxmlformats.org/drawingml/2006/main" noChangeAspect="1"/>
+            </wp:cNvGraphicFramePr>
+            <a:graphic xmlns:a="http://schemas.openxmlformats.org/drawingml/2006/main">
+              <a:graphicData uri="http://schemas.openxmlformats.org/drawingml/2006/picture">
+                <pic:pic xmlns:pic="http://schemas.openxmlformats.org/drawingml/2006/picture">
+                  <pic:nvPicPr>
+                    <pic:cNvPr id="1212973304" name="Imagen 1" descr="Interfaz de usuario gráfica, Texto, Aplicación, Correo electrónico&#10;&#10;El contenido generado por IA puede ser incorrecto."/>
+                    <pic:cNvPicPr/>
+                  </pic:nvPicPr>
+                  <pic:blipFill>
+                    <a:blip r:embed="rId131"/>
+                    <a:stretch>
+                      <a:fillRect/>
+                    </a:stretch>
+                  </pic:blipFill>
+                  <pic:spPr>
+                    <a:xfrm>
+                      <a:off x="0" y="0"/>
+                      <a:ext cx="3688918" cy="2133350"/>
+                    </a:xfrm>
+                    <a:prstGeom prst="rect">
+                      <a:avLst/>
+                    </a:prstGeom>
+                  </pic:spPr>
+                </pic:pic>
+              </a:graphicData>
+            </a:graphic>
+          </wp:inline>
+        </w:drawing>
+      </w:r>
+    </w:p>
+    <w:p>
+      <w:pPr>
+        <w:rPr>
+          <w:rFonts w:ascii="Arial" w:hAnsi="Arial" w:cs="Arial"/>
+          <w:sz w:val="20"/>
+          <w:szCs w:val="20"/>
+          <w:lang w:val="en-US"/>
+        </w:rPr>
+      </w:pPr>
+    </w:p>
+    <w:p>
+      <w:pPr>
+        <w:rPr>
+          <w:rFonts w:ascii="Arial" w:hAnsi="Arial" w:cs="Arial"/>
+          <w:sz w:val="20"/>
+          <w:szCs w:val="20"/>
+          <w:lang w:val="en-US"/>
+        </w:rPr>
+      </w:pPr>
+      <w:r>
+        <w:rPr>
+          <w:rFonts w:ascii="Arial" w:hAnsi="Arial" w:cs="Arial"/>
+          <w:sz w:val="20"/>
+          <w:szCs w:val="20"/>
+          <w:lang w:val="en-US"/>
+        </w:rPr>
+        <w:t>If the user chooses a different file extension, the data will be saved again, but this time in the new format specified in the dialog window.</w:t>
+      </w:r>
+    </w:p>
+    <w:p>
+      <w:pPr>
+        <w:jc w:val="center"/>
+        <w:rPr>
+          <w:rFonts w:ascii="Arial" w:hAnsi="Arial" w:cs="Arial"/>
+          <w:sz w:val="20"/>
+          <w:szCs w:val="20"/>
+          <w:lang w:val="en-US"/>
+        </w:rPr>
+      </w:pPr>
+      <w:r>
+        <w:rPr>
+          <w:rFonts w:ascii="Arial" w:hAnsi="Arial" w:cs="Arial"/>
+          <w:sz w:val="20"/>
+          <w:szCs w:val="20"/>
+          <w:lang w:val="en-US"/>
+        </w:rPr>
+        <w:lastRenderedPageBreak/>
+        <w:drawing>
+          <wp:inline distT="0" distB="0" distL="0" distR="0" wp14:anchorId="3FF3E200" wp14:editId="6EC84A97">
+            <wp:extent cx="2693559" cy="1427293"/>
+            <wp:effectExtent l="0" t="0" r="0" b="1905"/>
+            <wp:docPr id="1171215510" name="Imagen 1" descr="Interfaz de usuario gráfica, Aplicación&#10;&#10;El contenido generado por IA puede ser incorrecto."/>
+            <wp:cNvGraphicFramePr>
+              <a:graphicFrameLocks xmlns:a="http://schemas.openxmlformats.org/drawingml/2006/main" noChangeAspect="1"/>
+            </wp:cNvGraphicFramePr>
+            <a:graphic xmlns:a="http://schemas.openxmlformats.org/drawingml/2006/main">
+              <a:graphicData uri="http://schemas.openxmlformats.org/drawingml/2006/picture">
+                <pic:pic xmlns:pic="http://schemas.openxmlformats.org/drawingml/2006/picture">
+                  <pic:nvPicPr>
+                    <pic:cNvPr id="1171215510" name="Imagen 1" descr="Interfaz de usuario gráfica, Aplicación&#10;&#10;El contenido generado por IA puede ser incorrecto."/>
+                    <pic:cNvPicPr/>
+                  </pic:nvPicPr>
+                  <pic:blipFill>
+                    <a:blip r:embed="rId132"/>
+                    <a:stretch>
+                      <a:fillRect/>
+                    </a:stretch>
+                  </pic:blipFill>
+                  <pic:spPr>
+                    <a:xfrm>
+                      <a:off x="0" y="0"/>
+                      <a:ext cx="2709813" cy="1435906"/>
+                    </a:xfrm>
+                    <a:prstGeom prst="rect">
+                      <a:avLst/>
+                    </a:prstGeom>
+                  </pic:spPr>
+                </pic:pic>
+              </a:graphicData>
+            </a:graphic>
+          </wp:inline>
+        </w:drawing>
+      </w:r>
+    </w:p>
+    <w:p>
+      <w:pPr>
+        <w:rPr>
+          <w:rFonts w:ascii="Arial" w:hAnsi="Arial" w:cs="Arial"/>
+          <w:sz w:val="20"/>
+          <w:szCs w:val="20"/>
+          <w:lang w:val="en-US"/>
+        </w:rPr>
+      </w:pPr>
+      <w:r>
+        <w:rPr>
+          <w:rFonts w:ascii="Arial" w:hAnsi="Arial" w:cs="Arial"/>
+          <w:sz w:val="20"/>
+          <w:szCs w:val="20"/>
+          <w:lang w:val="en-US"/>
+        </w:rPr>
+        <w:t xml:space="preserve">When the Auto Save option is not enabled, the software displays an additional dialog window indicating the percentage of progress during the data processing stage. </w:t>
+      </w:r>
+    </w:p>
+    <w:p>
+      <w:pPr>
+        <w:jc w:val="center"/>
+        <w:rPr>
+          <w:rFonts w:ascii="Arial" w:hAnsi="Arial" w:cs="Arial"/>
+          <w:sz w:val="20"/>
+          <w:szCs w:val="20"/>
+          <w:lang w:val="en-US"/>
+        </w:rPr>
+      </w:pPr>
+      <w:r>
+        <w:rPr>
+          <w:rFonts w:ascii="Arial" w:hAnsi="Arial" w:cs="Arial"/>
+          <w:sz w:val="20"/>
+          <w:szCs w:val="20"/>
+          <w:lang w:val="en-US"/>
+        </w:rPr>
+        <w:drawing>
+          <wp:inline distT="0" distB="0" distL="0" distR="0" wp14:anchorId="099D91CF" wp14:editId="356415E7">
+            <wp:extent cx="2278631" cy="975467"/>
+            <wp:effectExtent l="0" t="0" r="7620" b="0"/>
+            <wp:docPr id="687300075" name="Imagen 1" descr="Interfaz de usuario gráfica&#10;&#10;El contenido generado por IA puede ser incorrecto."/>
+            <wp:cNvGraphicFramePr>
+              <a:graphicFrameLocks xmlns:a="http://schemas.openxmlformats.org/drawingml/2006/main" noChangeAspect="1"/>
+            </wp:cNvGraphicFramePr>
+            <a:graphic xmlns:a="http://schemas.openxmlformats.org/drawingml/2006/main">
+              <a:graphicData uri="http://schemas.openxmlformats.org/drawingml/2006/picture">
+                <pic:pic xmlns:pic="http://schemas.openxmlformats.org/drawingml/2006/picture">
+                  <pic:nvPicPr>
+                    <pic:cNvPr id="687300075" name="Imagen 1" descr="Interfaz de usuario gráfica&#10;&#10;El contenido generado por IA puede ser incorrecto."/>
+                    <pic:cNvPicPr/>
+                  </pic:nvPicPr>
+                  <pic:blipFill>
+                    <a:blip r:embed="rId133"/>
+                    <a:stretch>
+                      <a:fillRect/>
+                    </a:stretch>
+                  </pic:blipFill>
+                  <pic:spPr>
+                    <a:xfrm>
+                      <a:off x="0" y="0"/>
+                      <a:ext cx="2291616" cy="981026"/>
+                    </a:xfrm>
+                    <a:prstGeom prst="rect">
+                      <a:avLst/>
+                    </a:prstGeom>
+                  </pic:spPr>
+                </pic:pic>
+              </a:graphicData>
+            </a:graphic>
+          </wp:inline>
+        </w:drawing>
+      </w:r>
+    </w:p>
+    <w:p>
+      <w:pPr>
+        <w:rPr>
+          <w:rFonts w:ascii="Arial" w:hAnsi="Arial" w:cs="Arial"/>
+          <w:sz w:val="20"/>
+          <w:szCs w:val="20"/>
+          <w:lang w:val="en-US"/>
+        </w:rPr>
+      </w:pPr>
+      <w:r>
+        <w:rPr>
+          <w:rFonts w:ascii="Arial" w:hAnsi="Arial" w:cs="Arial"/>
+          <w:sz w:val="20"/>
+          <w:szCs w:val="20"/>
+          <w:lang w:val="en-US"/>
+        </w:rPr>
+        <w:t>At this point, the data is sorted and subsequently saved in the desired path defined by the user. Finally, once the operation is completed, a confirmation dialog—similar to the one shown previously—appears to indicate that the data has been successfully stored.</w:t>
+      </w:r>
+    </w:p>
+    <w:p>
+      <w:pPr>
+        <w:rPr>
+          <w:rFonts w:ascii="Arial" w:hAnsi="Arial" w:cs="Arial"/>
+          <w:sz w:val="20"/>
+          <w:szCs w:val="20"/>
+          <w:lang w:val="en-US"/>
+        </w:rPr>
+      </w:pPr>
+      <w:r>
+        <w:rPr>
+          <w:rFonts w:ascii="Arial" w:hAnsi="Arial" w:cs="Arial"/>
+          <w:sz w:val="20"/>
+          <w:szCs w:val="20"/>
+          <w:lang w:val="en-US"/>
+        </w:rPr>
+        <w:t xml:space="preserve">The file that stores the data within the header includes the configurations applied to each channel at the time the measurement was performed. This file is organized into three columns: the first corresponds to the </w:t>
+      </w:r>
+      <w:r>
+        <w:rPr>
+          <w:rFonts w:ascii="Arial" w:hAnsi="Arial" w:cs="Arial"/>
+          <w:b/>
+          <w:bCs/>
+          <w:sz w:val="20"/>
+          <w:szCs w:val="20"/>
+          <w:lang w:val="en-US"/>
+        </w:rPr>
+        <w:t>start</w:t>
+      </w:r>
+      <w:r>
+        <w:rPr>
+          <w:rFonts w:ascii="Arial" w:hAnsi="Arial" w:cs="Arial"/>
+          <w:sz w:val="20"/>
+          <w:szCs w:val="20"/>
+          <w:lang w:val="en-US"/>
+        </w:rPr>
+        <w:t xml:space="preserve"> value, represented in the format year-month-day-hour-minutes-seconds; the second contains the </w:t>
+      </w:r>
+      <w:r>
+        <w:rPr>
+          <w:rFonts w:ascii="Arial" w:hAnsi="Arial" w:cs="Arial"/>
+          <w:b/>
+          <w:bCs/>
+          <w:sz w:val="20"/>
+          <w:szCs w:val="20"/>
+          <w:lang w:val="en-US"/>
+        </w:rPr>
+        <w:t>stop</w:t>
+      </w:r>
+      <w:r>
+        <w:rPr>
+          <w:rFonts w:ascii="Arial" w:hAnsi="Arial" w:cs="Arial"/>
+          <w:sz w:val="20"/>
+          <w:szCs w:val="20"/>
+          <w:lang w:val="en-US"/>
+        </w:rPr>
+        <w:t xml:space="preserve"> value, which is expressed in </w:t>
+      </w:r>
+      <w:r>
+        <w:rPr>
+          <w:rFonts w:ascii="Arial" w:hAnsi="Arial" w:cs="Arial"/>
+          <w:b/>
+          <w:bCs/>
+          <w:sz w:val="20"/>
+          <w:szCs w:val="20"/>
+          <w:lang w:val="en-US"/>
+        </w:rPr>
+        <w:t>picoseconds</w:t>
+      </w:r>
+      <w:r>
+        <w:rPr>
+          <w:rFonts w:ascii="Arial" w:hAnsi="Arial" w:cs="Arial"/>
+          <w:sz w:val="20"/>
+          <w:szCs w:val="20"/>
+          <w:lang w:val="en-US"/>
+        </w:rPr>
+        <w:t xml:space="preserve">; and the third identifies the </w:t>
+      </w:r>
+      <w:r>
+        <w:rPr>
+          <w:rFonts w:ascii="Arial" w:hAnsi="Arial" w:cs="Arial"/>
+          <w:b/>
+          <w:bCs/>
+          <w:sz w:val="20"/>
+          <w:szCs w:val="20"/>
+          <w:lang w:val="en-US"/>
+        </w:rPr>
+        <w:t>channel</w:t>
+      </w:r>
+      <w:r>
+        <w:rPr>
+          <w:rFonts w:ascii="Arial" w:hAnsi="Arial" w:cs="Arial"/>
+          <w:sz w:val="20"/>
+          <w:szCs w:val="20"/>
+          <w:lang w:val="en-US"/>
+        </w:rPr>
+        <w:t xml:space="preserve"> in which the measurement was recorded. In this way, the information is structured and linked both to the temporal start point and to the corresponding channel.</w:t>
+      </w:r>
+    </w:p>
+    <w:p>
+      <w:pPr>
+        <w:jc w:val="center"/>
+      </w:pPr>
+      <w:r>
+        <w:drawing>
+          <wp:inline distT="0" distB="0" distL="0" distR="0" wp14:anchorId="45EC395E" wp14:editId="3F32EEBF">
+            <wp:extent cx="5563689" cy="2441275"/>
+            <wp:effectExtent l="0" t="0" r="0" b="0"/>
+            <wp:docPr id="1368309713" name="Imagen 1" descr="Interfaz de usuario gráfica, Tabla&#10;&#10;El contenido generado por IA puede ser incorrecto."/>
+            <wp:cNvGraphicFramePr>
+              <a:graphicFrameLocks xmlns:a="http://schemas.openxmlformats.org/drawingml/2006/main" noChangeAspect="1"/>
+            </wp:cNvGraphicFramePr>
+            <a:graphic xmlns:a="http://schemas.openxmlformats.org/drawingml/2006/main">
+              <a:graphicData uri="http://schemas.openxmlformats.org/drawingml/2006/picture">
+                <pic:pic xmlns:pic="http://schemas.openxmlformats.org/drawingml/2006/picture">
+                  <pic:nvPicPr>
+                    <pic:cNvPr id="1368309713" name="Imagen 1" descr="Interfaz de usuario gráfica, Tabla&#10;&#10;El contenido generado por IA puede ser incorrecto."/>
+                    <pic:cNvPicPr/>
+                  </pic:nvPicPr>
+                  <pic:blipFill>
+                    <a:blip r:embed="rId134"/>
+                    <a:stretch>
+                      <a:fillRect/>
+                    </a:stretch>
+                  </pic:blipFill>
+                  <pic:spPr>
+                    <a:xfrm>
+                      <a:off x="0" y="0"/>
+                      <a:ext cx="5613073" cy="2462944"/>
+                    </a:xfrm>
+                    <a:prstGeom prst="rect">
+                      <a:avLst/>
+                    </a:prstGeom>
+                  </pic:spPr>
+                </pic:pic>
+              </a:graphicData>
+            </a:graphic>
+          </wp:inline>
+        </w:drawing>
+      </w:r>
+    </w:p>
+    <w:p>
+      <w:pPr>
+        <w:pStyle w:val="Ttulo2"/>
+        <w:numPr>
           <w:ilvl w:val="0"/>
           <w:numId w:val="1"/>
         </w:numPr>
@@ -14437,14 +16494,11 @@
           <w:lang w:val="en-US"/>
         </w:rPr>
       </w:pPr>
-      <w:bookmarkStart w:id="42" w:name="_Toc200188569"/>
-      <w:bookmarkStart w:id="43" w:name="_Toc186930452"/>
-      <w:r>
-        <w:rPr>
-          <w:rFonts w:ascii="Arial" w:hAnsi="Arial" w:cs="Arial"/>
-          <w:lang w:val="en-US"/>
-        </w:rPr>
-        <w:lastRenderedPageBreak/>
+      <w:r>
+        <w:rPr>
+          <w:rFonts w:ascii="Arial" w:hAnsi="Arial" w:cs="Arial"/>
+          <w:lang w:val="en-US"/>
+        </w:rPr>
         <w:t>Technical documentation</w:t>
       </w:r>
       <w:bookmarkEnd w:id="42"/>
@@ -14458,37 +16512,26 @@
           <w:lang w:val="en-US"/>
         </w:rPr>
       </w:pPr>
-      <w:proofErr w:type="spellStart"/>
-      <w:r>
-        <w:rPr>
-          <w:rFonts w:ascii="Arial" w:hAnsi="Arial" w:cs="Arial"/>
-          <w:sz w:val="20"/>
-          <w:szCs w:val="20"/>
-          <w:lang w:val="en-US"/>
-        </w:rPr>
-        <w:t>Tempico</w:t>
-      </w:r>
-      <w:proofErr w:type="spellEnd"/>
-      <w:r>
-        <w:rPr>
-          <w:rFonts w:ascii="Arial" w:hAnsi="Arial" w:cs="Arial"/>
-          <w:sz w:val="20"/>
-          <w:szCs w:val="20"/>
-          <w:lang w:val="en-US"/>
-        </w:rPr>
-        <w:t xml:space="preserve"> Software is open source, allowing access to the software's source code and developer documentation through the GitHub platform. It also provides a guide to the code and the creation of respective installers for each operating system.</w:t>
-      </w:r>
-    </w:p>
-    <w:p>
-      <w:pPr>
-        <w:rPr>
-          <w:rFonts w:ascii="Arial" w:hAnsi="Arial" w:cs="Arial"/>
-          <w:sz w:val="20"/>
-          <w:szCs w:val="20"/>
-          <w:lang w:val="en-US"/>
-        </w:rPr>
-      </w:pPr>
-      <w:hyperlink r:id="rId101" w:history="1">
+      <w:r>
+        <w:rPr>
+          <w:rFonts w:ascii="Arial" w:hAnsi="Arial" w:cs="Arial"/>
+          <w:sz w:val="20"/>
+          <w:szCs w:val="20"/>
+          <w:lang w:val="en-US"/>
+        </w:rPr>
+        <w:t>Tempico Software is open source, allowing access to the software's source code and developer documentation through the GitHub platform. It also provides a guide to the code and the creation of respective installers for each operating system.</w:t>
+      </w:r>
+    </w:p>
+    <w:p>
+      <w:pPr>
+        <w:rPr>
+          <w:rFonts w:ascii="Arial" w:hAnsi="Arial" w:cs="Arial"/>
+          <w:sz w:val="20"/>
+          <w:szCs w:val="20"/>
+          <w:lang w:val="en-US"/>
+        </w:rPr>
+      </w:pPr>
+      <w:hyperlink r:id="rId135" w:history="1">
         <w:r>
           <w:rPr>
             <w:rStyle w:val="Hipervnculo"/>
@@ -14519,6 +16562,7 @@
           <w:rFonts w:ascii="Arial" w:hAnsi="Arial" w:cs="Arial"/>
           <w:lang w:val="en-US"/>
         </w:rPr>
+        <w:lastRenderedPageBreak/>
         <w:t>Drivers</w:t>
       </w:r>
       <w:bookmarkEnd w:id="44"/>
@@ -14539,49 +16583,9 @@
           <w:szCs w:val="20"/>
           <w:lang w:val="en-US"/>
         </w:rPr>
-        <w:t xml:space="preserve">Your computer may automatically download and install from the Internet the required drivers once you connect your </w:t>
-      </w:r>
-      <w:proofErr w:type="spellStart"/>
-      <w:r>
-        <w:rPr>
-          <w:rFonts w:ascii="Arial" w:hAnsi="Arial" w:cs="Arial"/>
-          <w:sz w:val="20"/>
-          <w:szCs w:val="20"/>
-          <w:lang w:val="en-US"/>
-        </w:rPr>
-        <w:t>Tausand</w:t>
-      </w:r>
-      <w:proofErr w:type="spellEnd"/>
-      <w:r>
-        <w:rPr>
-          <w:rFonts w:ascii="Arial" w:hAnsi="Arial" w:cs="Arial"/>
-          <w:sz w:val="20"/>
-          <w:szCs w:val="20"/>
-          <w:lang w:val="en-US"/>
-        </w:rPr>
-        <w:t xml:space="preserve"> </w:t>
-      </w:r>
-      <w:proofErr w:type="spellStart"/>
-      <w:r>
-        <w:rPr>
-          <w:rFonts w:ascii="Arial" w:hAnsi="Arial" w:cs="Arial"/>
-          <w:sz w:val="20"/>
-          <w:szCs w:val="20"/>
-          <w:lang w:val="en-US"/>
-        </w:rPr>
-        <w:t>Tempico</w:t>
-      </w:r>
-      <w:proofErr w:type="spellEnd"/>
-      <w:r>
-        <w:rPr>
-          <w:rFonts w:ascii="Arial" w:hAnsi="Arial" w:cs="Arial"/>
-          <w:sz w:val="20"/>
-          <w:szCs w:val="20"/>
-          <w:lang w:val="en-US"/>
-        </w:rPr>
-        <w:t xml:space="preserve"> device to a USB port. If you require to install them manually, they are available at </w:t>
-      </w:r>
-      <w:hyperlink r:id="rId102" w:history="1">
+        <w:t xml:space="preserve">Your computer may automatically download and install from the Internet the required drivers once you connect your Tausand Tempico device to a USB port. If you require to install them manually, they are available at </w:t>
+      </w:r>
+      <w:hyperlink r:id="rId136" w:history="1">
         <w:r>
           <w:rPr>
             <w:rStyle w:val="Hipervnculo"/>
@@ -14655,7 +16659,7 @@
         </w:rPr>
         <w:t xml:space="preserve">For technical support, contact us at </w:t>
       </w:r>
-      <w:hyperlink r:id="rId103" w:history="1">
+      <w:hyperlink r:id="rId137" w:history="1">
         <w:r>
           <w:rPr>
             <w:rStyle w:val="Hipervnculo"/>
@@ -14705,7 +16709,7 @@
           <w:lang w:val="en-US"/>
         </w:rPr>
       </w:pPr>
-      <w:hyperlink r:id="rId104" w:history="1">
+      <w:hyperlink r:id="rId138" w:history="1">
         <w:r>
           <w:rPr>
             <w:rStyle w:val="Hipervnculo"/>
@@ -14736,7 +16740,7 @@
       </w:pPr>
     </w:p>
     <w:sectPr>
-      <w:headerReference w:type="default" r:id="rId105"/>
+      <w:headerReference w:type="default" r:id="rId139"/>
       <w:pgSz w:w="12240" w:h="15840"/>
       <w:pgMar w:top="1417" w:right="1701" w:bottom="1417" w:left="1701" w:header="708" w:footer="708" w:gutter="0"/>
       <w:cols w:space="708"/>
@@ -14826,21 +16830,7 @@
           <w:rPr>
             <w:color w:val="7F7F7F" w:themeColor="text1" w:themeTint="80"/>
           </w:rPr>
-          <w:t xml:space="preserve">Tempico software </w:t>
-        </w:r>
-        <w:proofErr w:type="spellStart"/>
-        <w:r>
-          <w:rPr>
-            <w:color w:val="7F7F7F" w:themeColor="text1" w:themeTint="80"/>
-          </w:rPr>
-          <w:t>user’s</w:t>
-        </w:r>
-        <w:proofErr w:type="spellEnd"/>
-        <w:r>
-          <w:rPr>
-            <w:color w:val="7F7F7F" w:themeColor="text1" w:themeTint="80"/>
-          </w:rPr>
-          <w:t xml:space="preserve"> manual</w:t>
+          <w:t>Tempico software user’s manual</w:t>
         </w:r>
       </w:p>
     </w:sdtContent>
@@ -15729,7 +17719,6 @@
   <w:style w:type="character" w:default="1" w:styleId="Fuentedeprrafopredeter">
     <w:name w:val="Default Paragraph Font"/>
     <w:uiPriority w:val="1"/>
-    <w:semiHidden/>
     <w:unhideWhenUsed/>
   </w:style>
   <w:style w:type="table" w:default="1" w:styleId="Tablanormal">
@@ -16303,6 +18292,8 @@
     <w:rsid w:val="005655B3"/>
     <w:rsid w:val="00582394"/>
     <w:rsid w:val="0059660F"/>
+    <w:rsid w:val="006900EA"/>
+    <w:rsid w:val="006F4741"/>
     <w:rsid w:val="00790198"/>
     <w:rsid w:val="00812AB5"/>
     <w:rsid w:val="00854A65"/>
@@ -16312,6 +18303,7 @@
     <w:rsid w:val="00A15EFF"/>
     <w:rsid w:val="00A522CA"/>
     <w:rsid w:val="00B50367"/>
+    <w:rsid w:val="00B956F5"/>
     <w:rsid w:val="00CE2C9F"/>
     <w:rsid w:val="00DC5912"/>
     <w:rsid w:val="00DC6016"/>

--- a/docs/tempicoSoftwareUserManual/TausandTempicoSoftware Manual.docx
+++ b/docs/tempicoSoftwareUserManual/TausandTempicoSoftware Manual.docx
@@ -13,6 +13,7 @@
       </w:pPr>
       <w:bookmarkStart w:id="0" w:name="_Hlk535482051"/>
       <w:bookmarkEnd w:id="0"/>
+      <w:proofErr w:type="spellStart"/>
       <w:r>
         <w:rPr>
           <w:color w:val="000000" w:themeColor="text1"/>
@@ -20,6 +21,7 @@
         </w:rPr>
         <w:t>Tausand</w:t>
       </w:r>
+      <w:proofErr w:type="spellEnd"/>
     </w:p>
     <w:p>
       <w:pPr>
@@ -30,12 +32,21 @@
           <w:lang w:val="en-US"/>
         </w:rPr>
       </w:pPr>
+      <w:proofErr w:type="spellStart"/>
       <w:r>
         <w:rPr>
           <w:color w:val="000000" w:themeColor="text1"/>
           <w:lang w:val="en-US"/>
         </w:rPr>
-        <w:t>Tempico Software 1.</w:t>
+        <w:t>Tempico</w:t>
+      </w:r>
+      <w:proofErr w:type="spellEnd"/>
+      <w:r>
+        <w:rPr>
+          <w:color w:val="000000" w:themeColor="text1"/>
+          <w:lang w:val="en-US"/>
+        </w:rPr>
+        <w:t xml:space="preserve"> Software 1.</w:t>
       </w:r>
       <w:r>
         <w:rPr>
@@ -66,7 +77,23 @@
           <w:color w:val="000000" w:themeColor="text1"/>
           <w:lang w:val="en-US"/>
         </w:rPr>
-        <w:t>Software for Tempico TP1004</w:t>
+        <w:t xml:space="preserve">Software for </w:t>
+      </w:r>
+      <w:proofErr w:type="spellStart"/>
+      <w:r>
+        <w:rPr>
+          <w:color w:val="000000" w:themeColor="text1"/>
+          <w:lang w:val="en-US"/>
+        </w:rPr>
+        <w:t>Tempico</w:t>
+      </w:r>
+      <w:proofErr w:type="spellEnd"/>
+      <w:r>
+        <w:rPr>
+          <w:color w:val="000000" w:themeColor="text1"/>
+          <w:lang w:val="en-US"/>
+        </w:rPr>
+        <w:t xml:space="preserve"> TP1004</w:t>
       </w:r>
     </w:p>
     <w:p>
@@ -4318,7 +4345,47 @@
           <w:szCs w:val="20"/>
           <w:lang w:val="en-US"/>
         </w:rPr>
-        <w:t>The edge type indicates the type of transition that the time-to-digital converter (TDC) must use to start or stop a measurement. There are two main types: rise edge and falling edge. An event arriving at a TDC must be a short-duration pulse that exceeds the device's resolution. Therefore, if the transition goes from a low level (0) to a high level (1), we call it a rise edge. On the other hand, if we want to register an event when the signal transitions from a high level (1) to a low level (0), we call it a falling edge. The Tausand Tempico device allows for configuring the edge type for both the start signal and the stop signals. Below is a time diagram representation with a rise edge configuration for both the start signal (red) and the stop signal (blue).</w:t>
+        <w:t xml:space="preserve">The edge type indicates the type of transition that the time-to-digital converter (TDC) must use to start or stop a measurement. There are two main types: rise edge and falling edge. An event arriving at a TDC must be a short-duration pulse that exceeds the device's resolution. Therefore, if the transition goes from a low level (0) to a high level (1), we call it a rise edge. On the other hand, if we want to register an event when the signal transitions from a high level (1) to a low level (0), we call it a falling edge. The </w:t>
+      </w:r>
+      <w:proofErr w:type="spellStart"/>
+      <w:r>
+        <w:rPr>
+          <w:rFonts w:ascii="Arial" w:hAnsi="Arial" w:cs="Arial"/>
+          <w:sz w:val="20"/>
+          <w:szCs w:val="20"/>
+          <w:lang w:val="en-US"/>
+        </w:rPr>
+        <w:t>Tausand</w:t>
+      </w:r>
+      <w:proofErr w:type="spellEnd"/>
+      <w:r>
+        <w:rPr>
+          <w:rFonts w:ascii="Arial" w:hAnsi="Arial" w:cs="Arial"/>
+          <w:sz w:val="20"/>
+          <w:szCs w:val="20"/>
+          <w:lang w:val="en-US"/>
+        </w:rPr>
+        <w:t xml:space="preserve"> </w:t>
+      </w:r>
+      <w:proofErr w:type="spellStart"/>
+      <w:r>
+        <w:rPr>
+          <w:rFonts w:ascii="Arial" w:hAnsi="Arial" w:cs="Arial"/>
+          <w:sz w:val="20"/>
+          <w:szCs w:val="20"/>
+          <w:lang w:val="en-US"/>
+        </w:rPr>
+        <w:t>Tempico</w:t>
+      </w:r>
+      <w:proofErr w:type="spellEnd"/>
+      <w:r>
+        <w:rPr>
+          <w:rFonts w:ascii="Arial" w:hAnsi="Arial" w:cs="Arial"/>
+          <w:sz w:val="20"/>
+          <w:szCs w:val="20"/>
+          <w:lang w:val="en-US"/>
+        </w:rPr>
+        <w:t xml:space="preserve"> device allows for configuring the edge type for both the start signal and the stop signals. Below is a time diagram representation with a rise edge configuration for both the start signal (red) and the stop signal (blue).</w:t>
       </w:r>
     </w:p>
     <w:p>
@@ -4500,14 +4567,25 @@
           <w:lang w:val="en-US"/>
         </w:rPr>
       </w:pPr>
-      <w:r>
-        <w:rPr>
-          <w:rFonts w:ascii="Arial" w:hAnsi="Arial" w:cs="Arial"/>
-          <w:sz w:val="20"/>
-          <w:szCs w:val="20"/>
-          <w:lang w:val="en-US"/>
-        </w:rPr>
-        <w:t>Tempico software is capable of capturing data in techniques that involve the emission and detection of pulses, such as in single photon counting. Several lifetime measurement methods can be applied depending on the type of analysis being performed.</w:t>
+      <w:proofErr w:type="spellStart"/>
+      <w:r>
+        <w:rPr>
+          <w:rFonts w:ascii="Arial" w:hAnsi="Arial" w:cs="Arial"/>
+          <w:sz w:val="20"/>
+          <w:szCs w:val="20"/>
+          <w:lang w:val="en-US"/>
+        </w:rPr>
+        <w:t>Tempico</w:t>
+      </w:r>
+      <w:proofErr w:type="spellEnd"/>
+      <w:r>
+        <w:rPr>
+          <w:rFonts w:ascii="Arial" w:hAnsi="Arial" w:cs="Arial"/>
+          <w:sz w:val="20"/>
+          <w:szCs w:val="20"/>
+          <w:lang w:val="en-US"/>
+        </w:rPr>
+        <w:t xml:space="preserve"> software is capable of capturing data in techniques that involve the emission and detection of pulses, such as in single photon counting. Several lifetime measurement methods can be applied depending on the type of analysis being performed.</w:t>
       </w:r>
     </w:p>
     <w:p>
@@ -4590,14 +4668,65 @@
           <w:lang w:val="en-US"/>
         </w:rPr>
       </w:pPr>
-      <w:r>
-        <w:rPr>
-          <w:rFonts w:ascii="Arial" w:hAnsi="Arial" w:cs="Arial"/>
-          <w:sz w:val="20"/>
-          <w:szCs w:val="20"/>
-          <w:lang w:val="en-US"/>
-        </w:rPr>
-        <w:t xml:space="preserve">Tempico Software is designed to facilitate the use of the Tausand Tempico TP1004 devices. It is a graphical interface that allows for time histogram measurements and </w:t>
+      <w:proofErr w:type="spellStart"/>
+      <w:r>
+        <w:rPr>
+          <w:rFonts w:ascii="Arial" w:hAnsi="Arial" w:cs="Arial"/>
+          <w:sz w:val="20"/>
+          <w:szCs w:val="20"/>
+          <w:lang w:val="en-US"/>
+        </w:rPr>
+        <w:t>Tempico</w:t>
+      </w:r>
+      <w:proofErr w:type="spellEnd"/>
+      <w:r>
+        <w:rPr>
+          <w:rFonts w:ascii="Arial" w:hAnsi="Arial" w:cs="Arial"/>
+          <w:sz w:val="20"/>
+          <w:szCs w:val="20"/>
+          <w:lang w:val="en-US"/>
+        </w:rPr>
+        <w:t xml:space="preserve"> Software is designed to facilitate the use of the </w:t>
+      </w:r>
+      <w:proofErr w:type="spellStart"/>
+      <w:r>
+        <w:rPr>
+          <w:rFonts w:ascii="Arial" w:hAnsi="Arial" w:cs="Arial"/>
+          <w:sz w:val="20"/>
+          <w:szCs w:val="20"/>
+          <w:lang w:val="en-US"/>
+        </w:rPr>
+        <w:t>Tausand</w:t>
+      </w:r>
+      <w:proofErr w:type="spellEnd"/>
+      <w:r>
+        <w:rPr>
+          <w:rFonts w:ascii="Arial" w:hAnsi="Arial" w:cs="Arial"/>
+          <w:sz w:val="20"/>
+          <w:szCs w:val="20"/>
+          <w:lang w:val="en-US"/>
+        </w:rPr>
+        <w:t xml:space="preserve"> </w:t>
+      </w:r>
+      <w:proofErr w:type="spellStart"/>
+      <w:r>
+        <w:rPr>
+          <w:rFonts w:ascii="Arial" w:hAnsi="Arial" w:cs="Arial"/>
+          <w:sz w:val="20"/>
+          <w:szCs w:val="20"/>
+          <w:lang w:val="en-US"/>
+        </w:rPr>
+        <w:t>Tempico</w:t>
+      </w:r>
+      <w:proofErr w:type="spellEnd"/>
+      <w:r>
+        <w:rPr>
+          <w:rFonts w:ascii="Arial" w:hAnsi="Arial" w:cs="Arial"/>
+          <w:sz w:val="20"/>
+          <w:szCs w:val="20"/>
+          <w:lang w:val="en-US"/>
+        </w:rPr>
+        <w:t xml:space="preserve"> TP1004 devices. It is a graphical interface that allows for time histogram measurements and </w:t>
       </w:r>
       <w:r>
         <w:rPr>
@@ -4617,7 +4746,27 @@
           <w:szCs w:val="20"/>
           <w:lang w:val="en-US"/>
         </w:rPr>
-        <w:t xml:space="preserve"> measurements. From the software, it is possible to configure the device, as well as save the measurement data and generated graphs in various text and image formats, respectively. Additionally, Tempico Software provides extra functions, such as creating custom adjustments for certain graphs, and </w:t>
+        <w:t xml:space="preserve"> measurements. From the software, it is possible to configure the device, as well as save the measurement data and generated graphs in various text and image formats, respectively. Additionally, </w:t>
+      </w:r>
+      <w:proofErr w:type="spellStart"/>
+      <w:r>
+        <w:rPr>
+          <w:rFonts w:ascii="Arial" w:hAnsi="Arial" w:cs="Arial"/>
+          <w:sz w:val="20"/>
+          <w:szCs w:val="20"/>
+          <w:lang w:val="en-US"/>
+        </w:rPr>
+        <w:t>Tempico</w:t>
+      </w:r>
+      <w:proofErr w:type="spellEnd"/>
+      <w:r>
+        <w:rPr>
+          <w:rFonts w:ascii="Arial" w:hAnsi="Arial" w:cs="Arial"/>
+          <w:sz w:val="20"/>
+          <w:szCs w:val="20"/>
+          <w:lang w:val="en-US"/>
+        </w:rPr>
+        <w:t xml:space="preserve"> Software provides extra functions, such as creating custom adjustments for certain graphs, and </w:t>
       </w:r>
       <w:r>
         <w:rPr>
@@ -4673,14 +4822,45 @@
           <w:lang w:val="en-US"/>
         </w:rPr>
       </w:pPr>
-      <w:r>
-        <w:rPr>
-          <w:rFonts w:ascii="Arial" w:hAnsi="Arial" w:cs="Arial"/>
-          <w:sz w:val="20"/>
-          <w:szCs w:val="20"/>
-          <w:lang w:val="en-US"/>
-        </w:rPr>
-        <w:t>Tempico software is designed to run on devices with low requirements, allowing any laboratory to use it. The minimum requirements for Tempico Software to function are as follows:</w:t>
+      <w:proofErr w:type="spellStart"/>
+      <w:r>
+        <w:rPr>
+          <w:rFonts w:ascii="Arial" w:hAnsi="Arial" w:cs="Arial"/>
+          <w:sz w:val="20"/>
+          <w:szCs w:val="20"/>
+          <w:lang w:val="en-US"/>
+        </w:rPr>
+        <w:t>Tempico</w:t>
+      </w:r>
+      <w:proofErr w:type="spellEnd"/>
+      <w:r>
+        <w:rPr>
+          <w:rFonts w:ascii="Arial" w:hAnsi="Arial" w:cs="Arial"/>
+          <w:sz w:val="20"/>
+          <w:szCs w:val="20"/>
+          <w:lang w:val="en-US"/>
+        </w:rPr>
+        <w:t xml:space="preserve"> software is designed to run on devices with low requirements, allowing any laboratory to use it. The minimum requirements for </w:t>
+      </w:r>
+      <w:proofErr w:type="spellStart"/>
+      <w:r>
+        <w:rPr>
+          <w:rFonts w:ascii="Arial" w:hAnsi="Arial" w:cs="Arial"/>
+          <w:sz w:val="20"/>
+          <w:szCs w:val="20"/>
+          <w:lang w:val="en-US"/>
+        </w:rPr>
+        <w:t>Tempico</w:t>
+      </w:r>
+      <w:proofErr w:type="spellEnd"/>
+      <w:r>
+        <w:rPr>
+          <w:rFonts w:ascii="Arial" w:hAnsi="Arial" w:cs="Arial"/>
+          <w:sz w:val="20"/>
+          <w:szCs w:val="20"/>
+          <w:lang w:val="en-US"/>
+        </w:rPr>
+        <w:t xml:space="preserve"> Software to function are as follows:</w:t>
       </w:r>
     </w:p>
     <w:p>
@@ -4841,7 +5021,27 @@
           <w:szCs w:val="20"/>
           <w:lang w:val="en-US"/>
         </w:rPr>
-        <w:t>For measurements with large data sets or long durations (greater than 6 hours), the performance of Tempico Software may decrease. However, on higher-performance devices, this issue is mitigated.</w:t>
+        <w:t xml:space="preserve">For measurements with large data sets or long durations (greater than 6 hours), the performance of </w:t>
+      </w:r>
+      <w:proofErr w:type="spellStart"/>
+      <w:r>
+        <w:rPr>
+          <w:rFonts w:ascii="Arial" w:hAnsi="Arial" w:cs="Arial"/>
+          <w:sz w:val="20"/>
+          <w:szCs w:val="20"/>
+          <w:lang w:val="en-US"/>
+        </w:rPr>
+        <w:t>Tempico</w:t>
+      </w:r>
+      <w:proofErr w:type="spellEnd"/>
+      <w:r>
+        <w:rPr>
+          <w:rFonts w:ascii="Arial" w:hAnsi="Arial" w:cs="Arial"/>
+          <w:sz w:val="20"/>
+          <w:szCs w:val="20"/>
+          <w:lang w:val="en-US"/>
+        </w:rPr>
+        <w:t xml:space="preserve"> Software may decrease. However, on higher-performance devices, this issue is mitigated.</w:t>
       </w:r>
     </w:p>
     <w:p>
@@ -4912,7 +5112,27 @@
           <w:szCs w:val="20"/>
           <w:lang w:val="en-US"/>
         </w:rPr>
-        <w:t xml:space="preserve">The first step is to download the software from the Tausand website: </w:t>
+        <w:t xml:space="preserve">The first step is to download the software from the </w:t>
+      </w:r>
+      <w:proofErr w:type="spellStart"/>
+      <w:r>
+        <w:rPr>
+          <w:rFonts w:ascii="Arial" w:hAnsi="Arial" w:cs="Arial"/>
+          <w:sz w:val="20"/>
+          <w:szCs w:val="20"/>
+          <w:lang w:val="en-US"/>
+        </w:rPr>
+        <w:t>Tausand</w:t>
+      </w:r>
+      <w:proofErr w:type="spellEnd"/>
+      <w:r>
+        <w:rPr>
+          <w:rFonts w:ascii="Arial" w:hAnsi="Arial" w:cs="Arial"/>
+          <w:sz w:val="20"/>
+          <w:szCs w:val="20"/>
+          <w:lang w:val="en-US"/>
+        </w:rPr>
+        <w:t xml:space="preserve"> website: </w:t>
       </w:r>
       <w:hyperlink r:id="rId11" w:tgtFrame="_new" w:history="1">
         <w:r>
@@ -5260,7 +5480,35 @@
         <w:rPr>
           <w:lang w:val="en-US"/>
         </w:rPr>
-        <w:t>On Ubuntu, you only need to download the compressed (.zip) file from the official page. Once downloaded, extract its contents and run the AppImage file found inside. With this process, Tempico Software will be ready to use on your system.</w:t>
+        <w:t xml:space="preserve">On Ubuntu, you only need to download the compressed (.zip) file from the official page. Once downloaded, extract its contents and run the </w:t>
+      </w:r>
+      <w:proofErr w:type="spellStart"/>
+      <w:r>
+        <w:rPr>
+          <w:lang w:val="en-US"/>
+        </w:rPr>
+        <w:t>AppImage</w:t>
+      </w:r>
+      <w:proofErr w:type="spellEnd"/>
+      <w:r>
+        <w:rPr>
+          <w:lang w:val="en-US"/>
+        </w:rPr>
+        <w:t xml:space="preserve"> file found inside. With this process, </w:t>
+      </w:r>
+      <w:proofErr w:type="spellStart"/>
+      <w:r>
+        <w:rPr>
+          <w:lang w:val="en-US"/>
+        </w:rPr>
+        <w:t>Tempico</w:t>
+      </w:r>
+      <w:proofErr w:type="spellEnd"/>
+      <w:r>
+        <w:rPr>
+          <w:lang w:val="en-US"/>
+        </w:rPr>
+        <w:t xml:space="preserve"> Software will be ready to use on your system.</w:t>
       </w:r>
     </w:p>
     <w:p>
@@ -5390,7 +5638,27 @@
           <w:szCs w:val="20"/>
           <w:lang w:val="en-US"/>
         </w:rPr>
-        <w:t>On macOS, you only need to download the .zip file and extract its contents to your preferred folder. The file named “Tempico Software” is the one you need to run to launch the program.</w:t>
+        <w:t>On macOS, you only need to download the .zip file and extract its contents to your preferred folder. The file named “</w:t>
+      </w:r>
+      <w:proofErr w:type="spellStart"/>
+      <w:r>
+        <w:rPr>
+          <w:rFonts w:ascii="Arial" w:hAnsi="Arial" w:cs="Arial"/>
+          <w:sz w:val="20"/>
+          <w:szCs w:val="20"/>
+          <w:lang w:val="en-US"/>
+        </w:rPr>
+        <w:t>Tempico</w:t>
+      </w:r>
+      <w:proofErr w:type="spellEnd"/>
+      <w:r>
+        <w:rPr>
+          <w:rFonts w:ascii="Arial" w:hAnsi="Arial" w:cs="Arial"/>
+          <w:sz w:val="20"/>
+          <w:szCs w:val="20"/>
+          <w:lang w:val="en-US"/>
+        </w:rPr>
+        <w:t xml:space="preserve"> Software” is the one you need to run to launch the program.</w:t>
       </w:r>
     </w:p>
     <w:p>
@@ -5548,7 +5816,27 @@
           <w:szCs w:val="20"/>
           <w:lang w:val="en-US"/>
         </w:rPr>
-        <w:t>To ensure the proper functioning of Tempico Software, it is necessary to perform certain validations on the operating system.</w:t>
+        <w:t xml:space="preserve">To ensure the proper functioning of </w:t>
+      </w:r>
+      <w:proofErr w:type="spellStart"/>
+      <w:r>
+        <w:rPr>
+          <w:rFonts w:ascii="Arial" w:hAnsi="Arial" w:cs="Arial"/>
+          <w:sz w:val="20"/>
+          <w:szCs w:val="20"/>
+          <w:lang w:val="en-US"/>
+        </w:rPr>
+        <w:t>Tempico</w:t>
+      </w:r>
+      <w:proofErr w:type="spellEnd"/>
+      <w:r>
+        <w:rPr>
+          <w:rFonts w:ascii="Arial" w:hAnsi="Arial" w:cs="Arial"/>
+          <w:sz w:val="20"/>
+          <w:szCs w:val="20"/>
+          <w:lang w:val="en-US"/>
+        </w:rPr>
+        <w:t xml:space="preserve"> Software, it is necessary to perform certain validations on the operating system.</w:t>
       </w:r>
     </w:p>
     <w:p>
@@ -5593,7 +5881,67 @@
           <w:szCs w:val="20"/>
           <w:lang w:val="en-US"/>
         </w:rPr>
-        <w:t>You should ensure that the Tempico device is recognized by the COM ports. To do this, follow these steps: If, when connecting and turning on the device for the first time, a window appears indicating that the Tempico device is being configured, it means that Windows has recognized it correctly. If this does not happen, you can access the Device Manager without having the device connected and navigate it to the COM and LPT ports section. Then, connect and turn on the device. The port table should be updated; if it does not, close and reopen the window. When doing so, a new COM device should appear, indicating that the Tempico has been correctly detected.</w:t>
+        <w:t xml:space="preserve">You should ensure that the </w:t>
+      </w:r>
+      <w:proofErr w:type="spellStart"/>
+      <w:r>
+        <w:rPr>
+          <w:rFonts w:ascii="Arial" w:hAnsi="Arial" w:cs="Arial"/>
+          <w:sz w:val="20"/>
+          <w:szCs w:val="20"/>
+          <w:lang w:val="en-US"/>
+        </w:rPr>
+        <w:t>Tempico</w:t>
+      </w:r>
+      <w:proofErr w:type="spellEnd"/>
+      <w:r>
+        <w:rPr>
+          <w:rFonts w:ascii="Arial" w:hAnsi="Arial" w:cs="Arial"/>
+          <w:sz w:val="20"/>
+          <w:szCs w:val="20"/>
+          <w:lang w:val="en-US"/>
+        </w:rPr>
+        <w:t xml:space="preserve"> device is recognized by the COM ports. To do this, follow these steps: If, when connecting and turning on the device for the first time, a window appears indicating that the </w:t>
+      </w:r>
+      <w:proofErr w:type="spellStart"/>
+      <w:r>
+        <w:rPr>
+          <w:rFonts w:ascii="Arial" w:hAnsi="Arial" w:cs="Arial"/>
+          <w:sz w:val="20"/>
+          <w:szCs w:val="20"/>
+          <w:lang w:val="en-US"/>
+        </w:rPr>
+        <w:t>Tempico</w:t>
+      </w:r>
+      <w:proofErr w:type="spellEnd"/>
+      <w:r>
+        <w:rPr>
+          <w:rFonts w:ascii="Arial" w:hAnsi="Arial" w:cs="Arial"/>
+          <w:sz w:val="20"/>
+          <w:szCs w:val="20"/>
+          <w:lang w:val="en-US"/>
+        </w:rPr>
+        <w:t xml:space="preserve"> device is being configured, it means that Windows has recognized it correctly. If this does not happen, you can access the Device Manager without having the device connected and navigate it to the COM and LPT ports section. Then, connect and turn on the device. The port table should be updated; if it does not, close and reopen the window. When doing so, a new COM device should appear, indicating that the </w:t>
+      </w:r>
+      <w:proofErr w:type="spellStart"/>
+      <w:r>
+        <w:rPr>
+          <w:rFonts w:ascii="Arial" w:hAnsi="Arial" w:cs="Arial"/>
+          <w:sz w:val="20"/>
+          <w:szCs w:val="20"/>
+          <w:lang w:val="en-US"/>
+        </w:rPr>
+        <w:t>Tempico</w:t>
+      </w:r>
+      <w:proofErr w:type="spellEnd"/>
+      <w:r>
+        <w:rPr>
+          <w:rFonts w:ascii="Arial" w:hAnsi="Arial" w:cs="Arial"/>
+          <w:sz w:val="20"/>
+          <w:szCs w:val="20"/>
+          <w:lang w:val="en-US"/>
+        </w:rPr>
+        <w:t xml:space="preserve"> has been correctly detected.</w:t>
       </w:r>
     </w:p>
     <w:p>
@@ -5643,31 +5991,10 @@
           <w:szCs w:val="20"/>
           <w:lang w:val="en-US"/>
         </w:rPr>
-        <w:t>ls /dev/tty*</w:t>
-      </w:r>
-    </w:p>
-    <w:p>
-      <w:pPr>
-        <w:rPr>
-          <w:rFonts w:ascii="Arial" w:hAnsi="Arial" w:cs="Arial"/>
-          <w:sz w:val="20"/>
-          <w:szCs w:val="20"/>
-          <w:lang w:val="en-US"/>
-        </w:rPr>
-      </w:pPr>
-      <w:r>
-        <w:rPr>
-          <w:rFonts w:ascii="Arial" w:hAnsi="Arial" w:cs="Arial"/>
-          <w:sz w:val="20"/>
-          <w:szCs w:val="20"/>
-          <w:lang w:val="en-US"/>
-        </w:rPr>
-        <w:t>In this case, it is also necessary to verify that the ports are correctly detecting the device. To do this, we will use the command above, which lists the devices connected to the serial ports. First, we will run this command without the Tempico device connected and then run it again with the device connected. We will observe which new device has been detected</w:t>
-      </w:r>
-    </w:p>
-    <w:p>
-      <w:pPr>
-        <w:jc w:val="center"/>
+        <w:t>ls /dev/</w:t>
+      </w:r>
+      <w:proofErr w:type="spellStart"/>
+      <w:r>
         <w:rPr>
           <w:rFonts w:ascii="Arial" w:hAnsi="Arial" w:cs="Arial"/>
           <w:b/>
@@ -5676,7 +6003,9 @@
           <w:szCs w:val="20"/>
           <w:lang w:val="en-US"/>
         </w:rPr>
-      </w:pPr>
+        <w:t>tty</w:t>
+      </w:r>
+      <w:proofErr w:type="spellEnd"/>
       <w:r>
         <w:rPr>
           <w:rFonts w:ascii="Arial" w:hAnsi="Arial" w:cs="Arial"/>
@@ -5686,26 +6015,159 @@
           <w:szCs w:val="20"/>
           <w:lang w:val="en-US"/>
         </w:rPr>
-        <w:t>sudo adduser "username" dialout</w:t>
-      </w:r>
-    </w:p>
-    <w:p>
-      <w:pPr>
-        <w:rPr>
-          <w:rFonts w:ascii="Arial" w:hAnsi="Arial" w:cs="Arial"/>
-          <w:sz w:val="20"/>
-          <w:szCs w:val="20"/>
-          <w:lang w:val="en-US"/>
-        </w:rPr>
-      </w:pPr>
-      <w:r>
-        <w:rPr>
-          <w:rFonts w:ascii="Arial" w:hAnsi="Arial" w:cs="Arial"/>
-          <w:sz w:val="20"/>
-          <w:szCs w:val="20"/>
-          <w:lang w:val="en-US"/>
-        </w:rPr>
-        <w:t>If an error occurs indicating that the serial port could not be opened, it is possible that the user does not belong to the dialout group. To resolve this, we will execute the command above. This will allow us to access the system's serial ports.</w:t>
+        <w:t>*</w:t>
+      </w:r>
+    </w:p>
+    <w:p>
+      <w:pPr>
+        <w:rPr>
+          <w:rFonts w:ascii="Arial" w:hAnsi="Arial" w:cs="Arial"/>
+          <w:sz w:val="20"/>
+          <w:szCs w:val="20"/>
+          <w:lang w:val="en-US"/>
+        </w:rPr>
+      </w:pPr>
+      <w:r>
+        <w:rPr>
+          <w:rFonts w:ascii="Arial" w:hAnsi="Arial" w:cs="Arial"/>
+          <w:sz w:val="20"/>
+          <w:szCs w:val="20"/>
+          <w:lang w:val="en-US"/>
+        </w:rPr>
+        <w:t xml:space="preserve">In this case, it is also necessary to verify that the ports are correctly detecting the device. To do this, we will use the command above, which lists the devices connected to the serial ports. First, we will run this command without the </w:t>
+      </w:r>
+      <w:proofErr w:type="spellStart"/>
+      <w:r>
+        <w:rPr>
+          <w:rFonts w:ascii="Arial" w:hAnsi="Arial" w:cs="Arial"/>
+          <w:sz w:val="20"/>
+          <w:szCs w:val="20"/>
+          <w:lang w:val="en-US"/>
+        </w:rPr>
+        <w:t>Tempico</w:t>
+      </w:r>
+      <w:proofErr w:type="spellEnd"/>
+      <w:r>
+        <w:rPr>
+          <w:rFonts w:ascii="Arial" w:hAnsi="Arial" w:cs="Arial"/>
+          <w:sz w:val="20"/>
+          <w:szCs w:val="20"/>
+          <w:lang w:val="en-US"/>
+        </w:rPr>
+        <w:t xml:space="preserve"> device connected and then run it again with the device connected. We will observe which new device has been detected</w:t>
+      </w:r>
+    </w:p>
+    <w:p>
+      <w:pPr>
+        <w:jc w:val="center"/>
+        <w:rPr>
+          <w:rFonts w:ascii="Arial" w:hAnsi="Arial" w:cs="Arial"/>
+          <w:b/>
+          <w:bCs/>
+          <w:sz w:val="20"/>
+          <w:szCs w:val="20"/>
+          <w:lang w:val="en-US"/>
+        </w:rPr>
+      </w:pPr>
+      <w:proofErr w:type="spellStart"/>
+      <w:r>
+        <w:rPr>
+          <w:rFonts w:ascii="Arial" w:hAnsi="Arial" w:cs="Arial"/>
+          <w:b/>
+          <w:bCs/>
+          <w:sz w:val="20"/>
+          <w:szCs w:val="20"/>
+          <w:lang w:val="en-US"/>
+        </w:rPr>
+        <w:t>sudo</w:t>
+      </w:r>
+      <w:proofErr w:type="spellEnd"/>
+      <w:r>
+        <w:rPr>
+          <w:rFonts w:ascii="Arial" w:hAnsi="Arial" w:cs="Arial"/>
+          <w:b/>
+          <w:bCs/>
+          <w:sz w:val="20"/>
+          <w:szCs w:val="20"/>
+          <w:lang w:val="en-US"/>
+        </w:rPr>
+        <w:t xml:space="preserve"> </w:t>
+      </w:r>
+      <w:proofErr w:type="spellStart"/>
+      <w:r>
+        <w:rPr>
+          <w:rFonts w:ascii="Arial" w:hAnsi="Arial" w:cs="Arial"/>
+          <w:b/>
+          <w:bCs/>
+          <w:sz w:val="20"/>
+          <w:szCs w:val="20"/>
+          <w:lang w:val="en-US"/>
+        </w:rPr>
+        <w:t>adduser</w:t>
+      </w:r>
+      <w:proofErr w:type="spellEnd"/>
+      <w:r>
+        <w:rPr>
+          <w:rFonts w:ascii="Arial" w:hAnsi="Arial" w:cs="Arial"/>
+          <w:b/>
+          <w:bCs/>
+          <w:sz w:val="20"/>
+          <w:szCs w:val="20"/>
+          <w:lang w:val="en-US"/>
+        </w:rPr>
+        <w:t xml:space="preserve"> "username" </w:t>
+      </w:r>
+      <w:proofErr w:type="spellStart"/>
+      <w:r>
+        <w:rPr>
+          <w:rFonts w:ascii="Arial" w:hAnsi="Arial" w:cs="Arial"/>
+          <w:b/>
+          <w:bCs/>
+          <w:sz w:val="20"/>
+          <w:szCs w:val="20"/>
+          <w:lang w:val="en-US"/>
+        </w:rPr>
+        <w:t>dialout</w:t>
+      </w:r>
+      <w:proofErr w:type="spellEnd"/>
+    </w:p>
+    <w:p>
+      <w:pPr>
+        <w:rPr>
+          <w:rFonts w:ascii="Arial" w:hAnsi="Arial" w:cs="Arial"/>
+          <w:sz w:val="20"/>
+          <w:szCs w:val="20"/>
+          <w:lang w:val="en-US"/>
+        </w:rPr>
+      </w:pPr>
+      <w:r>
+        <w:rPr>
+          <w:rFonts w:ascii="Arial" w:hAnsi="Arial" w:cs="Arial"/>
+          <w:sz w:val="20"/>
+          <w:szCs w:val="20"/>
+          <w:lang w:val="en-US"/>
+        </w:rPr>
+        <w:t xml:space="preserve">If an error occurs indicating that the serial port could not be opened, it is possible that the user does not belong to the </w:t>
+      </w:r>
+      <w:proofErr w:type="spellStart"/>
+      <w:r>
+        <w:rPr>
+          <w:rFonts w:ascii="Arial" w:hAnsi="Arial" w:cs="Arial"/>
+          <w:sz w:val="20"/>
+          <w:szCs w:val="20"/>
+          <w:lang w:val="en-US"/>
+        </w:rPr>
+        <w:t>dialout</w:t>
+      </w:r>
+      <w:proofErr w:type="spellEnd"/>
+      <w:r>
+        <w:rPr>
+          <w:rFonts w:ascii="Arial" w:hAnsi="Arial" w:cs="Arial"/>
+          <w:sz w:val="20"/>
+          <w:szCs w:val="20"/>
+          <w:lang w:val="en-US"/>
+        </w:rPr>
+        <w:t xml:space="preserve"> group. To resolve this, we will execute the command above. This will allow us to access the system's serial ports.</w:t>
       </w:r>
     </w:p>
     <w:p>
@@ -5731,7 +6193,61 @@
           <w:sz w:val="20"/>
           <w:szCs w:val="20"/>
         </w:rPr>
-        <w:t>s suficiente y el software sigue lanzando errores debe verificarse cual es el puerto tty que se esta usando y debe ejecutarse lo siguiente:</w:t>
+        <w:t xml:space="preserve">s suficiente y el software sigue lanzando errores debe verificarse </w:t>
+      </w:r>
+      <w:proofErr w:type="spellStart"/>
+      <w:r>
+        <w:rPr>
+          <w:rFonts w:ascii="Arial" w:hAnsi="Arial" w:cs="Arial"/>
+          <w:sz w:val="20"/>
+          <w:szCs w:val="20"/>
+        </w:rPr>
+        <w:t>cual</w:t>
+      </w:r>
+      <w:proofErr w:type="spellEnd"/>
+      <w:r>
+        <w:rPr>
+          <w:rFonts w:ascii="Arial" w:hAnsi="Arial" w:cs="Arial"/>
+          <w:sz w:val="20"/>
+          <w:szCs w:val="20"/>
+        </w:rPr>
+        <w:t xml:space="preserve"> es el puerto </w:t>
+      </w:r>
+      <w:proofErr w:type="spellStart"/>
+      <w:r>
+        <w:rPr>
+          <w:rFonts w:ascii="Arial" w:hAnsi="Arial" w:cs="Arial"/>
+          <w:sz w:val="20"/>
+          <w:szCs w:val="20"/>
+        </w:rPr>
+        <w:t>tty</w:t>
+      </w:r>
+      <w:proofErr w:type="spellEnd"/>
+      <w:r>
+        <w:rPr>
+          <w:rFonts w:ascii="Arial" w:hAnsi="Arial" w:cs="Arial"/>
+          <w:sz w:val="20"/>
+          <w:szCs w:val="20"/>
+        </w:rPr>
+        <w:t xml:space="preserve"> que se </w:t>
+      </w:r>
+      <w:proofErr w:type="spellStart"/>
+      <w:r>
+        <w:rPr>
+          <w:rFonts w:ascii="Arial" w:hAnsi="Arial" w:cs="Arial"/>
+          <w:sz w:val="20"/>
+          <w:szCs w:val="20"/>
+        </w:rPr>
+        <w:t>esta</w:t>
+      </w:r>
+      <w:proofErr w:type="spellEnd"/>
+      <w:r>
+        <w:rPr>
+          <w:rFonts w:ascii="Arial" w:hAnsi="Arial" w:cs="Arial"/>
+          <w:sz w:val="20"/>
+          <w:szCs w:val="20"/>
+        </w:rPr>
+        <w:t xml:space="preserve"> usando y debe ejecutarse lo siguiente:</w:t>
       </w:r>
     </w:p>
     <w:p>
@@ -5746,6 +6262,7 @@
           <w:lang w:val="en-US"/>
         </w:rPr>
       </w:pPr>
+      <w:proofErr w:type="spellStart"/>
       <w:r>
         <w:rPr>
           <w:rFonts w:ascii="Arial" w:hAnsi="Arial" w:cs="Arial"/>
@@ -5755,8 +6272,9 @@
           <w:szCs w:val="20"/>
           <w:lang w:val="en-US"/>
         </w:rPr>
-        <w:t xml:space="preserve">sudo </w:t>
-      </w:r>
+        <w:t>sudo</w:t>
+      </w:r>
+      <w:proofErr w:type="spellEnd"/>
       <w:r>
         <w:rPr>
           <w:rFonts w:ascii="Arial" w:hAnsi="Arial" w:cs="Arial"/>
@@ -5766,8 +6284,9 @@
           <w:szCs w:val="20"/>
           <w:lang w:val="en-US"/>
         </w:rPr>
-        <w:t>ch mod 666 /dev/tty</w:t>
-      </w:r>
+        <w:t xml:space="preserve"> </w:t>
+      </w:r>
+      <w:proofErr w:type="spellStart"/>
       <w:r>
         <w:rPr>
           <w:rFonts w:ascii="Arial" w:hAnsi="Arial" w:cs="Arial"/>
@@ -5777,8 +6296,9 @@
           <w:szCs w:val="20"/>
           <w:lang w:val="en-US"/>
         </w:rPr>
-        <w:t>"</w:t>
-      </w:r>
+        <w:t>ch</w:t>
+      </w:r>
+      <w:proofErr w:type="spellEnd"/>
       <w:r>
         <w:rPr>
           <w:rFonts w:ascii="Arial" w:hAnsi="Arial" w:cs="Arial"/>
@@ -5788,8 +6308,43 @@
           <w:szCs w:val="20"/>
           <w:lang w:val="en-US"/>
         </w:rPr>
+        <w:t xml:space="preserve"> mod 666 /dev/</w:t>
+      </w:r>
+      <w:proofErr w:type="spellStart"/>
+      <w:r>
+        <w:rPr>
+          <w:rFonts w:ascii="Arial" w:hAnsi="Arial" w:cs="Arial"/>
+          <w:b/>
+          <w:bCs/>
+          <w:sz w:val="20"/>
+          <w:szCs w:val="20"/>
+          <w:lang w:val="en-US"/>
+        </w:rPr>
+        <w:t>tty</w:t>
+      </w:r>
+      <w:r>
+        <w:rPr>
+          <w:rFonts w:ascii="Arial" w:hAnsi="Arial" w:cs="Arial"/>
+          <w:b/>
+          <w:bCs/>
+          <w:sz w:val="20"/>
+          <w:szCs w:val="20"/>
+          <w:lang w:val="en-US"/>
+        </w:rPr>
+        <w:t>"</w:t>
+      </w:r>
+      <w:r>
+        <w:rPr>
+          <w:rFonts w:ascii="Arial" w:hAnsi="Arial" w:cs="Arial"/>
+          <w:b/>
+          <w:bCs/>
+          <w:sz w:val="20"/>
+          <w:szCs w:val="20"/>
+          <w:lang w:val="en-US"/>
+        </w:rPr>
         <w:t>port</w:t>
       </w:r>
+      <w:proofErr w:type="spellEnd"/>
       <w:r>
         <w:rPr>
           <w:rFonts w:ascii="Arial" w:hAnsi="Arial" w:cs="Arial"/>
@@ -5878,26 +6433,86 @@
           <w:szCs w:val="20"/>
           <w:lang w:val="en-US"/>
         </w:rPr>
-        <w:t>To verify that the device is correctly connected to Mac, we must, with the Tempico turned off, execute the command above. This will provide a list of connected devices. Then, we run the command again with the Tempico turned on and observe which new port appears in the list.</w:t>
-      </w:r>
-    </w:p>
-    <w:p>
-      <w:pPr>
-        <w:rPr>
-          <w:rFonts w:ascii="Arial" w:hAnsi="Arial" w:cs="Arial"/>
-          <w:sz w:val="20"/>
-          <w:szCs w:val="20"/>
-          <w:lang w:val="en-US"/>
-        </w:rPr>
-      </w:pPr>
-      <w:r>
-        <w:rPr>
-          <w:rFonts w:ascii="Arial" w:hAnsi="Arial" w:cs="Arial"/>
-          <w:sz w:val="20"/>
-          <w:szCs w:val="20"/>
-          <w:lang w:val="en-US"/>
-        </w:rPr>
-        <w:t>If the device is not detected, the software will not recognize the connection, making it impossible to use the software. In this case, please contact Tausand support at: support@tausand.com.</w:t>
+        <w:t xml:space="preserve">To verify that the device is correctly connected to Mac, we must, with the </w:t>
+      </w:r>
+      <w:proofErr w:type="spellStart"/>
+      <w:r>
+        <w:rPr>
+          <w:rFonts w:ascii="Arial" w:hAnsi="Arial" w:cs="Arial"/>
+          <w:sz w:val="20"/>
+          <w:szCs w:val="20"/>
+          <w:lang w:val="en-US"/>
+        </w:rPr>
+        <w:t>Tempico</w:t>
+      </w:r>
+      <w:proofErr w:type="spellEnd"/>
+      <w:r>
+        <w:rPr>
+          <w:rFonts w:ascii="Arial" w:hAnsi="Arial" w:cs="Arial"/>
+          <w:sz w:val="20"/>
+          <w:szCs w:val="20"/>
+          <w:lang w:val="en-US"/>
+        </w:rPr>
+        <w:t xml:space="preserve"> turned off, execute the command above. This will provide a list of connected devices. Then, we run the command again with the </w:t>
+      </w:r>
+      <w:proofErr w:type="spellStart"/>
+      <w:r>
+        <w:rPr>
+          <w:rFonts w:ascii="Arial" w:hAnsi="Arial" w:cs="Arial"/>
+          <w:sz w:val="20"/>
+          <w:szCs w:val="20"/>
+          <w:lang w:val="en-US"/>
+        </w:rPr>
+        <w:t>Tempico</w:t>
+      </w:r>
+      <w:proofErr w:type="spellEnd"/>
+      <w:r>
+        <w:rPr>
+          <w:rFonts w:ascii="Arial" w:hAnsi="Arial" w:cs="Arial"/>
+          <w:sz w:val="20"/>
+          <w:szCs w:val="20"/>
+          <w:lang w:val="en-US"/>
+        </w:rPr>
+        <w:t xml:space="preserve"> turned on and observe which new port appears in the list.</w:t>
+      </w:r>
+    </w:p>
+    <w:p>
+      <w:pPr>
+        <w:rPr>
+          <w:rFonts w:ascii="Arial" w:hAnsi="Arial" w:cs="Arial"/>
+          <w:sz w:val="20"/>
+          <w:szCs w:val="20"/>
+          <w:lang w:val="en-US"/>
+        </w:rPr>
+      </w:pPr>
+      <w:r>
+        <w:rPr>
+          <w:rFonts w:ascii="Arial" w:hAnsi="Arial" w:cs="Arial"/>
+          <w:sz w:val="20"/>
+          <w:szCs w:val="20"/>
+          <w:lang w:val="en-US"/>
+        </w:rPr>
+        <w:t xml:space="preserve">If the device is not detected, the software will not recognize the connection, making it impossible to use the software. In this case, please contact </w:t>
+      </w:r>
+      <w:proofErr w:type="spellStart"/>
+      <w:r>
+        <w:rPr>
+          <w:rFonts w:ascii="Arial" w:hAnsi="Arial" w:cs="Arial"/>
+          <w:sz w:val="20"/>
+          <w:szCs w:val="20"/>
+          <w:lang w:val="en-US"/>
+        </w:rPr>
+        <w:t>Tausand</w:t>
+      </w:r>
+      <w:proofErr w:type="spellEnd"/>
+      <w:r>
+        <w:rPr>
+          <w:rFonts w:ascii="Arial" w:hAnsi="Arial" w:cs="Arial"/>
+          <w:sz w:val="20"/>
+          <w:szCs w:val="20"/>
+          <w:lang w:val="en-US"/>
+        </w:rPr>
+        <w:t xml:space="preserve"> support at: support@tausand.com.</w:t>
       </w:r>
     </w:p>
     <w:p>
@@ -5922,7 +6537,27 @@
           <w:szCs w:val="28"/>
           <w:lang w:val="en-US"/>
         </w:rPr>
-        <w:t>Open the software and select a Tempico device</w:t>
+        <w:t xml:space="preserve">Open the software and select a </w:t>
+      </w:r>
+      <w:proofErr w:type="spellStart"/>
+      <w:r>
+        <w:rPr>
+          <w:rFonts w:ascii="Arial" w:hAnsi="Arial" w:cs="Arial"/>
+          <w:sz w:val="28"/>
+          <w:szCs w:val="28"/>
+          <w:lang w:val="en-US"/>
+        </w:rPr>
+        <w:t>Tempico</w:t>
+      </w:r>
+      <w:proofErr w:type="spellEnd"/>
+      <w:r>
+        <w:rPr>
+          <w:rFonts w:ascii="Arial" w:hAnsi="Arial" w:cs="Arial"/>
+          <w:sz w:val="28"/>
+          <w:szCs w:val="28"/>
+          <w:lang w:val="en-US"/>
+        </w:rPr>
+        <w:t xml:space="preserve"> device</w:t>
       </w:r>
       <w:bookmarkEnd w:id="21"/>
     </w:p>
@@ -5942,7 +6577,25 @@
           <w:szCs w:val="20"/>
           <w:lang w:val="en-US"/>
         </w:rPr>
-        <w:t>When opening the software, an image with the program's logo is displayed, followed by a window that allows you to select the port to which you want to connect the device.</w:t>
+        <w:t xml:space="preserve">When opening the software, an image with the program's logo is displayed, followed by a window that allows you to select the </w:t>
+      </w:r>
+      <w:r>
+        <w:rPr>
+          <w:rFonts w:ascii="Arial" w:hAnsi="Arial" w:cs="Arial"/>
+          <w:sz w:val="20"/>
+          <w:szCs w:val="20"/>
+          <w:lang w:val="en-US"/>
+        </w:rPr>
+        <w:t xml:space="preserve">device with the port </w:t>
+      </w:r>
+      <w:r>
+        <w:rPr>
+          <w:rFonts w:ascii="Arial" w:hAnsi="Arial" w:cs="Arial"/>
+          <w:sz w:val="20"/>
+          <w:szCs w:val="20"/>
+          <w:lang w:val="en-US"/>
+        </w:rPr>
+        <w:t>to which you want to connect the device.</w:t>
       </w:r>
     </w:p>
     <w:p>
@@ -5958,7 +6611,7 @@
           <w:lang w:val="en-US"/>
         </w:rPr>
         <w:drawing>
-          <wp:inline distT="0" distB="0" distL="0" distR="0" wp14:anchorId="525FDEF1" wp14:editId="375EABCD">
+          <wp:inline distT="0" distB="0" distL="0" distR="0" wp14:anchorId="525FDEF1" wp14:editId="25278293">
             <wp:extent cx="3013544" cy="1349241"/>
             <wp:effectExtent l="0" t="0" r="0" b="0"/>
             <wp:docPr id="358429826" name="Imagen 1" descr="Logotipo&#10;&#10;Descripción generada automáticamente"/>
@@ -6065,7 +6718,27 @@
           <w:szCs w:val="20"/>
           <w:lang w:val="en-US"/>
         </w:rPr>
-        <w:t>If the software is opened and the device is not turned on, the window will not recognize the connection. Therefore, it is necessary to click the "Refresh" button to update the list of ports with a Tempico device.</w:t>
+        <w:t xml:space="preserve">If the software is opened and the device is not turned on, the window will not recognize the connection. Therefore, it is necessary to click the "Refresh" button to update the list of ports with a </w:t>
+      </w:r>
+      <w:proofErr w:type="spellStart"/>
+      <w:r>
+        <w:rPr>
+          <w:rFonts w:ascii="Arial" w:hAnsi="Arial" w:cs="Arial"/>
+          <w:sz w:val="20"/>
+          <w:szCs w:val="20"/>
+          <w:lang w:val="en-US"/>
+        </w:rPr>
+        <w:t>Tempico</w:t>
+      </w:r>
+      <w:proofErr w:type="spellEnd"/>
+      <w:r>
+        <w:rPr>
+          <w:rFonts w:ascii="Arial" w:hAnsi="Arial" w:cs="Arial"/>
+          <w:sz w:val="20"/>
+          <w:szCs w:val="20"/>
+          <w:lang w:val="en-US"/>
+        </w:rPr>
+        <w:t xml:space="preserve"> device.</w:t>
       </w:r>
     </w:p>
     <w:p>
@@ -6295,7 +6968,25 @@
           <w:szCs w:val="20"/>
           <w:lang w:val="en-US"/>
         </w:rPr>
-        <w:t>It is also possible to disconnect the device if we want to use another Tempico. To do so, click the "Disconnect" button. If an error occurs while connecting to the device, the following error window will be displayed:</w:t>
+        <w:t xml:space="preserve">It is also possible to disconnect the device if we want to use another </w:t>
+      </w:r>
+      <w:proofErr w:type="spellStart"/>
+      <w:r>
+        <w:rPr>
+          <w:sz w:val="20"/>
+          <w:szCs w:val="20"/>
+          <w:lang w:val="en-US"/>
+        </w:rPr>
+        <w:t>Tempico</w:t>
+      </w:r>
+      <w:proofErr w:type="spellEnd"/>
+      <w:r>
+        <w:rPr>
+          <w:sz w:val="20"/>
+          <w:szCs w:val="20"/>
+          <w:lang w:val="en-US"/>
+        </w:rPr>
+        <w:t>. To do so, click the "Disconnect" button. If an error occurs while connecting to the device, the following error window will be displayed:</w:t>
       </w:r>
     </w:p>
     <w:p>
@@ -6363,7 +7054,27 @@
           <w:szCs w:val="20"/>
           <w:lang w:val="en-US"/>
         </w:rPr>
-        <w:t>If this happens, it should be verified that no other program has established communication with the Tempico, and ensure that the USB connection, whether the cable or the physical port, is in good condition. If no issues are found after verifying this, support should be contacted to find a solution to the problem.</w:t>
+        <w:t xml:space="preserve">If this happens, it should be verified that no other program has established communication with the </w:t>
+      </w:r>
+      <w:proofErr w:type="spellStart"/>
+      <w:r>
+        <w:rPr>
+          <w:rFonts w:ascii="Arial" w:hAnsi="Arial" w:cs="Arial"/>
+          <w:sz w:val="20"/>
+          <w:szCs w:val="20"/>
+          <w:lang w:val="en-US"/>
+        </w:rPr>
+        <w:t>Tempico</w:t>
+      </w:r>
+      <w:proofErr w:type="spellEnd"/>
+      <w:r>
+        <w:rPr>
+          <w:rFonts w:ascii="Arial" w:hAnsi="Arial" w:cs="Arial"/>
+          <w:sz w:val="20"/>
+          <w:szCs w:val="20"/>
+          <w:lang w:val="en-US"/>
+        </w:rPr>
+        <w:t>, and ensure that the USB connection, whether the cable or the physical port, is in good condition. If no issues are found after verifying this, support should be contacted to find a solution to the problem.</w:t>
       </w:r>
     </w:p>
     <w:p>
@@ -6477,7 +7188,47 @@
           <w:szCs w:val="20"/>
           <w:lang w:val="en-US"/>
         </w:rPr>
-        <w:t>For each channel, you can modify the number of average cycles, the mode that defines the time range for measurements, the number of stops, the edge type and the stop mask. All these options provide a dropdown menu with the options allowed by the device (refer to the Tausand Tempico manual for more information), except for the stop mask.</w:t>
+        <w:t xml:space="preserve">For each channel, you can modify the number of average cycles, the mode that defines the time range for measurements, the number of stops, the edge type and the stop mask. All these options provide a dropdown menu with the options allowed by the device (refer to the </w:t>
+      </w:r>
+      <w:proofErr w:type="spellStart"/>
+      <w:r>
+        <w:rPr>
+          <w:rFonts w:ascii="Arial" w:hAnsi="Arial" w:cs="Arial"/>
+          <w:sz w:val="20"/>
+          <w:szCs w:val="20"/>
+          <w:lang w:val="en-US"/>
+        </w:rPr>
+        <w:t>Tausand</w:t>
+      </w:r>
+      <w:proofErr w:type="spellEnd"/>
+      <w:r>
+        <w:rPr>
+          <w:rFonts w:ascii="Arial" w:hAnsi="Arial" w:cs="Arial"/>
+          <w:sz w:val="20"/>
+          <w:szCs w:val="20"/>
+          <w:lang w:val="en-US"/>
+        </w:rPr>
+        <w:t xml:space="preserve"> </w:t>
+      </w:r>
+      <w:proofErr w:type="spellStart"/>
+      <w:r>
+        <w:rPr>
+          <w:rFonts w:ascii="Arial" w:hAnsi="Arial" w:cs="Arial"/>
+          <w:sz w:val="20"/>
+          <w:szCs w:val="20"/>
+          <w:lang w:val="en-US"/>
+        </w:rPr>
+        <w:t>Tempico</w:t>
+      </w:r>
+      <w:proofErr w:type="spellEnd"/>
+      <w:r>
+        <w:rPr>
+          <w:rFonts w:ascii="Arial" w:hAnsi="Arial" w:cs="Arial"/>
+          <w:sz w:val="20"/>
+          <w:szCs w:val="20"/>
+          <w:lang w:val="en-US"/>
+        </w:rPr>
+        <w:t xml:space="preserve"> manual for more information), except for the stop mask.</w:t>
       </w:r>
     </w:p>
     <w:p>
@@ -6922,6 +7673,7 @@
       <w:r>
         <w:rPr>
           <w:rFonts w:ascii="Arial" w:hAnsi="Arial" w:cs="Arial"/>
+          <w:noProof/>
           <w:sz w:val="20"/>
           <w:szCs w:val="20"/>
           <w:lang w:val="en-US"/>
@@ -6974,6 +7726,7 @@
       <w:r>
         <w:rPr>
           <w:rFonts w:ascii="Arial" w:hAnsi="Arial" w:cs="Arial"/>
+          <w:noProof/>
           <w:sz w:val="20"/>
           <w:szCs w:val="20"/>
           <w:lang w:val="en-US"/>
@@ -7026,6 +7779,7 @@
       <w:r>
         <w:rPr>
           <w:rFonts w:ascii="Arial" w:hAnsi="Arial" w:cs="Arial"/>
+          <w:noProof/>
           <w:sz w:val="20"/>
           <w:szCs w:val="20"/>
           <w:lang w:val="en-US"/>
@@ -7121,6 +7875,7 @@
       </w:pPr>
       <w:r>
         <w:rPr>
+          <w:noProof/>
           <w:lang w:val="en-US"/>
         </w:rPr>
         <w:lastRenderedPageBreak/>
@@ -7203,7 +7958,27 @@
           <w:szCs w:val="20"/>
           <w:lang w:val="en-US"/>
         </w:rPr>
-        <w:t>"Start-stop" measurements are those that capture data from the basic functionality of the Tempico device. When a start pulse is received and, subsequently, a stop pulse arrives, the temporal difference between the two pulses is obtained. This point is plotted on a frequency histogram.</w:t>
+        <w:t xml:space="preserve">"Start-stop" measurements are those that capture data from the basic functionality of the </w:t>
+      </w:r>
+      <w:proofErr w:type="spellStart"/>
+      <w:r>
+        <w:rPr>
+          <w:rFonts w:ascii="Arial" w:hAnsi="Arial" w:cs="Arial"/>
+          <w:sz w:val="20"/>
+          <w:szCs w:val="20"/>
+          <w:lang w:val="en-US"/>
+        </w:rPr>
+        <w:t>Tempico</w:t>
+      </w:r>
+      <w:proofErr w:type="spellEnd"/>
+      <w:r>
+        <w:rPr>
+          <w:rFonts w:ascii="Arial" w:hAnsi="Arial" w:cs="Arial"/>
+          <w:sz w:val="20"/>
+          <w:szCs w:val="20"/>
+          <w:lang w:val="en-US"/>
+        </w:rPr>
+        <w:t xml:space="preserve"> device. When a start pulse is received and, subsequently, a stop pulse arrives, the temporal difference between the two pulses is obtained. This point is plotted on a frequency histogram.</w:t>
       </w:r>
     </w:p>
     <w:p>
@@ -7824,7 +8599,27 @@
           <w:szCs w:val="20"/>
           <w:lang w:val="en-US"/>
         </w:rPr>
-        <w:t>A possible solution to this issue is configuring the threshold voltage. It is recommended to set it to 1.6 V and check if the measurement is performed correctly. If the error persists, try different values for this parameter. If the issue continues and it is determined that it is not a fault in the setup or the input signal, Tausand support should be contacted.</w:t>
+        <w:t xml:space="preserve">A possible solution to this issue is configuring the threshold voltage. It is recommended to set it to 1.6 V and check if the measurement is performed correctly. If the error persists, try different values for this parameter. If the issue continues and it is determined that it is not a fault in the setup or the input signal, </w:t>
+      </w:r>
+      <w:proofErr w:type="spellStart"/>
+      <w:r>
+        <w:rPr>
+          <w:rFonts w:ascii="Arial" w:hAnsi="Arial" w:cs="Arial"/>
+          <w:sz w:val="20"/>
+          <w:szCs w:val="20"/>
+          <w:lang w:val="en-US"/>
+        </w:rPr>
+        <w:t>Tausand</w:t>
+      </w:r>
+      <w:proofErr w:type="spellEnd"/>
+      <w:r>
+        <w:rPr>
+          <w:rFonts w:ascii="Arial" w:hAnsi="Arial" w:cs="Arial"/>
+          <w:sz w:val="20"/>
+          <w:szCs w:val="20"/>
+          <w:lang w:val="en-US"/>
+        </w:rPr>
+        <w:t xml:space="preserve"> support should be contacted.</w:t>
       </w:r>
     </w:p>
     <w:p>
@@ -8393,7 +9188,27 @@
           <w:szCs w:val="20"/>
           <w:lang w:val="en-US"/>
         </w:rPr>
-        <w:t>Files are saved in all operating systems in the "TempicoSoftwareData" folder within "Documents." By default, this folder is automatically created when the program is opened for the first time.</w:t>
+        <w:t>Files are saved in all operating systems in the "</w:t>
+      </w:r>
+      <w:proofErr w:type="spellStart"/>
+      <w:r>
+        <w:rPr>
+          <w:rFonts w:ascii="Arial" w:hAnsi="Arial" w:cs="Arial"/>
+          <w:sz w:val="20"/>
+          <w:szCs w:val="20"/>
+          <w:lang w:val="en-US"/>
+        </w:rPr>
+        <w:t>TempicoSoftwareData</w:t>
+      </w:r>
+      <w:proofErr w:type="spellEnd"/>
+      <w:r>
+        <w:rPr>
+          <w:rFonts w:ascii="Arial" w:hAnsi="Arial" w:cs="Arial"/>
+          <w:sz w:val="20"/>
+          <w:szCs w:val="20"/>
+          <w:lang w:val="en-US"/>
+        </w:rPr>
+        <w:t>" folder within "Documents." By default, this folder is automatically created when the program is opened for the first time.</w:t>
       </w:r>
     </w:p>
     <w:p>
@@ -8817,7 +9632,27 @@
           <w:szCs w:val="20"/>
           <w:lang w:val="en-US"/>
         </w:rPr>
-        <w:t>To record lifetime measurements based on the time difference between input pulses and emitted excitation pulses, Tempico Software provides multiple tools to fulfill this functionality.</w:t>
+        <w:t xml:space="preserve">To record lifetime measurements based on the time difference between input pulses and emitted excitation pulses, </w:t>
+      </w:r>
+      <w:proofErr w:type="spellStart"/>
+      <w:r>
+        <w:rPr>
+          <w:rFonts w:ascii="Arial" w:hAnsi="Arial" w:cs="Arial"/>
+          <w:sz w:val="20"/>
+          <w:szCs w:val="20"/>
+          <w:lang w:val="en-US"/>
+        </w:rPr>
+        <w:t>Tempico</w:t>
+      </w:r>
+      <w:proofErr w:type="spellEnd"/>
+      <w:r>
+        <w:rPr>
+          <w:rFonts w:ascii="Arial" w:hAnsi="Arial" w:cs="Arial"/>
+          <w:sz w:val="20"/>
+          <w:szCs w:val="20"/>
+          <w:lang w:val="en-US"/>
+        </w:rPr>
+        <w:t xml:space="preserve"> Software provides multiple tools to fulfill this functionality.</w:t>
       </w:r>
     </w:p>
     <w:p>
@@ -8882,26 +9717,86 @@
           <w:lang w:val="en-US"/>
         </w:rPr>
         <w:lastRenderedPageBreak/>
-        <w:t xml:space="preserve">If a channel other than start is selected to initiate the measurement, a periodic electrical signal must be added to the start channel, as Tempico cannot measure signals on stop channels without a registered start event. This configuration risks losing data that arrives before the periodic signal is emitted. The pulse period must be short enough to reduce data loss. Tempico does not register stops occurring within less than 12 ns, making this setup useful for mitigating such effects. </w:t>
-      </w:r>
-    </w:p>
-    <w:p>
-      <w:pPr>
-        <w:rPr>
-          <w:rFonts w:ascii="Arial" w:hAnsi="Arial" w:cs="Arial"/>
-          <w:sz w:val="20"/>
-          <w:szCs w:val="20"/>
-          <w:lang w:val="en-US"/>
-        </w:rPr>
-      </w:pPr>
-      <w:r>
-        <w:rPr>
-          <w:rFonts w:ascii="Arial" w:hAnsi="Arial" w:cs="Arial"/>
-          <w:sz w:val="20"/>
-          <w:szCs w:val="20"/>
-          <w:lang w:val="en-US"/>
-        </w:rPr>
-        <w:t>After selecting the channel, the bin width must be chosen, representing the histogram's bar width. For example, with a bin width of 12 ns, if there are two measurements at 1 ns and 5 ns, both will contribute to the same histogram bar's frequency. The number of bins prevents histogram saturation and usually limits the time axis range. For instance, selecting a bin width of 480 ps and 50 bins results in a 24 ns range. Unlike start-stop histograms, lifetime measurements are designed with a limit, allowing the number of measurements to be specified. A measurement is counted when both start and stop channels record a value.</w:t>
+        <w:t xml:space="preserve">If a channel other than start is selected to initiate the measurement, a periodic electrical signal must be added to the start channel, as </w:t>
+      </w:r>
+      <w:proofErr w:type="spellStart"/>
+      <w:r>
+        <w:rPr>
+          <w:rFonts w:ascii="Arial" w:hAnsi="Arial" w:cs="Arial"/>
+          <w:sz w:val="20"/>
+          <w:szCs w:val="20"/>
+          <w:lang w:val="en-US"/>
+        </w:rPr>
+        <w:t>Tempico</w:t>
+      </w:r>
+      <w:proofErr w:type="spellEnd"/>
+      <w:r>
+        <w:rPr>
+          <w:rFonts w:ascii="Arial" w:hAnsi="Arial" w:cs="Arial"/>
+          <w:sz w:val="20"/>
+          <w:szCs w:val="20"/>
+          <w:lang w:val="en-US"/>
+        </w:rPr>
+        <w:t xml:space="preserve"> cannot measure signals on stop channels without a registered start event. This configuration risks losing data that arrives before the periodic signal is emitted. The pulse period must be short enough to reduce data loss. </w:t>
+      </w:r>
+      <w:proofErr w:type="spellStart"/>
+      <w:r>
+        <w:rPr>
+          <w:rFonts w:ascii="Arial" w:hAnsi="Arial" w:cs="Arial"/>
+          <w:sz w:val="20"/>
+          <w:szCs w:val="20"/>
+          <w:lang w:val="en-US"/>
+        </w:rPr>
+        <w:t>Tempico</w:t>
+      </w:r>
+      <w:proofErr w:type="spellEnd"/>
+      <w:r>
+        <w:rPr>
+          <w:rFonts w:ascii="Arial" w:hAnsi="Arial" w:cs="Arial"/>
+          <w:sz w:val="20"/>
+          <w:szCs w:val="20"/>
+          <w:lang w:val="en-US"/>
+        </w:rPr>
+        <w:t xml:space="preserve"> does not register stops occurring within less than 12 ns, making this setup useful for mitigating such effects. </w:t>
+      </w:r>
+    </w:p>
+    <w:p>
+      <w:pPr>
+        <w:rPr>
+          <w:rFonts w:ascii="Arial" w:hAnsi="Arial" w:cs="Arial"/>
+          <w:sz w:val="20"/>
+          <w:szCs w:val="20"/>
+          <w:lang w:val="en-US"/>
+        </w:rPr>
+      </w:pPr>
+      <w:r>
+        <w:rPr>
+          <w:rFonts w:ascii="Arial" w:hAnsi="Arial" w:cs="Arial"/>
+          <w:sz w:val="20"/>
+          <w:szCs w:val="20"/>
+          <w:lang w:val="en-US"/>
+        </w:rPr>
+        <w:t xml:space="preserve">After selecting the channel, the bin width must be chosen, representing the histogram's bar width. For example, with a bin width of 12 ns, if there are two measurements at 1 ns and 5 ns, both will contribute to the same histogram bar's frequency. The number of bins prevents histogram saturation and usually limits the time axis range. For instance, selecting a bin width of 480 </w:t>
+      </w:r>
+      <w:proofErr w:type="spellStart"/>
+      <w:r>
+        <w:rPr>
+          <w:rFonts w:ascii="Arial" w:hAnsi="Arial" w:cs="Arial"/>
+          <w:sz w:val="20"/>
+          <w:szCs w:val="20"/>
+          <w:lang w:val="en-US"/>
+        </w:rPr>
+        <w:t>ps</w:t>
+      </w:r>
+      <w:proofErr w:type="spellEnd"/>
+      <w:r>
+        <w:rPr>
+          <w:rFonts w:ascii="Arial" w:hAnsi="Arial" w:cs="Arial"/>
+          <w:sz w:val="20"/>
+          <w:szCs w:val="20"/>
+          <w:lang w:val="en-US"/>
+        </w:rPr>
+        <w:t xml:space="preserve"> and 50 bins results in a 24 ns range. Unlike start-stop histograms, lifetime measurements are designed with a limit, allowing the number of measurements to be specified. A measurement is counted when both start and stop channels record a value.</w:t>
       </w:r>
     </w:p>
     <w:p>
@@ -9312,7 +10207,61 @@
           <w:sz w:val="20"/>
           <w:szCs w:val="20"/>
         </w:rPr>
-        <w:t xml:space="preserve">Con el fin de obtener más información acerca de una medición, el usuario puede realizar un fit sobre la gráfica. Al realizar el fit obtiene en la tabla de la esquina superior derecha información más detallada acerca de los parametros de la ecuación a ajustar. Obtiene sus valores, su desviación estándar y sus respectivas unidades. </w:t>
+        <w:t xml:space="preserve">Con el fin de obtener más información acerca de una medición, el usuario puede realizar un </w:t>
+      </w:r>
+      <w:proofErr w:type="spellStart"/>
+      <w:r>
+        <w:rPr>
+          <w:rFonts w:ascii="Arial" w:hAnsi="Arial" w:cs="Arial"/>
+          <w:sz w:val="20"/>
+          <w:szCs w:val="20"/>
+        </w:rPr>
+        <w:t>fit</w:t>
+      </w:r>
+      <w:proofErr w:type="spellEnd"/>
+      <w:r>
+        <w:rPr>
+          <w:rFonts w:ascii="Arial" w:hAnsi="Arial" w:cs="Arial"/>
+          <w:sz w:val="20"/>
+          <w:szCs w:val="20"/>
+        </w:rPr>
+        <w:t xml:space="preserve"> sobre la gráfica. Al realizar el </w:t>
+      </w:r>
+      <w:proofErr w:type="spellStart"/>
+      <w:r>
+        <w:rPr>
+          <w:rFonts w:ascii="Arial" w:hAnsi="Arial" w:cs="Arial"/>
+          <w:sz w:val="20"/>
+          <w:szCs w:val="20"/>
+        </w:rPr>
+        <w:t>fit</w:t>
+      </w:r>
+      <w:proofErr w:type="spellEnd"/>
+      <w:r>
+        <w:rPr>
+          <w:rFonts w:ascii="Arial" w:hAnsi="Arial" w:cs="Arial"/>
+          <w:sz w:val="20"/>
+          <w:szCs w:val="20"/>
+        </w:rPr>
+        <w:t xml:space="preserve"> obtiene en la tabla de la esquina superior derecha información más detallada acerca de los </w:t>
+      </w:r>
+      <w:proofErr w:type="spellStart"/>
+      <w:r>
+        <w:rPr>
+          <w:rFonts w:ascii="Arial" w:hAnsi="Arial" w:cs="Arial"/>
+          <w:sz w:val="20"/>
+          <w:szCs w:val="20"/>
+        </w:rPr>
+        <w:t>parametros</w:t>
+      </w:r>
+      <w:proofErr w:type="spellEnd"/>
+      <w:r>
+        <w:rPr>
+          <w:rFonts w:ascii="Arial" w:hAnsi="Arial" w:cs="Arial"/>
+          <w:sz w:val="20"/>
+          <w:szCs w:val="20"/>
+        </w:rPr>
+        <w:t xml:space="preserve"> de la ecuación a ajustar. Obtiene sus valores, su desviación estándar y sus respectivas unidades. </w:t>
       </w:r>
     </w:p>
     <w:p/>
@@ -11075,7 +12024,27 @@
           <w:szCs w:val="20"/>
           <w:lang w:val="en-US"/>
         </w:rPr>
-        <w:t>), a window will appear to select the desired format for saving the data. The user can choose between txt, csv, or dat formats.</w:t>
+        <w:t xml:space="preserve">), a window will appear to select the desired format for saving the data. The user can choose between txt, csv, or </w:t>
+      </w:r>
+      <w:proofErr w:type="spellStart"/>
+      <w:r>
+        <w:rPr>
+          <w:rFonts w:ascii="Arial" w:hAnsi="Arial" w:cs="Arial"/>
+          <w:sz w:val="20"/>
+          <w:szCs w:val="20"/>
+          <w:lang w:val="en-US"/>
+        </w:rPr>
+        <w:t>dat</w:t>
+      </w:r>
+      <w:proofErr w:type="spellEnd"/>
+      <w:r>
+        <w:rPr>
+          <w:rFonts w:ascii="Arial" w:hAnsi="Arial" w:cs="Arial"/>
+          <w:sz w:val="20"/>
+          <w:szCs w:val="20"/>
+          <w:lang w:val="en-US"/>
+        </w:rPr>
+        <w:t xml:space="preserve"> formats.</w:t>
       </w:r>
     </w:p>
     <w:p>
@@ -11590,11 +12559,33 @@
           <w:lang w:val="en-US"/>
         </w:rPr>
       </w:pPr>
-      <w:r>
-        <w:rPr>
-          <w:lang w:val="en-US"/>
-        </w:rPr>
-        <w:t xml:space="preserve">Tempico Software does not directly provide the exact count of pulses received on each channel, since the Tempico device accepts a maximum of five incoming pulses after a start </w:t>
+      <w:proofErr w:type="spellStart"/>
+      <w:r>
+        <w:rPr>
+          <w:lang w:val="en-US"/>
+        </w:rPr>
+        <w:t>Tempico</w:t>
+      </w:r>
+      <w:proofErr w:type="spellEnd"/>
+      <w:r>
+        <w:rPr>
+          <w:lang w:val="en-US"/>
+        </w:rPr>
+        <w:t xml:space="preserve"> Software does not directly provide the exact count of pulses received on each channel, since the </w:t>
+      </w:r>
+      <w:proofErr w:type="spellStart"/>
+      <w:r>
+        <w:rPr>
+          <w:lang w:val="en-US"/>
+        </w:rPr>
+        <w:t>Tempico</w:t>
+      </w:r>
+      <w:proofErr w:type="spellEnd"/>
+      <w:r>
+        <w:rPr>
+          <w:lang w:val="en-US"/>
+        </w:rPr>
+        <w:t xml:space="preserve"> device accepts a maximum of five incoming pulses after a start </w:t>
       </w:r>
       <w:r>
         <w:rPr>
@@ -11640,7 +12631,21 @@
         <w:rPr>
           <w:lang w:val="en-US"/>
         </w:rPr>
-        <w:t xml:space="preserve">To estimate pulse counts in Tempico Software, it is essential that the measurement includes a periodic start pulse of very short duration, and that the source to be measured is connected to one of the available channels (A, B, C, or D). In this process, software settings such as average cycles, mode, number of stops, and stop mask have no effect, as the system automatically configures these parameters during the measurement. The software calculates the </w:t>
+        <w:t xml:space="preserve">To estimate pulse counts in </w:t>
+      </w:r>
+      <w:proofErr w:type="spellStart"/>
+      <w:r>
+        <w:rPr>
+          <w:lang w:val="en-US"/>
+        </w:rPr>
+        <w:t>Tempico</w:t>
+      </w:r>
+      <w:proofErr w:type="spellEnd"/>
+      <w:r>
+        <w:rPr>
+          <w:lang w:val="en-US"/>
+        </w:rPr>
+        <w:t xml:space="preserve"> Software, it is essential that the measurement includes a periodic start pulse of very short duration, and that the source to be measured is connected to one of the available channels (A, B, C, or D). In this process, software settings such as average cycles, mode, number of stops, and stop mask have no effect, as the system automatically configures these parameters during the measurement. The software calculates the </w:t>
       </w:r>
       <w:r>
         <w:rPr>
@@ -11735,7 +12740,21 @@
         <w:rPr>
           <w:lang w:val="en-US"/>
         </w:rPr>
-        <w:t xml:space="preserve">The Tempico device has a 4-millisecond window to receive a stop pulse after a start pulse is received. Additionally, it is essential that at least two pulses are detected after the start pulse during the measurement process, as otherwise it will not be possible to calculate the time differences between pulses. Therefore, the input signal must have a minimum frequency of 500 pulses per second </w:t>
+        <w:t xml:space="preserve">The </w:t>
+      </w:r>
+      <w:proofErr w:type="spellStart"/>
+      <w:r>
+        <w:rPr>
+          <w:lang w:val="en-US"/>
+        </w:rPr>
+        <w:t>Tempico</w:t>
+      </w:r>
+      <w:proofErr w:type="spellEnd"/>
+      <w:r>
+        <w:rPr>
+          <w:lang w:val="en-US"/>
+        </w:rPr>
+        <w:t xml:space="preserve"> device has a 4-millisecond window to receive a stop pulse after a start pulse is received. Additionally, it is essential that at least two pulses are detected after the start pulse during the measurement process, as otherwise it will not be possible to calculate the time differences between pulses. Therefore, the input signal must have a minimum frequency of 500 pulses per second </w:t>
       </w:r>
       <w:r>
         <w:rPr>
@@ -11877,7 +12896,21 @@
         <w:rPr>
           <w:lang w:val="en-US"/>
         </w:rPr>
-        <w:t>Once the user starts the measurement, the system automatically determines the number of stops required to begin count estimation. This step is critical, as configuring the Tempico device with several stops greater than the actual number of pulses received after a start pulse would result in no valid measurements being detected. To prevent this issue, the software analyzes the incoming signal behavior and automatically adjusts the appropriate number of stops before starting the counting process</w:t>
+        <w:t xml:space="preserve">Once the user starts the measurement, the system automatically determines the number of stops required to begin count estimation. This step is critical, as configuring the </w:t>
+      </w:r>
+      <w:proofErr w:type="spellStart"/>
+      <w:r>
+        <w:rPr>
+          <w:lang w:val="en-US"/>
+        </w:rPr>
+        <w:t>Tempico</w:t>
+      </w:r>
+      <w:proofErr w:type="spellEnd"/>
+      <w:r>
+        <w:rPr>
+          <w:lang w:val="en-US"/>
+        </w:rPr>
+        <w:t xml:space="preserve"> device with several stops greater than the actual number of pulses received after a start pulse would result in no valid measurements being detected. To prevent this issue, the software analyzes the incoming signal behavior and automatically adjusts the appropriate number of stops before starting the counting process</w:t>
       </w:r>
       <w:r>
         <w:rPr>
@@ -12501,7 +13534,14 @@
         <w:rPr>
           <w:lang w:val="en-US"/>
         </w:rPr>
-        <w:t>Time filters can be applied to the graphs using the Time Range dropdown menu. This allows you to adjust the time range on the X-axis to view the measurement history in detail. For example, if you select 50 seconds, all graphs will display the last 50 seconds of the recorded data.</w:t>
+        <w:t xml:space="preserve">Time filters can be applied to the graphs using the Time Range dropdown menu. This allows you to adjust the time range on the X-axis to view the measurement history in detail. For example, if you select 50 seconds, all graphs will display the last 50 seconds of the recorded </w:t>
+      </w:r>
+      <w:proofErr w:type="spellStart"/>
+      <w:r>
+        <w:rPr>
+          <w:lang w:val="en-US"/>
+        </w:rPr>
+        <w:t>data.</w:t>
       </w:r>
       <w:r>
         <w:rPr>
@@ -12509,6 +13549,7 @@
         </w:rPr>
         <w:t>S</w:t>
       </w:r>
+      <w:proofErr w:type="spellEnd"/>
     </w:p>
     <w:p>
       <w:pPr>
@@ -12619,7 +13660,14 @@
         <w:rPr>
           <w:lang w:val="en-US"/>
         </w:rPr>
-        <w:t>During the measurement, there is also a table section that displays the history of the estimated count values along with the corresponding hour, min</w:t>
+        <w:t xml:space="preserve">During the measurement, there is also a table section that displays the history of the estimated count values along with the corresponding hour, </w:t>
+      </w:r>
+      <w:proofErr w:type="spellStart"/>
+      <w:r>
+        <w:rPr>
+          <w:lang w:val="en-US"/>
+        </w:rPr>
+        <w:t>min</w:t>
       </w:r>
       <w:r>
         <w:rPr>
@@ -12631,7 +13679,14 @@
         <w:rPr>
           <w:lang w:val="en-US"/>
         </w:rPr>
-        <w:t>utes, and seconds of registration. This section is located below the graphs displayed on the screen.</w:t>
+        <w:t>utes</w:t>
+      </w:r>
+      <w:proofErr w:type="spellEnd"/>
+      <w:r>
+        <w:rPr>
+          <w:lang w:val="en-US"/>
+        </w:rPr>
+        <w:t>, and seconds of registration. This section is located below the graphs displayed on the screen.</w:t>
       </w:r>
     </w:p>
     <w:p>
@@ -13289,7 +14344,14 @@
         <w:rPr>
           <w:lang w:val="en-US"/>
         </w:rPr>
-        <w:t>Among the available formats for saving the data are .txt, .csv, and .dat. Upon clicking Accept, a window will appear confirming that the values have been successfully saved and displaying the path where the files are located.</w:t>
+        <w:t xml:space="preserve">Among the available formats for saving the data are .txt, .csv, and .dat. Upon clicking Accept, a window will appear confirming that the values have been successfully saved and displaying the path where the files are </w:t>
+      </w:r>
+      <w:proofErr w:type="spellStart"/>
+      <w:r>
+        <w:rPr>
+          <w:lang w:val="en-US"/>
+        </w:rPr>
+        <w:t>located.</w:t>
       </w:r>
       <w:r>
         <w:rPr>
@@ -13297,6 +14359,7 @@
         </w:rPr>
         <w:t>SS</w:t>
       </w:r>
+      <w:proofErr w:type="spellEnd"/>
     </w:p>
     <w:p>
       <w:pPr>
@@ -13698,16 +14761,27 @@
           <w:szCs w:val="20"/>
           <w:lang w:val="en-US"/>
         </w:rPr>
-        <w:t>To comprehensively capture every pulse arriving at the start channel, together with its corresponding stop pulses, while recording the precise timestamp of each event, Tempico Software provides a measurement mode optimized for fast and efficient data acquisition. This mode is specifically designed to handle large data volumes</w:t>
-      </w:r>
-      <w:r>
-        <w:rPr>
-          <w:rFonts w:ascii="Arial" w:hAnsi="Arial" w:cs="Arial"/>
-          <w:sz w:val="20"/>
-          <w:szCs w:val="20"/>
-          <w:lang w:val="en-US"/>
-        </w:rPr>
-        <w:t>.</w:t>
+        <w:t xml:space="preserve">To comprehensively capture every pulse arriving at the start channel, together with its corresponding stop pulses, while recording the precise timestamp of each event, </w:t>
+      </w:r>
+      <w:proofErr w:type="spellStart"/>
+      <w:r>
+        <w:rPr>
+          <w:rFonts w:ascii="Arial" w:hAnsi="Arial" w:cs="Arial"/>
+          <w:sz w:val="20"/>
+          <w:szCs w:val="20"/>
+          <w:lang w:val="en-US"/>
+        </w:rPr>
+        <w:t>Tempico</w:t>
+      </w:r>
+      <w:proofErr w:type="spellEnd"/>
+      <w:r>
+        <w:rPr>
+          <w:rFonts w:ascii="Arial" w:hAnsi="Arial" w:cs="Arial"/>
+          <w:sz w:val="20"/>
+          <w:szCs w:val="20"/>
+          <w:lang w:val="en-US"/>
+        </w:rPr>
+        <w:t xml:space="preserve"> Software provides a measurement mode optimized for fast and efficient data acquisition. This mode is specifically designed to handle large data volumes.</w:t>
       </w:r>
     </w:p>
     <w:p>
@@ -13785,6 +14859,7 @@
       <w:r>
         <w:rPr>
           <w:rFonts w:ascii="Arial" w:hAnsi="Arial" w:cs="Arial"/>
+          <w:noProof/>
           <w:sz w:val="20"/>
           <w:szCs w:val="20"/>
           <w:lang w:val="en-US"/>
@@ -13855,6 +14930,7 @@
       </w:pPr>
       <w:r>
         <w:rPr>
+          <w:noProof/>
           <w:lang w:val="en-US"/>
         </w:rPr>
         <w:drawing>
@@ -13984,6 +15060,7 @@
       </w:pPr>
       <w:r>
         <w:rPr>
+          <w:noProof/>
           <w:lang w:val="en-US"/>
         </w:rPr>
         <w:drawing>
@@ -14030,6 +15107,7 @@
           <w:rFonts w:ascii="Arial" w:hAnsi="Arial" w:cs="Arial"/>
           <w:sz w:val="28"/>
           <w:szCs w:val="28"/>
+          <w:lang w:val="en-US"/>
         </w:rPr>
       </w:pPr>
       <w:r>
@@ -14037,6 +15115,7 @@
           <w:rFonts w:ascii="Arial" w:hAnsi="Arial" w:cs="Arial"/>
           <w:sz w:val="28"/>
           <w:szCs w:val="28"/>
+          <w:lang w:val="en-US"/>
         </w:rPr>
         <w:t>Scheduled measurement</w:t>
       </w:r>
@@ -14045,6 +15124,7 @@
           <w:rFonts w:ascii="Arial" w:hAnsi="Arial" w:cs="Arial"/>
           <w:sz w:val="28"/>
           <w:szCs w:val="28"/>
+          <w:lang w:val="en-US"/>
         </w:rPr>
         <w:t>:</w:t>
       </w:r>
@@ -14077,6 +15157,7 @@
       </w:pPr>
       <w:r>
         <w:rPr>
+          <w:noProof/>
           <w:lang w:val="en-US"/>
         </w:rPr>
         <w:lastRenderedPageBreak/>
@@ -14124,6 +15205,7 @@
           <w:rFonts w:ascii="Arial" w:hAnsi="Arial" w:cs="Arial"/>
           <w:sz w:val="28"/>
           <w:szCs w:val="28"/>
+          <w:lang w:val="en-US"/>
         </w:rPr>
       </w:pPr>
       <w:r>
@@ -14131,6 +15213,7 @@
           <w:rFonts w:ascii="Arial" w:hAnsi="Arial" w:cs="Arial"/>
           <w:sz w:val="28"/>
           <w:szCs w:val="28"/>
+          <w:lang w:val="en-US"/>
         </w:rPr>
         <w:t xml:space="preserve">By </w:t>
       </w:r>
@@ -14139,6 +15222,7 @@
           <w:rFonts w:ascii="Arial" w:hAnsi="Arial" w:cs="Arial"/>
           <w:sz w:val="28"/>
           <w:szCs w:val="28"/>
+          <w:lang w:val="en-US"/>
         </w:rPr>
         <w:t xml:space="preserve">sample </w:t>
       </w:r>
@@ -14147,6 +15231,7 @@
           <w:rFonts w:ascii="Arial" w:hAnsi="Arial" w:cs="Arial"/>
           <w:sz w:val="28"/>
           <w:szCs w:val="28"/>
+          <w:lang w:val="en-US"/>
         </w:rPr>
         <w:t>size measurement</w:t>
       </w:r>
@@ -14155,6 +15240,7 @@
           <w:rFonts w:ascii="Arial" w:hAnsi="Arial" w:cs="Arial"/>
           <w:sz w:val="28"/>
           <w:szCs w:val="28"/>
+          <w:lang w:val="en-US"/>
         </w:rPr>
         <w:t>:</w:t>
       </w:r>
@@ -14191,6 +15277,7 @@
       <w:r>
         <w:rPr>
           <w:rFonts w:ascii="Arial" w:hAnsi="Arial" w:cs="Arial"/>
+          <w:noProof/>
           <w:sz w:val="20"/>
           <w:szCs w:val="20"/>
           <w:lang w:val="en-US"/>
@@ -14342,6 +15429,7 @@
       <w:r>
         <w:rPr>
           <w:rFonts w:ascii="Arial" w:hAnsi="Arial" w:cs="Arial"/>
+          <w:noProof/>
           <w:sz w:val="20"/>
           <w:szCs w:val="20"/>
           <w:lang w:val="en-US"/>
@@ -14400,7 +15488,47 @@
           <w:szCs w:val="20"/>
           <w:lang w:val="en-US"/>
         </w:rPr>
-        <w:t>If an unexpected error occurs—such as an operating system failure, hardware malfunction, or sudden shutdown/restart—data can be recovered from the installation root directory of Tempico Software, inside the TempData folder. This directory contains the file AutoSaveData.txt, which stores all data recorded up to the last autosave. Although it is not recommended to open this file directly, it can be used as a recovery resource if necessary.</w:t>
+        <w:t xml:space="preserve">If an unexpected error occurs—such as an operating system failure, hardware malfunction, or sudden shutdown/restart—data can be recovered from the installation root directory of </w:t>
+      </w:r>
+      <w:proofErr w:type="spellStart"/>
+      <w:r>
+        <w:rPr>
+          <w:rFonts w:ascii="Arial" w:hAnsi="Arial" w:cs="Arial"/>
+          <w:sz w:val="20"/>
+          <w:szCs w:val="20"/>
+          <w:lang w:val="en-US"/>
+        </w:rPr>
+        <w:t>Tempico</w:t>
+      </w:r>
+      <w:proofErr w:type="spellEnd"/>
+      <w:r>
+        <w:rPr>
+          <w:rFonts w:ascii="Arial" w:hAnsi="Arial" w:cs="Arial"/>
+          <w:sz w:val="20"/>
+          <w:szCs w:val="20"/>
+          <w:lang w:val="en-US"/>
+        </w:rPr>
+        <w:t xml:space="preserve"> Software, inside the </w:t>
+      </w:r>
+      <w:proofErr w:type="spellStart"/>
+      <w:r>
+        <w:rPr>
+          <w:rFonts w:ascii="Arial" w:hAnsi="Arial" w:cs="Arial"/>
+          <w:sz w:val="20"/>
+          <w:szCs w:val="20"/>
+          <w:lang w:val="en-US"/>
+        </w:rPr>
+        <w:t>TempData</w:t>
+      </w:r>
+      <w:proofErr w:type="spellEnd"/>
+      <w:r>
+        <w:rPr>
+          <w:rFonts w:ascii="Arial" w:hAnsi="Arial" w:cs="Arial"/>
+          <w:sz w:val="20"/>
+          <w:szCs w:val="20"/>
+          <w:lang w:val="en-US"/>
+        </w:rPr>
+        <w:t xml:space="preserve"> folder. This directory contains the file AutoSaveData.txt, which stores all data recorded up to the last autosave. Although it is not recommended to open this file directly, it can be used as a recovery resource if necessary.</w:t>
       </w:r>
     </w:p>
     <w:p>
@@ -14435,6 +15563,7 @@
       <w:r>
         <w:rPr>
           <w:rFonts w:ascii="Arial" w:hAnsi="Arial" w:cs="Arial"/>
+          <w:noProof/>
           <w:sz w:val="20"/>
           <w:szCs w:val="20"/>
           <w:lang w:val="en-US"/>
@@ -14571,6 +15700,7 @@
         <w:rPr>
           <w:rFonts w:ascii="Arial" w:hAnsi="Arial" w:cs="Arial"/>
           <w:bCs/>
+          <w:noProof/>
           <w:sz w:val="20"/>
           <w:szCs w:val="20"/>
           <w:lang w:val="en-US"/>
@@ -14625,6 +15755,7 @@
         <w:rPr>
           <w:rFonts w:ascii="Arial" w:hAnsi="Arial" w:cs="Arial"/>
           <w:bCs/>
+          <w:noProof/>
           <w:sz w:val="20"/>
           <w:szCs w:val="20"/>
           <w:lang w:val="en-US"/>
@@ -14713,6 +15844,7 @@
         <w:rPr>
           <w:rFonts w:ascii="Arial" w:hAnsi="Arial" w:cs="Arial"/>
           <w:bCs/>
+          <w:noProof/>
           <w:sz w:val="20"/>
           <w:szCs w:val="20"/>
           <w:lang w:val="en-US"/>
@@ -14789,6 +15921,7 @@
         <w:rPr>
           <w:rFonts w:ascii="Arial" w:hAnsi="Arial" w:cs="Arial"/>
           <w:bCs/>
+          <w:noProof/>
           <w:sz w:val="20"/>
           <w:szCs w:val="20"/>
           <w:lang w:val="en-US"/>
@@ -14864,6 +15997,7 @@
       <w:r>
         <w:rPr>
           <w:rFonts w:ascii="Arial" w:hAnsi="Arial" w:cs="Arial"/>
+          <w:noProof/>
           <w:sz w:val="20"/>
           <w:szCs w:val="20"/>
         </w:rPr>
@@ -14930,6 +16064,7 @@
         <w:rPr>
           <w:rFonts w:ascii="Arial" w:hAnsi="Arial" w:cs="Arial"/>
           <w:bCs/>
+          <w:noProof/>
           <w:sz w:val="20"/>
           <w:szCs w:val="20"/>
           <w:lang w:val="en-US"/>
@@ -15043,10 +16178,10 @@
           <w:lang w:val="en-US"/>
         </w:rPr>
         <w:drawing>
-          <wp:inline distT="0" distB="0" distL="0" distR="0" wp14:anchorId="6887F5EB" wp14:editId="5DBF7B9F">
-            <wp:extent cx="5449060" cy="2476846"/>
+          <wp:inline distT="0" distB="0" distL="0" distR="0" wp14:anchorId="1F3A4197" wp14:editId="3DB35DF0">
+            <wp:extent cx="4744112" cy="4191585"/>
             <wp:effectExtent l="0" t="0" r="0" b="0"/>
-            <wp:docPr id="1395430055" name="Imagen 1" descr="Tabla&#10;&#10;El contenido generado por IA puede ser incorrecto."/>
+            <wp:docPr id="1773754549" name="Imagen 1" descr="Tabla&#10;&#10;El contenido generado por IA puede ser incorrecto."/>
             <wp:cNvGraphicFramePr>
               <a:graphicFrameLocks xmlns:a="http://schemas.openxmlformats.org/drawingml/2006/main" noChangeAspect="1"/>
             </wp:cNvGraphicFramePr>
@@ -15054,7 +16189,7 @@
               <a:graphicData uri="http://schemas.openxmlformats.org/drawingml/2006/picture">
                 <pic:pic xmlns:pic="http://schemas.openxmlformats.org/drawingml/2006/picture">
                   <pic:nvPicPr>
-                    <pic:cNvPr id="1395430055" name="Imagen 1" descr="Tabla&#10;&#10;El contenido generado por IA puede ser incorrecto."/>
+                    <pic:cNvPr id="1773754549" name="Imagen 1" descr="Tabla&#10;&#10;El contenido generado por IA puede ser incorrecto."/>
                     <pic:cNvPicPr/>
                   </pic:nvPicPr>
                   <pic:blipFill>
@@ -15066,7 +16201,7 @@
                   <pic:spPr>
                     <a:xfrm>
                       <a:off x="0" y="0"/>
-                      <a:ext cx="5449060" cy="2476846"/>
+                      <a:ext cx="4744112" cy="4191585"/>
                     </a:xfrm>
                     <a:prstGeom prst="rect">
                       <a:avLst/>
@@ -15128,6 +16263,7 @@
         <w:rPr>
           <w:rFonts w:ascii="Arial" w:hAnsi="Arial" w:cs="Arial"/>
           <w:bCs/>
+          <w:noProof/>
           <w:sz w:val="20"/>
           <w:szCs w:val="20"/>
           <w:lang w:val="en-US"/>
@@ -15188,6 +16324,7 @@
           <w:szCs w:val="20"/>
           <w:lang w:val="en-US"/>
         </w:rPr>
+        <w:lastRenderedPageBreak/>
         <w:t xml:space="preserve">The status bar will indicate whether the measurement is running correctly or if there is an issue with the selected channels. </w:t>
       </w:r>
     </w:p>
@@ -15205,6 +16342,7 @@
         <w:rPr>
           <w:rFonts w:ascii="Arial" w:hAnsi="Arial" w:cs="Arial"/>
           <w:bCs/>
+          <w:noProof/>
           <w:sz w:val="20"/>
           <w:szCs w:val="20"/>
           <w:lang w:val="en-US"/>
@@ -15261,11 +16399,11 @@
         <w:rPr>
           <w:rFonts w:ascii="Arial" w:hAnsi="Arial" w:cs="Arial"/>
           <w:bCs/>
-          <w:sz w:val="20"/>
-          <w:szCs w:val="20"/>
-          <w:lang w:val="en-US"/>
-        </w:rPr>
-        <w:lastRenderedPageBreak/>
+          <w:noProof/>
+          <w:sz w:val="20"/>
+          <w:szCs w:val="20"/>
+          <w:lang w:val="en-US"/>
+        </w:rPr>
         <w:drawing>
           <wp:inline distT="0" distB="0" distL="0" distR="0" wp14:anchorId="5CCB7B03" wp14:editId="7207CF24">
             <wp:extent cx="5612130" cy="584835"/>
@@ -15322,9 +16460,12 @@
           <w:szCs w:val="20"/>
           <w:lang w:val="en-US"/>
         </w:rPr>
-        <w:t>It will also show progress depending on the measurement type.</w:t>
-      </w:r>
-      <w:r>
+        <w:t>It will also show progress depending on the measurement type. For scheduled measurements, the status bar will display the remaining time until completion.</w:t>
+      </w:r>
+    </w:p>
+    <w:p>
+      <w:pPr>
+        <w:jc w:val="center"/>
         <w:rPr>
           <w:rFonts w:ascii="Arial" w:hAnsi="Arial" w:cs="Arial"/>
           <w:bCs/>
@@ -15332,34 +16473,12 @@
           <w:szCs w:val="20"/>
           <w:lang w:val="en-US"/>
         </w:rPr>
-        <w:t xml:space="preserve"> </w:t>
-      </w:r>
+      </w:pPr>
       <w:r>
         <w:rPr>
           <w:rFonts w:ascii="Arial" w:hAnsi="Arial" w:cs="Arial"/>
           <w:bCs/>
-          <w:sz w:val="20"/>
-          <w:szCs w:val="20"/>
-          <w:lang w:val="en-US"/>
-        </w:rPr>
-        <w:t>For scheduled measurements, the status bar will display the remaining time until completion.</w:t>
-      </w:r>
-    </w:p>
-    <w:p>
-      <w:pPr>
-        <w:jc w:val="center"/>
-        <w:rPr>
-          <w:rFonts w:ascii="Arial" w:hAnsi="Arial" w:cs="Arial"/>
-          <w:bCs/>
-          <w:sz w:val="20"/>
-          <w:szCs w:val="20"/>
-          <w:lang w:val="en-US"/>
-        </w:rPr>
-      </w:pPr>
-      <w:r>
-        <w:rPr>
-          <w:rFonts w:ascii="Arial" w:hAnsi="Arial" w:cs="Arial"/>
-          <w:bCs/>
+          <w:noProof/>
           <w:sz w:val="20"/>
           <w:szCs w:val="20"/>
           <w:lang w:val="en-US"/>
@@ -15438,6 +16557,7 @@
         <w:rPr>
           <w:rFonts w:ascii="Arial" w:hAnsi="Arial" w:cs="Arial"/>
           <w:bCs/>
+          <w:noProof/>
           <w:sz w:val="20"/>
           <w:szCs w:val="20"/>
           <w:lang w:val="en-US"/>
@@ -15526,6 +16646,7 @@
         <w:rPr>
           <w:rFonts w:ascii="Arial" w:hAnsi="Arial" w:cs="Arial"/>
           <w:bCs/>
+          <w:noProof/>
           <w:sz w:val="20"/>
           <w:szCs w:val="20"/>
           <w:lang w:val="en-US"/>
@@ -15580,6 +16701,7 @@
         <w:rPr>
           <w:rFonts w:ascii="Arial" w:hAnsi="Arial" w:cs="Arial"/>
           <w:bCs/>
+          <w:noProof/>
           <w:sz w:val="20"/>
           <w:szCs w:val="20"/>
           <w:lang w:val="en-US"/>
@@ -15646,6 +16768,7 @@
         <w:rPr>
           <w:rFonts w:ascii="Arial" w:hAnsi="Arial" w:cs="Arial"/>
           <w:bCs/>
+          <w:noProof/>
           <w:sz w:val="20"/>
           <w:szCs w:val="20"/>
           <w:lang w:val="en-US"/>
@@ -15736,6 +16859,7 @@
         <w:rPr>
           <w:rFonts w:ascii="Arial" w:hAnsi="Arial" w:cs="Arial"/>
           <w:bCs/>
+          <w:noProof/>
           <w:sz w:val="20"/>
           <w:szCs w:val="20"/>
           <w:lang w:val="en-US"/>
@@ -15802,6 +16926,7 @@
         <w:rPr>
           <w:rFonts w:ascii="Arial" w:hAnsi="Arial" w:cs="Arial"/>
           <w:bCs/>
+          <w:noProof/>
           <w:sz w:val="20"/>
           <w:szCs w:val="20"/>
           <w:lang w:val="en-US"/>
@@ -15856,6 +16981,7 @@
         <w:rPr>
           <w:rFonts w:ascii="Arial" w:hAnsi="Arial" w:cs="Arial"/>
           <w:bCs/>
+          <w:noProof/>
           <w:sz w:val="20"/>
           <w:szCs w:val="20"/>
           <w:lang w:val="en-US"/>
@@ -15939,6 +17065,7 @@
       </w:pPr>
       <w:r>
         <w:rPr>
+          <w:noProof/>
           <w:lang w:val="en-US"/>
         </w:rPr>
         <w:lastRenderedPageBreak/>
@@ -16041,6 +17168,7 @@
       <w:r>
         <w:rPr>
           <w:rFonts w:ascii="Arial" w:hAnsi="Arial" w:cs="Arial"/>
+          <w:noProof/>
           <w:sz w:val="20"/>
           <w:szCs w:val="20"/>
           <w:lang w:val="en-US"/>
@@ -16124,6 +17252,7 @@
       <w:r>
         <w:rPr>
           <w:rFonts w:ascii="Arial" w:hAnsi="Arial" w:cs="Arial"/>
+          <w:noProof/>
           <w:sz w:val="20"/>
           <w:szCs w:val="20"/>
           <w:lang w:val="en-US"/>
@@ -16207,6 +17336,7 @@
       <w:r>
         <w:rPr>
           <w:rFonts w:ascii="Arial" w:hAnsi="Arial" w:cs="Arial"/>
+          <w:noProof/>
           <w:sz w:val="20"/>
           <w:szCs w:val="20"/>
           <w:lang w:val="en-US"/>
@@ -16281,6 +17411,7 @@
       <w:r>
         <w:rPr>
           <w:rFonts w:ascii="Arial" w:hAnsi="Arial" w:cs="Arial"/>
+          <w:noProof/>
           <w:sz w:val="20"/>
           <w:szCs w:val="20"/>
           <w:lang w:val="en-US"/>
@@ -16445,6 +17576,9 @@
         <w:jc w:val="center"/>
       </w:pPr>
       <w:r>
+        <w:rPr>
+          <w:noProof/>
+        </w:rPr>
         <w:drawing>
           <wp:inline distT="0" distB="0" distL="0" distR="0" wp14:anchorId="45EC395E" wp14:editId="3F32EEBF">
             <wp:extent cx="5563689" cy="2441275"/>
@@ -16512,14 +17646,25 @@
           <w:lang w:val="en-US"/>
         </w:rPr>
       </w:pPr>
-      <w:r>
-        <w:rPr>
-          <w:rFonts w:ascii="Arial" w:hAnsi="Arial" w:cs="Arial"/>
-          <w:sz w:val="20"/>
-          <w:szCs w:val="20"/>
-          <w:lang w:val="en-US"/>
-        </w:rPr>
-        <w:t>Tempico Software is open source, allowing access to the software's source code and developer documentation through the GitHub platform. It also provides a guide to the code and the creation of respective installers for each operating system.</w:t>
+      <w:proofErr w:type="spellStart"/>
+      <w:r>
+        <w:rPr>
+          <w:rFonts w:ascii="Arial" w:hAnsi="Arial" w:cs="Arial"/>
+          <w:sz w:val="20"/>
+          <w:szCs w:val="20"/>
+          <w:lang w:val="en-US"/>
+        </w:rPr>
+        <w:t>Tempico</w:t>
+      </w:r>
+      <w:proofErr w:type="spellEnd"/>
+      <w:r>
+        <w:rPr>
+          <w:rFonts w:ascii="Arial" w:hAnsi="Arial" w:cs="Arial"/>
+          <w:sz w:val="20"/>
+          <w:szCs w:val="20"/>
+          <w:lang w:val="en-US"/>
+        </w:rPr>
+        <w:t xml:space="preserve"> Software is open source, allowing access to the software's source code and developer documentation through the GitHub platform. It also provides a guide to the code and the creation of respective installers for each operating system.</w:t>
       </w:r>
     </w:p>
     <w:p>
@@ -16583,7 +17728,47 @@
           <w:szCs w:val="20"/>
           <w:lang w:val="en-US"/>
         </w:rPr>
-        <w:t xml:space="preserve">Your computer may automatically download and install from the Internet the required drivers once you connect your Tausand Tempico device to a USB port. If you require to install them manually, they are available at </w:t>
+        <w:t xml:space="preserve">Your computer may automatically download and install from the Internet the required drivers once you connect your </w:t>
+      </w:r>
+      <w:proofErr w:type="spellStart"/>
+      <w:r>
+        <w:rPr>
+          <w:rFonts w:ascii="Arial" w:hAnsi="Arial" w:cs="Arial"/>
+          <w:sz w:val="20"/>
+          <w:szCs w:val="20"/>
+          <w:lang w:val="en-US"/>
+        </w:rPr>
+        <w:t>Tausand</w:t>
+      </w:r>
+      <w:proofErr w:type="spellEnd"/>
+      <w:r>
+        <w:rPr>
+          <w:rFonts w:ascii="Arial" w:hAnsi="Arial" w:cs="Arial"/>
+          <w:sz w:val="20"/>
+          <w:szCs w:val="20"/>
+          <w:lang w:val="en-US"/>
+        </w:rPr>
+        <w:t xml:space="preserve"> </w:t>
+      </w:r>
+      <w:proofErr w:type="spellStart"/>
+      <w:r>
+        <w:rPr>
+          <w:rFonts w:ascii="Arial" w:hAnsi="Arial" w:cs="Arial"/>
+          <w:sz w:val="20"/>
+          <w:szCs w:val="20"/>
+          <w:lang w:val="en-US"/>
+        </w:rPr>
+        <w:t>Tempico</w:t>
+      </w:r>
+      <w:proofErr w:type="spellEnd"/>
+      <w:r>
+        <w:rPr>
+          <w:rFonts w:ascii="Arial" w:hAnsi="Arial" w:cs="Arial"/>
+          <w:sz w:val="20"/>
+          <w:szCs w:val="20"/>
+          <w:lang w:val="en-US"/>
+        </w:rPr>
+        <w:t xml:space="preserve"> device to a USB port. If you require to install them manually, they are available at </w:t>
       </w:r>
       <w:hyperlink r:id="rId136" w:history="1">
         <w:r>
@@ -16826,11 +18011,33 @@
             <w:color w:val="7F7F7F" w:themeColor="text1" w:themeTint="80"/>
           </w:rPr>
         </w:pPr>
+        <w:proofErr w:type="spellStart"/>
         <w:r>
           <w:rPr>
             <w:color w:val="7F7F7F" w:themeColor="text1" w:themeTint="80"/>
           </w:rPr>
-          <w:t>Tempico software user’s manual</w:t>
+          <w:t>Tempico</w:t>
+        </w:r>
+        <w:proofErr w:type="spellEnd"/>
+        <w:r>
+          <w:rPr>
+            <w:color w:val="7F7F7F" w:themeColor="text1" w:themeTint="80"/>
+          </w:rPr>
+          <w:t xml:space="preserve"> software </w:t>
+        </w:r>
+        <w:proofErr w:type="spellStart"/>
+        <w:r>
+          <w:rPr>
+            <w:color w:val="7F7F7F" w:themeColor="text1" w:themeTint="80"/>
+          </w:rPr>
+          <w:t>user’s</w:t>
+        </w:r>
+        <w:proofErr w:type="spellEnd"/>
+        <w:r>
+          <w:rPr>
+            <w:color w:val="7F7F7F" w:themeColor="text1" w:themeTint="80"/>
+          </w:rPr>
+          <w:t xml:space="preserve"> manual</w:t>
         </w:r>
       </w:p>
     </w:sdtContent>
@@ -17719,6 +18926,7 @@
   <w:style w:type="character" w:default="1" w:styleId="Fuentedeprrafopredeter">
     <w:name w:val="Default Paragraph Font"/>
     <w:uiPriority w:val="1"/>
+    <w:semiHidden/>
     <w:unhideWhenUsed/>
   </w:style>
   <w:style w:type="table" w:default="1" w:styleId="Tablanormal">
@@ -18297,7 +19505,9 @@
     <w:rsid w:val="00790198"/>
     <w:rsid w:val="00812AB5"/>
     <w:rsid w:val="00854A65"/>
+    <w:rsid w:val="008A0681"/>
     <w:rsid w:val="00925162"/>
+    <w:rsid w:val="009D0744"/>
     <w:rsid w:val="009D54AA"/>
     <w:rsid w:val="009D632D"/>
     <w:rsid w:val="00A15EFF"/>

--- a/docs/tempicoSoftwareUserManual/TausandTempicoSoftware Manual.docx
+++ b/docs/tempicoSoftwareUserManual/TausandTempicoSoftware Manual.docx
@@ -13,7 +13,6 @@
       </w:pPr>
       <w:bookmarkStart w:id="0" w:name="_Hlk535482051"/>
       <w:bookmarkEnd w:id="0"/>
-      <w:proofErr w:type="spellStart"/>
       <w:r>
         <w:rPr>
           <w:color w:val="000000" w:themeColor="text1"/>
@@ -21,7 +20,6 @@
         </w:rPr>
         <w:t>Tausand</w:t>
       </w:r>
-      <w:proofErr w:type="spellEnd"/>
     </w:p>
     <w:p>
       <w:pPr>
@@ -32,21 +30,12 @@
           <w:lang w:val="en-US"/>
         </w:rPr>
       </w:pPr>
-      <w:proofErr w:type="spellStart"/>
       <w:r>
         <w:rPr>
           <w:color w:val="000000" w:themeColor="text1"/>
           <w:lang w:val="en-US"/>
         </w:rPr>
-        <w:t>Tempico</w:t>
-      </w:r>
-      <w:proofErr w:type="spellEnd"/>
-      <w:r>
-        <w:rPr>
-          <w:color w:val="000000" w:themeColor="text1"/>
-          <w:lang w:val="en-US"/>
-        </w:rPr>
-        <w:t xml:space="preserve"> Software 1.</w:t>
+        <w:t>Tempico Software 1.</w:t>
       </w:r>
       <w:r>
         <w:rPr>
@@ -77,23 +66,7 @@
           <w:color w:val="000000" w:themeColor="text1"/>
           <w:lang w:val="en-US"/>
         </w:rPr>
-        <w:t xml:space="preserve">Software for </w:t>
-      </w:r>
-      <w:proofErr w:type="spellStart"/>
-      <w:r>
-        <w:rPr>
-          <w:color w:val="000000" w:themeColor="text1"/>
-          <w:lang w:val="en-US"/>
-        </w:rPr>
-        <w:t>Tempico</w:t>
-      </w:r>
-      <w:proofErr w:type="spellEnd"/>
-      <w:r>
-        <w:rPr>
-          <w:color w:val="000000" w:themeColor="text1"/>
-          <w:lang w:val="en-US"/>
-        </w:rPr>
-        <w:t xml:space="preserve"> TP1004</w:t>
+        <w:t>Software for Tempico TP1004</w:t>
       </w:r>
     </w:p>
     <w:p>
@@ -4345,47 +4318,7 @@
           <w:szCs w:val="20"/>
           <w:lang w:val="en-US"/>
         </w:rPr>
-        <w:t xml:space="preserve">The edge type indicates the type of transition that the time-to-digital converter (TDC) must use to start or stop a measurement. There are two main types: rise edge and falling edge. An event arriving at a TDC must be a short-duration pulse that exceeds the device's resolution. Therefore, if the transition goes from a low level (0) to a high level (1), we call it a rise edge. On the other hand, if we want to register an event when the signal transitions from a high level (1) to a low level (0), we call it a falling edge. The </w:t>
-      </w:r>
-      <w:proofErr w:type="spellStart"/>
-      <w:r>
-        <w:rPr>
-          <w:rFonts w:ascii="Arial" w:hAnsi="Arial" w:cs="Arial"/>
-          <w:sz w:val="20"/>
-          <w:szCs w:val="20"/>
-          <w:lang w:val="en-US"/>
-        </w:rPr>
-        <w:t>Tausand</w:t>
-      </w:r>
-      <w:proofErr w:type="spellEnd"/>
-      <w:r>
-        <w:rPr>
-          <w:rFonts w:ascii="Arial" w:hAnsi="Arial" w:cs="Arial"/>
-          <w:sz w:val="20"/>
-          <w:szCs w:val="20"/>
-          <w:lang w:val="en-US"/>
-        </w:rPr>
-        <w:t xml:space="preserve"> </w:t>
-      </w:r>
-      <w:proofErr w:type="spellStart"/>
-      <w:r>
-        <w:rPr>
-          <w:rFonts w:ascii="Arial" w:hAnsi="Arial" w:cs="Arial"/>
-          <w:sz w:val="20"/>
-          <w:szCs w:val="20"/>
-          <w:lang w:val="en-US"/>
-        </w:rPr>
-        <w:t>Tempico</w:t>
-      </w:r>
-      <w:proofErr w:type="spellEnd"/>
-      <w:r>
-        <w:rPr>
-          <w:rFonts w:ascii="Arial" w:hAnsi="Arial" w:cs="Arial"/>
-          <w:sz w:val="20"/>
-          <w:szCs w:val="20"/>
-          <w:lang w:val="en-US"/>
-        </w:rPr>
-        <w:t xml:space="preserve"> device allows for configuring the edge type for both the start signal and the stop signals. Below is a time diagram representation with a rise edge configuration for both the start signal (red) and the stop signal (blue).</w:t>
+        <w:t>The edge type indicates the type of transition that the time-to-digital converter (TDC) must use to start or stop a measurement. There are two main types: rise edge and falling edge. An event arriving at a TDC must be a short-duration pulse that exceeds the device's resolution. Therefore, if the transition goes from a low level (0) to a high level (1), we call it a rise edge. On the other hand, if we want to register an event when the signal transitions from a high level (1) to a low level (0), we call it a falling edge. The Tausand Tempico device allows for configuring the edge type for both the start signal and the stop signals. Below is a time diagram representation with a rise edge configuration for both the start signal (red) and the stop signal (blue).</w:t>
       </w:r>
     </w:p>
     <w:p>
@@ -4567,25 +4500,14 @@
           <w:lang w:val="en-US"/>
         </w:rPr>
       </w:pPr>
-      <w:proofErr w:type="spellStart"/>
-      <w:r>
-        <w:rPr>
-          <w:rFonts w:ascii="Arial" w:hAnsi="Arial" w:cs="Arial"/>
-          <w:sz w:val="20"/>
-          <w:szCs w:val="20"/>
-          <w:lang w:val="en-US"/>
-        </w:rPr>
-        <w:t>Tempico</w:t>
-      </w:r>
-      <w:proofErr w:type="spellEnd"/>
-      <w:r>
-        <w:rPr>
-          <w:rFonts w:ascii="Arial" w:hAnsi="Arial" w:cs="Arial"/>
-          <w:sz w:val="20"/>
-          <w:szCs w:val="20"/>
-          <w:lang w:val="en-US"/>
-        </w:rPr>
-        <w:t xml:space="preserve"> software is capable of capturing data in techniques that involve the emission and detection of pulses, such as in single photon counting. Several lifetime measurement methods can be applied depending on the type of analysis being performed.</w:t>
+      <w:r>
+        <w:rPr>
+          <w:rFonts w:ascii="Arial" w:hAnsi="Arial" w:cs="Arial"/>
+          <w:sz w:val="20"/>
+          <w:szCs w:val="20"/>
+          <w:lang w:val="en-US"/>
+        </w:rPr>
+        <w:t>Tempico software is capable of capturing data in techniques that involve the emission and detection of pulses, such as in single photon counting. Several lifetime measurement methods can be applied depending on the type of analysis being performed.</w:t>
       </w:r>
     </w:p>
     <w:p>
@@ -4668,65 +4590,14 @@
           <w:lang w:val="en-US"/>
         </w:rPr>
       </w:pPr>
-      <w:proofErr w:type="spellStart"/>
-      <w:r>
-        <w:rPr>
-          <w:rFonts w:ascii="Arial" w:hAnsi="Arial" w:cs="Arial"/>
-          <w:sz w:val="20"/>
-          <w:szCs w:val="20"/>
-          <w:lang w:val="en-US"/>
-        </w:rPr>
-        <w:t>Tempico</w:t>
-      </w:r>
-      <w:proofErr w:type="spellEnd"/>
-      <w:r>
-        <w:rPr>
-          <w:rFonts w:ascii="Arial" w:hAnsi="Arial" w:cs="Arial"/>
-          <w:sz w:val="20"/>
-          <w:szCs w:val="20"/>
-          <w:lang w:val="en-US"/>
-        </w:rPr>
-        <w:t xml:space="preserve"> Software is designed to facilitate the use of the </w:t>
-      </w:r>
-      <w:proofErr w:type="spellStart"/>
-      <w:r>
-        <w:rPr>
-          <w:rFonts w:ascii="Arial" w:hAnsi="Arial" w:cs="Arial"/>
-          <w:sz w:val="20"/>
-          <w:szCs w:val="20"/>
-          <w:lang w:val="en-US"/>
-        </w:rPr>
-        <w:t>Tausand</w:t>
-      </w:r>
-      <w:proofErr w:type="spellEnd"/>
-      <w:r>
-        <w:rPr>
-          <w:rFonts w:ascii="Arial" w:hAnsi="Arial" w:cs="Arial"/>
-          <w:sz w:val="20"/>
-          <w:szCs w:val="20"/>
-          <w:lang w:val="en-US"/>
-        </w:rPr>
-        <w:t xml:space="preserve"> </w:t>
-      </w:r>
-      <w:proofErr w:type="spellStart"/>
-      <w:r>
-        <w:rPr>
-          <w:rFonts w:ascii="Arial" w:hAnsi="Arial" w:cs="Arial"/>
-          <w:sz w:val="20"/>
-          <w:szCs w:val="20"/>
-          <w:lang w:val="en-US"/>
-        </w:rPr>
-        <w:t>Tempico</w:t>
-      </w:r>
-      <w:proofErr w:type="spellEnd"/>
-      <w:r>
-        <w:rPr>
-          <w:rFonts w:ascii="Arial" w:hAnsi="Arial" w:cs="Arial"/>
-          <w:sz w:val="20"/>
-          <w:szCs w:val="20"/>
-          <w:lang w:val="en-US"/>
-        </w:rPr>
-        <w:t xml:space="preserve"> TP1004 devices. It is a graphical interface that allows for time histogram measurements and </w:t>
+      <w:r>
+        <w:rPr>
+          <w:rFonts w:ascii="Arial" w:hAnsi="Arial" w:cs="Arial"/>
+          <w:sz w:val="20"/>
+          <w:szCs w:val="20"/>
+          <w:lang w:val="en-US"/>
+        </w:rPr>
+        <w:t xml:space="preserve">Tempico Software is designed to facilitate the use of the Tausand Tempico TP1004 devices. It is a graphical interface that allows for time histogram measurements and </w:t>
       </w:r>
       <w:r>
         <w:rPr>
@@ -4746,27 +4617,7 @@
           <w:szCs w:val="20"/>
           <w:lang w:val="en-US"/>
         </w:rPr>
-        <w:t xml:space="preserve"> measurements. From the software, it is possible to configure the device, as well as save the measurement data and generated graphs in various text and image formats, respectively. Additionally, </w:t>
-      </w:r>
-      <w:proofErr w:type="spellStart"/>
-      <w:r>
-        <w:rPr>
-          <w:rFonts w:ascii="Arial" w:hAnsi="Arial" w:cs="Arial"/>
-          <w:sz w:val="20"/>
-          <w:szCs w:val="20"/>
-          <w:lang w:val="en-US"/>
-        </w:rPr>
-        <w:t>Tempico</w:t>
-      </w:r>
-      <w:proofErr w:type="spellEnd"/>
-      <w:r>
-        <w:rPr>
-          <w:rFonts w:ascii="Arial" w:hAnsi="Arial" w:cs="Arial"/>
-          <w:sz w:val="20"/>
-          <w:szCs w:val="20"/>
-          <w:lang w:val="en-US"/>
-        </w:rPr>
-        <w:t xml:space="preserve"> Software provides extra functions, such as creating custom adjustments for certain graphs, and </w:t>
+        <w:t xml:space="preserve"> measurements. From the software, it is possible to configure the device, as well as save the measurement data and generated graphs in various text and image formats, respectively. Additionally, Tempico Software provides extra functions, such as creating custom adjustments for certain graphs, and </w:t>
       </w:r>
       <w:r>
         <w:rPr>
@@ -4822,45 +4673,14 @@
           <w:lang w:val="en-US"/>
         </w:rPr>
       </w:pPr>
-      <w:proofErr w:type="spellStart"/>
-      <w:r>
-        <w:rPr>
-          <w:rFonts w:ascii="Arial" w:hAnsi="Arial" w:cs="Arial"/>
-          <w:sz w:val="20"/>
-          <w:szCs w:val="20"/>
-          <w:lang w:val="en-US"/>
-        </w:rPr>
-        <w:t>Tempico</w:t>
-      </w:r>
-      <w:proofErr w:type="spellEnd"/>
-      <w:r>
-        <w:rPr>
-          <w:rFonts w:ascii="Arial" w:hAnsi="Arial" w:cs="Arial"/>
-          <w:sz w:val="20"/>
-          <w:szCs w:val="20"/>
-          <w:lang w:val="en-US"/>
-        </w:rPr>
-        <w:t xml:space="preserve"> software is designed to run on devices with low requirements, allowing any laboratory to use it. The minimum requirements for </w:t>
-      </w:r>
-      <w:proofErr w:type="spellStart"/>
-      <w:r>
-        <w:rPr>
-          <w:rFonts w:ascii="Arial" w:hAnsi="Arial" w:cs="Arial"/>
-          <w:sz w:val="20"/>
-          <w:szCs w:val="20"/>
-          <w:lang w:val="en-US"/>
-        </w:rPr>
-        <w:t>Tempico</w:t>
-      </w:r>
-      <w:proofErr w:type="spellEnd"/>
-      <w:r>
-        <w:rPr>
-          <w:rFonts w:ascii="Arial" w:hAnsi="Arial" w:cs="Arial"/>
-          <w:sz w:val="20"/>
-          <w:szCs w:val="20"/>
-          <w:lang w:val="en-US"/>
-        </w:rPr>
-        <w:t xml:space="preserve"> Software to function are as follows:</w:t>
+      <w:r>
+        <w:rPr>
+          <w:rFonts w:ascii="Arial" w:hAnsi="Arial" w:cs="Arial"/>
+          <w:sz w:val="20"/>
+          <w:szCs w:val="20"/>
+          <w:lang w:val="en-US"/>
+        </w:rPr>
+        <w:t>Tempico software is designed to run on devices with low requirements, allowing any laboratory to use it. The minimum requirements for Tempico Software to function are as follows:</w:t>
       </w:r>
     </w:p>
     <w:p>
@@ -5021,27 +4841,7 @@
           <w:szCs w:val="20"/>
           <w:lang w:val="en-US"/>
         </w:rPr>
-        <w:t xml:space="preserve">For measurements with large data sets or long durations (greater than 6 hours), the performance of </w:t>
-      </w:r>
-      <w:proofErr w:type="spellStart"/>
-      <w:r>
-        <w:rPr>
-          <w:rFonts w:ascii="Arial" w:hAnsi="Arial" w:cs="Arial"/>
-          <w:sz w:val="20"/>
-          <w:szCs w:val="20"/>
-          <w:lang w:val="en-US"/>
-        </w:rPr>
-        <w:t>Tempico</w:t>
-      </w:r>
-      <w:proofErr w:type="spellEnd"/>
-      <w:r>
-        <w:rPr>
-          <w:rFonts w:ascii="Arial" w:hAnsi="Arial" w:cs="Arial"/>
-          <w:sz w:val="20"/>
-          <w:szCs w:val="20"/>
-          <w:lang w:val="en-US"/>
-        </w:rPr>
-        <w:t xml:space="preserve"> Software may decrease. However, on higher-performance devices, this issue is mitigated.</w:t>
+        <w:t>For measurements with large data sets or long durations (greater than 6 hours), the performance of Tempico Software may decrease. However, on higher-performance devices, this issue is mitigated.</w:t>
       </w:r>
     </w:p>
     <w:p>
@@ -5112,27 +4912,7 @@
           <w:szCs w:val="20"/>
           <w:lang w:val="en-US"/>
         </w:rPr>
-        <w:t xml:space="preserve">The first step is to download the software from the </w:t>
-      </w:r>
-      <w:proofErr w:type="spellStart"/>
-      <w:r>
-        <w:rPr>
-          <w:rFonts w:ascii="Arial" w:hAnsi="Arial" w:cs="Arial"/>
-          <w:sz w:val="20"/>
-          <w:szCs w:val="20"/>
-          <w:lang w:val="en-US"/>
-        </w:rPr>
-        <w:t>Tausand</w:t>
-      </w:r>
-      <w:proofErr w:type="spellEnd"/>
-      <w:r>
-        <w:rPr>
-          <w:rFonts w:ascii="Arial" w:hAnsi="Arial" w:cs="Arial"/>
-          <w:sz w:val="20"/>
-          <w:szCs w:val="20"/>
-          <w:lang w:val="en-US"/>
-        </w:rPr>
-        <w:t xml:space="preserve"> website: </w:t>
+        <w:t xml:space="preserve">The first step is to download the software from the Tausand website: </w:t>
       </w:r>
       <w:hyperlink r:id="rId11" w:tgtFrame="_new" w:history="1">
         <w:r>
@@ -5480,35 +5260,7 @@
         <w:rPr>
           <w:lang w:val="en-US"/>
         </w:rPr>
-        <w:t xml:space="preserve">On Ubuntu, you only need to download the compressed (.zip) file from the official page. Once downloaded, extract its contents and run the </w:t>
-      </w:r>
-      <w:proofErr w:type="spellStart"/>
-      <w:r>
-        <w:rPr>
-          <w:lang w:val="en-US"/>
-        </w:rPr>
-        <w:t>AppImage</w:t>
-      </w:r>
-      <w:proofErr w:type="spellEnd"/>
-      <w:r>
-        <w:rPr>
-          <w:lang w:val="en-US"/>
-        </w:rPr>
-        <w:t xml:space="preserve"> file found inside. With this process, </w:t>
-      </w:r>
-      <w:proofErr w:type="spellStart"/>
-      <w:r>
-        <w:rPr>
-          <w:lang w:val="en-US"/>
-        </w:rPr>
-        <w:t>Tempico</w:t>
-      </w:r>
-      <w:proofErr w:type="spellEnd"/>
-      <w:r>
-        <w:rPr>
-          <w:lang w:val="en-US"/>
-        </w:rPr>
-        <w:t xml:space="preserve"> Software will be ready to use on your system.</w:t>
+        <w:t>On Ubuntu, you only need to download the compressed (.zip) file from the official page. Once downloaded, extract its contents and run the AppImage file found inside. With this process, Tempico Software will be ready to use on your system.</w:t>
       </w:r>
     </w:p>
     <w:p>
@@ -5638,27 +5390,7 @@
           <w:szCs w:val="20"/>
           <w:lang w:val="en-US"/>
         </w:rPr>
-        <w:t>On macOS, you only need to download the .zip file and extract its contents to your preferred folder. The file named “</w:t>
-      </w:r>
-      <w:proofErr w:type="spellStart"/>
-      <w:r>
-        <w:rPr>
-          <w:rFonts w:ascii="Arial" w:hAnsi="Arial" w:cs="Arial"/>
-          <w:sz w:val="20"/>
-          <w:szCs w:val="20"/>
-          <w:lang w:val="en-US"/>
-        </w:rPr>
-        <w:t>Tempico</w:t>
-      </w:r>
-      <w:proofErr w:type="spellEnd"/>
-      <w:r>
-        <w:rPr>
-          <w:rFonts w:ascii="Arial" w:hAnsi="Arial" w:cs="Arial"/>
-          <w:sz w:val="20"/>
-          <w:szCs w:val="20"/>
-          <w:lang w:val="en-US"/>
-        </w:rPr>
-        <w:t xml:space="preserve"> Software” is the one you need to run to launch the program.</w:t>
+        <w:t>On macOS, you only need to download the .zip file and extract its contents to your preferred folder. The file named “Tempico Software” is the one you need to run to launch the program.</w:t>
       </w:r>
     </w:p>
     <w:p>
@@ -5816,27 +5548,7 @@
           <w:szCs w:val="20"/>
           <w:lang w:val="en-US"/>
         </w:rPr>
-        <w:t xml:space="preserve">To ensure the proper functioning of </w:t>
-      </w:r>
-      <w:proofErr w:type="spellStart"/>
-      <w:r>
-        <w:rPr>
-          <w:rFonts w:ascii="Arial" w:hAnsi="Arial" w:cs="Arial"/>
-          <w:sz w:val="20"/>
-          <w:szCs w:val="20"/>
-          <w:lang w:val="en-US"/>
-        </w:rPr>
-        <w:t>Tempico</w:t>
-      </w:r>
-      <w:proofErr w:type="spellEnd"/>
-      <w:r>
-        <w:rPr>
-          <w:rFonts w:ascii="Arial" w:hAnsi="Arial" w:cs="Arial"/>
-          <w:sz w:val="20"/>
-          <w:szCs w:val="20"/>
-          <w:lang w:val="en-US"/>
-        </w:rPr>
-        <w:t xml:space="preserve"> Software, it is necessary to perform certain validations on the operating system.</w:t>
+        <w:t>To ensure the proper functioning of Tempico Software, it is necessary to perform certain validations on the operating system.</w:t>
       </w:r>
     </w:p>
     <w:p>
@@ -5881,67 +5593,7 @@
           <w:szCs w:val="20"/>
           <w:lang w:val="en-US"/>
         </w:rPr>
-        <w:t xml:space="preserve">You should ensure that the </w:t>
-      </w:r>
-      <w:proofErr w:type="spellStart"/>
-      <w:r>
-        <w:rPr>
-          <w:rFonts w:ascii="Arial" w:hAnsi="Arial" w:cs="Arial"/>
-          <w:sz w:val="20"/>
-          <w:szCs w:val="20"/>
-          <w:lang w:val="en-US"/>
-        </w:rPr>
-        <w:t>Tempico</w:t>
-      </w:r>
-      <w:proofErr w:type="spellEnd"/>
-      <w:r>
-        <w:rPr>
-          <w:rFonts w:ascii="Arial" w:hAnsi="Arial" w:cs="Arial"/>
-          <w:sz w:val="20"/>
-          <w:szCs w:val="20"/>
-          <w:lang w:val="en-US"/>
-        </w:rPr>
-        <w:t xml:space="preserve"> device is recognized by the COM ports. To do this, follow these steps: If, when connecting and turning on the device for the first time, a window appears indicating that the </w:t>
-      </w:r>
-      <w:proofErr w:type="spellStart"/>
-      <w:r>
-        <w:rPr>
-          <w:rFonts w:ascii="Arial" w:hAnsi="Arial" w:cs="Arial"/>
-          <w:sz w:val="20"/>
-          <w:szCs w:val="20"/>
-          <w:lang w:val="en-US"/>
-        </w:rPr>
-        <w:t>Tempico</w:t>
-      </w:r>
-      <w:proofErr w:type="spellEnd"/>
-      <w:r>
-        <w:rPr>
-          <w:rFonts w:ascii="Arial" w:hAnsi="Arial" w:cs="Arial"/>
-          <w:sz w:val="20"/>
-          <w:szCs w:val="20"/>
-          <w:lang w:val="en-US"/>
-        </w:rPr>
-        <w:t xml:space="preserve"> device is being configured, it means that Windows has recognized it correctly. If this does not happen, you can access the Device Manager without having the device connected and navigate it to the COM and LPT ports section. Then, connect and turn on the device. The port table should be updated; if it does not, close and reopen the window. When doing so, a new COM device should appear, indicating that the </w:t>
-      </w:r>
-      <w:proofErr w:type="spellStart"/>
-      <w:r>
-        <w:rPr>
-          <w:rFonts w:ascii="Arial" w:hAnsi="Arial" w:cs="Arial"/>
-          <w:sz w:val="20"/>
-          <w:szCs w:val="20"/>
-          <w:lang w:val="en-US"/>
-        </w:rPr>
-        <w:t>Tempico</w:t>
-      </w:r>
-      <w:proofErr w:type="spellEnd"/>
-      <w:r>
-        <w:rPr>
-          <w:rFonts w:ascii="Arial" w:hAnsi="Arial" w:cs="Arial"/>
-          <w:sz w:val="20"/>
-          <w:szCs w:val="20"/>
-          <w:lang w:val="en-US"/>
-        </w:rPr>
-        <w:t xml:space="preserve"> has been correctly detected.</w:t>
+        <w:t>You should ensure that the Tempico device is recognized by the COM ports. To do this, follow these steps: If, when connecting and turning on the device for the first time, a window appears indicating that the Tempico device is being configured, it means that Windows has recognized it correctly. If this does not happen, you can access the Device Manager without having the device connected and navigate it to the COM and LPT ports section. Then, connect and turn on the device. The port table should be updated; if it does not, close and reopen the window. When doing so, a new COM device should appear, indicating that the Tempico has been correctly detected.</w:t>
       </w:r>
     </w:p>
     <w:p>
@@ -5991,10 +5643,31 @@
           <w:szCs w:val="20"/>
           <w:lang w:val="en-US"/>
         </w:rPr>
-        <w:t>ls /dev/</w:t>
-      </w:r>
-      <w:proofErr w:type="spellStart"/>
-      <w:r>
+        <w:t>ls /dev/tty*</w:t>
+      </w:r>
+    </w:p>
+    <w:p>
+      <w:pPr>
+        <w:rPr>
+          <w:rFonts w:ascii="Arial" w:hAnsi="Arial" w:cs="Arial"/>
+          <w:sz w:val="20"/>
+          <w:szCs w:val="20"/>
+          <w:lang w:val="en-US"/>
+        </w:rPr>
+      </w:pPr>
+      <w:r>
+        <w:rPr>
+          <w:rFonts w:ascii="Arial" w:hAnsi="Arial" w:cs="Arial"/>
+          <w:sz w:val="20"/>
+          <w:szCs w:val="20"/>
+          <w:lang w:val="en-US"/>
+        </w:rPr>
+        <w:t>In this case, it is also necessary to verify that the ports are correctly detecting the device. To do this, we will use the command above, which lists the devices connected to the serial ports. First, we will run this command without the Tempico device connected and then run it again with the device connected. We will observe which new device has been detected</w:t>
+      </w:r>
+    </w:p>
+    <w:p>
+      <w:pPr>
+        <w:jc w:val="center"/>
         <w:rPr>
           <w:rFonts w:ascii="Arial" w:hAnsi="Arial" w:cs="Arial"/>
           <w:b/>
@@ -6003,9 +5676,7 @@
           <w:szCs w:val="20"/>
           <w:lang w:val="en-US"/>
         </w:rPr>
-        <w:t>tty</w:t>
-      </w:r>
-      <w:proofErr w:type="spellEnd"/>
+      </w:pPr>
       <w:r>
         <w:rPr>
           <w:rFonts w:ascii="Arial" w:hAnsi="Arial" w:cs="Arial"/>
@@ -6015,46 +5686,52 @@
           <w:szCs w:val="20"/>
           <w:lang w:val="en-US"/>
         </w:rPr>
-        <w:t>*</w:t>
-      </w:r>
-    </w:p>
-    <w:p>
-      <w:pPr>
-        <w:rPr>
-          <w:rFonts w:ascii="Arial" w:hAnsi="Arial" w:cs="Arial"/>
-          <w:sz w:val="20"/>
-          <w:szCs w:val="20"/>
-          <w:lang w:val="en-US"/>
-        </w:rPr>
-      </w:pPr>
-      <w:r>
-        <w:rPr>
-          <w:rFonts w:ascii="Arial" w:hAnsi="Arial" w:cs="Arial"/>
-          <w:sz w:val="20"/>
-          <w:szCs w:val="20"/>
-          <w:lang w:val="en-US"/>
-        </w:rPr>
-        <w:t xml:space="preserve">In this case, it is also necessary to verify that the ports are correctly detecting the device. To do this, we will use the command above, which lists the devices connected to the serial ports. First, we will run this command without the </w:t>
-      </w:r>
-      <w:proofErr w:type="spellStart"/>
-      <w:r>
-        <w:rPr>
-          <w:rFonts w:ascii="Arial" w:hAnsi="Arial" w:cs="Arial"/>
-          <w:sz w:val="20"/>
-          <w:szCs w:val="20"/>
-          <w:lang w:val="en-US"/>
-        </w:rPr>
-        <w:t>Tempico</w:t>
-      </w:r>
-      <w:proofErr w:type="spellEnd"/>
-      <w:r>
-        <w:rPr>
-          <w:rFonts w:ascii="Arial" w:hAnsi="Arial" w:cs="Arial"/>
-          <w:sz w:val="20"/>
-          <w:szCs w:val="20"/>
-          <w:lang w:val="en-US"/>
-        </w:rPr>
-        <w:t xml:space="preserve"> device connected and then run it again with the device connected. We will observe which new device has been detected</w:t>
+        <w:t>sudo adduser "username" dialout</w:t>
+      </w:r>
+    </w:p>
+    <w:p>
+      <w:pPr>
+        <w:rPr>
+          <w:rFonts w:ascii="Arial" w:hAnsi="Arial" w:cs="Arial"/>
+          <w:sz w:val="20"/>
+          <w:szCs w:val="20"/>
+          <w:lang w:val="en-US"/>
+        </w:rPr>
+      </w:pPr>
+      <w:r>
+        <w:rPr>
+          <w:rFonts w:ascii="Arial" w:hAnsi="Arial" w:cs="Arial"/>
+          <w:sz w:val="20"/>
+          <w:szCs w:val="20"/>
+          <w:lang w:val="en-US"/>
+        </w:rPr>
+        <w:t>If an error occurs indicating that the serial port could not be opened, it is possible that the user does not belong to the dialout group. To resolve this, we will execute the command above. This will allow us to access the system's serial ports.</w:t>
+      </w:r>
+    </w:p>
+    <w:p>
+      <w:pPr>
+        <w:rPr>
+          <w:rFonts w:ascii="Arial" w:hAnsi="Arial" w:cs="Arial"/>
+          <w:sz w:val="20"/>
+          <w:szCs w:val="20"/>
+        </w:rPr>
+      </w:pPr>
+      <w:r>
+        <w:rPr>
+          <w:rFonts w:ascii="Arial" w:hAnsi="Arial" w:cs="Arial"/>
+          <w:sz w:val="20"/>
+          <w:szCs w:val="20"/>
+        </w:rPr>
+        <w:lastRenderedPageBreak/>
+        <w:t>Si el comando no e</w:t>
+      </w:r>
+      <w:r>
+        <w:rPr>
+          <w:rFonts w:ascii="Arial" w:hAnsi="Arial" w:cs="Arial"/>
+          <w:sz w:val="20"/>
+          <w:szCs w:val="20"/>
+        </w:rPr>
+        <w:t>s suficiente y el software sigue lanzando errores debe verificarse cual es el puerto tty que se esta usando y debe ejecutarse lo siguiente:</w:t>
       </w:r>
     </w:p>
     <w:p>
@@ -6069,7 +5746,6 @@
           <w:lang w:val="en-US"/>
         </w:rPr>
       </w:pPr>
-      <w:proofErr w:type="spellStart"/>
       <w:r>
         <w:rPr>
           <w:rFonts w:ascii="Arial" w:hAnsi="Arial" w:cs="Arial"/>
@@ -6079,9 +5755,8 @@
           <w:szCs w:val="20"/>
           <w:lang w:val="en-US"/>
         </w:rPr>
-        <w:t>sudo</w:t>
-      </w:r>
-      <w:proofErr w:type="spellEnd"/>
+        <w:t xml:space="preserve">sudo </w:t>
+      </w:r>
       <w:r>
         <w:rPr>
           <w:rFonts w:ascii="Arial" w:hAnsi="Arial" w:cs="Arial"/>
@@ -6091,9 +5766,8 @@
           <w:szCs w:val="20"/>
           <w:lang w:val="en-US"/>
         </w:rPr>
-        <w:t xml:space="preserve"> </w:t>
-      </w:r>
-      <w:proofErr w:type="spellStart"/>
+        <w:t>ch mod 666 /dev/tty</w:t>
+      </w:r>
       <w:r>
         <w:rPr>
           <w:rFonts w:ascii="Arial" w:hAnsi="Arial" w:cs="Arial"/>
@@ -6103,9 +5777,8 @@
           <w:szCs w:val="20"/>
           <w:lang w:val="en-US"/>
         </w:rPr>
-        <w:t>adduser</w:t>
-      </w:r>
-      <w:proofErr w:type="spellEnd"/>
+        <w:t>"</w:t>
+      </w:r>
       <w:r>
         <w:rPr>
           <w:rFonts w:ascii="Arial" w:hAnsi="Arial" w:cs="Arial"/>
@@ -6115,236 +5788,8 @@
           <w:szCs w:val="20"/>
           <w:lang w:val="en-US"/>
         </w:rPr>
-        <w:t xml:space="preserve"> "username" </w:t>
-      </w:r>
-      <w:proofErr w:type="spellStart"/>
-      <w:r>
-        <w:rPr>
-          <w:rFonts w:ascii="Arial" w:hAnsi="Arial" w:cs="Arial"/>
-          <w:b/>
-          <w:bCs/>
-          <w:sz w:val="20"/>
-          <w:szCs w:val="20"/>
-          <w:lang w:val="en-US"/>
-        </w:rPr>
-        <w:t>dialout</w:t>
-      </w:r>
-      <w:proofErr w:type="spellEnd"/>
-    </w:p>
-    <w:p>
-      <w:pPr>
-        <w:rPr>
-          <w:rFonts w:ascii="Arial" w:hAnsi="Arial" w:cs="Arial"/>
-          <w:sz w:val="20"/>
-          <w:szCs w:val="20"/>
-          <w:lang w:val="en-US"/>
-        </w:rPr>
-      </w:pPr>
-      <w:r>
-        <w:rPr>
-          <w:rFonts w:ascii="Arial" w:hAnsi="Arial" w:cs="Arial"/>
-          <w:sz w:val="20"/>
-          <w:szCs w:val="20"/>
-          <w:lang w:val="en-US"/>
-        </w:rPr>
-        <w:t xml:space="preserve">If an error occurs indicating that the serial port could not be opened, it is possible that the user does not belong to the </w:t>
-      </w:r>
-      <w:proofErr w:type="spellStart"/>
-      <w:r>
-        <w:rPr>
-          <w:rFonts w:ascii="Arial" w:hAnsi="Arial" w:cs="Arial"/>
-          <w:sz w:val="20"/>
-          <w:szCs w:val="20"/>
-          <w:lang w:val="en-US"/>
-        </w:rPr>
-        <w:t>dialout</w:t>
-      </w:r>
-      <w:proofErr w:type="spellEnd"/>
-      <w:r>
-        <w:rPr>
-          <w:rFonts w:ascii="Arial" w:hAnsi="Arial" w:cs="Arial"/>
-          <w:sz w:val="20"/>
-          <w:szCs w:val="20"/>
-          <w:lang w:val="en-US"/>
-        </w:rPr>
-        <w:t xml:space="preserve"> group. To resolve this, we will execute the command above. This will allow us to access the system's serial ports.</w:t>
-      </w:r>
-    </w:p>
-    <w:p>
-      <w:pPr>
-        <w:rPr>
-          <w:rFonts w:ascii="Arial" w:hAnsi="Arial" w:cs="Arial"/>
-          <w:sz w:val="20"/>
-          <w:szCs w:val="20"/>
-        </w:rPr>
-      </w:pPr>
-      <w:r>
-        <w:rPr>
-          <w:rFonts w:ascii="Arial" w:hAnsi="Arial" w:cs="Arial"/>
-          <w:sz w:val="20"/>
-          <w:szCs w:val="20"/>
-        </w:rPr>
-        <w:lastRenderedPageBreak/>
-        <w:t>Si el comando no e</w:t>
-      </w:r>
-      <w:r>
-        <w:rPr>
-          <w:rFonts w:ascii="Arial" w:hAnsi="Arial" w:cs="Arial"/>
-          <w:sz w:val="20"/>
-          <w:szCs w:val="20"/>
-        </w:rPr>
-        <w:t xml:space="preserve">s suficiente y el software sigue lanzando errores debe verificarse </w:t>
-      </w:r>
-      <w:proofErr w:type="spellStart"/>
-      <w:r>
-        <w:rPr>
-          <w:rFonts w:ascii="Arial" w:hAnsi="Arial" w:cs="Arial"/>
-          <w:sz w:val="20"/>
-          <w:szCs w:val="20"/>
-        </w:rPr>
-        <w:t>cual</w:t>
-      </w:r>
-      <w:proofErr w:type="spellEnd"/>
-      <w:r>
-        <w:rPr>
-          <w:rFonts w:ascii="Arial" w:hAnsi="Arial" w:cs="Arial"/>
-          <w:sz w:val="20"/>
-          <w:szCs w:val="20"/>
-        </w:rPr>
-        <w:t xml:space="preserve"> es el puerto </w:t>
-      </w:r>
-      <w:proofErr w:type="spellStart"/>
-      <w:r>
-        <w:rPr>
-          <w:rFonts w:ascii="Arial" w:hAnsi="Arial" w:cs="Arial"/>
-          <w:sz w:val="20"/>
-          <w:szCs w:val="20"/>
-        </w:rPr>
-        <w:t>tty</w:t>
-      </w:r>
-      <w:proofErr w:type="spellEnd"/>
-      <w:r>
-        <w:rPr>
-          <w:rFonts w:ascii="Arial" w:hAnsi="Arial" w:cs="Arial"/>
-          <w:sz w:val="20"/>
-          <w:szCs w:val="20"/>
-        </w:rPr>
-        <w:t xml:space="preserve"> que se </w:t>
-      </w:r>
-      <w:proofErr w:type="spellStart"/>
-      <w:r>
-        <w:rPr>
-          <w:rFonts w:ascii="Arial" w:hAnsi="Arial" w:cs="Arial"/>
-          <w:sz w:val="20"/>
-          <w:szCs w:val="20"/>
-        </w:rPr>
-        <w:t>esta</w:t>
-      </w:r>
-      <w:proofErr w:type="spellEnd"/>
-      <w:r>
-        <w:rPr>
-          <w:rFonts w:ascii="Arial" w:hAnsi="Arial" w:cs="Arial"/>
-          <w:sz w:val="20"/>
-          <w:szCs w:val="20"/>
-        </w:rPr>
-        <w:t xml:space="preserve"> usando y debe ejecutarse lo siguiente:</w:t>
-      </w:r>
-    </w:p>
-    <w:p>
-      <w:pPr>
-        <w:jc w:val="center"/>
-        <w:rPr>
-          <w:rFonts w:ascii="Arial" w:hAnsi="Arial" w:cs="Arial"/>
-          <w:b/>
-          <w:bCs/>
-          <w:sz w:val="20"/>
-          <w:szCs w:val="20"/>
-          <w:lang w:val="en-US"/>
-        </w:rPr>
-      </w:pPr>
-      <w:proofErr w:type="spellStart"/>
-      <w:r>
-        <w:rPr>
-          <w:rFonts w:ascii="Arial" w:hAnsi="Arial" w:cs="Arial"/>
-          <w:b/>
-          <w:bCs/>
-          <w:sz w:val="20"/>
-          <w:szCs w:val="20"/>
-          <w:lang w:val="en-US"/>
-        </w:rPr>
-        <w:t>sudo</w:t>
-      </w:r>
-      <w:proofErr w:type="spellEnd"/>
-      <w:r>
-        <w:rPr>
-          <w:rFonts w:ascii="Arial" w:hAnsi="Arial" w:cs="Arial"/>
-          <w:b/>
-          <w:bCs/>
-          <w:sz w:val="20"/>
-          <w:szCs w:val="20"/>
-          <w:lang w:val="en-US"/>
-        </w:rPr>
-        <w:t xml:space="preserve"> </w:t>
-      </w:r>
-      <w:proofErr w:type="spellStart"/>
-      <w:r>
-        <w:rPr>
-          <w:rFonts w:ascii="Arial" w:hAnsi="Arial" w:cs="Arial"/>
-          <w:b/>
-          <w:bCs/>
-          <w:sz w:val="20"/>
-          <w:szCs w:val="20"/>
-          <w:lang w:val="en-US"/>
-        </w:rPr>
-        <w:t>ch</w:t>
-      </w:r>
-      <w:proofErr w:type="spellEnd"/>
-      <w:r>
-        <w:rPr>
-          <w:rFonts w:ascii="Arial" w:hAnsi="Arial" w:cs="Arial"/>
-          <w:b/>
-          <w:bCs/>
-          <w:sz w:val="20"/>
-          <w:szCs w:val="20"/>
-          <w:lang w:val="en-US"/>
-        </w:rPr>
-        <w:t xml:space="preserve"> mod 666 /dev/</w:t>
-      </w:r>
-      <w:proofErr w:type="spellStart"/>
-      <w:r>
-        <w:rPr>
-          <w:rFonts w:ascii="Arial" w:hAnsi="Arial" w:cs="Arial"/>
-          <w:b/>
-          <w:bCs/>
-          <w:sz w:val="20"/>
-          <w:szCs w:val="20"/>
-          <w:lang w:val="en-US"/>
-        </w:rPr>
-        <w:t>tty</w:t>
-      </w:r>
-      <w:r>
-        <w:rPr>
-          <w:rFonts w:ascii="Arial" w:hAnsi="Arial" w:cs="Arial"/>
-          <w:b/>
-          <w:bCs/>
-          <w:sz w:val="20"/>
-          <w:szCs w:val="20"/>
-          <w:lang w:val="en-US"/>
-        </w:rPr>
-        <w:t>"</w:t>
-      </w:r>
-      <w:r>
-        <w:rPr>
-          <w:rFonts w:ascii="Arial" w:hAnsi="Arial" w:cs="Arial"/>
-          <w:b/>
-          <w:bCs/>
-          <w:sz w:val="20"/>
-          <w:szCs w:val="20"/>
-          <w:lang w:val="en-US"/>
-        </w:rPr>
         <w:t>port</w:t>
       </w:r>
-      <w:proofErr w:type="spellEnd"/>
       <w:r>
         <w:rPr>
           <w:rFonts w:ascii="Arial" w:hAnsi="Arial" w:cs="Arial"/>
@@ -6433,86 +5878,26 @@
           <w:szCs w:val="20"/>
           <w:lang w:val="en-US"/>
         </w:rPr>
-        <w:t xml:space="preserve">To verify that the device is correctly connected to Mac, we must, with the </w:t>
-      </w:r>
-      <w:proofErr w:type="spellStart"/>
-      <w:r>
-        <w:rPr>
-          <w:rFonts w:ascii="Arial" w:hAnsi="Arial" w:cs="Arial"/>
-          <w:sz w:val="20"/>
-          <w:szCs w:val="20"/>
-          <w:lang w:val="en-US"/>
-        </w:rPr>
-        <w:t>Tempico</w:t>
-      </w:r>
-      <w:proofErr w:type="spellEnd"/>
-      <w:r>
-        <w:rPr>
-          <w:rFonts w:ascii="Arial" w:hAnsi="Arial" w:cs="Arial"/>
-          <w:sz w:val="20"/>
-          <w:szCs w:val="20"/>
-          <w:lang w:val="en-US"/>
-        </w:rPr>
-        <w:t xml:space="preserve"> turned off, execute the command above. This will provide a list of connected devices. Then, we run the command again with the </w:t>
-      </w:r>
-      <w:proofErr w:type="spellStart"/>
-      <w:r>
-        <w:rPr>
-          <w:rFonts w:ascii="Arial" w:hAnsi="Arial" w:cs="Arial"/>
-          <w:sz w:val="20"/>
-          <w:szCs w:val="20"/>
-          <w:lang w:val="en-US"/>
-        </w:rPr>
-        <w:t>Tempico</w:t>
-      </w:r>
-      <w:proofErr w:type="spellEnd"/>
-      <w:r>
-        <w:rPr>
-          <w:rFonts w:ascii="Arial" w:hAnsi="Arial" w:cs="Arial"/>
-          <w:sz w:val="20"/>
-          <w:szCs w:val="20"/>
-          <w:lang w:val="en-US"/>
-        </w:rPr>
-        <w:t xml:space="preserve"> turned on and observe which new port appears in the list.</w:t>
-      </w:r>
-    </w:p>
-    <w:p>
-      <w:pPr>
-        <w:rPr>
-          <w:rFonts w:ascii="Arial" w:hAnsi="Arial" w:cs="Arial"/>
-          <w:sz w:val="20"/>
-          <w:szCs w:val="20"/>
-          <w:lang w:val="en-US"/>
-        </w:rPr>
-      </w:pPr>
-      <w:r>
-        <w:rPr>
-          <w:rFonts w:ascii="Arial" w:hAnsi="Arial" w:cs="Arial"/>
-          <w:sz w:val="20"/>
-          <w:szCs w:val="20"/>
-          <w:lang w:val="en-US"/>
-        </w:rPr>
-        <w:t xml:space="preserve">If the device is not detected, the software will not recognize the connection, making it impossible to use the software. In this case, please contact </w:t>
-      </w:r>
-      <w:proofErr w:type="spellStart"/>
-      <w:r>
-        <w:rPr>
-          <w:rFonts w:ascii="Arial" w:hAnsi="Arial" w:cs="Arial"/>
-          <w:sz w:val="20"/>
-          <w:szCs w:val="20"/>
-          <w:lang w:val="en-US"/>
-        </w:rPr>
-        <w:t>Tausand</w:t>
-      </w:r>
-      <w:proofErr w:type="spellEnd"/>
-      <w:r>
-        <w:rPr>
-          <w:rFonts w:ascii="Arial" w:hAnsi="Arial" w:cs="Arial"/>
-          <w:sz w:val="20"/>
-          <w:szCs w:val="20"/>
-          <w:lang w:val="en-US"/>
-        </w:rPr>
-        <w:t xml:space="preserve"> support at: support@tausand.com.</w:t>
+        <w:t>To verify that the device is correctly connected to Mac, we must, with the Tempico turned off, execute the command above. This will provide a list of connected devices. Then, we run the command again with the Tempico turned on and observe which new port appears in the list.</w:t>
+      </w:r>
+    </w:p>
+    <w:p>
+      <w:pPr>
+        <w:rPr>
+          <w:rFonts w:ascii="Arial" w:hAnsi="Arial" w:cs="Arial"/>
+          <w:sz w:val="20"/>
+          <w:szCs w:val="20"/>
+          <w:lang w:val="en-US"/>
+        </w:rPr>
+      </w:pPr>
+      <w:r>
+        <w:rPr>
+          <w:rFonts w:ascii="Arial" w:hAnsi="Arial" w:cs="Arial"/>
+          <w:sz w:val="20"/>
+          <w:szCs w:val="20"/>
+          <w:lang w:val="en-US"/>
+        </w:rPr>
+        <w:t>If the device is not detected, the software will not recognize the connection, making it impossible to use the software. In this case, please contact Tausand support at: support@tausand.com.</w:t>
       </w:r>
     </w:p>
     <w:p>
@@ -6537,27 +5922,7 @@
           <w:szCs w:val="28"/>
           <w:lang w:val="en-US"/>
         </w:rPr>
-        <w:t xml:space="preserve">Open the software and select a </w:t>
-      </w:r>
-      <w:proofErr w:type="spellStart"/>
-      <w:r>
-        <w:rPr>
-          <w:rFonts w:ascii="Arial" w:hAnsi="Arial" w:cs="Arial"/>
-          <w:sz w:val="28"/>
-          <w:szCs w:val="28"/>
-          <w:lang w:val="en-US"/>
-        </w:rPr>
-        <w:t>Tempico</w:t>
-      </w:r>
-      <w:proofErr w:type="spellEnd"/>
-      <w:r>
-        <w:rPr>
-          <w:rFonts w:ascii="Arial" w:hAnsi="Arial" w:cs="Arial"/>
-          <w:sz w:val="28"/>
-          <w:szCs w:val="28"/>
-          <w:lang w:val="en-US"/>
-        </w:rPr>
-        <w:t xml:space="preserve"> device</w:t>
+        <w:t>Open the software and select a Tempico device</w:t>
       </w:r>
       <w:bookmarkEnd w:id="21"/>
     </w:p>
@@ -6657,19 +6022,19 @@
       <w:pPr>
         <w:jc w:val="center"/>
         <w:rPr>
-          <w:lang w:val="en-US"/>
-        </w:rPr>
-      </w:pPr>
-      <w:r>
-        <w:rPr>
-          <w:noProof/>
+          <w:u w:val="single"/>
+          <w:lang w:val="en-US"/>
+        </w:rPr>
+      </w:pPr>
+      <w:r>
+        <w:rPr>
           <w:lang w:val="en-US"/>
         </w:rPr>
         <w:drawing>
-          <wp:inline distT="0" distB="0" distL="0" distR="0" wp14:anchorId="4E5C52C0" wp14:editId="048F0FC6">
-            <wp:extent cx="4382112" cy="2114845"/>
-            <wp:effectExtent l="0" t="0" r="0" b="0"/>
-            <wp:docPr id="910353426" name="Imagen 1" descr="Interfaz de usuario gráfica, Aplicación&#10;&#10;Descripción generada automáticamente"/>
+          <wp:inline distT="0" distB="0" distL="0" distR="0" wp14:anchorId="60424A50" wp14:editId="61226AF6">
+            <wp:extent cx="4372585" cy="2162477"/>
+            <wp:effectExtent l="0" t="0" r="0" b="9525"/>
+            <wp:docPr id="400162780" name="Imagen 1" descr="Interfaz de usuario gráfica, Texto, Aplicación&#10;&#10;El contenido generado por IA puede ser incorrecto."/>
             <wp:cNvGraphicFramePr>
               <a:graphicFrameLocks xmlns:a="http://schemas.openxmlformats.org/drawingml/2006/main" noChangeAspect="1"/>
             </wp:cNvGraphicFramePr>
@@ -6677,7 +6042,7 @@
               <a:graphicData uri="http://schemas.openxmlformats.org/drawingml/2006/picture">
                 <pic:pic xmlns:pic="http://schemas.openxmlformats.org/drawingml/2006/picture">
                   <pic:nvPicPr>
-                    <pic:cNvPr id="910353426" name="Imagen 1" descr="Interfaz de usuario gráfica, Aplicación&#10;&#10;Descripción generada automáticamente"/>
+                    <pic:cNvPr id="400162780" name="Imagen 1" descr="Interfaz de usuario gráfica, Texto, Aplicación&#10;&#10;El contenido generado por IA puede ser incorrecto."/>
                     <pic:cNvPicPr/>
                   </pic:nvPicPr>
                   <pic:blipFill>
@@ -6689,7 +6054,7 @@
                   <pic:spPr>
                     <a:xfrm>
                       <a:off x="0" y="0"/>
-                      <a:ext cx="4382112" cy="2114845"/>
+                      <a:ext cx="4372585" cy="2162477"/>
                     </a:xfrm>
                     <a:prstGeom prst="rect">
                       <a:avLst/>
@@ -6718,27 +6083,7 @@
           <w:szCs w:val="20"/>
           <w:lang w:val="en-US"/>
         </w:rPr>
-        <w:t xml:space="preserve">If the software is opened and the device is not turned on, the window will not recognize the connection. Therefore, it is necessary to click the "Refresh" button to update the list of ports with a </w:t>
-      </w:r>
-      <w:proofErr w:type="spellStart"/>
-      <w:r>
-        <w:rPr>
-          <w:rFonts w:ascii="Arial" w:hAnsi="Arial" w:cs="Arial"/>
-          <w:sz w:val="20"/>
-          <w:szCs w:val="20"/>
-          <w:lang w:val="en-US"/>
-        </w:rPr>
-        <w:t>Tempico</w:t>
-      </w:r>
-      <w:proofErr w:type="spellEnd"/>
-      <w:r>
-        <w:rPr>
-          <w:rFonts w:ascii="Arial" w:hAnsi="Arial" w:cs="Arial"/>
-          <w:sz w:val="20"/>
-          <w:szCs w:val="20"/>
-          <w:lang w:val="en-US"/>
-        </w:rPr>
-        <w:t xml:space="preserve"> device.</w:t>
+        <w:t>If the software is opened and the device is not turned on, the window will not recognize the connection. Therefore, it is necessary to click the "Refresh" button to update the list of ports with a Tempico device.</w:t>
       </w:r>
     </w:p>
     <w:p>
@@ -6968,25 +6313,7 @@
           <w:szCs w:val="20"/>
           <w:lang w:val="en-US"/>
         </w:rPr>
-        <w:t xml:space="preserve">It is also possible to disconnect the device if we want to use another </w:t>
-      </w:r>
-      <w:proofErr w:type="spellStart"/>
-      <w:r>
-        <w:rPr>
-          <w:sz w:val="20"/>
-          <w:szCs w:val="20"/>
-          <w:lang w:val="en-US"/>
-        </w:rPr>
-        <w:t>Tempico</w:t>
-      </w:r>
-      <w:proofErr w:type="spellEnd"/>
-      <w:r>
-        <w:rPr>
-          <w:sz w:val="20"/>
-          <w:szCs w:val="20"/>
-          <w:lang w:val="en-US"/>
-        </w:rPr>
-        <w:t>. To do so, click the "Disconnect" button. If an error occurs while connecting to the device, the following error window will be displayed:</w:t>
+        <w:t>It is also possible to disconnect the device if we want to use another Tempico. To do so, click the "Disconnect" button. If an error occurs while connecting to the device, the following error window will be displayed:</w:t>
       </w:r>
     </w:p>
     <w:p>
@@ -7054,27 +6381,7 @@
           <w:szCs w:val="20"/>
           <w:lang w:val="en-US"/>
         </w:rPr>
-        <w:t xml:space="preserve">If this happens, it should be verified that no other program has established communication with the </w:t>
-      </w:r>
-      <w:proofErr w:type="spellStart"/>
-      <w:r>
-        <w:rPr>
-          <w:rFonts w:ascii="Arial" w:hAnsi="Arial" w:cs="Arial"/>
-          <w:sz w:val="20"/>
-          <w:szCs w:val="20"/>
-          <w:lang w:val="en-US"/>
-        </w:rPr>
-        <w:t>Tempico</w:t>
-      </w:r>
-      <w:proofErr w:type="spellEnd"/>
-      <w:r>
-        <w:rPr>
-          <w:rFonts w:ascii="Arial" w:hAnsi="Arial" w:cs="Arial"/>
-          <w:sz w:val="20"/>
-          <w:szCs w:val="20"/>
-          <w:lang w:val="en-US"/>
-        </w:rPr>
-        <w:t>, and ensure that the USB connection, whether the cable or the physical port, is in good condition. If no issues are found after verifying this, support should be contacted to find a solution to the problem.</w:t>
+        <w:t>If this happens, it should be verified that no other program has established communication with the Tempico, and ensure that the USB connection, whether the cable or the physical port, is in good condition. If no issues are found after verifying this, support should be contacted to find a solution to the problem.</w:t>
       </w:r>
     </w:p>
     <w:p>
@@ -7188,47 +6495,7 @@
           <w:szCs w:val="20"/>
           <w:lang w:val="en-US"/>
         </w:rPr>
-        <w:t xml:space="preserve">For each channel, you can modify the number of average cycles, the mode that defines the time range for measurements, the number of stops, the edge type and the stop mask. All these options provide a dropdown menu with the options allowed by the device (refer to the </w:t>
-      </w:r>
-      <w:proofErr w:type="spellStart"/>
-      <w:r>
-        <w:rPr>
-          <w:rFonts w:ascii="Arial" w:hAnsi="Arial" w:cs="Arial"/>
-          <w:sz w:val="20"/>
-          <w:szCs w:val="20"/>
-          <w:lang w:val="en-US"/>
-        </w:rPr>
-        <w:t>Tausand</w:t>
-      </w:r>
-      <w:proofErr w:type="spellEnd"/>
-      <w:r>
-        <w:rPr>
-          <w:rFonts w:ascii="Arial" w:hAnsi="Arial" w:cs="Arial"/>
-          <w:sz w:val="20"/>
-          <w:szCs w:val="20"/>
-          <w:lang w:val="en-US"/>
-        </w:rPr>
-        <w:t xml:space="preserve"> </w:t>
-      </w:r>
-      <w:proofErr w:type="spellStart"/>
-      <w:r>
-        <w:rPr>
-          <w:rFonts w:ascii="Arial" w:hAnsi="Arial" w:cs="Arial"/>
-          <w:sz w:val="20"/>
-          <w:szCs w:val="20"/>
-          <w:lang w:val="en-US"/>
-        </w:rPr>
-        <w:t>Tempico</w:t>
-      </w:r>
-      <w:proofErr w:type="spellEnd"/>
-      <w:r>
-        <w:rPr>
-          <w:rFonts w:ascii="Arial" w:hAnsi="Arial" w:cs="Arial"/>
-          <w:sz w:val="20"/>
-          <w:szCs w:val="20"/>
-          <w:lang w:val="en-US"/>
-        </w:rPr>
-        <w:t xml:space="preserve"> manual for more information), except for the stop mask.</w:t>
+        <w:t>For each channel, you can modify the number of average cycles, the mode that defines the time range for measurements, the number of stops, the edge type and the stop mask. All these options provide a dropdown menu with the options allowed by the device (refer to the Tausand Tempico manual for more information), except for the stop mask.</w:t>
       </w:r>
     </w:p>
     <w:p>
@@ -7958,27 +7225,7 @@
           <w:szCs w:val="20"/>
           <w:lang w:val="en-US"/>
         </w:rPr>
-        <w:t xml:space="preserve">"Start-stop" measurements are those that capture data from the basic functionality of the </w:t>
-      </w:r>
-      <w:proofErr w:type="spellStart"/>
-      <w:r>
-        <w:rPr>
-          <w:rFonts w:ascii="Arial" w:hAnsi="Arial" w:cs="Arial"/>
-          <w:sz w:val="20"/>
-          <w:szCs w:val="20"/>
-          <w:lang w:val="en-US"/>
-        </w:rPr>
-        <w:t>Tempico</w:t>
-      </w:r>
-      <w:proofErr w:type="spellEnd"/>
-      <w:r>
-        <w:rPr>
-          <w:rFonts w:ascii="Arial" w:hAnsi="Arial" w:cs="Arial"/>
-          <w:sz w:val="20"/>
-          <w:szCs w:val="20"/>
-          <w:lang w:val="en-US"/>
-        </w:rPr>
-        <w:t xml:space="preserve"> device. When a start pulse is received and, subsequently, a stop pulse arrives, the temporal difference between the two pulses is obtained. This point is plotted on a frequency histogram.</w:t>
+        <w:t>"Start-stop" measurements are those that capture data from the basic functionality of the Tempico device. When a start pulse is received and, subsequently, a stop pulse arrives, the temporal difference between the two pulses is obtained. This point is plotted on a frequency histogram.</w:t>
       </w:r>
     </w:p>
     <w:p>
@@ -8599,27 +7846,7 @@
           <w:szCs w:val="20"/>
           <w:lang w:val="en-US"/>
         </w:rPr>
-        <w:t xml:space="preserve">A possible solution to this issue is configuring the threshold voltage. It is recommended to set it to 1.6 V and check if the measurement is performed correctly. If the error persists, try different values for this parameter. If the issue continues and it is determined that it is not a fault in the setup or the input signal, </w:t>
-      </w:r>
-      <w:proofErr w:type="spellStart"/>
-      <w:r>
-        <w:rPr>
-          <w:rFonts w:ascii="Arial" w:hAnsi="Arial" w:cs="Arial"/>
-          <w:sz w:val="20"/>
-          <w:szCs w:val="20"/>
-          <w:lang w:val="en-US"/>
-        </w:rPr>
-        <w:t>Tausand</w:t>
-      </w:r>
-      <w:proofErr w:type="spellEnd"/>
-      <w:r>
-        <w:rPr>
-          <w:rFonts w:ascii="Arial" w:hAnsi="Arial" w:cs="Arial"/>
-          <w:sz w:val="20"/>
-          <w:szCs w:val="20"/>
-          <w:lang w:val="en-US"/>
-        </w:rPr>
-        <w:t xml:space="preserve"> support should be contacted.</w:t>
+        <w:t>A possible solution to this issue is configuring the threshold voltage. It is recommended to set it to 1.6 V and check if the measurement is performed correctly. If the error persists, try different values for this parameter. If the issue continues and it is determined that it is not a fault in the setup or the input signal, Tausand support should be contacted.</w:t>
       </w:r>
     </w:p>
     <w:p>
@@ -9188,27 +8415,7 @@
           <w:szCs w:val="20"/>
           <w:lang w:val="en-US"/>
         </w:rPr>
-        <w:t>Files are saved in all operating systems in the "</w:t>
-      </w:r>
-      <w:proofErr w:type="spellStart"/>
-      <w:r>
-        <w:rPr>
-          <w:rFonts w:ascii="Arial" w:hAnsi="Arial" w:cs="Arial"/>
-          <w:sz w:val="20"/>
-          <w:szCs w:val="20"/>
-          <w:lang w:val="en-US"/>
-        </w:rPr>
-        <w:t>TempicoSoftwareData</w:t>
-      </w:r>
-      <w:proofErr w:type="spellEnd"/>
-      <w:r>
-        <w:rPr>
-          <w:rFonts w:ascii="Arial" w:hAnsi="Arial" w:cs="Arial"/>
-          <w:sz w:val="20"/>
-          <w:szCs w:val="20"/>
-          <w:lang w:val="en-US"/>
-        </w:rPr>
-        <w:t>" folder within "Documents." By default, this folder is automatically created when the program is opened for the first time.</w:t>
+        <w:t>Files are saved in all operating systems in the "TempicoSoftwareData" folder within "Documents." By default, this folder is automatically created when the program is opened for the first time.</w:t>
       </w:r>
     </w:p>
     <w:p>
@@ -9632,27 +8839,7 @@
           <w:szCs w:val="20"/>
           <w:lang w:val="en-US"/>
         </w:rPr>
-        <w:t xml:space="preserve">To record lifetime measurements based on the time difference between input pulses and emitted excitation pulses, </w:t>
-      </w:r>
-      <w:proofErr w:type="spellStart"/>
-      <w:r>
-        <w:rPr>
-          <w:rFonts w:ascii="Arial" w:hAnsi="Arial" w:cs="Arial"/>
-          <w:sz w:val="20"/>
-          <w:szCs w:val="20"/>
-          <w:lang w:val="en-US"/>
-        </w:rPr>
-        <w:t>Tempico</w:t>
-      </w:r>
-      <w:proofErr w:type="spellEnd"/>
-      <w:r>
-        <w:rPr>
-          <w:rFonts w:ascii="Arial" w:hAnsi="Arial" w:cs="Arial"/>
-          <w:sz w:val="20"/>
-          <w:szCs w:val="20"/>
-          <w:lang w:val="en-US"/>
-        </w:rPr>
-        <w:t xml:space="preserve"> Software provides multiple tools to fulfill this functionality.</w:t>
+        <w:t>To record lifetime measurements based on the time difference between input pulses and emitted excitation pulses, Tempico Software provides multiple tools to fulfill this functionality.</w:t>
       </w:r>
     </w:p>
     <w:p>
@@ -9717,86 +8904,26 @@
           <w:lang w:val="en-US"/>
         </w:rPr>
         <w:lastRenderedPageBreak/>
-        <w:t xml:space="preserve">If a channel other than start is selected to initiate the measurement, a periodic electrical signal must be added to the start channel, as </w:t>
-      </w:r>
-      <w:proofErr w:type="spellStart"/>
-      <w:r>
-        <w:rPr>
-          <w:rFonts w:ascii="Arial" w:hAnsi="Arial" w:cs="Arial"/>
-          <w:sz w:val="20"/>
-          <w:szCs w:val="20"/>
-          <w:lang w:val="en-US"/>
-        </w:rPr>
-        <w:t>Tempico</w:t>
-      </w:r>
-      <w:proofErr w:type="spellEnd"/>
-      <w:r>
-        <w:rPr>
-          <w:rFonts w:ascii="Arial" w:hAnsi="Arial" w:cs="Arial"/>
-          <w:sz w:val="20"/>
-          <w:szCs w:val="20"/>
-          <w:lang w:val="en-US"/>
-        </w:rPr>
-        <w:t xml:space="preserve"> cannot measure signals on stop channels without a registered start event. This configuration risks losing data that arrives before the periodic signal is emitted. The pulse period must be short enough to reduce data loss. </w:t>
-      </w:r>
-      <w:proofErr w:type="spellStart"/>
-      <w:r>
-        <w:rPr>
-          <w:rFonts w:ascii="Arial" w:hAnsi="Arial" w:cs="Arial"/>
-          <w:sz w:val="20"/>
-          <w:szCs w:val="20"/>
-          <w:lang w:val="en-US"/>
-        </w:rPr>
-        <w:t>Tempico</w:t>
-      </w:r>
-      <w:proofErr w:type="spellEnd"/>
-      <w:r>
-        <w:rPr>
-          <w:rFonts w:ascii="Arial" w:hAnsi="Arial" w:cs="Arial"/>
-          <w:sz w:val="20"/>
-          <w:szCs w:val="20"/>
-          <w:lang w:val="en-US"/>
-        </w:rPr>
-        <w:t xml:space="preserve"> does not register stops occurring within less than 12 ns, making this setup useful for mitigating such effects. </w:t>
-      </w:r>
-    </w:p>
-    <w:p>
-      <w:pPr>
-        <w:rPr>
-          <w:rFonts w:ascii="Arial" w:hAnsi="Arial" w:cs="Arial"/>
-          <w:sz w:val="20"/>
-          <w:szCs w:val="20"/>
-          <w:lang w:val="en-US"/>
-        </w:rPr>
-      </w:pPr>
-      <w:r>
-        <w:rPr>
-          <w:rFonts w:ascii="Arial" w:hAnsi="Arial" w:cs="Arial"/>
-          <w:sz w:val="20"/>
-          <w:szCs w:val="20"/>
-          <w:lang w:val="en-US"/>
-        </w:rPr>
-        <w:t xml:space="preserve">After selecting the channel, the bin width must be chosen, representing the histogram's bar width. For example, with a bin width of 12 ns, if there are two measurements at 1 ns and 5 ns, both will contribute to the same histogram bar's frequency. The number of bins prevents histogram saturation and usually limits the time axis range. For instance, selecting a bin width of 480 </w:t>
-      </w:r>
-      <w:proofErr w:type="spellStart"/>
-      <w:r>
-        <w:rPr>
-          <w:rFonts w:ascii="Arial" w:hAnsi="Arial" w:cs="Arial"/>
-          <w:sz w:val="20"/>
-          <w:szCs w:val="20"/>
-          <w:lang w:val="en-US"/>
-        </w:rPr>
-        <w:t>ps</w:t>
-      </w:r>
-      <w:proofErr w:type="spellEnd"/>
-      <w:r>
-        <w:rPr>
-          <w:rFonts w:ascii="Arial" w:hAnsi="Arial" w:cs="Arial"/>
-          <w:sz w:val="20"/>
-          <w:szCs w:val="20"/>
-          <w:lang w:val="en-US"/>
-        </w:rPr>
-        <w:t xml:space="preserve"> and 50 bins results in a 24 ns range. Unlike start-stop histograms, lifetime measurements are designed with a limit, allowing the number of measurements to be specified. A measurement is counted when both start and stop channels record a value.</w:t>
+        <w:t xml:space="preserve">If a channel other than start is selected to initiate the measurement, a periodic electrical signal must be added to the start channel, as Tempico cannot measure signals on stop channels without a registered start event. This configuration risks losing data that arrives before the periodic signal is emitted. The pulse period must be short enough to reduce data loss. Tempico does not register stops occurring within less than 12 ns, making this setup useful for mitigating such effects. </w:t>
+      </w:r>
+    </w:p>
+    <w:p>
+      <w:pPr>
+        <w:rPr>
+          <w:rFonts w:ascii="Arial" w:hAnsi="Arial" w:cs="Arial"/>
+          <w:sz w:val="20"/>
+          <w:szCs w:val="20"/>
+          <w:lang w:val="en-US"/>
+        </w:rPr>
+      </w:pPr>
+      <w:r>
+        <w:rPr>
+          <w:rFonts w:ascii="Arial" w:hAnsi="Arial" w:cs="Arial"/>
+          <w:sz w:val="20"/>
+          <w:szCs w:val="20"/>
+          <w:lang w:val="en-US"/>
+        </w:rPr>
+        <w:t>After selecting the channel, the bin width must be chosen, representing the histogram's bar width. For example, with a bin width of 12 ns, if there are two measurements at 1 ns and 5 ns, both will contribute to the same histogram bar's frequency. The number of bins prevents histogram saturation and usually limits the time axis range. For instance, selecting a bin width of 480 ps and 50 bins results in a 24 ns range. Unlike start-stop histograms, lifetime measurements are designed with a limit, allowing the number of measurements to be specified. A measurement is counted when both start and stop channels record a value.</w:t>
       </w:r>
     </w:p>
     <w:p>
@@ -10207,61 +9334,7 @@
           <w:sz w:val="20"/>
           <w:szCs w:val="20"/>
         </w:rPr>
-        <w:t xml:space="preserve">Con el fin de obtener más información acerca de una medición, el usuario puede realizar un </w:t>
-      </w:r>
-      <w:proofErr w:type="spellStart"/>
-      <w:r>
-        <w:rPr>
-          <w:rFonts w:ascii="Arial" w:hAnsi="Arial" w:cs="Arial"/>
-          <w:sz w:val="20"/>
-          <w:szCs w:val="20"/>
-        </w:rPr>
-        <w:t>fit</w:t>
-      </w:r>
-      <w:proofErr w:type="spellEnd"/>
-      <w:r>
-        <w:rPr>
-          <w:rFonts w:ascii="Arial" w:hAnsi="Arial" w:cs="Arial"/>
-          <w:sz w:val="20"/>
-          <w:szCs w:val="20"/>
-        </w:rPr>
-        <w:t xml:space="preserve"> sobre la gráfica. Al realizar el </w:t>
-      </w:r>
-      <w:proofErr w:type="spellStart"/>
-      <w:r>
-        <w:rPr>
-          <w:rFonts w:ascii="Arial" w:hAnsi="Arial" w:cs="Arial"/>
-          <w:sz w:val="20"/>
-          <w:szCs w:val="20"/>
-        </w:rPr>
-        <w:t>fit</w:t>
-      </w:r>
-      <w:proofErr w:type="spellEnd"/>
-      <w:r>
-        <w:rPr>
-          <w:rFonts w:ascii="Arial" w:hAnsi="Arial" w:cs="Arial"/>
-          <w:sz w:val="20"/>
-          <w:szCs w:val="20"/>
-        </w:rPr>
-        <w:t xml:space="preserve"> obtiene en la tabla de la esquina superior derecha información más detallada acerca de los </w:t>
-      </w:r>
-      <w:proofErr w:type="spellStart"/>
-      <w:r>
-        <w:rPr>
-          <w:rFonts w:ascii="Arial" w:hAnsi="Arial" w:cs="Arial"/>
-          <w:sz w:val="20"/>
-          <w:szCs w:val="20"/>
-        </w:rPr>
-        <w:t>parametros</w:t>
-      </w:r>
-      <w:proofErr w:type="spellEnd"/>
-      <w:r>
-        <w:rPr>
-          <w:rFonts w:ascii="Arial" w:hAnsi="Arial" w:cs="Arial"/>
-          <w:sz w:val="20"/>
-          <w:szCs w:val="20"/>
-        </w:rPr>
-        <w:t xml:space="preserve"> de la ecuación a ajustar. Obtiene sus valores, su desviación estándar y sus respectivas unidades. </w:t>
+        <w:t xml:space="preserve">Con el fin de obtener más información acerca de una medición, el usuario puede realizar un fit sobre la gráfica. Al realizar el fit obtiene en la tabla de la esquina superior derecha información más detallada acerca de los parametros de la ecuación a ajustar. Obtiene sus valores, su desviación estándar y sus respectivas unidades. </w:t>
       </w:r>
     </w:p>
     <w:p/>
@@ -12024,27 +11097,7 @@
           <w:szCs w:val="20"/>
           <w:lang w:val="en-US"/>
         </w:rPr>
-        <w:t xml:space="preserve">), a window will appear to select the desired format for saving the data. The user can choose between txt, csv, or </w:t>
-      </w:r>
-      <w:proofErr w:type="spellStart"/>
-      <w:r>
-        <w:rPr>
-          <w:rFonts w:ascii="Arial" w:hAnsi="Arial" w:cs="Arial"/>
-          <w:sz w:val="20"/>
-          <w:szCs w:val="20"/>
-          <w:lang w:val="en-US"/>
-        </w:rPr>
-        <w:t>dat</w:t>
-      </w:r>
-      <w:proofErr w:type="spellEnd"/>
-      <w:r>
-        <w:rPr>
-          <w:rFonts w:ascii="Arial" w:hAnsi="Arial" w:cs="Arial"/>
-          <w:sz w:val="20"/>
-          <w:szCs w:val="20"/>
-          <w:lang w:val="en-US"/>
-        </w:rPr>
-        <w:t xml:space="preserve"> formats.</w:t>
+        <w:t>), a window will appear to select the desired format for saving the data. The user can choose between txt, csv, or dat formats.</w:t>
       </w:r>
     </w:p>
     <w:p>
@@ -12559,33 +11612,11 @@
           <w:lang w:val="en-US"/>
         </w:rPr>
       </w:pPr>
-      <w:proofErr w:type="spellStart"/>
-      <w:r>
-        <w:rPr>
-          <w:lang w:val="en-US"/>
-        </w:rPr>
-        <w:t>Tempico</w:t>
-      </w:r>
-      <w:proofErr w:type="spellEnd"/>
-      <w:r>
-        <w:rPr>
-          <w:lang w:val="en-US"/>
-        </w:rPr>
-        <w:t xml:space="preserve"> Software does not directly provide the exact count of pulses received on each channel, since the </w:t>
-      </w:r>
-      <w:proofErr w:type="spellStart"/>
-      <w:r>
-        <w:rPr>
-          <w:lang w:val="en-US"/>
-        </w:rPr>
-        <w:t>Tempico</w:t>
-      </w:r>
-      <w:proofErr w:type="spellEnd"/>
-      <w:r>
-        <w:rPr>
-          <w:lang w:val="en-US"/>
-        </w:rPr>
-        <w:t xml:space="preserve"> device accepts a maximum of five incoming pulses after a start </w:t>
+      <w:r>
+        <w:rPr>
+          <w:lang w:val="en-US"/>
+        </w:rPr>
+        <w:t xml:space="preserve">Tempico Software does not directly provide the exact count of pulses received on each channel, since the Tempico device accepts a maximum of five incoming pulses after a start </w:t>
       </w:r>
       <w:r>
         <w:rPr>
@@ -12631,21 +11662,7 @@
         <w:rPr>
           <w:lang w:val="en-US"/>
         </w:rPr>
-        <w:t xml:space="preserve">To estimate pulse counts in </w:t>
-      </w:r>
-      <w:proofErr w:type="spellStart"/>
-      <w:r>
-        <w:rPr>
-          <w:lang w:val="en-US"/>
-        </w:rPr>
-        <w:t>Tempico</w:t>
-      </w:r>
-      <w:proofErr w:type="spellEnd"/>
-      <w:r>
-        <w:rPr>
-          <w:lang w:val="en-US"/>
-        </w:rPr>
-        <w:t xml:space="preserve"> Software, it is essential that the measurement includes a periodic start pulse of very short duration, and that the source to be measured is connected to one of the available channels (A, B, C, or D). In this process, software settings such as average cycles, mode, number of stops, and stop mask have no effect, as the system automatically configures these parameters during the measurement. The software calculates the </w:t>
+        <w:t xml:space="preserve">To estimate pulse counts in Tempico Software, it is essential that the measurement includes a periodic start pulse of very short duration, and that the source to be measured is connected to one of the available channels (A, B, C, or D). In this process, software settings such as average cycles, mode, number of stops, and stop mask have no effect, as the system automatically configures these parameters during the measurement. The software calculates the </w:t>
       </w:r>
       <w:r>
         <w:rPr>
@@ -12740,21 +11757,7 @@
         <w:rPr>
           <w:lang w:val="en-US"/>
         </w:rPr>
-        <w:t xml:space="preserve">The </w:t>
-      </w:r>
-      <w:proofErr w:type="spellStart"/>
-      <w:r>
-        <w:rPr>
-          <w:lang w:val="en-US"/>
-        </w:rPr>
-        <w:t>Tempico</w:t>
-      </w:r>
-      <w:proofErr w:type="spellEnd"/>
-      <w:r>
-        <w:rPr>
-          <w:lang w:val="en-US"/>
-        </w:rPr>
-        <w:t xml:space="preserve"> device has a 4-millisecond window to receive a stop pulse after a start pulse is received. Additionally, it is essential that at least two pulses are detected after the start pulse during the measurement process, as otherwise it will not be possible to calculate the time differences between pulses. Therefore, the input signal must have a minimum frequency of 500 pulses per second </w:t>
+        <w:t xml:space="preserve">The Tempico device has a 4-millisecond window to receive a stop pulse after a start pulse is received. Additionally, it is essential that at least two pulses are detected after the start pulse during the measurement process, as otherwise it will not be possible to calculate the time differences between pulses. Therefore, the input signal must have a minimum frequency of 500 pulses per second </w:t>
       </w:r>
       <w:r>
         <w:rPr>
@@ -12896,21 +11899,7 @@
         <w:rPr>
           <w:lang w:val="en-US"/>
         </w:rPr>
-        <w:t xml:space="preserve">Once the user starts the measurement, the system automatically determines the number of stops required to begin count estimation. This step is critical, as configuring the </w:t>
-      </w:r>
-      <w:proofErr w:type="spellStart"/>
-      <w:r>
-        <w:rPr>
-          <w:lang w:val="en-US"/>
-        </w:rPr>
-        <w:t>Tempico</w:t>
-      </w:r>
-      <w:proofErr w:type="spellEnd"/>
-      <w:r>
-        <w:rPr>
-          <w:lang w:val="en-US"/>
-        </w:rPr>
-        <w:t xml:space="preserve"> device with several stops greater than the actual number of pulses received after a start pulse would result in no valid measurements being detected. To prevent this issue, the software analyzes the incoming signal behavior and automatically adjusts the appropriate number of stops before starting the counting process</w:t>
+        <w:t>Once the user starts the measurement, the system automatically determines the number of stops required to begin count estimation. This step is critical, as configuring the Tempico device with several stops greater than the actual number of pulses received after a start pulse would result in no valid measurements being detected. To prevent this issue, the software analyzes the incoming signal behavior and automatically adjusts the appropriate number of stops before starting the counting process</w:t>
       </w:r>
       <w:r>
         <w:rPr>
@@ -13534,14 +12523,7 @@
         <w:rPr>
           <w:lang w:val="en-US"/>
         </w:rPr>
-        <w:t xml:space="preserve">Time filters can be applied to the graphs using the Time Range dropdown menu. This allows you to adjust the time range on the X-axis to view the measurement history in detail. For example, if you select 50 seconds, all graphs will display the last 50 seconds of the recorded </w:t>
-      </w:r>
-      <w:proofErr w:type="spellStart"/>
-      <w:r>
-        <w:rPr>
-          <w:lang w:val="en-US"/>
-        </w:rPr>
-        <w:t>data.</w:t>
+        <w:t>Time filters can be applied to the graphs using the Time Range dropdown menu. This allows you to adjust the time range on the X-axis to view the measurement history in detail. For example, if you select 50 seconds, all graphs will display the last 50 seconds of the recorded data.</w:t>
       </w:r>
       <w:r>
         <w:rPr>
@@ -13549,7 +12531,6 @@
         </w:rPr>
         <w:t>S</w:t>
       </w:r>
-      <w:proofErr w:type="spellEnd"/>
     </w:p>
     <w:p>
       <w:pPr>
@@ -13660,14 +12641,7 @@
         <w:rPr>
           <w:lang w:val="en-US"/>
         </w:rPr>
-        <w:t xml:space="preserve">During the measurement, there is also a table section that displays the history of the estimated count values along with the corresponding hour, </w:t>
-      </w:r>
-      <w:proofErr w:type="spellStart"/>
-      <w:r>
-        <w:rPr>
-          <w:lang w:val="en-US"/>
-        </w:rPr>
-        <w:t>min</w:t>
+        <w:t>During the measurement, there is also a table section that displays the history of the estimated count values along with the corresponding hour, min</w:t>
       </w:r>
       <w:r>
         <w:rPr>
@@ -13679,14 +12653,7 @@
         <w:rPr>
           <w:lang w:val="en-US"/>
         </w:rPr>
-        <w:t>utes</w:t>
-      </w:r>
-      <w:proofErr w:type="spellEnd"/>
-      <w:r>
-        <w:rPr>
-          <w:lang w:val="en-US"/>
-        </w:rPr>
-        <w:t>, and seconds of registration. This section is located below the graphs displayed on the screen.</w:t>
+        <w:t>utes, and seconds of registration. This section is located below the graphs displayed on the screen.</w:t>
       </w:r>
     </w:p>
     <w:p>
@@ -14344,14 +13311,7 @@
         <w:rPr>
           <w:lang w:val="en-US"/>
         </w:rPr>
-        <w:t xml:space="preserve">Among the available formats for saving the data are .txt, .csv, and .dat. Upon clicking Accept, a window will appear confirming that the values have been successfully saved and displaying the path where the files are </w:t>
-      </w:r>
-      <w:proofErr w:type="spellStart"/>
-      <w:r>
-        <w:rPr>
-          <w:lang w:val="en-US"/>
-        </w:rPr>
-        <w:t>located.</w:t>
+        <w:t>Among the available formats for saving the data are .txt, .csv, and .dat. Upon clicking Accept, a window will appear confirming that the values have been successfully saved and displaying the path where the files are located.</w:t>
       </w:r>
       <w:r>
         <w:rPr>
@@ -14359,7 +13319,6 @@
         </w:rPr>
         <w:t>SS</w:t>
       </w:r>
-      <w:proofErr w:type="spellEnd"/>
     </w:p>
     <w:p>
       <w:pPr>
@@ -14761,27 +13720,7 @@
           <w:szCs w:val="20"/>
           <w:lang w:val="en-US"/>
         </w:rPr>
-        <w:t xml:space="preserve">To comprehensively capture every pulse arriving at the start channel, together with its corresponding stop pulses, while recording the precise timestamp of each event, </w:t>
-      </w:r>
-      <w:proofErr w:type="spellStart"/>
-      <w:r>
-        <w:rPr>
-          <w:rFonts w:ascii="Arial" w:hAnsi="Arial" w:cs="Arial"/>
-          <w:sz w:val="20"/>
-          <w:szCs w:val="20"/>
-          <w:lang w:val="en-US"/>
-        </w:rPr>
-        <w:t>Tempico</w:t>
-      </w:r>
-      <w:proofErr w:type="spellEnd"/>
-      <w:r>
-        <w:rPr>
-          <w:rFonts w:ascii="Arial" w:hAnsi="Arial" w:cs="Arial"/>
-          <w:sz w:val="20"/>
-          <w:szCs w:val="20"/>
-          <w:lang w:val="en-US"/>
-        </w:rPr>
-        <w:t xml:space="preserve"> Software provides a measurement mode optimized for fast and efficient data acquisition. This mode is specifically designed to handle large data volumes.</w:t>
+        <w:t>To comprehensively capture every pulse arriving at the start channel, together with its corresponding stop pulses, while recording the precise timestamp of each event, Tempico Software provides a measurement mode optimized for fast and efficient data acquisition. This mode is specifically designed to handle large data volumes.</w:t>
       </w:r>
     </w:p>
     <w:p>
@@ -15488,47 +14427,7 @@
           <w:szCs w:val="20"/>
           <w:lang w:val="en-US"/>
         </w:rPr>
-        <w:t xml:space="preserve">If an unexpected error occurs—such as an operating system failure, hardware malfunction, or sudden shutdown/restart—data can be recovered from the installation root directory of </w:t>
-      </w:r>
-      <w:proofErr w:type="spellStart"/>
-      <w:r>
-        <w:rPr>
-          <w:rFonts w:ascii="Arial" w:hAnsi="Arial" w:cs="Arial"/>
-          <w:sz w:val="20"/>
-          <w:szCs w:val="20"/>
-          <w:lang w:val="en-US"/>
-        </w:rPr>
-        <w:t>Tempico</w:t>
-      </w:r>
-      <w:proofErr w:type="spellEnd"/>
-      <w:r>
-        <w:rPr>
-          <w:rFonts w:ascii="Arial" w:hAnsi="Arial" w:cs="Arial"/>
-          <w:sz w:val="20"/>
-          <w:szCs w:val="20"/>
-          <w:lang w:val="en-US"/>
-        </w:rPr>
-        <w:t xml:space="preserve"> Software, inside the </w:t>
-      </w:r>
-      <w:proofErr w:type="spellStart"/>
-      <w:r>
-        <w:rPr>
-          <w:rFonts w:ascii="Arial" w:hAnsi="Arial" w:cs="Arial"/>
-          <w:sz w:val="20"/>
-          <w:szCs w:val="20"/>
-          <w:lang w:val="en-US"/>
-        </w:rPr>
-        <w:t>TempData</w:t>
-      </w:r>
-      <w:proofErr w:type="spellEnd"/>
-      <w:r>
-        <w:rPr>
-          <w:rFonts w:ascii="Arial" w:hAnsi="Arial" w:cs="Arial"/>
-          <w:sz w:val="20"/>
-          <w:szCs w:val="20"/>
-          <w:lang w:val="en-US"/>
-        </w:rPr>
-        <w:t xml:space="preserve"> folder. This directory contains the file AutoSaveData.txt, which stores all data recorded up to the last autosave. Although it is not recommended to open this file directly, it can be used as a recovery resource if necessary.</w:t>
+        <w:t>If an unexpected error occurs—such as an operating system failure, hardware malfunction, or sudden shutdown/restart—data can be recovered from the installation root directory of Tempico Software, inside the TempData folder. This directory contains the file AutoSaveData.txt, which stores all data recorded up to the last autosave. Although it is not recommended to open this file directly, it can be used as a recovery resource if necessary.</w:t>
       </w:r>
     </w:p>
     <w:p>
@@ -17646,25 +16545,14 @@
           <w:lang w:val="en-US"/>
         </w:rPr>
       </w:pPr>
-      <w:proofErr w:type="spellStart"/>
-      <w:r>
-        <w:rPr>
-          <w:rFonts w:ascii="Arial" w:hAnsi="Arial" w:cs="Arial"/>
-          <w:sz w:val="20"/>
-          <w:szCs w:val="20"/>
-          <w:lang w:val="en-US"/>
-        </w:rPr>
-        <w:t>Tempico</w:t>
-      </w:r>
-      <w:proofErr w:type="spellEnd"/>
-      <w:r>
-        <w:rPr>
-          <w:rFonts w:ascii="Arial" w:hAnsi="Arial" w:cs="Arial"/>
-          <w:sz w:val="20"/>
-          <w:szCs w:val="20"/>
-          <w:lang w:val="en-US"/>
-        </w:rPr>
-        <w:t xml:space="preserve"> Software is open source, allowing access to the software's source code and developer documentation through the GitHub platform. It also provides a guide to the code and the creation of respective installers for each operating system.</w:t>
+      <w:r>
+        <w:rPr>
+          <w:rFonts w:ascii="Arial" w:hAnsi="Arial" w:cs="Arial"/>
+          <w:sz w:val="20"/>
+          <w:szCs w:val="20"/>
+          <w:lang w:val="en-US"/>
+        </w:rPr>
+        <w:t>Tempico Software is open source, allowing access to the software's source code and developer documentation through the GitHub platform. It also provides a guide to the code and the creation of respective installers for each operating system.</w:t>
       </w:r>
     </w:p>
     <w:p>
@@ -17728,47 +16616,7 @@
           <w:szCs w:val="20"/>
           <w:lang w:val="en-US"/>
         </w:rPr>
-        <w:t xml:space="preserve">Your computer may automatically download and install from the Internet the required drivers once you connect your </w:t>
-      </w:r>
-      <w:proofErr w:type="spellStart"/>
-      <w:r>
-        <w:rPr>
-          <w:rFonts w:ascii="Arial" w:hAnsi="Arial" w:cs="Arial"/>
-          <w:sz w:val="20"/>
-          <w:szCs w:val="20"/>
-          <w:lang w:val="en-US"/>
-        </w:rPr>
-        <w:t>Tausand</w:t>
-      </w:r>
-      <w:proofErr w:type="spellEnd"/>
-      <w:r>
-        <w:rPr>
-          <w:rFonts w:ascii="Arial" w:hAnsi="Arial" w:cs="Arial"/>
-          <w:sz w:val="20"/>
-          <w:szCs w:val="20"/>
-          <w:lang w:val="en-US"/>
-        </w:rPr>
-        <w:t xml:space="preserve"> </w:t>
-      </w:r>
-      <w:proofErr w:type="spellStart"/>
-      <w:r>
-        <w:rPr>
-          <w:rFonts w:ascii="Arial" w:hAnsi="Arial" w:cs="Arial"/>
-          <w:sz w:val="20"/>
-          <w:szCs w:val="20"/>
-          <w:lang w:val="en-US"/>
-        </w:rPr>
-        <w:t>Tempico</w:t>
-      </w:r>
-      <w:proofErr w:type="spellEnd"/>
-      <w:r>
-        <w:rPr>
-          <w:rFonts w:ascii="Arial" w:hAnsi="Arial" w:cs="Arial"/>
-          <w:sz w:val="20"/>
-          <w:szCs w:val="20"/>
-          <w:lang w:val="en-US"/>
-        </w:rPr>
-        <w:t xml:space="preserve"> device to a USB port. If you require to install them manually, they are available at </w:t>
+        <w:t xml:space="preserve">Your computer may automatically download and install from the Internet the required drivers once you connect your Tausand Tempico device to a USB port. If you require to install them manually, they are available at </w:t>
       </w:r>
       <w:hyperlink r:id="rId136" w:history="1">
         <w:r>
@@ -18011,33 +16859,11 @@
             <w:color w:val="7F7F7F" w:themeColor="text1" w:themeTint="80"/>
           </w:rPr>
         </w:pPr>
-        <w:proofErr w:type="spellStart"/>
         <w:r>
           <w:rPr>
             <w:color w:val="7F7F7F" w:themeColor="text1" w:themeTint="80"/>
           </w:rPr>
-          <w:t>Tempico</w:t>
-        </w:r>
-        <w:proofErr w:type="spellEnd"/>
-        <w:r>
-          <w:rPr>
-            <w:color w:val="7F7F7F" w:themeColor="text1" w:themeTint="80"/>
-          </w:rPr>
-          <w:t xml:space="preserve"> software </w:t>
-        </w:r>
-        <w:proofErr w:type="spellStart"/>
-        <w:r>
-          <w:rPr>
-            <w:color w:val="7F7F7F" w:themeColor="text1" w:themeTint="80"/>
-          </w:rPr>
-          <w:t>user’s</w:t>
-        </w:r>
-        <w:proofErr w:type="spellEnd"/>
-        <w:r>
-          <w:rPr>
-            <w:color w:val="7F7F7F" w:themeColor="text1" w:themeTint="80"/>
-          </w:rPr>
-          <w:t xml:space="preserve"> manual</w:t>
+          <w:t>Tempico software user’s manual</w:t>
         </w:r>
       </w:p>
     </w:sdtContent>
@@ -19496,6 +18322,7 @@
     <w:rsid w:val="00141F35"/>
     <w:rsid w:val="0019347C"/>
     <w:rsid w:val="001C11CA"/>
+    <w:rsid w:val="003E3D81"/>
     <w:rsid w:val="004B6BE0"/>
     <w:rsid w:val="005655B3"/>
     <w:rsid w:val="00582394"/>
@@ -19505,7 +18332,6 @@
     <w:rsid w:val="00790198"/>
     <w:rsid w:val="00812AB5"/>
     <w:rsid w:val="00854A65"/>
-    <w:rsid w:val="008A0681"/>
     <w:rsid w:val="00925162"/>
     <w:rsid w:val="009D0744"/>
     <w:rsid w:val="009D54AA"/>

--- a/docs/tempicoSoftwareUserManual/TausandTempicoSoftware Manual.docx
+++ b/docs/tempicoSoftwareUserManual/TausandTempicoSoftware Manual.docx
@@ -276,7 +276,7 @@
         <w:rPr>
           <w:lang w:val="en-US"/>
         </w:rPr>
-        <w:t>August</w:t>
+        <w:t>October</w:t>
       </w:r>
       <w:r>
         <w:rPr>
@@ -292,16 +292,10 @@
       </w:r>
       <w:r>
         <w:rPr>
-          <w:lang w:val="en-US"/>
-        </w:rPr>
-        <w:t>8</w:t>
-      </w:r>
-      <w:r>
-        <w:rPr>
           <w:vertAlign w:val="superscript"/>
           <w:lang w:val="en-US"/>
         </w:rPr>
-        <w:t>th</w:t>
+        <w:t>st</w:t>
       </w:r>
       <w:r>
         <w:rPr>
@@ -6611,7 +6605,7 @@
           <w:lang w:val="en-US"/>
         </w:rPr>
         <w:drawing>
-          <wp:inline distT="0" distB="0" distL="0" distR="0" wp14:anchorId="525FDEF1" wp14:editId="25278293">
+          <wp:inline distT="0" distB="0" distL="0" distR="0" wp14:anchorId="525FDEF1" wp14:editId="22A033B5">
             <wp:extent cx="3013544" cy="1349241"/>
             <wp:effectExtent l="0" t="0" r="0" b="0"/>
             <wp:docPr id="358429826" name="Imagen 1" descr="Logotipo&#10;&#10;Descripción generada automáticamente"/>
@@ -10243,25 +10237,7 @@
           <w:sz w:val="20"/>
           <w:szCs w:val="20"/>
         </w:rPr>
-        <w:t xml:space="preserve"> obtiene en la tabla de la esquina superior derecha información más detallada acerca de los </w:t>
-      </w:r>
-      <w:proofErr w:type="spellStart"/>
-      <w:r>
-        <w:rPr>
-          <w:rFonts w:ascii="Arial" w:hAnsi="Arial" w:cs="Arial"/>
-          <w:sz w:val="20"/>
-          <w:szCs w:val="20"/>
-        </w:rPr>
-        <w:t>parametros</w:t>
-      </w:r>
-      <w:proofErr w:type="spellEnd"/>
-      <w:r>
-        <w:rPr>
-          <w:rFonts w:ascii="Arial" w:hAnsi="Arial" w:cs="Arial"/>
-          <w:sz w:val="20"/>
-          <w:szCs w:val="20"/>
-        </w:rPr>
-        <w:t xml:space="preserve"> de la ecuación a ajustar. Obtiene sus valores, su desviación estándar y sus respectivas unidades. </w:t>
+        <w:t xml:space="preserve"> obtiene en la tabla de la esquina superior derecha información más detallada acerca de los parametros de la ecuación a ajustar. Obtiene sus valores, su desviación estándar y sus respectivas unidades. </w:t>
       </w:r>
     </w:p>
     <w:p/>
@@ -16173,6 +16149,7 @@
         <w:rPr>
           <w:rFonts w:ascii="Arial" w:hAnsi="Arial" w:cs="Arial"/>
           <w:bCs/>
+          <w:noProof/>
           <w:sz w:val="20"/>
           <w:szCs w:val="20"/>
           <w:lang w:val="en-US"/>
@@ -18011,19 +17988,11 @@
             <w:color w:val="7F7F7F" w:themeColor="text1" w:themeTint="80"/>
           </w:rPr>
         </w:pPr>
-        <w:proofErr w:type="spellStart"/>
         <w:r>
           <w:rPr>
             <w:color w:val="7F7F7F" w:themeColor="text1" w:themeTint="80"/>
           </w:rPr>
-          <w:t>Tempico</w:t>
-        </w:r>
-        <w:proofErr w:type="spellEnd"/>
-        <w:r>
-          <w:rPr>
-            <w:color w:val="7F7F7F" w:themeColor="text1" w:themeTint="80"/>
-          </w:rPr>
-          <w:t xml:space="preserve"> software </w:t>
+          <w:t xml:space="preserve">Tempico software </w:t>
         </w:r>
         <w:proofErr w:type="spellStart"/>
         <w:r>
@@ -19496,6 +19465,7 @@
     <w:rsid w:val="00141F35"/>
     <w:rsid w:val="0019347C"/>
     <w:rsid w:val="001C11CA"/>
+    <w:rsid w:val="00353A65"/>
     <w:rsid w:val="004B6BE0"/>
     <w:rsid w:val="005655B3"/>
     <w:rsid w:val="00582394"/>
@@ -19512,6 +19482,7 @@
     <w:rsid w:val="009D632D"/>
     <w:rsid w:val="00A15EFF"/>
     <w:rsid w:val="00A522CA"/>
+    <w:rsid w:val="00AA3CBE"/>
     <w:rsid w:val="00B50367"/>
     <w:rsid w:val="00B956F5"/>
     <w:rsid w:val="00CE2C9F"/>
